--- a/Projeto DA/Guia do Utilizador iShopping.docx
+++ b/Projeto DA/Guia do Utilizador iShopping.docx
@@ -139,21 +139,7 @@
                 <w:b/>
               </w:rPr>
               <w:lastRenderedPageBreak/>
-              <w:t>Autor(</w:t>
-            </w:r>
-            <w:proofErr w:type="spellStart"/>
-            <w:r>
-              <w:rPr>
-                <w:b/>
-              </w:rPr>
-              <w:t>es</w:t>
-            </w:r>
-            <w:proofErr w:type="spellEnd"/>
-            <w:r>
-              <w:rPr>
-                <w:b/>
-              </w:rPr>
-              <w:t>):</w:t>
+              <w:t>Autor(es):</w:t>
             </w:r>
           </w:p>
         </w:tc>
@@ -168,10 +154,7 @@
           </w:p>
           <w:p>
             <w:r>
-              <w:t xml:space="preserve">Valter Beca </w:t>
-            </w:r>
-            <w:r>
-              <w:t>2025162525</w:t>
+              <w:t>Valter Beca 2025162525</w:t>
             </w:r>
           </w:p>
           <w:p>
@@ -275,20 +258,20 @@
     </w:p>
     <w:sdt>
       <w:sdtPr>
+        <w:rPr>
+          <w:rFonts w:ascii="Calibri" w:eastAsiaTheme="minorEastAsia" w:hAnsi="Calibri" w:cstheme="minorBidi"/>
+          <w:b w:val="0"/>
+          <w:bCs w:val="0"/>
+          <w:color w:val="auto"/>
+          <w:sz w:val="22"/>
+          <w:szCs w:val="22"/>
+        </w:rPr>
         <w:id w:val="-1647585867"/>
         <w:docPartObj>
           <w:docPartGallery w:val="Table of Contents"/>
           <w:docPartUnique/>
         </w:docPartObj>
       </w:sdtPr>
-      <w:sdtEndPr>
-        <w:rPr>
-          <w:rFonts w:ascii="Calibri" w:eastAsiaTheme="minorEastAsia" w:hAnsi="Calibri" w:cstheme="minorBidi"/>
-          <w:color w:val="auto"/>
-          <w:sz w:val="22"/>
-          <w:szCs w:val="22"/>
-        </w:rPr>
-      </w:sdtEndPr>
       <w:sdtContent>
         <w:p>
           <w:pPr>
@@ -4714,23 +4697,7 @@
         <w:ind w:left="340"/>
       </w:pPr>
       <w:r>
-        <w:t xml:space="preserve">Os blocos </w:t>
-      </w:r>
-      <w:proofErr w:type="gramStart"/>
-      <w:r>
-        <w:t>«[ INSERIR</w:t>
-      </w:r>
-      <w:proofErr w:type="gramEnd"/>
-      <w:r>
-        <w:t xml:space="preserve"> SCREENSHOT: </w:t>
-      </w:r>
-      <w:proofErr w:type="gramStart"/>
-      <w:r>
-        <w:t>... ]</w:t>
-      </w:r>
-      <w:proofErr w:type="gramEnd"/>
-      <w:r>
-        <w:t>» indicam o local onde deverá ser inserida a respetiva captura de ecrã.</w:t>
+        <w:t>Os blocos «[ INSERIR SCREENSHOT: ... ]» indicam o local onde deverá ser inserida a respetiva captura de ecrã.</w:t>
       </w:r>
     </w:p>
     <w:p>
@@ -4739,15 +4706,7 @@
         <w:ind w:left="340"/>
       </w:pPr>
       <w:r>
-        <w:t xml:space="preserve">As sequências de cliques são representadas com o separador </w:t>
-      </w:r>
-      <w:proofErr w:type="gramStart"/>
-      <w:r>
-        <w:t>« &gt;</w:t>
-      </w:r>
-      <w:proofErr w:type="gramEnd"/>
-      <w:r>
-        <w:t xml:space="preserve"> » (ex.: Menu Principal &gt; Gestão &gt; Artigos).</w:t>
+        <w:t>As sequências de cliques são representadas com o separador « &gt; » (ex.: Menu Principal &gt; Gestão &gt; Artigos).</w:t>
       </w:r>
     </w:p>
     <w:p>
@@ -4849,15 +4808,7 @@
         <w:ind w:left="340"/>
       </w:pPr>
       <w:r>
-        <w:t>Microsoft SQL Server 2019 (</w:t>
-      </w:r>
-      <w:proofErr w:type="spellStart"/>
-      <w:r>
-        <w:t>LocalDB</w:t>
-      </w:r>
-      <w:proofErr w:type="spellEnd"/>
-      <w:r>
-        <w:t xml:space="preserve"> ou Express) ou superior.</w:t>
+        <w:t>Microsoft SQL Server 2019 (LocalDB ou Express) ou superior.</w:t>
       </w:r>
     </w:p>
     <w:p>
@@ -4874,21 +4825,7 @@
         <w:rPr>
           <w:i/>
         </w:rPr>
-        <w:t xml:space="preserve">Nota: a aplicação utiliza </w:t>
-      </w:r>
-      <w:proofErr w:type="spellStart"/>
-      <w:r>
-        <w:rPr>
-          <w:i/>
-        </w:rPr>
-        <w:t>Entity</w:t>
-      </w:r>
-      <w:proofErr w:type="spellEnd"/>
-      <w:r>
-        <w:rPr>
-          <w:i/>
-        </w:rPr>
-        <w:t xml:space="preserve"> Framework para o acesso a dados. Não é necessária qualquer instalação adicional por parte do utilizador, uma vez que as dependências são distribuídas com o executável.</w:t>
+        <w:t>Nota: a aplicação utiliza Entity Framework para o acesso a dados. Não é necessária qualquer instalação adicional por parte do utilizador, uma vez que as dependências são distribuídas com o executável.</w:t>
       </w:r>
     </w:p>
     <w:p>
@@ -4931,15 +4868,7 @@
         <w:ind w:left="340"/>
       </w:pPr>
       <w:r>
-        <w:t xml:space="preserve">Pasta </w:t>
-      </w:r>
-      <w:proofErr w:type="spellStart"/>
-      <w:r>
-        <w:t>src</w:t>
-      </w:r>
-      <w:proofErr w:type="spellEnd"/>
-      <w:r>
-        <w:t>/ — código-fonte completo da solução em C# (Visual Studio).</w:t>
+        <w:t>Pasta src/ — código-fonte completo da solução em C# (Visual Studio).</w:t>
       </w:r>
     </w:p>
     <w:p>
@@ -4948,15 +4877,7 @@
         <w:ind w:left="340"/>
       </w:pPr>
       <w:r>
-        <w:t>Pasta bin/ — ficheiros executáveis e bibliotecas compiladas (</w:t>
-      </w:r>
-      <w:proofErr w:type="spellStart"/>
-      <w:r>
-        <w:t>Release</w:t>
-      </w:r>
-      <w:proofErr w:type="spellEnd"/>
-      <w:r>
-        <w:t>).</w:t>
+        <w:t>Pasta bin/ — ficheiros executáveis e bibliotecas compiladas (Release).</w:t>
       </w:r>
     </w:p>
     <w:p>
@@ -4965,23 +4886,7 @@
         <w:ind w:left="340"/>
       </w:pPr>
       <w:r>
-        <w:t xml:space="preserve">Pasta </w:t>
-      </w:r>
-      <w:proofErr w:type="spellStart"/>
-      <w:r>
-        <w:t>db</w:t>
-      </w:r>
-      <w:proofErr w:type="spellEnd"/>
-      <w:r>
-        <w:t>/ — scripts SQL de criação da base de dados e dados iniciais (</w:t>
-      </w:r>
-      <w:proofErr w:type="spellStart"/>
-      <w:r>
-        <w:t>seed</w:t>
-      </w:r>
-      <w:proofErr w:type="spellEnd"/>
-      <w:r>
-        <w:t>).</w:t>
+        <w:t>Pasta db/ — scripts SQL de criação da base de dados e dados iniciais (seed).</w:t>
       </w:r>
     </w:p>
     <w:p>
@@ -5034,23 +4939,7 @@
         <w:pStyle w:val="Listanumerada"/>
       </w:pPr>
       <w:r>
-        <w:t>Abrir o SQL Server Management Studio e ligar à instância (ex.: (</w:t>
-      </w:r>
-      <w:proofErr w:type="spellStart"/>
-      <w:r>
-        <w:t>localdb</w:t>
-      </w:r>
-      <w:proofErr w:type="spellEnd"/>
-      <w:r>
-        <w:t>)\</w:t>
-      </w:r>
-      <w:proofErr w:type="spellStart"/>
-      <w:r>
-        <w:t>MSSQLLocalDB</w:t>
-      </w:r>
-      <w:proofErr w:type="spellEnd"/>
-      <w:r>
-        <w:t>).</w:t>
+        <w:t>Abrir o SQL Server Management Studio e ligar à instância (ex.: (localdb)\MSSQLLocalDB).</w:t>
       </w:r>
     </w:p>
     <w:p>
@@ -5058,23 +4947,7 @@
         <w:pStyle w:val="Listanumerada"/>
       </w:pPr>
       <w:r>
-        <w:t xml:space="preserve">Executar o script </w:t>
-      </w:r>
-      <w:proofErr w:type="spellStart"/>
-      <w:r>
-        <w:t>db</w:t>
-      </w:r>
-      <w:proofErr w:type="spellEnd"/>
-      <w:r>
-        <w:t xml:space="preserve">/01_create_database.sql para criar a base de dados </w:t>
-      </w:r>
-      <w:proofErr w:type="spellStart"/>
-      <w:r>
-        <w:t>iShoppingDB</w:t>
-      </w:r>
-      <w:proofErr w:type="spellEnd"/>
-      <w:r>
-        <w:t>.</w:t>
+        <w:t>Executar o script db/01_create_database.sql para criar a base de dados iShoppingDB.</w:t>
       </w:r>
     </w:p>
     <w:p>
@@ -5082,41 +4955,19 @@
         <w:pStyle w:val="Listanumerada"/>
       </w:pPr>
       <w:r>
-        <w:t xml:space="preserve">Executar, opcionalmente, </w:t>
-      </w:r>
-      <w:proofErr w:type="spellStart"/>
-      <w:r>
-        <w:t>db</w:t>
-      </w:r>
-      <w:proofErr w:type="spellEnd"/>
-      <w:r>
-        <w:t xml:space="preserve">/02_seed.sql para </w:t>
-      </w:r>
-      <w:proofErr w:type="gramStart"/>
-      <w:r>
-        <w:t>popular dados</w:t>
-      </w:r>
-      <w:proofErr w:type="gramEnd"/>
-      <w:r>
-        <w:t xml:space="preserve"> iniciais (tipos de artigo e ar</w:t>
+        <w:t>Executar, opcionalmente, db/02_seed.sql para popular dados iniciais (tipos de artigo e ar</w:t>
       </w:r>
       <w:r>
         <w:t>&lt;</w:t>
       </w:r>
-      <w:proofErr w:type="spellStart"/>
-      <w:r>
-        <w:t>tigos</w:t>
-      </w:r>
-      <w:proofErr w:type="spellEnd"/>
-      <w:r>
-        <w:t xml:space="preserve"> de exemplo).</w:t>
+      <w:r>
+        <w:t>tigos de exemplo).</w:t>
       </w:r>
     </w:p>
     <w:p>
       <w:pPr>
         <w:jc w:val="center"/>
       </w:pPr>
-      <w:proofErr w:type="gramStart"/>
       <w:r>
         <w:rPr>
           <w:b/>
@@ -5124,49 +4975,8 @@
           <w:color w:val="884400"/>
           <w:sz w:val="20"/>
         </w:rPr>
-        <w:t>[ INSERIR</w:t>
-      </w:r>
-      <w:proofErr w:type="gramEnd"/>
-      <w:r>
-        <w:rPr>
-          <w:b/>
-          <w:i/>
-          <w:color w:val="884400"/>
-          <w:sz w:val="20"/>
-        </w:rPr>
-        <w:t xml:space="preserve"> SCREENSHOT: SQL Server Management Studio com base de dados </w:t>
-      </w:r>
-      <w:proofErr w:type="spellStart"/>
-      <w:r>
-        <w:rPr>
-          <w:b/>
-          <w:i/>
-          <w:color w:val="884400"/>
-          <w:sz w:val="20"/>
-        </w:rPr>
-        <w:t>iShoppingDB</w:t>
-      </w:r>
-      <w:proofErr w:type="spellEnd"/>
-      <w:r>
-        <w:rPr>
-          <w:b/>
-          <w:i/>
-          <w:color w:val="884400"/>
-          <w:sz w:val="20"/>
-        </w:rPr>
-        <w:t xml:space="preserve"> </w:t>
-      </w:r>
-      <w:proofErr w:type="gramStart"/>
-      <w:r>
-        <w:rPr>
-          <w:b/>
-          <w:i/>
-          <w:color w:val="884400"/>
-          <w:sz w:val="20"/>
-        </w:rPr>
-        <w:t>criada ]</w:t>
-      </w:r>
-      <w:proofErr w:type="gramEnd"/>
+        <w:t>[ INSERIR SCREENSHOT: SQL Server Management Studio com base de dados iShoppingDB criada ]</w:t>
+      </w:r>
     </w:p>
     <w:p>
       <w:pPr>
@@ -5187,353 +4997,64 @@
       </w:pPr>
       <w:bookmarkStart w:id="11" w:name="_Toc231934810"/>
       <w:r>
-        <w:t xml:space="preserve">3.3. Configuração da </w:t>
-      </w:r>
-      <w:proofErr w:type="spellStart"/>
-      <w:r>
-        <w:t>connection</w:t>
-      </w:r>
-      <w:proofErr w:type="spellEnd"/>
-      <w:r>
-        <w:t xml:space="preserve"> </w:t>
-      </w:r>
-      <w:proofErr w:type="spellStart"/>
-      <w:r>
-        <w:t>string</w:t>
+        <w:t>3.3. Configuração da connection string</w:t>
       </w:r>
       <w:bookmarkEnd w:id="11"/>
-      <w:proofErr w:type="spellEnd"/>
-    </w:p>
-    <w:p>
-      <w:r>
-        <w:t xml:space="preserve">A </w:t>
-      </w:r>
-      <w:proofErr w:type="spellStart"/>
-      <w:r>
-        <w:t>connection</w:t>
-      </w:r>
-      <w:proofErr w:type="spellEnd"/>
-      <w:r>
-        <w:t xml:space="preserve"> </w:t>
-      </w:r>
-      <w:proofErr w:type="spellStart"/>
-      <w:r>
-        <w:t>string</w:t>
-      </w:r>
-      <w:proofErr w:type="spellEnd"/>
-      <w:r>
-        <w:t xml:space="preserve"> encontra-se no ficheiro </w:t>
-      </w:r>
-      <w:proofErr w:type="spellStart"/>
-      <w:r>
-        <w:t>App.config</w:t>
-      </w:r>
-      <w:proofErr w:type="spellEnd"/>
-      <w:r>
-        <w:t xml:space="preserve"> (ou no respetivo .</w:t>
-      </w:r>
-      <w:proofErr w:type="spellStart"/>
-      <w:r>
-        <w:t>exe.config</w:t>
-      </w:r>
-      <w:proofErr w:type="spellEnd"/>
-      <w:r>
-        <w:t xml:space="preserve"> junto ao executável). Edite o valor de </w:t>
-      </w:r>
-      <w:proofErr w:type="spellStart"/>
-      <w:r>
-        <w:t>connectionString</w:t>
-      </w:r>
-      <w:proofErr w:type="spellEnd"/>
-      <w:r>
-        <w:t xml:space="preserve"> para apontar para a sua instância de SQL Server, conforme o exemplo:</w:t>
-      </w:r>
-    </w:p>
-    <w:p>
+    </w:p>
+    <w:p>
+      <w:r>
+        <w:t>A connection string encontra-se no ficheiro App.config (ou no respetivo .exe.config junto ao executável). Edite o valor de connectionString para apontar para a sua instância de SQL Server, conforme o exemplo:</w:t>
+      </w:r>
+    </w:p>
+    <w:p>
+      <w:pPr>
+        <w:rPr>
+          <w:lang w:val="en-GB"/>
+        </w:rPr>
+      </w:pPr>
       <w:r>
         <w:rPr>
           <w:rFonts w:ascii="Consolas" w:hAnsi="Consolas"/>
           <w:sz w:val="18"/>
+          <w:lang w:val="en-GB"/>
         </w:rPr>
-        <w:t>&lt;</w:t>
-      </w:r>
-      <w:proofErr w:type="spellStart"/>
+        <w:t>&lt;connectionStrings&gt;</w:t>
+      </w:r>
       <w:r>
         <w:rPr>
           <w:rFonts w:ascii="Consolas" w:hAnsi="Consolas"/>
           <w:sz w:val="18"/>
+          <w:lang w:val="en-GB"/>
         </w:rPr>
-        <w:t>connectionStrings</w:t>
-      </w:r>
-      <w:proofErr w:type="spellEnd"/>
+        <w:br/>
+        <w:t xml:space="preserve">  &lt;add name="iShoppingContext"</w:t>
+      </w:r>
       <w:r>
         <w:rPr>
           <w:rFonts w:ascii="Consolas" w:hAnsi="Consolas"/>
           <w:sz w:val="18"/>
+          <w:lang w:val="en-GB"/>
         </w:rPr>
-        <w:t>&gt;</w:t>
+        <w:br/>
+        <w:t xml:space="preserve">       connectionString="Data Source=(localdb)\MSSQLLocalDB;Initial Catalog=iShoppingDB;Integrated Security=True"</w:t>
       </w:r>
       <w:r>
         <w:rPr>
           <w:rFonts w:ascii="Consolas" w:hAnsi="Consolas"/>
           <w:sz w:val="18"/>
+          <w:lang w:val="en-GB"/>
         </w:rPr>
         <w:br/>
-        <w:t xml:space="preserve">  &lt;</w:t>
-      </w:r>
-      <w:proofErr w:type="spellStart"/>
+        <w:t xml:space="preserve">       providerName="System.Data.SqlClient" /&gt;</w:t>
+      </w:r>
       <w:r>
         <w:rPr>
           <w:rFonts w:ascii="Consolas" w:hAnsi="Consolas"/>
           <w:sz w:val="18"/>
-        </w:rPr>
-        <w:t>add</w:t>
-      </w:r>
-      <w:proofErr w:type="spellEnd"/>
-      <w:r>
-        <w:rPr>
-          <w:rFonts w:ascii="Consolas" w:hAnsi="Consolas"/>
-          <w:sz w:val="18"/>
-        </w:rPr>
-        <w:t xml:space="preserve"> </w:t>
-      </w:r>
-      <w:proofErr w:type="spellStart"/>
-      <w:r>
-        <w:rPr>
-          <w:rFonts w:ascii="Consolas" w:hAnsi="Consolas"/>
-          <w:sz w:val="18"/>
-        </w:rPr>
-        <w:t>name</w:t>
-      </w:r>
-      <w:proofErr w:type="spellEnd"/>
-      <w:r>
-        <w:rPr>
-          <w:rFonts w:ascii="Consolas" w:hAnsi="Consolas"/>
-          <w:sz w:val="18"/>
-        </w:rPr>
-        <w:t>="</w:t>
-      </w:r>
-      <w:proofErr w:type="spellStart"/>
-      <w:r>
-        <w:rPr>
-          <w:rFonts w:ascii="Consolas" w:hAnsi="Consolas"/>
-          <w:sz w:val="18"/>
-        </w:rPr>
-        <w:t>iShoppingContext</w:t>
-      </w:r>
-      <w:proofErr w:type="spellEnd"/>
-      <w:r>
-        <w:rPr>
-          <w:rFonts w:ascii="Consolas" w:hAnsi="Consolas"/>
-          <w:sz w:val="18"/>
-        </w:rPr>
-        <w:t>"</w:t>
-      </w:r>
-      <w:r>
-        <w:rPr>
-          <w:rFonts w:ascii="Consolas" w:hAnsi="Consolas"/>
-          <w:sz w:val="18"/>
+          <w:lang w:val="en-GB"/>
         </w:rPr>
         <w:br/>
-        <w:t xml:space="preserve">       </w:t>
-      </w:r>
-      <w:proofErr w:type="spellStart"/>
-      <w:r>
-        <w:rPr>
-          <w:rFonts w:ascii="Consolas" w:hAnsi="Consolas"/>
-          <w:sz w:val="18"/>
-        </w:rPr>
-        <w:t>connectionString</w:t>
-      </w:r>
-      <w:proofErr w:type="spellEnd"/>
-      <w:r>
-        <w:rPr>
-          <w:rFonts w:ascii="Consolas" w:hAnsi="Consolas"/>
-          <w:sz w:val="18"/>
-        </w:rPr>
-        <w:t xml:space="preserve">="Data </w:t>
-      </w:r>
-      <w:proofErr w:type="spellStart"/>
-      <w:r>
-        <w:rPr>
-          <w:rFonts w:ascii="Consolas" w:hAnsi="Consolas"/>
-          <w:sz w:val="18"/>
-        </w:rPr>
-        <w:t>Source</w:t>
-      </w:r>
-      <w:proofErr w:type="spellEnd"/>
-      <w:r>
-        <w:rPr>
-          <w:rFonts w:ascii="Consolas" w:hAnsi="Consolas"/>
-          <w:sz w:val="18"/>
-        </w:rPr>
-        <w:t>=(</w:t>
-      </w:r>
-      <w:proofErr w:type="spellStart"/>
-      <w:r>
-        <w:rPr>
-          <w:rFonts w:ascii="Consolas" w:hAnsi="Consolas"/>
-          <w:sz w:val="18"/>
-        </w:rPr>
-        <w:t>localdb</w:t>
-      </w:r>
-      <w:proofErr w:type="spellEnd"/>
-      <w:r>
-        <w:rPr>
-          <w:rFonts w:ascii="Consolas" w:hAnsi="Consolas"/>
-          <w:sz w:val="18"/>
-        </w:rPr>
-        <w:t>)\</w:t>
-      </w:r>
-      <w:proofErr w:type="spellStart"/>
-      <w:proofErr w:type="gramStart"/>
-      <w:r>
-        <w:rPr>
-          <w:rFonts w:ascii="Consolas" w:hAnsi="Consolas"/>
-          <w:sz w:val="18"/>
-        </w:rPr>
-        <w:t>MSSQLLocalDB;Initial</w:t>
-      </w:r>
-      <w:proofErr w:type="spellEnd"/>
-      <w:proofErr w:type="gramEnd"/>
-      <w:r>
-        <w:rPr>
-          <w:rFonts w:ascii="Consolas" w:hAnsi="Consolas"/>
-          <w:sz w:val="18"/>
-        </w:rPr>
-        <w:t xml:space="preserve"> </w:t>
-      </w:r>
-      <w:proofErr w:type="spellStart"/>
-      <w:r>
-        <w:rPr>
-          <w:rFonts w:ascii="Consolas" w:hAnsi="Consolas"/>
-          <w:sz w:val="18"/>
-        </w:rPr>
-        <w:t>Catalog</w:t>
-      </w:r>
-      <w:proofErr w:type="spellEnd"/>
-      <w:r>
-        <w:rPr>
-          <w:rFonts w:ascii="Consolas" w:hAnsi="Consolas"/>
-          <w:sz w:val="18"/>
-        </w:rPr>
-        <w:t>=</w:t>
-      </w:r>
-      <w:proofErr w:type="spellStart"/>
-      <w:proofErr w:type="gramStart"/>
-      <w:r>
-        <w:rPr>
-          <w:rFonts w:ascii="Consolas" w:hAnsi="Consolas"/>
-          <w:sz w:val="18"/>
-        </w:rPr>
-        <w:t>iShoppingDB;Integrated</w:t>
-      </w:r>
-      <w:proofErr w:type="spellEnd"/>
-      <w:proofErr w:type="gramEnd"/>
-      <w:r>
-        <w:rPr>
-          <w:rFonts w:ascii="Consolas" w:hAnsi="Consolas"/>
-          <w:sz w:val="18"/>
-        </w:rPr>
-        <w:t xml:space="preserve"> </w:t>
-      </w:r>
-      <w:proofErr w:type="spellStart"/>
-      <w:r>
-        <w:rPr>
-          <w:rFonts w:ascii="Consolas" w:hAnsi="Consolas"/>
-          <w:sz w:val="18"/>
-        </w:rPr>
-        <w:t>Security</w:t>
-      </w:r>
-      <w:proofErr w:type="spellEnd"/>
-      <w:r>
-        <w:rPr>
-          <w:rFonts w:ascii="Consolas" w:hAnsi="Consolas"/>
-          <w:sz w:val="18"/>
-        </w:rPr>
-        <w:t>=</w:t>
-      </w:r>
-      <w:proofErr w:type="spellStart"/>
-      <w:r>
-        <w:rPr>
-          <w:rFonts w:ascii="Consolas" w:hAnsi="Consolas"/>
-          <w:sz w:val="18"/>
-        </w:rPr>
-        <w:t>True</w:t>
-      </w:r>
-      <w:proofErr w:type="spellEnd"/>
-      <w:r>
-        <w:rPr>
-          <w:rFonts w:ascii="Consolas" w:hAnsi="Consolas"/>
-          <w:sz w:val="18"/>
-        </w:rPr>
-        <w:t>"</w:t>
-      </w:r>
-      <w:r>
-        <w:rPr>
-          <w:rFonts w:ascii="Consolas" w:hAnsi="Consolas"/>
-          <w:sz w:val="18"/>
-        </w:rPr>
-        <w:br/>
-        <w:t xml:space="preserve">       </w:t>
-      </w:r>
-      <w:proofErr w:type="spellStart"/>
-      <w:r>
-        <w:rPr>
-          <w:rFonts w:ascii="Consolas" w:hAnsi="Consolas"/>
-          <w:sz w:val="18"/>
-        </w:rPr>
-        <w:t>providerName</w:t>
-      </w:r>
-      <w:proofErr w:type="spellEnd"/>
-      <w:r>
-        <w:rPr>
-          <w:rFonts w:ascii="Consolas" w:hAnsi="Consolas"/>
-          <w:sz w:val="18"/>
-        </w:rPr>
-        <w:t>="</w:t>
-      </w:r>
-      <w:proofErr w:type="spellStart"/>
-      <w:proofErr w:type="gramStart"/>
-      <w:r>
-        <w:rPr>
-          <w:rFonts w:ascii="Consolas" w:hAnsi="Consolas"/>
-          <w:sz w:val="18"/>
-        </w:rPr>
-        <w:t>System.Data.SqlClient</w:t>
-      </w:r>
-      <w:proofErr w:type="spellEnd"/>
-      <w:proofErr w:type="gramEnd"/>
-      <w:r>
-        <w:rPr>
-          <w:rFonts w:ascii="Consolas" w:hAnsi="Consolas"/>
-          <w:sz w:val="18"/>
-        </w:rPr>
-        <w:t>" /&gt;</w:t>
-      </w:r>
-      <w:r>
-        <w:rPr>
-          <w:rFonts w:ascii="Consolas" w:hAnsi="Consolas"/>
-          <w:sz w:val="18"/>
-        </w:rPr>
-        <w:br/>
-        <w:t>&lt;/</w:t>
-      </w:r>
-      <w:proofErr w:type="spellStart"/>
-      <w:r>
-        <w:rPr>
-          <w:rFonts w:ascii="Consolas" w:hAnsi="Consolas"/>
-          <w:sz w:val="18"/>
-        </w:rPr>
-        <w:t>connectionStrings</w:t>
-      </w:r>
-      <w:proofErr w:type="spellEnd"/>
-      <w:r>
-        <w:rPr>
-          <w:rFonts w:ascii="Consolas" w:hAnsi="Consolas"/>
-          <w:sz w:val="18"/>
-        </w:rPr>
-        <w:t>&gt;</w:t>
+        <w:t>&lt;/connectionStrings&gt;</w:t>
       </w:r>
     </w:p>
     <w:p>
@@ -5551,15 +5072,7 @@
         <w:pStyle w:val="Listanumerada"/>
       </w:pPr>
       <w:r>
-        <w:t>Aceder à pasta bin/</w:t>
-      </w:r>
-      <w:proofErr w:type="spellStart"/>
-      <w:r>
-        <w:t>Release</w:t>
-      </w:r>
-      <w:proofErr w:type="spellEnd"/>
-      <w:r>
-        <w:t>/.</w:t>
+        <w:t>Aceder à pasta bin/Release/.</w:t>
       </w:r>
     </w:p>
     <w:p>
@@ -5577,6 +5090,7 @@
       <w:r>
         <w:rPr>
           <w:i/>
+          <w:noProof/>
           <w:color w:val="884400"/>
           <w:sz w:val="20"/>
         </w:rPr>
@@ -5649,15 +5163,7 @@
       <w:bookmarkStart w:id="13" w:name="_Toc231934812"/>
       <w:r>
         <w:lastRenderedPageBreak/>
-        <w:t>3.5. Utilizador inicial (</w:t>
-      </w:r>
-      <w:proofErr w:type="spellStart"/>
-      <w:r>
-        <w:t>seed</w:t>
-      </w:r>
-      <w:proofErr w:type="spellEnd"/>
-      <w:r>
-        <w:t>)</w:t>
+        <w:t>3.5. Utilizador inicial (seed)</w:t>
       </w:r>
       <w:bookmarkEnd w:id="13"/>
     </w:p>
@@ -5671,19 +5177,9 @@
         <w:pStyle w:val="Listacommarcas"/>
         <w:ind w:left="340"/>
       </w:pPr>
-      <w:proofErr w:type="spellStart"/>
-      <w:r>
-        <w:t>Username</w:t>
-      </w:r>
-      <w:proofErr w:type="spellEnd"/>
-      <w:r>
-        <w:t xml:space="preserve">: </w:t>
-      </w:r>
-      <w:proofErr w:type="spellStart"/>
-      <w:r>
-        <w:t>admin</w:t>
-      </w:r>
-      <w:proofErr w:type="spellEnd"/>
+      <w:r>
+        <w:t>Username: admin</w:t>
+      </w:r>
     </w:p>
     <w:p>
       <w:pPr>
@@ -5691,13 +5187,8 @@
         <w:ind w:left="340"/>
       </w:pPr>
       <w:r>
-        <w:t xml:space="preserve">Password: </w:t>
-      </w:r>
-      <w:proofErr w:type="spellStart"/>
-      <w:r>
-        <w:t>admin</w:t>
-      </w:r>
-      <w:proofErr w:type="spellEnd"/>
+        <w:t>Password: admin</w:t>
+      </w:r>
     </w:p>
     <w:p>
       <w:r>
@@ -5751,15 +5242,7 @@
         <w:ind w:left="340"/>
       </w:pPr>
       <w:r>
-        <w:t>Interface: Windows Forms (</w:t>
-      </w:r>
-      <w:proofErr w:type="spellStart"/>
-      <w:r>
-        <w:t>WinForms</w:t>
-      </w:r>
-      <w:proofErr w:type="spellEnd"/>
-      <w:r>
-        <w:t>).</w:t>
+        <w:t>Interface: Windows Forms (WinForms).</w:t>
       </w:r>
     </w:p>
     <w:p>
@@ -5768,15 +5251,7 @@
         <w:ind w:left="340"/>
       </w:pPr>
       <w:r>
-        <w:t>Padrão arquitetural: MVC (</w:t>
-      </w:r>
-      <w:proofErr w:type="spellStart"/>
-      <w:r>
-        <w:t>Model-View-Controller</w:t>
-      </w:r>
-      <w:proofErr w:type="spellEnd"/>
-      <w:r>
-        <w:t>).</w:t>
+        <w:t>Padrão arquitetural: MVC (Model-View-Controller).</w:t>
       </w:r>
     </w:p>
     <w:p>
@@ -5785,39 +5260,7 @@
         <w:ind w:left="340"/>
       </w:pPr>
       <w:r>
-        <w:t xml:space="preserve">Persistência: Microsoft SQL Server + </w:t>
-      </w:r>
-      <w:proofErr w:type="spellStart"/>
-      <w:r>
-        <w:t>Entity</w:t>
-      </w:r>
-      <w:proofErr w:type="spellEnd"/>
-      <w:r>
-        <w:t xml:space="preserve"> Framework (Code </w:t>
-      </w:r>
-      <w:proofErr w:type="spellStart"/>
-      <w:r>
-        <w:t>First</w:t>
-      </w:r>
-      <w:proofErr w:type="spellEnd"/>
-      <w:r>
-        <w:t xml:space="preserve"> / </w:t>
-      </w:r>
-      <w:proofErr w:type="spellStart"/>
-      <w:r>
-        <w:t>Database</w:t>
-      </w:r>
-      <w:proofErr w:type="spellEnd"/>
-      <w:r>
-        <w:t xml:space="preserve"> </w:t>
-      </w:r>
-      <w:proofErr w:type="spellStart"/>
-      <w:r>
-        <w:t>First</w:t>
-      </w:r>
-      <w:proofErr w:type="spellEnd"/>
-      <w:r>
-        <w:t>).</w:t>
+        <w:t>Persistência: Microsoft SQL Server + Entity Framework (Code First / Database First).</w:t>
       </w:r>
     </w:p>
     <w:p>
@@ -5877,15 +5320,7 @@
         <w:ind w:left="340"/>
       </w:pPr>
       <w:r>
-        <w:t xml:space="preserve">Ajuda — </w:t>
-      </w:r>
-      <w:proofErr w:type="gramStart"/>
-      <w:r>
-        <w:t>Sobre, Manual</w:t>
-      </w:r>
-      <w:proofErr w:type="gramEnd"/>
-      <w:r>
-        <w:t>.</w:t>
+        <w:t>Ajuda — Sobre, Manual.</w:t>
       </w:r>
     </w:p>
     <w:p>
@@ -5898,6 +5333,7 @@
           <w:rFonts w:ascii="Calibri" w:eastAsiaTheme="minorEastAsia" w:hAnsi="Calibri" w:cstheme="minorBidi"/>
           <w:bCs w:val="0"/>
           <w:i/>
+          <w:noProof/>
           <w:color w:val="884400"/>
           <w:sz w:val="20"/>
           <w:szCs w:val="22"/>
@@ -6040,15 +5476,7 @@
         <w:pStyle w:val="Listanumerada"/>
       </w:pPr>
       <w:r>
-        <w:t xml:space="preserve">No ecrã de Login, introduza o seu </w:t>
-      </w:r>
-      <w:proofErr w:type="spellStart"/>
-      <w:r>
-        <w:t>Username</w:t>
-      </w:r>
-      <w:proofErr w:type="spellEnd"/>
-      <w:r>
-        <w:t>.</w:t>
+        <w:t>No ecrã de Login, introduza o seu Username.</w:t>
       </w:r>
     </w:p>
     <w:p>
@@ -6074,6 +5502,7 @@
       <w:r>
         <w:rPr>
           <w:i/>
+          <w:noProof/>
           <w:color w:val="884400"/>
           <w:sz w:val="20"/>
         </w:rPr>
@@ -6162,15 +5591,7 @@
         <w:ind w:left="340"/>
       </w:pPr>
       <w:r>
-        <w:t>«</w:t>
-      </w:r>
-      <w:proofErr w:type="spellStart"/>
-      <w:r>
-        <w:t>Username</w:t>
-      </w:r>
-      <w:proofErr w:type="spellEnd"/>
-      <w:r>
-        <w:t xml:space="preserve"> e/ou Password inválidos» — verifique se introduziu corretamente as credenciais (atenção a maiúsculas e minúsculas).</w:t>
+        <w:t>«Username e/ou Password inválidos» — verifique se introduziu corretamente as credenciais (atenção a maiúsculas e minúsculas).</w:t>
       </w:r>
     </w:p>
     <w:p>
@@ -6188,23 +5609,7 @@
         <w:ind w:left="340"/>
       </w:pPr>
       <w:r>
-        <w:t xml:space="preserve">«Não foi possível ligar à base de dados» — confirme se o SQL Server está ativo e se a </w:t>
-      </w:r>
-      <w:proofErr w:type="spellStart"/>
-      <w:r>
-        <w:t>connection</w:t>
-      </w:r>
-      <w:proofErr w:type="spellEnd"/>
-      <w:r>
-        <w:t xml:space="preserve"> </w:t>
-      </w:r>
-      <w:proofErr w:type="spellStart"/>
-      <w:r>
-        <w:t>string</w:t>
-      </w:r>
-      <w:proofErr w:type="spellEnd"/>
-      <w:r>
-        <w:t xml:space="preserve"> está correta.</w:t>
+        <w:t>«Não foi possível ligar à base de dados» — confirme se o SQL Server está ativo e se a connection string está correta.</w:t>
       </w:r>
     </w:p>
     <w:p>
@@ -6243,30 +5648,13 @@
     </w:p>
     <w:p>
       <w:r>
-        <w:t>É apresentada uma grelha (</w:t>
-      </w:r>
-      <w:proofErr w:type="spellStart"/>
-      <w:r>
-        <w:t>DataGridView</w:t>
-      </w:r>
-      <w:proofErr w:type="spellEnd"/>
-      <w:r>
-        <w:t xml:space="preserve">) com todos os utilizadores existentes: Id, </w:t>
-      </w:r>
-      <w:proofErr w:type="spellStart"/>
-      <w:r>
-        <w:t>Username</w:t>
-      </w:r>
-      <w:proofErr w:type="spellEnd"/>
-      <w:r>
-        <w:t>, Nome, Data de Criação e Data de Última Alteração.</w:t>
+        <w:t>É apresentada uma grelha (DataGridView) com todos os utilizadores existentes: Id, Username, Nome, Data de Criação e Data de Última Alteração.</w:t>
       </w:r>
     </w:p>
     <w:p>
       <w:pPr>
         <w:jc w:val="center"/>
       </w:pPr>
-      <w:proofErr w:type="gramStart"/>
       <w:r>
         <w:rPr>
           <w:b/>
@@ -6274,9 +5662,183 @@
           <w:color w:val="884400"/>
           <w:sz w:val="20"/>
         </w:rPr>
-        <w:t>[ INSERIR</w:t>
-      </w:r>
-      <w:proofErr w:type="gramEnd"/>
+        <w:t>[ INSERIR SCREENSHOT: Listagem de utilizadores ]</w:t>
+      </w:r>
+    </w:p>
+    <w:p>
+      <w:pPr>
+        <w:jc w:val="center"/>
+      </w:pPr>
+      <w:r>
+        <w:rPr>
+          <w:i/>
+          <w:color w:val="808080"/>
+          <w:sz w:val="18"/>
+        </w:rPr>
+        <w:t>(substituir esta linha pela imagem correspondente)</w:t>
+      </w:r>
+    </w:p>
+    <w:p>
+      <w:pPr>
+        <w:pStyle w:val="Ttulo2"/>
+      </w:pPr>
+      <w:bookmarkStart w:id="24" w:name="_Toc231934823"/>
+      <w:r>
+        <w:t>6.2. Criar utilizador</w:t>
+      </w:r>
+      <w:bookmarkEnd w:id="24"/>
+    </w:p>
+    <w:p>
+      <w:pPr>
+        <w:pStyle w:val="Listanumerada"/>
+      </w:pPr>
+      <w:r>
+        <w:t>Clicar em Novo.</w:t>
+      </w:r>
+    </w:p>
+    <w:p>
+      <w:pPr>
+        <w:pStyle w:val="Listanumerada"/>
+      </w:pPr>
+      <w:r>
+        <w:t>Preencher os campos Username (único), Nome, Password e Confirmação de Password.</w:t>
+      </w:r>
+    </w:p>
+    <w:p>
+      <w:pPr>
+        <w:pStyle w:val="Listanumerada"/>
+      </w:pPr>
+      <w:r>
+        <w:t>Clicar em Guardar. O registo passa a constar da listagem.</w:t>
+      </w:r>
+    </w:p>
+    <w:p>
+      <w:r>
+        <w:rPr>
+          <w:i/>
+        </w:rPr>
+        <w:t>O Username não pode estar em utilização por outro registo. Caso esteja, será apresentado um aviso.</w:t>
+      </w:r>
+    </w:p>
+    <w:p>
+      <w:pPr>
+        <w:pStyle w:val="Ttulo2"/>
+      </w:pPr>
+      <w:bookmarkStart w:id="25" w:name="_Toc231934824"/>
+      <w:r>
+        <w:t>6.3. Editar utilizador</w:t>
+      </w:r>
+      <w:bookmarkEnd w:id="25"/>
+    </w:p>
+    <w:p>
+      <w:pPr>
+        <w:pStyle w:val="Listanumerada"/>
+      </w:pPr>
+      <w:r>
+        <w:t>Selecionar uma linha da grelha.</w:t>
+      </w:r>
+    </w:p>
+    <w:p>
+      <w:pPr>
+        <w:pStyle w:val="Listanumerada"/>
+      </w:pPr>
+      <w:r>
+        <w:t>Clicar em Editar.</w:t>
+      </w:r>
+    </w:p>
+    <w:p>
+      <w:pPr>
+        <w:pStyle w:val="Listanumerada"/>
+      </w:pPr>
+      <w:r>
+        <w:t>Alterar os campos pretendidos e clicar em Guardar.</w:t>
+      </w:r>
+    </w:p>
+    <w:p>
+      <w:pPr>
+        <w:pStyle w:val="Ttulo2"/>
+      </w:pPr>
+      <w:bookmarkStart w:id="26" w:name="_Toc231934825"/>
+      <w:r>
+        <w:t>6.4. Eliminar utilizador</w:t>
+      </w:r>
+      <w:bookmarkEnd w:id="26"/>
+    </w:p>
+    <w:p>
+      <w:pPr>
+        <w:pStyle w:val="Listanumerada"/>
+      </w:pPr>
+      <w:r>
+        <w:t>Selecionar uma linha da grelha.</w:t>
+      </w:r>
+    </w:p>
+    <w:p>
+      <w:pPr>
+        <w:pStyle w:val="Listanumerada"/>
+      </w:pPr>
+      <w:r>
+        <w:t>Clicar em Eliminar.</w:t>
+      </w:r>
+    </w:p>
+    <w:p>
+      <w:pPr>
+        <w:pStyle w:val="Listanumerada"/>
+      </w:pPr>
+      <w:r>
+        <w:t>Confirmar a operação no diálogo apresentado.</w:t>
+      </w:r>
+    </w:p>
+    <w:p>
+      <w:r>
+        <w:rPr>
+          <w:i/>
+        </w:rPr>
+        <w:t>Não é permitido eliminar o utilizador da sessão atual.</w:t>
+      </w:r>
+    </w:p>
+    <w:p>
+      <w:r>
+        <w:br w:type="page"/>
+      </w:r>
+    </w:p>
+    <w:p>
+      <w:pPr>
+        <w:pStyle w:val="Ttulo1"/>
+      </w:pPr>
+      <w:bookmarkStart w:id="27" w:name="_Toc231934826"/>
+      <w:r>
+        <w:rPr>
+          <w:color w:val="1F3A68"/>
+        </w:rPr>
+        <w:lastRenderedPageBreak/>
+        <w:t>7. Gestão de Tipos de Artigo</w:t>
+      </w:r>
+      <w:bookmarkEnd w:id="27"/>
+    </w:p>
+    <w:p>
+      <w:r>
+        <w:t>Aceda através de Gestão &gt; Tipos de Artigo.</w:t>
+      </w:r>
+    </w:p>
+    <w:p>
+      <w:pPr>
+        <w:pStyle w:val="Ttulo2"/>
+      </w:pPr>
+      <w:bookmarkStart w:id="28" w:name="_Toc231934827"/>
+      <w:r>
+        <w:t>7.1. Listar tipos de artigo</w:t>
+      </w:r>
+      <w:bookmarkEnd w:id="28"/>
+    </w:p>
+    <w:p>
+      <w:r>
+        <w:t>Visualize todos os tipos previamente criados, com Id, Designação e nº de Artigos associados.</w:t>
+      </w:r>
+    </w:p>
+    <w:p>
+      <w:pPr>
+        <w:jc w:val="center"/>
+      </w:pPr>
       <w:r>
         <w:rPr>
           <w:b/>
@@ -6284,9 +5846,434 @@
           <w:color w:val="884400"/>
           <w:sz w:val="20"/>
         </w:rPr>
-        <w:t xml:space="preserve"> SCREENSHOT: Listagem de </w:t>
-      </w:r>
-      <w:proofErr w:type="gramStart"/>
+        <w:t>[ INSERIR SCREENSHOT: Listagem de Tipos de Artigo ]</w:t>
+      </w:r>
+    </w:p>
+    <w:p>
+      <w:pPr>
+        <w:jc w:val="center"/>
+      </w:pPr>
+      <w:r>
+        <w:rPr>
+          <w:i/>
+          <w:color w:val="808080"/>
+          <w:sz w:val="18"/>
+        </w:rPr>
+        <w:t>(substituir esta linha pela imagem correspondente)</w:t>
+      </w:r>
+    </w:p>
+    <w:p>
+      <w:pPr>
+        <w:pStyle w:val="Ttulo2"/>
+      </w:pPr>
+      <w:bookmarkStart w:id="29" w:name="_Toc231934828"/>
+      <w:r>
+        <w:t>7.2. Criar, editar e eliminar</w:t>
+      </w:r>
+      <w:bookmarkEnd w:id="29"/>
+    </w:p>
+    <w:p>
+      <w:pPr>
+        <w:pStyle w:val="Listacommarcas"/>
+        <w:ind w:left="340"/>
+      </w:pPr>
+      <w:r>
+        <w:t>Novo: introduzir a Designação (ex.: «Frutas e Legumes») e clicar em Guardar.</w:t>
+      </w:r>
+    </w:p>
+    <w:p>
+      <w:pPr>
+        <w:pStyle w:val="Listacommarcas"/>
+        <w:ind w:left="340"/>
+      </w:pPr>
+      <w:r>
+        <w:t>Editar: selecionar uma linha, clicar em Editar, alterar e gravar.</w:t>
+      </w:r>
+    </w:p>
+    <w:p>
+      <w:pPr>
+        <w:pStyle w:val="Listacommarcas"/>
+        <w:ind w:left="340"/>
+      </w:pPr>
+      <w:r>
+        <w:t>Eliminar: selecionar e clicar em Eliminar. A operação só será permitida se não existirem Artigos associados.</w:t>
+      </w:r>
+    </w:p>
+    <w:p>
+      <w:r>
+        <w:br w:type="page"/>
+      </w:r>
+    </w:p>
+    <w:p>
+      <w:pPr>
+        <w:pStyle w:val="Ttulo1"/>
+      </w:pPr>
+      <w:bookmarkStart w:id="30" w:name="_Toc231934829"/>
+      <w:r>
+        <w:rPr>
+          <w:color w:val="1F3A68"/>
+        </w:rPr>
+        <w:lastRenderedPageBreak/>
+        <w:t>8. Gestão de Artigos</w:t>
+      </w:r>
+      <w:bookmarkEnd w:id="30"/>
+    </w:p>
+    <w:p>
+      <w:r>
+        <w:t>Aceda através de Gestão &gt; Artigos.</w:t>
+      </w:r>
+    </w:p>
+    <w:p>
+      <w:pPr>
+        <w:pStyle w:val="Ttulo2"/>
+      </w:pPr>
+      <w:bookmarkStart w:id="31" w:name="_Toc231934830"/>
+      <w:r>
+        <w:t>8.1. Listar artigos (com filtro por tipo)</w:t>
+      </w:r>
+      <w:bookmarkEnd w:id="31"/>
+    </w:p>
+    <w:p>
+      <w:r>
+        <w:t>No topo do ecrã encontra um ComboBox Tipo de Artigo. Selecione um tipo para filtrar a grelha de artigos. Para visualizar todos, escolha «(Todos)».</w:t>
+      </w:r>
+    </w:p>
+    <w:p>
+      <w:pPr>
+        <w:pStyle w:val="Ttulo2"/>
+      </w:pPr>
+      <w:bookmarkStart w:id="32" w:name="_Toc231934831"/>
+      <w:r>
+        <w:rPr>
+          <w:rFonts w:ascii="Calibri" w:eastAsiaTheme="minorEastAsia" w:hAnsi="Calibri" w:cstheme="minorBidi"/>
+          <w:bCs w:val="0"/>
+          <w:i/>
+          <w:color w:val="884400"/>
+          <w:sz w:val="20"/>
+          <w:szCs w:val="22"/>
+        </w:rPr>
+        <w:drawing>
+          <wp:inline distT="0" distB="0" distL="0" distR="0" wp14:anchorId="6D03A1D6" wp14:editId="6A9E574E">
+            <wp:extent cx="5972810" cy="3715385"/>
+            <wp:effectExtent l="0" t="0" r="8890" b="0"/>
+            <wp:docPr id="795364226" name="Imagem 1"/>
+            <wp:cNvGraphicFramePr>
+              <a:graphicFrameLocks xmlns:a="http://schemas.openxmlformats.org/drawingml/2006/main" noChangeAspect="1"/>
+            </wp:cNvGraphicFramePr>
+            <a:graphic xmlns:a="http://schemas.openxmlformats.org/drawingml/2006/main">
+              <a:graphicData uri="http://schemas.openxmlformats.org/drawingml/2006/picture">
+                <pic:pic xmlns:pic="http://schemas.openxmlformats.org/drawingml/2006/picture">
+                  <pic:nvPicPr>
+                    <pic:cNvPr id="795364226" name=""/>
+                    <pic:cNvPicPr/>
+                  </pic:nvPicPr>
+                  <pic:blipFill>
+                    <a:blip r:embed="rId11"/>
+                    <a:stretch>
+                      <a:fillRect/>
+                    </a:stretch>
+                  </pic:blipFill>
+                  <pic:spPr>
+                    <a:xfrm>
+                      <a:off x="0" y="0"/>
+                      <a:ext cx="5972810" cy="3715385"/>
+                    </a:xfrm>
+                    <a:prstGeom prst="rect">
+                      <a:avLst/>
+                    </a:prstGeom>
+                  </pic:spPr>
+                </pic:pic>
+              </a:graphicData>
+            </a:graphic>
+          </wp:inline>
+        </w:drawing>
+      </w:r>
+      <w:r>
+        <w:t>8.2. Criar, editar e eliminar</w:t>
+      </w:r>
+      <w:bookmarkEnd w:id="32"/>
+    </w:p>
+    <w:p>
+      <w:pPr>
+        <w:pStyle w:val="Listacommarcas"/>
+        <w:ind w:left="340"/>
+      </w:pPr>
+      <w:r>
+        <w:t>Criar</w:t>
+      </w:r>
+      <w:r>
+        <w:t>: escolher o Tipo</w:t>
+      </w:r>
+      <w:r>
+        <w:t xml:space="preserve"> de artigo </w:t>
+      </w:r>
+      <w:r>
+        <w:t xml:space="preserve">, introduzir </w:t>
+      </w:r>
+      <w:r>
+        <w:t xml:space="preserve">Nome </w:t>
+      </w:r>
+      <w:r>
+        <w:t>e clicar em</w:t>
+      </w:r>
+      <w:r>
+        <w:t xml:space="preserve"> Criar</w:t>
+      </w:r>
+      <w:r>
+        <w:t>.</w:t>
+      </w:r>
+    </w:p>
+    <w:p>
+      <w:pPr>
+        <w:pStyle w:val="Listacommarcas"/>
+        <w:ind w:left="340"/>
+      </w:pPr>
+      <w:r>
+        <w:t>Editar: selecionar e alterar os dados pretendidos.</w:t>
+      </w:r>
+    </w:p>
+    <w:p>
+      <w:pPr>
+        <w:pStyle w:val="Listacommarcas"/>
+        <w:ind w:left="340"/>
+      </w:pPr>
+      <w:r>
+        <w:t>Eliminar: só é permitido se o artigo não estiver associado a nenhuma Compra.</w:t>
+      </w:r>
+    </w:p>
+    <w:p>
+      <w:r>
+        <w:br w:type="page"/>
+      </w:r>
+    </w:p>
+    <w:p>
+      <w:pPr>
+        <w:pStyle w:val="Ttulo1"/>
+      </w:pPr>
+      <w:bookmarkStart w:id="33" w:name="_Toc231934832"/>
+      <w:r>
+        <w:rPr>
+          <w:color w:val="1F3A68"/>
+        </w:rPr>
+        <w:lastRenderedPageBreak/>
+        <w:t>9. Gestão do Orçamento Mensal</w:t>
+      </w:r>
+      <w:bookmarkEnd w:id="33"/>
+    </w:p>
+    <w:p>
+      <w:r>
+        <w:t>Aceda através de Gestão &gt; Orçamento.</w:t>
+      </w:r>
+    </w:p>
+    <w:p>
+      <w:pPr>
+        <w:pStyle w:val="Ttulo2"/>
+      </w:pPr>
+      <w:bookmarkStart w:id="34" w:name="_Toc231934833"/>
+      <w:r>
+        <w:t>9.1. Definir o orçamento do mês</w:t>
+      </w:r>
+      <w:bookmarkEnd w:id="34"/>
+    </w:p>
+    <w:p>
+      <w:pPr>
+        <w:pStyle w:val="Listanumerada"/>
+      </w:pPr>
+      <w:r>
+        <w:t>Selecione o Mês/Ano pretendido no controlo de data.</w:t>
+      </w:r>
+    </w:p>
+    <w:p>
+      <w:pPr>
+        <w:pStyle w:val="Listanumerada"/>
+      </w:pPr>
+      <w:r>
+        <w:t>Introduza o Valor (em €) a estabelecer como limite de despesa.</w:t>
+      </w:r>
+    </w:p>
+    <w:p>
+      <w:pPr>
+        <w:pStyle w:val="Listanumerada"/>
+      </w:pPr>
+      <w:r>
+        <w:t>Clique em Guardar.</w:t>
+      </w:r>
+    </w:p>
+    <w:p>
+      <w:r>
+        <w:rPr>
+          <w:i/>
+        </w:rPr>
+        <w:t xml:space="preserve">Existe apenas um Orçamento por mês. Se já existir um valor definido para o mês selecionado, a aplicação irá </w:t>
+      </w:r>
+      <w:r>
+        <w:rPr>
+          <w:i/>
+        </w:rPr>
+        <w:t>p</w:t>
+      </w:r>
+      <w:r>
+        <w:rPr>
+          <w:i/>
+        </w:rPr>
+        <w:t>erguntar se pretende alterar o valor.</w:t>
+      </w:r>
+      <w:bookmarkStart w:id="35" w:name="_Toc231934834"/>
+      <w:r>
+        <w:rPr>
+          <w:i/>
+          <w:color w:val="808080"/>
+          <w:sz w:val="18"/>
+        </w:rPr>
+        <w:drawing>
+          <wp:inline distT="0" distB="0" distL="0" distR="0" wp14:anchorId="7B6D80B9" wp14:editId="32F038F6">
+            <wp:extent cx="5692633" cy="5258256"/>
+            <wp:effectExtent l="0" t="0" r="3810" b="0"/>
+            <wp:docPr id="778662633" name="Imagem 1"/>
+            <wp:cNvGraphicFramePr>
+              <a:graphicFrameLocks xmlns:a="http://schemas.openxmlformats.org/drawingml/2006/main" noChangeAspect="1"/>
+            </wp:cNvGraphicFramePr>
+            <a:graphic xmlns:a="http://schemas.openxmlformats.org/drawingml/2006/main">
+              <a:graphicData uri="http://schemas.openxmlformats.org/drawingml/2006/picture">
+                <pic:pic xmlns:pic="http://schemas.openxmlformats.org/drawingml/2006/picture">
+                  <pic:nvPicPr>
+                    <pic:cNvPr id="778662633" name=""/>
+                    <pic:cNvPicPr/>
+                  </pic:nvPicPr>
+                  <pic:blipFill>
+                    <a:blip r:embed="rId12"/>
+                    <a:stretch>
+                      <a:fillRect/>
+                    </a:stretch>
+                  </pic:blipFill>
+                  <pic:spPr>
+                    <a:xfrm>
+                      <a:off x="0" y="0"/>
+                      <a:ext cx="5692633" cy="5258256"/>
+                    </a:xfrm>
+                    <a:prstGeom prst="rect">
+                      <a:avLst/>
+                    </a:prstGeom>
+                  </pic:spPr>
+                </pic:pic>
+              </a:graphicData>
+            </a:graphic>
+          </wp:inline>
+        </w:drawing>
+      </w:r>
+      <w:r>
+        <w:t xml:space="preserve">9.2. </w:t>
+      </w:r>
+    </w:p>
+    <w:p>
+      <w:pPr>
+        <w:pStyle w:val="Ttulo2"/>
+      </w:pPr>
+    </w:p>
+    <w:p>
+      <w:pPr>
+        <w:pStyle w:val="Ttulo2"/>
+      </w:pPr>
+    </w:p>
+    <w:p>
+      <w:pPr>
+        <w:pStyle w:val="Ttulo2"/>
+      </w:pPr>
+      <w:r>
+        <w:t>Alterar o orçamento</w:t>
+      </w:r>
+      <w:bookmarkEnd w:id="35"/>
+    </w:p>
+    <w:p>
+      <w:r>
+        <w:t>A alteração é efetuada da mesma forma. A aplicação regista a data/hora da alteração e o utilizador que a realizou, mantendo igualmente o registo do utilizador que criou o orçamento.</w:t>
+      </w:r>
+    </w:p>
+    <w:p>
+      <w:pPr>
+        <w:pStyle w:val="Ttulo2"/>
+      </w:pPr>
+      <w:bookmarkStart w:id="36" w:name="_Toc231934835"/>
+      <w:r>
+        <w:t>9.3. Histórico de alterações</w:t>
+      </w:r>
+      <w:bookmarkEnd w:id="36"/>
+    </w:p>
+    <w:p>
+      <w:r>
+        <w:t>No ecrã de orçamento é apresentada uma área informativa com: Criado por / Em e Alterado por / Em, dando rastreabilidade total às modificações.</w:t>
+      </w:r>
+    </w:p>
+    <w:p>
+      <w:r>
+        <w:br w:type="page"/>
+      </w:r>
+    </w:p>
+    <w:p>
+      <w:pPr>
+        <w:pStyle w:val="Ttulo1"/>
+      </w:pPr>
+      <w:bookmarkStart w:id="37" w:name="_Toc231934836"/>
+      <w:r>
+        <w:rPr>
+          <w:color w:val="1F3A68"/>
+        </w:rPr>
+        <w:lastRenderedPageBreak/>
+        <w:t>10. Planeamento de Compras</w:t>
+      </w:r>
+      <w:bookmarkEnd w:id="37"/>
+    </w:p>
+    <w:p>
+      <w:r>
+        <w:t>Aceda através de Compras &gt; Listar Compras ou Compras &gt; Nova Compra.</w:t>
+      </w:r>
+    </w:p>
+    <w:p>
+      <w:pPr>
+        <w:pStyle w:val="Ttulo2"/>
+      </w:pPr>
+      <w:bookmarkStart w:id="38" w:name="_Toc231934837"/>
+      <w:r>
+        <w:t>10.1. Criar uma nova lista de compras</w:t>
+      </w:r>
+      <w:bookmarkEnd w:id="38"/>
+    </w:p>
+    <w:p>
+      <w:pPr>
+        <w:pStyle w:val="Listanumerada"/>
+      </w:pPr>
+      <w:r>
+        <w:t>Clicar em Nova Compra.</w:t>
+      </w:r>
+    </w:p>
+    <w:p>
+      <w:pPr>
+        <w:pStyle w:val="Listanumerada"/>
+      </w:pPr>
+      <w:r>
+        <w:t>Introduzir um Nome identificativo (ex.: «Compras Pingo Doce — 15/03»).</w:t>
+      </w:r>
+    </w:p>
+    <w:p>
+      <w:pPr>
+        <w:pStyle w:val="Listanumerada"/>
+      </w:pPr>
+      <w:r>
+        <w:t>A data de criação e o utilizador são preenchidos automaticamente.</w:t>
+      </w:r>
+    </w:p>
+    <w:p>
+      <w:pPr>
+        <w:pStyle w:val="Listanumerada"/>
+      </w:pPr>
+      <w:r>
+        <w:t>Clicar em Guardar para começar a adicionar itens.</w:t>
+      </w:r>
+    </w:p>
+    <w:p>
+      <w:pPr>
+        <w:jc w:val="center"/>
+      </w:pPr>
       <w:r>
         <w:rPr>
           <w:b/>
@@ -6294,207 +6281,103 @@
           <w:color w:val="884400"/>
           <w:sz w:val="20"/>
         </w:rPr>
-        <w:t>utilizadores ]</w:t>
-      </w:r>
-      <w:proofErr w:type="gramEnd"/>
+        <w:drawing>
+          <wp:inline distT="0" distB="0" distL="0" distR="0" wp14:anchorId="25DE6953" wp14:editId="607B5570">
+            <wp:extent cx="5972810" cy="2853055"/>
+            <wp:effectExtent l="0" t="0" r="8890" b="4445"/>
+            <wp:docPr id="174144857" name="Imagem 1"/>
+            <wp:cNvGraphicFramePr>
+              <a:graphicFrameLocks xmlns:a="http://schemas.openxmlformats.org/drawingml/2006/main" noChangeAspect="1"/>
+            </wp:cNvGraphicFramePr>
+            <a:graphic xmlns:a="http://schemas.openxmlformats.org/drawingml/2006/main">
+              <a:graphicData uri="http://schemas.openxmlformats.org/drawingml/2006/picture">
+                <pic:pic xmlns:pic="http://schemas.openxmlformats.org/drawingml/2006/picture">
+                  <pic:nvPicPr>
+                    <pic:cNvPr id="174144857" name=""/>
+                    <pic:cNvPicPr/>
+                  </pic:nvPicPr>
+                  <pic:blipFill>
+                    <a:blip r:embed="rId13"/>
+                    <a:stretch>
+                      <a:fillRect/>
+                    </a:stretch>
+                  </pic:blipFill>
+                  <pic:spPr>
+                    <a:xfrm>
+                      <a:off x="0" y="0"/>
+                      <a:ext cx="5972810" cy="2853055"/>
+                    </a:xfrm>
+                    <a:prstGeom prst="rect">
+                      <a:avLst/>
+                    </a:prstGeom>
+                  </pic:spPr>
+                </pic:pic>
+              </a:graphicData>
+            </a:graphic>
+          </wp:inline>
+        </w:drawing>
+      </w:r>
+    </w:p>
+    <w:p>
+      <w:pPr>
+        <w:pStyle w:val="Ttulo2"/>
+      </w:pPr>
+      <w:bookmarkStart w:id="39" w:name="_Toc231934838"/>
+      <w:r>
+        <w:t>10.2. Adicionar itens previstos</w:t>
+      </w:r>
+      <w:bookmarkEnd w:id="39"/>
+    </w:p>
+    <w:p>
+      <w:pPr>
+        <w:pStyle w:val="Listanumerada"/>
+      </w:pPr>
+      <w:r>
+        <w:t xml:space="preserve">Clicar em </w:t>
+      </w:r>
+      <w:r>
+        <w:t xml:space="preserve">Criar </w:t>
+      </w:r>
+      <w:r>
+        <w:t>Item Previsto.</w:t>
+      </w:r>
+    </w:p>
+    <w:p>
+      <w:pPr>
+        <w:pStyle w:val="Listanumerada"/>
+      </w:pPr>
+      <w:r>
+        <w:t>Selecionar o Tipo de Artigo no primeiro ComboBox (filtro obrigatório).</w:t>
+      </w:r>
+    </w:p>
+    <w:p>
+      <w:pPr>
+        <w:pStyle w:val="Listanumerada"/>
+      </w:pPr>
+      <w:r>
+        <w:t>Selecionar o Artigo pretendido no segundo ComboBox.</w:t>
+      </w:r>
+    </w:p>
+    <w:p>
+      <w:pPr>
+        <w:pStyle w:val="Listanumerada"/>
+      </w:pPr>
+      <w:r>
+        <w:t>Indicar a Quantidade Prevista a adquirir.</w:t>
+      </w:r>
+    </w:p>
+    <w:p>
+      <w:pPr>
+        <w:pStyle w:val="Listanumerada"/>
+      </w:pPr>
+      <w:r>
+        <w:t>Clicar em Adicionar. O item passa a constar da lista da compra.</w:t>
+      </w:r>
     </w:p>
     <w:p>
       <w:pPr>
         <w:jc w:val="center"/>
       </w:pPr>
-      <w:r>
-        <w:rPr>
-          <w:i/>
-          <w:color w:val="808080"/>
-          <w:sz w:val="18"/>
-        </w:rPr>
-        <w:t>(substituir esta linha pela imagem correspondente)</w:t>
-      </w:r>
-    </w:p>
-    <w:p>
-      <w:pPr>
-        <w:pStyle w:val="Ttulo2"/>
-      </w:pPr>
-      <w:bookmarkStart w:id="24" w:name="_Toc231934823"/>
-      <w:r>
-        <w:t>6.2. Criar utilizador</w:t>
-      </w:r>
-      <w:bookmarkEnd w:id="24"/>
-    </w:p>
-    <w:p>
-      <w:pPr>
-        <w:pStyle w:val="Listanumerada"/>
-      </w:pPr>
-      <w:r>
-        <w:t>Clicar em Novo.</w:t>
-      </w:r>
-    </w:p>
-    <w:p>
-      <w:pPr>
-        <w:pStyle w:val="Listanumerada"/>
-      </w:pPr>
-      <w:r>
-        <w:t xml:space="preserve">Preencher os campos </w:t>
-      </w:r>
-      <w:proofErr w:type="spellStart"/>
-      <w:r>
-        <w:t>Username</w:t>
-      </w:r>
-      <w:proofErr w:type="spellEnd"/>
-      <w:r>
-        <w:t xml:space="preserve"> (único), Nome, Password e Confirmação de Password.</w:t>
-      </w:r>
-    </w:p>
-    <w:p>
-      <w:pPr>
-        <w:pStyle w:val="Listanumerada"/>
-      </w:pPr>
-      <w:r>
-        <w:t>Clicar em Guardar. O registo passa a constar da listagem.</w:t>
-      </w:r>
-    </w:p>
-    <w:p>
-      <w:r>
-        <w:rPr>
-          <w:i/>
-        </w:rPr>
-        <w:t xml:space="preserve">O </w:t>
-      </w:r>
-      <w:proofErr w:type="spellStart"/>
-      <w:r>
-        <w:rPr>
-          <w:i/>
-        </w:rPr>
-        <w:t>Username</w:t>
-      </w:r>
-      <w:proofErr w:type="spellEnd"/>
-      <w:r>
-        <w:rPr>
-          <w:i/>
-        </w:rPr>
-        <w:t xml:space="preserve"> não pode estar em utilização por outro registo. Caso esteja, será apresentado um aviso.</w:t>
-      </w:r>
-    </w:p>
-    <w:p>
-      <w:pPr>
-        <w:pStyle w:val="Ttulo2"/>
-      </w:pPr>
-      <w:bookmarkStart w:id="25" w:name="_Toc231934824"/>
-      <w:r>
-        <w:t>6.3. Editar utilizador</w:t>
-      </w:r>
-      <w:bookmarkEnd w:id="25"/>
-    </w:p>
-    <w:p>
-      <w:pPr>
-        <w:pStyle w:val="Listanumerada"/>
-      </w:pPr>
-      <w:r>
-        <w:t>Selecionar uma linha da grelha.</w:t>
-      </w:r>
-    </w:p>
-    <w:p>
-      <w:pPr>
-        <w:pStyle w:val="Listanumerada"/>
-      </w:pPr>
-      <w:r>
-        <w:t>Clicar em Editar.</w:t>
-      </w:r>
-    </w:p>
-    <w:p>
-      <w:pPr>
-        <w:pStyle w:val="Listanumerada"/>
-      </w:pPr>
-      <w:r>
-        <w:t>Alterar os campos pretendidos e clicar em Guardar.</w:t>
-      </w:r>
-    </w:p>
-    <w:p>
-      <w:pPr>
-        <w:pStyle w:val="Ttulo2"/>
-      </w:pPr>
-      <w:bookmarkStart w:id="26" w:name="_Toc231934825"/>
-      <w:r>
-        <w:t>6.4. Eliminar utilizador</w:t>
-      </w:r>
-      <w:bookmarkEnd w:id="26"/>
-    </w:p>
-    <w:p>
-      <w:pPr>
-        <w:pStyle w:val="Listanumerada"/>
-      </w:pPr>
-      <w:r>
-        <w:t>Selecionar uma linha da grelha.</w:t>
-      </w:r>
-    </w:p>
-    <w:p>
-      <w:pPr>
-        <w:pStyle w:val="Listanumerada"/>
-      </w:pPr>
-      <w:r>
-        <w:t>Clicar em Eliminar.</w:t>
-      </w:r>
-    </w:p>
-    <w:p>
-      <w:pPr>
-        <w:pStyle w:val="Listanumerada"/>
-      </w:pPr>
-      <w:r>
-        <w:t>Confirmar a operação no diálogo apresentado.</w:t>
-      </w:r>
-    </w:p>
-    <w:p>
-      <w:r>
-        <w:rPr>
-          <w:i/>
-        </w:rPr>
-        <w:t>Não é permitido eliminar o utilizador da sessão atual.</w:t>
-      </w:r>
-    </w:p>
-    <w:p>
-      <w:r>
-        <w:br w:type="page"/>
-      </w:r>
-    </w:p>
-    <w:p>
-      <w:pPr>
-        <w:pStyle w:val="Ttulo1"/>
-      </w:pPr>
-      <w:bookmarkStart w:id="27" w:name="_Toc231934826"/>
-      <w:r>
-        <w:rPr>
-          <w:color w:val="1F3A68"/>
-        </w:rPr>
-        <w:lastRenderedPageBreak/>
-        <w:t>7. Gestão de Tipos de Artigo</w:t>
-      </w:r>
-      <w:bookmarkEnd w:id="27"/>
-    </w:p>
-    <w:p>
-      <w:r>
-        <w:t>Aceda através de Gestão &gt; Tipos de Artigo.</w:t>
-      </w:r>
-    </w:p>
-    <w:p>
-      <w:pPr>
-        <w:pStyle w:val="Ttulo2"/>
-      </w:pPr>
-      <w:bookmarkStart w:id="28" w:name="_Toc231934827"/>
-      <w:r>
-        <w:t>7.1. Listar tipos de artigo</w:t>
-      </w:r>
-      <w:bookmarkEnd w:id="28"/>
-    </w:p>
-    <w:p>
-      <w:r>
-        <w:t>Visualize todos os tipos previamente criados, com Id, Designação e nº de Artigos associados.</w:t>
-      </w:r>
-    </w:p>
-    <w:p>
-      <w:pPr>
-        <w:jc w:val="center"/>
-      </w:pPr>
-      <w:proofErr w:type="gramStart"/>
       <w:r>
         <w:rPr>
           <w:b/>
@@ -6502,9 +6385,316 @@
           <w:color w:val="884400"/>
           <w:sz w:val="20"/>
         </w:rPr>
-        <w:t>[ INSERIR</w:t>
-      </w:r>
-      <w:proofErr w:type="gramEnd"/>
+        <w:t xml:space="preserve">[ </w:t>
+      </w:r>
+    </w:p>
+    <w:p>
+      <w:pPr>
+        <w:pStyle w:val="Ttulo2"/>
+      </w:pPr>
+      <w:bookmarkStart w:id="40" w:name="_Toc231934839"/>
+      <w:r>
+        <w:t>10.3. Editar a lista (enquanto aberta)</w:t>
+      </w:r>
+      <w:bookmarkEnd w:id="40"/>
+    </w:p>
+    <w:p>
+      <w:r>
+        <w:t>Enquanto a compra estiver aberta (estado Não Fechada), pode adicionar, alterar ou remover itens previstos. A aplicação regista quem fez cada alteração e a respetiva data.</w:t>
+      </w:r>
+    </w:p>
+    <w:p>
+      <w:r>
+        <w:rPr>
+          <w:i/>
+        </w:rPr>
+        <w:t>Compras fechadas ficam em modo de leitura — não é permitida qualquer alteração.</w:t>
+      </w:r>
+    </w:p>
+    <w:p>
+      <w:r>
+        <w:br w:type="page"/>
+      </w:r>
+    </w:p>
+    <w:p>
+      <w:pPr>
+        <w:pStyle w:val="Ttulo1"/>
+      </w:pPr>
+      <w:bookmarkStart w:id="41" w:name="_Toc231934840"/>
+      <w:r>
+        <w:rPr>
+          <w:color w:val="1F3A68"/>
+        </w:rPr>
+        <w:lastRenderedPageBreak/>
+        <w:t>11. Modo Compra — Execução da Compra</w:t>
+      </w:r>
+      <w:bookmarkEnd w:id="41"/>
+    </w:p>
+    <w:p>
+      <w:r>
+        <w:t>O Modo Compra é utilizado no momento em que está fisicamente a fazer a compra. Permite registar o que foi efetivamente adquirido, quantidades reais, preços e itens não previstos.</w:t>
+      </w:r>
+    </w:p>
+    <w:p>
+      <w:pPr>
+        <w:pStyle w:val="Ttulo2"/>
+      </w:pPr>
+      <w:bookmarkStart w:id="42" w:name="_Toc231934841"/>
+      <w:r>
+        <w:t>11.1. Entrar em modo compra</w:t>
+      </w:r>
+      <w:bookmarkEnd w:id="42"/>
+    </w:p>
+    <w:p>
+      <w:pPr>
+        <w:pStyle w:val="Listanumerada"/>
+      </w:pPr>
+      <w:r>
+        <w:t>Em Compras &gt; Listar Compras, selecionar a compra pretendida.</w:t>
+      </w:r>
+    </w:p>
+    <w:p>
+      <w:pPr>
+        <w:pStyle w:val="Listanumerada"/>
+      </w:pPr>
+      <w:r>
+        <w:t>Clicar em Iniciar Compra.</w:t>
+      </w:r>
+    </w:p>
+    <w:p>
+      <w:pPr>
+        <w:pStyle w:val="Listanumerada"/>
+      </w:pPr>
+      <w:r>
+        <w:t>O ecrã apresenta a lista de itens previstos e o orçamento disponível.</w:t>
+      </w:r>
+    </w:p>
+    <w:p>
+      <w:pPr>
+        <w:pStyle w:val="Ttulo2"/>
+      </w:pPr>
+      <w:bookmarkStart w:id="43" w:name="_Toc231934842"/>
+      <w:r>
+        <w:rPr>
+          <w:rFonts w:ascii="Calibri" w:eastAsiaTheme="minorEastAsia" w:hAnsi="Calibri" w:cstheme="minorBidi"/>
+          <w:bCs w:val="0"/>
+          <w:i/>
+          <w:color w:val="884400"/>
+          <w:sz w:val="20"/>
+          <w:szCs w:val="22"/>
+        </w:rPr>
+        <w:drawing>
+          <wp:inline distT="0" distB="0" distL="0" distR="0" wp14:anchorId="2355B151" wp14:editId="34D6D0D7">
+            <wp:extent cx="5972810" cy="3451225"/>
+            <wp:effectExtent l="0" t="0" r="8890" b="0"/>
+            <wp:docPr id="778626892" name="Imagem 1"/>
+            <wp:cNvGraphicFramePr>
+              <a:graphicFrameLocks xmlns:a="http://schemas.openxmlformats.org/drawingml/2006/main" noChangeAspect="1"/>
+            </wp:cNvGraphicFramePr>
+            <a:graphic xmlns:a="http://schemas.openxmlformats.org/drawingml/2006/main">
+              <a:graphicData uri="http://schemas.openxmlformats.org/drawingml/2006/picture">
+                <pic:pic xmlns:pic="http://schemas.openxmlformats.org/drawingml/2006/picture">
+                  <pic:nvPicPr>
+                    <pic:cNvPr id="778626892" name=""/>
+                    <pic:cNvPicPr/>
+                  </pic:nvPicPr>
+                  <pic:blipFill>
+                    <a:blip r:embed="rId14"/>
+                    <a:stretch>
+                      <a:fillRect/>
+                    </a:stretch>
+                  </pic:blipFill>
+                  <pic:spPr>
+                    <a:xfrm>
+                      <a:off x="0" y="0"/>
+                      <a:ext cx="5972810" cy="3451225"/>
+                    </a:xfrm>
+                    <a:prstGeom prst="rect">
+                      <a:avLst/>
+                    </a:prstGeom>
+                  </pic:spPr>
+                </pic:pic>
+              </a:graphicData>
+            </a:graphic>
+          </wp:inline>
+        </w:drawing>
+      </w:r>
+      <w:r>
+        <w:t>11.2. Registar aquisição de itens previstos</w:t>
+      </w:r>
+      <w:bookmarkEnd w:id="43"/>
+    </w:p>
+    <w:p>
+      <w:pPr>
+        <w:pStyle w:val="Listanumerada"/>
+      </w:pPr>
+      <w:r>
+        <w:t>Selecionar a linha do item previsto a adquirir.</w:t>
+      </w:r>
+    </w:p>
+    <w:p>
+      <w:pPr>
+        <w:pStyle w:val="Listanumerada"/>
+      </w:pPr>
+      <w:r>
+        <w:t>Indicar a Quantidade Adquirida (pode diferir da prevista).</w:t>
+      </w:r>
+    </w:p>
+    <w:p>
+      <w:pPr>
+        <w:pStyle w:val="Listanumerada"/>
+      </w:pPr>
+      <w:r>
+        <w:t>Indicar o Preço Unitário praticado (€).</w:t>
+      </w:r>
+    </w:p>
+    <w:p>
+      <w:pPr>
+        <w:pStyle w:val="Listanumerada"/>
+      </w:pPr>
+      <w:r>
+        <w:t>Clicar em Confirmar Item. O valor total do item é calculado automaticamente e descontado ao orçamento disponível.</w:t>
+      </w:r>
+    </w:p>
+    <w:p>
+      <w:pPr>
+        <w:pStyle w:val="Ttulo2"/>
+      </w:pPr>
+      <w:bookmarkStart w:id="44" w:name="_Toc231934843"/>
+      <w:r>
+        <w:t>11.3. Adicionar itens não previstos</w:t>
+      </w:r>
+      <w:bookmarkEnd w:id="44"/>
+    </w:p>
+    <w:p>
+      <w:pPr>
+        <w:pStyle w:val="Listanumerada"/>
+      </w:pPr>
+      <w:r>
+        <w:t>Clicar em Adicionar Item Não Previsto.</w:t>
+      </w:r>
+    </w:p>
+    <w:p>
+      <w:pPr>
+        <w:pStyle w:val="Listanumerada"/>
+      </w:pPr>
+      <w:r>
+        <w:t>Selecionar Tipo de Artigo e Artigo (filtro obrigatório por tipo).</w:t>
+      </w:r>
+    </w:p>
+    <w:p>
+      <w:pPr>
+        <w:pStyle w:val="Listanumerada"/>
+      </w:pPr>
+      <w:r>
+        <w:t>Indicar Quantidade Adquirida, Preço Unitário e (opcional) Observações.</w:t>
+      </w:r>
+    </w:p>
+    <w:p>
+      <w:pPr>
+        <w:pStyle w:val="Listanumerada"/>
+      </w:pPr>
+      <w:r>
+        <w:t>Clicar em Adicionar. O item entra na lista já como Adquirido.</w:t>
+      </w:r>
+    </w:p>
+    <w:p>
+      <w:pPr>
+        <w:pStyle w:val="Listanumerada"/>
+        <w:numPr>
+          <w:ilvl w:val="0"/>
+          <w:numId w:val="0"/>
+        </w:numPr>
+        <w:ind w:left="360" w:hanging="360"/>
+      </w:pPr>
+    </w:p>
+    <w:p>
+      <w:pPr>
+        <w:pStyle w:val="Listanumerada"/>
+        <w:numPr>
+          <w:ilvl w:val="0"/>
+          <w:numId w:val="0"/>
+        </w:numPr>
+        <w:ind w:left="360" w:hanging="360"/>
+      </w:pPr>
+    </w:p>
+    <w:p>
+      <w:pPr>
+        <w:pStyle w:val="Listanumerada"/>
+        <w:numPr>
+          <w:ilvl w:val="0"/>
+          <w:numId w:val="0"/>
+        </w:numPr>
+        <w:ind w:left="360" w:hanging="360"/>
+      </w:pPr>
+    </w:p>
+    <w:p>
+      <w:pPr>
+        <w:pStyle w:val="Ttulo2"/>
+      </w:pPr>
+      <w:bookmarkStart w:id="45" w:name="_Toc231934844"/>
+      <w:r>
+        <w:lastRenderedPageBreak/>
+        <w:t>11.4. Acompanhamento do orçamento em tempo real</w:t>
+      </w:r>
+      <w:bookmarkEnd w:id="45"/>
+    </w:p>
+    <w:p>
+      <w:r>
+        <w:t>No topo do ecrã é exibido o painel de Orçamento com três valores:</w:t>
+      </w:r>
+    </w:p>
+    <w:p>
+      <w:pPr>
+        <w:pStyle w:val="Listacommarcas"/>
+        <w:ind w:left="340"/>
+      </w:pPr>
+      <w:r>
+        <w:t>Orçamento mensal definido.</w:t>
+      </w:r>
+    </w:p>
+    <w:p>
+      <w:pPr>
+        <w:pStyle w:val="Listacommarcas"/>
+        <w:ind w:left="340"/>
+      </w:pPr>
+      <w:r>
+        <w:t>Total já gasto no mês corrente (incluindo a compra atual em curso).</w:t>
+      </w:r>
+    </w:p>
+    <w:p>
+      <w:pPr>
+        <w:pStyle w:val="Listacommarcas"/>
+        <w:ind w:left="340"/>
+      </w:pPr>
+      <w:r>
+        <w:t>Disponível — diferença entre o orçamento e o gasto.</w:t>
+      </w:r>
+    </w:p>
+    <w:p>
+      <w:r>
+        <w:t>Estes valores são atualizados a cada novo item registado.</w:t>
+      </w:r>
+    </w:p>
+    <w:p>
+      <w:pPr>
+        <w:pStyle w:val="Ttulo2"/>
+      </w:pPr>
+      <w:bookmarkStart w:id="46" w:name="_Toc231934845"/>
+      <w:r>
+        <w:t>11.5. Alerta de orçamento ultrapassado</w:t>
+      </w:r>
+      <w:bookmarkEnd w:id="46"/>
+    </w:p>
+    <w:p>
+      <w:r>
+        <w:t>Se a soma do gasto atingir ou ultrapassar o orçamento mensal, a aplicação apresenta um alerta visual destacado (zona a vermelho no painel de orçamento e mensagem «Orçamento ultrapassado!»). O registo de itens continua a ser permitido — o alerta tem apenas carácter informativo.</w:t>
+      </w:r>
+    </w:p>
+    <w:p>
+      <w:pPr>
+        <w:jc w:val="center"/>
+      </w:pPr>
       <w:r>
         <w:rPr>
           <w:b/>
@@ -6512,9 +6702,353 @@
           <w:color w:val="884400"/>
           <w:sz w:val="20"/>
         </w:rPr>
-        <w:t xml:space="preserve"> SCREENSHOT: Listagem de Tipos de </w:t>
-      </w:r>
-      <w:proofErr w:type="gramStart"/>
+        <w:drawing>
+          <wp:inline distT="0" distB="0" distL="0" distR="0" wp14:anchorId="3C6FAA7D" wp14:editId="22EC5621">
+            <wp:extent cx="5972810" cy="3359785"/>
+            <wp:effectExtent l="0" t="0" r="8890" b="0"/>
+            <wp:docPr id="842374413" name="Imagem 1"/>
+            <wp:cNvGraphicFramePr>
+              <a:graphicFrameLocks xmlns:a="http://schemas.openxmlformats.org/drawingml/2006/main" noChangeAspect="1"/>
+            </wp:cNvGraphicFramePr>
+            <a:graphic xmlns:a="http://schemas.openxmlformats.org/drawingml/2006/main">
+              <a:graphicData uri="http://schemas.openxmlformats.org/drawingml/2006/picture">
+                <pic:pic xmlns:pic="http://schemas.openxmlformats.org/drawingml/2006/picture">
+                  <pic:nvPicPr>
+                    <pic:cNvPr id="842374413" name=""/>
+                    <pic:cNvPicPr/>
+                  </pic:nvPicPr>
+                  <pic:blipFill>
+                    <a:blip r:embed="rId15"/>
+                    <a:stretch>
+                      <a:fillRect/>
+                    </a:stretch>
+                  </pic:blipFill>
+                  <pic:spPr>
+                    <a:xfrm>
+                      <a:off x="0" y="0"/>
+                      <a:ext cx="5972810" cy="3359785"/>
+                    </a:xfrm>
+                    <a:prstGeom prst="rect">
+                      <a:avLst/>
+                    </a:prstGeom>
+                  </pic:spPr>
+                </pic:pic>
+              </a:graphicData>
+            </a:graphic>
+          </wp:inline>
+        </w:drawing>
+      </w:r>
+    </w:p>
+    <w:p>
+      <w:pPr>
+        <w:pStyle w:val="Ttulo2"/>
+      </w:pPr>
+      <w:bookmarkStart w:id="47" w:name="_Toc231934846"/>
+      <w:r>
+        <w:t>11.6. Fechar a compra</w:t>
+      </w:r>
+      <w:bookmarkEnd w:id="47"/>
+    </w:p>
+    <w:p>
+      <w:pPr>
+        <w:pStyle w:val="Listanumerada"/>
+      </w:pPr>
+      <w:r>
+        <w:t>Após registar todos os itens, clicar em Fechar Compra.</w:t>
+      </w:r>
+    </w:p>
+    <w:p>
+      <w:pPr>
+        <w:pStyle w:val="Listanumerada"/>
+      </w:pPr>
+      <w:r>
+        <w:t>Confirmar a operação no diálogo apresentado.</w:t>
+      </w:r>
+    </w:p>
+    <w:p>
+      <w:pPr>
+        <w:pStyle w:val="Listanumerada"/>
+      </w:pPr>
+      <w:r>
+        <w:t>A compra passa ao estado Fechada, ficando registadas a data/hora de fecho e o utilizador que a fechou.</w:t>
+      </w:r>
+    </w:p>
+    <w:p>
+      <w:r>
+        <w:rPr>
+          <w:i/>
+        </w:rPr>
+        <w:t>Atenção: depois de fechada, a compra não poderá ser reaberta nem alterada.</w:t>
+      </w:r>
+    </w:p>
+    <w:p>
+      <w:r>
+        <w:br w:type="page"/>
+      </w:r>
+    </w:p>
+    <w:p>
+      <w:pPr>
+        <w:pStyle w:val="Ttulo1"/>
+      </w:pPr>
+      <w:bookmarkStart w:id="48" w:name="_Toc231934847"/>
+      <w:r>
+        <w:rPr>
+          <w:color w:val="1F3A68"/>
+        </w:rPr>
+        <w:lastRenderedPageBreak/>
+        <w:t>12. Exportação de Dados (CSV)</w:t>
+      </w:r>
+      <w:bookmarkEnd w:id="48"/>
+    </w:p>
+    <w:p>
+      <w:pPr>
+        <w:pStyle w:val="Ttulo2"/>
+      </w:pPr>
+      <w:bookmarkStart w:id="49" w:name="_Toc231934848"/>
+      <w:r>
+        <w:t>12.1. Exportar compra fechada</w:t>
+      </w:r>
+      <w:bookmarkEnd w:id="49"/>
+    </w:p>
+    <w:p>
+      <w:pPr>
+        <w:pStyle w:val="Listanumerada"/>
+      </w:pPr>
+      <w:r>
+        <w:t>Aceder a Compras &gt; Listar Compras.</w:t>
+      </w:r>
+    </w:p>
+    <w:p>
+      <w:pPr>
+        <w:pStyle w:val="Listanumerada"/>
+      </w:pPr>
+      <w:r>
+        <w:t>Selecionar uma compra no estado Fechada.</w:t>
+      </w:r>
+    </w:p>
+    <w:p>
+      <w:pPr>
+        <w:pStyle w:val="Listanumerada"/>
+      </w:pPr>
+      <w:r>
+        <w:t>Clicar em Exportar CSV.</w:t>
+      </w:r>
+    </w:p>
+    <w:p>
+      <w:pPr>
+        <w:pStyle w:val="Listanumerada"/>
+      </w:pPr>
+      <w:r>
+        <w:t>Escolher o local e nome do ficheiro a guardar.</w:t>
+      </w:r>
+    </w:p>
+    <w:p>
+      <w:pPr>
+        <w:pStyle w:val="Ttulo2"/>
+      </w:pPr>
+      <w:bookmarkStart w:id="50" w:name="_Toc231934849"/>
+      <w:r>
+        <w:rPr>
+          <w:rFonts w:ascii="Calibri" w:eastAsiaTheme="minorEastAsia" w:hAnsi="Calibri" w:cstheme="minorBidi"/>
+          <w:bCs w:val="0"/>
+          <w:i/>
+          <w:color w:val="884400"/>
+          <w:sz w:val="20"/>
+          <w:szCs w:val="22"/>
+        </w:rPr>
+        <w:drawing>
+          <wp:inline distT="0" distB="0" distL="0" distR="0" wp14:anchorId="1A59A085" wp14:editId="32444C65">
+            <wp:extent cx="5972810" cy="3095625"/>
+            <wp:effectExtent l="0" t="0" r="8890" b="9525"/>
+            <wp:docPr id="681480209" name="Imagem 1"/>
+            <wp:cNvGraphicFramePr>
+              <a:graphicFrameLocks xmlns:a="http://schemas.openxmlformats.org/drawingml/2006/main" noChangeAspect="1"/>
+            </wp:cNvGraphicFramePr>
+            <a:graphic xmlns:a="http://schemas.openxmlformats.org/drawingml/2006/main">
+              <a:graphicData uri="http://schemas.openxmlformats.org/drawingml/2006/picture">
+                <pic:pic xmlns:pic="http://schemas.openxmlformats.org/drawingml/2006/picture">
+                  <pic:nvPicPr>
+                    <pic:cNvPr id="681480209" name=""/>
+                    <pic:cNvPicPr/>
+                  </pic:nvPicPr>
+                  <pic:blipFill>
+                    <a:blip r:embed="rId16"/>
+                    <a:stretch>
+                      <a:fillRect/>
+                    </a:stretch>
+                  </pic:blipFill>
+                  <pic:spPr>
+                    <a:xfrm>
+                      <a:off x="0" y="0"/>
+                      <a:ext cx="5972810" cy="3095625"/>
+                    </a:xfrm>
+                    <a:prstGeom prst="rect">
+                      <a:avLst/>
+                    </a:prstGeom>
+                  </pic:spPr>
+                </pic:pic>
+              </a:graphicData>
+            </a:graphic>
+          </wp:inline>
+        </w:drawing>
+      </w:r>
+      <w:r>
+        <w:t>12.2. Estrutura do ficheiro CSV</w:t>
+      </w:r>
+      <w:bookmarkEnd w:id="50"/>
+    </w:p>
+    <w:p>
+      <w:r>
+        <w:t>O delimitador utilizado é o ponto e vírgula («;»). As colunas exportadas são, por esta ordem:</w:t>
+      </w:r>
+    </w:p>
+    <w:p>
+      <w:pPr>
+        <w:pStyle w:val="Listacommarcas"/>
+        <w:ind w:left="340"/>
+      </w:pPr>
+      <w:r>
+        <w:t>NomeCompra</w:t>
+      </w:r>
+    </w:p>
+    <w:p>
+      <w:pPr>
+        <w:pStyle w:val="Listacommarcas"/>
+        <w:ind w:left="340"/>
+      </w:pPr>
+      <w:r>
+        <w:t>DataCriacao</w:t>
+      </w:r>
+    </w:p>
+    <w:p>
+      <w:pPr>
+        <w:pStyle w:val="Listacommarcas"/>
+        <w:ind w:left="340"/>
+      </w:pPr>
+      <w:r>
+        <w:t>DataFechada</w:t>
+      </w:r>
+    </w:p>
+    <w:p>
+      <w:pPr>
+        <w:pStyle w:val="Listacommarcas"/>
+        <w:ind w:left="340"/>
+      </w:pPr>
+      <w:r>
+        <w:t>NomeArtigo</w:t>
+      </w:r>
+    </w:p>
+    <w:p>
+      <w:pPr>
+        <w:pStyle w:val="Listacommarcas"/>
+        <w:ind w:left="340"/>
+      </w:pPr>
+      <w:r>
+        <w:t>ArtigoPrevisto (Sim/Não)</w:t>
+      </w:r>
+    </w:p>
+    <w:p>
+      <w:pPr>
+        <w:pStyle w:val="Listacommarcas"/>
+        <w:ind w:left="340"/>
+      </w:pPr>
+      <w:r>
+        <w:t>ArtigoNaoPrevisto (Sim/Não)</w:t>
+      </w:r>
+    </w:p>
+    <w:p>
+      <w:pPr>
+        <w:pStyle w:val="Listacommarcas"/>
+        <w:ind w:left="340"/>
+      </w:pPr>
+      <w:r>
+        <w:t>QuantidadePrevista</w:t>
+      </w:r>
+    </w:p>
+    <w:p>
+      <w:pPr>
+        <w:pStyle w:val="Listacommarcas"/>
+        <w:ind w:left="340"/>
+      </w:pPr>
+      <w:r>
+        <w:t>QuantidadeAdquirida</w:t>
+      </w:r>
+    </w:p>
+    <w:p>
+      <w:pPr>
+        <w:pStyle w:val="Listacommarcas"/>
+        <w:ind w:left="340"/>
+      </w:pPr>
+      <w:r>
+        <w:t>PrecoUnitario</w:t>
+      </w:r>
+    </w:p>
+    <w:p>
+      <w:r>
+        <w:t>O ficheiro pode ser aberto em Excel, LibreOffice Calc ou qualquer editor de texto.</w:t>
+      </w:r>
+    </w:p>
+    <w:p>
+      <w:r>
+        <w:br w:type="page"/>
+      </w:r>
+    </w:p>
+    <w:p>
+      <w:pPr>
+        <w:pStyle w:val="Ttulo1"/>
+      </w:pPr>
+      <w:bookmarkStart w:id="51" w:name="_Toc231934850"/>
+      <w:r>
+        <w:rPr>
+          <w:color w:val="1F3A68"/>
+        </w:rPr>
+        <w:lastRenderedPageBreak/>
+        <w:t>13. Estatísticas e Sugestões</w:t>
+      </w:r>
+      <w:bookmarkEnd w:id="51"/>
+    </w:p>
+    <w:p>
+      <w:r>
+        <w:t>Aceda através de Estatísticas no menu principal. O ecrã está organizado em dois separadores.</w:t>
+      </w:r>
+    </w:p>
+    <w:p>
+      <w:pPr>
+        <w:pStyle w:val="Ttulo2"/>
+      </w:pPr>
+      <w:bookmarkStart w:id="52" w:name="_Toc231934851"/>
+      <w:r>
+        <w:t>13.1. Separador 1 — Análise histórica</w:t>
+      </w:r>
+      <w:bookmarkEnd w:id="52"/>
+    </w:p>
+    <w:p>
+      <w:r>
+        <w:t>Apresenta duas tabelas:</w:t>
+      </w:r>
+    </w:p>
+    <w:p>
+      <w:pPr>
+        <w:pStyle w:val="Listacommarcas"/>
+        <w:ind w:left="340"/>
+      </w:pPr>
+      <w:r>
+        <w:t>Resumo Mensal — para cada mês: Orçamento, Total de Compras e Diferença (positiva ou negativa).</w:t>
+      </w:r>
+    </w:p>
+    <w:p>
+      <w:pPr>
+        <w:pStyle w:val="Listacommarcas"/>
+        <w:ind w:left="340"/>
+      </w:pPr>
+      <w:r>
+        <w:t>Compras Fechadas — listagem das compras com a percentagem de itens previstos vs. não previstos.</w:t>
+      </w:r>
+    </w:p>
+    <w:p>
+      <w:pPr>
+        <w:jc w:val="center"/>
+      </w:pPr>
       <w:r>
         <w:rPr>
           <w:b/>
@@ -6522,61 +7056,42 @@
           <w:color w:val="884400"/>
           <w:sz w:val="20"/>
         </w:rPr>
-        <w:t>Artigo ]</w:t>
-      </w:r>
-      <w:proofErr w:type="gramEnd"/>
-    </w:p>
-    <w:p>
-      <w:pPr>
-        <w:jc w:val="center"/>
-      </w:pPr>
-      <w:r>
-        <w:rPr>
-          <w:i/>
-          <w:color w:val="808080"/>
-          <w:sz w:val="18"/>
-        </w:rPr>
-        <w:t>(substituir esta linha pela imagem correspondente)</w:t>
-      </w:r>
-    </w:p>
-    <w:p>
-      <w:pPr>
-        <w:pStyle w:val="Ttulo2"/>
-      </w:pPr>
-      <w:bookmarkStart w:id="29" w:name="_Toc231934828"/>
-      <w:r>
-        <w:t>7.2. Criar, editar e eliminar</w:t>
-      </w:r>
-      <w:bookmarkEnd w:id="29"/>
-    </w:p>
-    <w:p>
-      <w:pPr>
-        <w:pStyle w:val="Listacommarcas"/>
-        <w:ind w:left="340"/>
-      </w:pPr>
-      <w:r>
-        <w:t>Novo: introduzir a Designação (ex.: «Frutas e Legumes») e clicar em Guardar.</w:t>
-      </w:r>
-    </w:p>
-    <w:p>
-      <w:pPr>
-        <w:pStyle w:val="Listacommarcas"/>
-        <w:ind w:left="340"/>
-      </w:pPr>
-      <w:r>
-        <w:t>Editar: selecionar uma linha, clicar em Editar, alterar e gravar.</w:t>
-      </w:r>
-    </w:p>
-    <w:p>
-      <w:pPr>
-        <w:pStyle w:val="Listacommarcas"/>
-        <w:ind w:left="340"/>
-      </w:pPr>
-      <w:r>
-        <w:t>Eliminar: selecionar e clicar em Eliminar. A operação só será permitida se não existirem Artigos associados.</w:t>
-      </w:r>
-    </w:p>
-    <w:p>
+        <w:drawing>
+          <wp:inline distT="0" distB="0" distL="0" distR="0" wp14:anchorId="26F26C40" wp14:editId="12333CB5">
+            <wp:extent cx="5972810" cy="6153785"/>
+            <wp:effectExtent l="0" t="0" r="8890" b="0"/>
+            <wp:docPr id="484390368" name="Imagem 1"/>
+            <wp:cNvGraphicFramePr>
+              <a:graphicFrameLocks xmlns:a="http://schemas.openxmlformats.org/drawingml/2006/main" noChangeAspect="1"/>
+            </wp:cNvGraphicFramePr>
+            <a:graphic xmlns:a="http://schemas.openxmlformats.org/drawingml/2006/main">
+              <a:graphicData uri="http://schemas.openxmlformats.org/drawingml/2006/picture">
+                <pic:pic xmlns:pic="http://schemas.openxmlformats.org/drawingml/2006/picture">
+                  <pic:nvPicPr>
+                    <pic:cNvPr id="484390368" name=""/>
+                    <pic:cNvPicPr/>
+                  </pic:nvPicPr>
+                  <pic:blipFill>
+                    <a:blip r:embed="rId17"/>
+                    <a:stretch>
+                      <a:fillRect/>
+                    </a:stretch>
+                  </pic:blipFill>
+                  <pic:spPr>
+                    <a:xfrm>
+                      <a:off x="0" y="0"/>
+                      <a:ext cx="5972810" cy="6153785"/>
+                    </a:xfrm>
+                    <a:prstGeom prst="rect">
+                      <a:avLst/>
+                    </a:prstGeom>
+                  </pic:spPr>
+                </pic:pic>
+              </a:graphicData>
+            </a:graphic>
+          </wp:inline>
+        </w:drawing>
+      </w:r>
       <w:r>
         <w:br w:type="page"/>
       </w:r>
@@ -6585,1395 +7100,7 @@
       <w:pPr>
         <w:pStyle w:val="Ttulo1"/>
       </w:pPr>
-      <w:bookmarkStart w:id="30" w:name="_Toc231934829"/>
-      <w:r>
-        <w:rPr>
-          <w:color w:val="1F3A68"/>
-        </w:rPr>
-        <w:lastRenderedPageBreak/>
-        <w:t>8. Gestão de Artigos</w:t>
-      </w:r>
-      <w:bookmarkEnd w:id="30"/>
-    </w:p>
-    <w:p>
-      <w:r>
-        <w:t>Aceda através de Gestão &gt; Artigos.</w:t>
-      </w:r>
-    </w:p>
-    <w:p>
-      <w:pPr>
-        <w:pStyle w:val="Ttulo2"/>
-      </w:pPr>
-      <w:bookmarkStart w:id="31" w:name="_Toc231934830"/>
-      <w:r>
-        <w:t>8.1. Listar artigos (com filtro por tipo)</w:t>
-      </w:r>
-      <w:bookmarkEnd w:id="31"/>
-    </w:p>
-    <w:p>
-      <w:r>
-        <w:t xml:space="preserve">No topo do ecrã encontra um </w:t>
-      </w:r>
-      <w:proofErr w:type="spellStart"/>
-      <w:r>
-        <w:t>ComboBox</w:t>
-      </w:r>
-      <w:proofErr w:type="spellEnd"/>
-      <w:r>
-        <w:t xml:space="preserve"> Tipo de Artigo. Selecione um tipo para filtrar a grelha de artigos. Para visualizar todos, escolha «(Todos)».</w:t>
-      </w:r>
-    </w:p>
-    <w:p>
-      <w:pPr>
-        <w:jc w:val="center"/>
-      </w:pPr>
-      <w:proofErr w:type="gramStart"/>
-      <w:r>
-        <w:rPr>
-          <w:b/>
-          <w:i/>
-          <w:color w:val="884400"/>
-          <w:sz w:val="20"/>
-        </w:rPr>
-        <w:t>[ INSERIR</w:t>
-      </w:r>
-      <w:proofErr w:type="gramEnd"/>
-      <w:r>
-        <w:rPr>
-          <w:b/>
-          <w:i/>
-          <w:color w:val="884400"/>
-          <w:sz w:val="20"/>
-        </w:rPr>
-        <w:t xml:space="preserve"> SCREENSHOT: Listagem de Artigos com filtro por Tipo de </w:t>
-      </w:r>
-      <w:proofErr w:type="gramStart"/>
-      <w:r>
-        <w:rPr>
-          <w:b/>
-          <w:i/>
-          <w:color w:val="884400"/>
-          <w:sz w:val="20"/>
-        </w:rPr>
-        <w:t>Artigo ]</w:t>
-      </w:r>
-      <w:proofErr w:type="gramEnd"/>
-    </w:p>
-    <w:p>
-      <w:pPr>
-        <w:jc w:val="center"/>
-      </w:pPr>
-      <w:r>
-        <w:rPr>
-          <w:i/>
-          <w:color w:val="808080"/>
-          <w:sz w:val="18"/>
-        </w:rPr>
-        <w:t>(substituir esta linha pela imagem correspondente)</w:t>
-      </w:r>
-    </w:p>
-    <w:p>
-      <w:pPr>
-        <w:pStyle w:val="Ttulo2"/>
-      </w:pPr>
-      <w:bookmarkStart w:id="32" w:name="_Toc231934831"/>
-      <w:r>
-        <w:t>8.2. Criar, editar e eliminar</w:t>
-      </w:r>
-      <w:bookmarkEnd w:id="32"/>
-    </w:p>
-    <w:p>
-      <w:pPr>
-        <w:pStyle w:val="Listacommarcas"/>
-        <w:ind w:left="340"/>
-      </w:pPr>
-      <w:r>
-        <w:t>Novo: escolher o Tipo, introduzir Designação e clicar em Guardar.</w:t>
-      </w:r>
-    </w:p>
-    <w:p>
-      <w:pPr>
-        <w:pStyle w:val="Listacommarcas"/>
-        <w:ind w:left="340"/>
-      </w:pPr>
-      <w:r>
-        <w:t>Editar: selecionar e alterar os dados pretendidos.</w:t>
-      </w:r>
-    </w:p>
-    <w:p>
-      <w:pPr>
-        <w:pStyle w:val="Listacommarcas"/>
-        <w:ind w:left="340"/>
-      </w:pPr>
-      <w:r>
-        <w:t>Eliminar: só é permitido se o artigo não estiver associado a nenhuma Compra.</w:t>
-      </w:r>
-    </w:p>
-    <w:p>
-      <w:r>
-        <w:br w:type="page"/>
-      </w:r>
-    </w:p>
-    <w:p>
-      <w:pPr>
-        <w:pStyle w:val="Ttulo1"/>
-      </w:pPr>
-      <w:bookmarkStart w:id="33" w:name="_Toc231934832"/>
-      <w:r>
-        <w:rPr>
-          <w:color w:val="1F3A68"/>
-        </w:rPr>
-        <w:lastRenderedPageBreak/>
-        <w:t>9. Gestão do Orçamento Mensal</w:t>
-      </w:r>
-      <w:bookmarkEnd w:id="33"/>
-    </w:p>
-    <w:p>
-      <w:r>
-        <w:t>Aceda através de Gestão &gt; Orçamento.</w:t>
-      </w:r>
-    </w:p>
-    <w:p>
-      <w:pPr>
-        <w:pStyle w:val="Ttulo2"/>
-      </w:pPr>
-      <w:bookmarkStart w:id="34" w:name="_Toc231934833"/>
-      <w:r>
-        <w:t>9.1. Definir o orçamento do mês</w:t>
-      </w:r>
-      <w:bookmarkEnd w:id="34"/>
-    </w:p>
-    <w:p>
-      <w:pPr>
-        <w:pStyle w:val="Listanumerada"/>
-      </w:pPr>
-      <w:r>
-        <w:t>Selecione o Mês/Ano pretendido no controlo de data.</w:t>
-      </w:r>
-    </w:p>
-    <w:p>
-      <w:pPr>
-        <w:pStyle w:val="Listanumerada"/>
-      </w:pPr>
-      <w:r>
-        <w:t>Introduza o Valor (em €) a estabelecer como limite de despesa.</w:t>
-      </w:r>
-    </w:p>
-    <w:p>
-      <w:pPr>
-        <w:pStyle w:val="Listanumerada"/>
-      </w:pPr>
-      <w:r>
-        <w:t>Clique em Guardar.</w:t>
-      </w:r>
-    </w:p>
-    <w:p>
-      <w:r>
-        <w:rPr>
-          <w:i/>
-        </w:rPr>
-        <w:t>Existe apenas um Orçamento por mês. Se já existir um valor definido para o mês selecionado, a aplicação irá perguntar se pretende alterar o valor.</w:t>
-      </w:r>
-    </w:p>
-    <w:p>
-      <w:pPr>
-        <w:jc w:val="center"/>
-      </w:pPr>
-      <w:proofErr w:type="gramStart"/>
-      <w:r>
-        <w:rPr>
-          <w:b/>
-          <w:i/>
-          <w:color w:val="884400"/>
-          <w:sz w:val="20"/>
-        </w:rPr>
-        <w:t>[ INSERIR</w:t>
-      </w:r>
-      <w:proofErr w:type="gramEnd"/>
-      <w:r>
-        <w:rPr>
-          <w:b/>
-          <w:i/>
-          <w:color w:val="884400"/>
-          <w:sz w:val="20"/>
-        </w:rPr>
-        <w:t xml:space="preserve"> SCREENSHOT: Ecrã de definição de Orçamento </w:t>
-      </w:r>
-      <w:proofErr w:type="gramStart"/>
-      <w:r>
-        <w:rPr>
-          <w:b/>
-          <w:i/>
-          <w:color w:val="884400"/>
-          <w:sz w:val="20"/>
-        </w:rPr>
-        <w:t>mensal ]</w:t>
-      </w:r>
-      <w:proofErr w:type="gramEnd"/>
-    </w:p>
-    <w:p>
-      <w:pPr>
-        <w:jc w:val="center"/>
-      </w:pPr>
-      <w:r>
-        <w:rPr>
-          <w:i/>
-          <w:color w:val="808080"/>
-          <w:sz w:val="18"/>
-        </w:rPr>
-        <w:t>(substituir esta linha pela imagem correspondente)</w:t>
-      </w:r>
-    </w:p>
-    <w:p>
-      <w:pPr>
-        <w:pStyle w:val="Ttulo2"/>
-      </w:pPr>
-      <w:bookmarkStart w:id="35" w:name="_Toc231934834"/>
-      <w:r>
-        <w:t>9.2. Alterar o orçamento</w:t>
-      </w:r>
-      <w:bookmarkEnd w:id="35"/>
-    </w:p>
-    <w:p>
-      <w:r>
-        <w:t>A alteração é efetuada da mesma forma. A aplicação regista a data/hora da alteração e o utilizador que a realizou, mantendo igualmente o registo do utilizador que criou o orçamento.</w:t>
-      </w:r>
-    </w:p>
-    <w:p>
-      <w:pPr>
-        <w:pStyle w:val="Ttulo2"/>
-      </w:pPr>
-      <w:bookmarkStart w:id="36" w:name="_Toc231934835"/>
-      <w:r>
-        <w:t>9.3. Histórico de alterações</w:t>
-      </w:r>
-      <w:bookmarkEnd w:id="36"/>
-    </w:p>
-    <w:p>
-      <w:r>
-        <w:t>No ecrã de orçamento é apresentada uma área informativa com: Criado por / Em e Alterado por / Em, dando rastreabilidade total às modificações.</w:t>
-      </w:r>
-    </w:p>
-    <w:p>
-      <w:r>
-        <w:br w:type="page"/>
-      </w:r>
-    </w:p>
-    <w:p>
-      <w:pPr>
-        <w:pStyle w:val="Ttulo1"/>
-      </w:pPr>
-      <w:bookmarkStart w:id="37" w:name="_Toc231934836"/>
-      <w:r>
-        <w:rPr>
-          <w:color w:val="1F3A68"/>
-        </w:rPr>
-        <w:lastRenderedPageBreak/>
-        <w:t>10. Planeamento de Compras</w:t>
-      </w:r>
-      <w:bookmarkEnd w:id="37"/>
-    </w:p>
-    <w:p>
-      <w:r>
-        <w:t>Aceda através de Compras &gt; Listar Compras ou Compras &gt; Nova Compra.</w:t>
-      </w:r>
-    </w:p>
-    <w:p>
-      <w:pPr>
-        <w:pStyle w:val="Ttulo2"/>
-      </w:pPr>
-      <w:bookmarkStart w:id="38" w:name="_Toc231934837"/>
-      <w:r>
-        <w:t xml:space="preserve">10.1. </w:t>
-      </w:r>
-      <w:proofErr w:type="gramStart"/>
-      <w:r>
-        <w:t>Criar uma nova</w:t>
-      </w:r>
-      <w:proofErr w:type="gramEnd"/>
-      <w:r>
-        <w:t xml:space="preserve"> lista de compras</w:t>
-      </w:r>
-      <w:bookmarkEnd w:id="38"/>
-    </w:p>
-    <w:p>
-      <w:pPr>
-        <w:pStyle w:val="Listanumerada"/>
-      </w:pPr>
-      <w:r>
-        <w:t>Clicar em Compras &gt; Nova Compra.</w:t>
-      </w:r>
-    </w:p>
-    <w:p>
-      <w:pPr>
-        <w:pStyle w:val="Listanumerada"/>
-      </w:pPr>
-      <w:r>
-        <w:t>Introduzir um Nome identificativo (ex.: «Compras Pingo Doce — 15/03»).</w:t>
-      </w:r>
-    </w:p>
-    <w:p>
-      <w:pPr>
-        <w:pStyle w:val="Listanumerada"/>
-      </w:pPr>
-      <w:r>
-        <w:t>A data de criação e o utilizador são preenchidos automaticamente.</w:t>
-      </w:r>
-    </w:p>
-    <w:p>
-      <w:pPr>
-        <w:pStyle w:val="Listanumerada"/>
-      </w:pPr>
-      <w:r>
-        <w:t>Clicar em Guardar para começar a adicionar itens.</w:t>
-      </w:r>
-    </w:p>
-    <w:p>
-      <w:pPr>
-        <w:jc w:val="center"/>
-      </w:pPr>
-      <w:proofErr w:type="gramStart"/>
-      <w:r>
-        <w:rPr>
-          <w:b/>
-          <w:i/>
-          <w:color w:val="884400"/>
-          <w:sz w:val="20"/>
-        </w:rPr>
-        <w:t>[ INSERIR</w:t>
-      </w:r>
-      <w:proofErr w:type="gramEnd"/>
-      <w:r>
-        <w:rPr>
-          <w:b/>
-          <w:i/>
-          <w:color w:val="884400"/>
-          <w:sz w:val="20"/>
-        </w:rPr>
-        <w:t xml:space="preserve"> SCREENSHOT: Criação de uma nova </w:t>
-      </w:r>
-      <w:proofErr w:type="gramStart"/>
-      <w:r>
-        <w:rPr>
-          <w:b/>
-          <w:i/>
-          <w:color w:val="884400"/>
-          <w:sz w:val="20"/>
-        </w:rPr>
-        <w:t>Compra ]</w:t>
-      </w:r>
-      <w:proofErr w:type="gramEnd"/>
-    </w:p>
-    <w:p>
-      <w:pPr>
-        <w:jc w:val="center"/>
-      </w:pPr>
-      <w:r>
-        <w:rPr>
-          <w:i/>
-          <w:color w:val="808080"/>
-          <w:sz w:val="18"/>
-        </w:rPr>
-        <w:t>(substituir esta linha pela imagem correspondente)</w:t>
-      </w:r>
-    </w:p>
-    <w:p>
-      <w:pPr>
-        <w:pStyle w:val="Ttulo2"/>
-      </w:pPr>
-      <w:bookmarkStart w:id="39" w:name="_Toc231934838"/>
-      <w:r>
-        <w:t>10.2. Adicionar itens previstos</w:t>
-      </w:r>
-      <w:bookmarkEnd w:id="39"/>
-    </w:p>
-    <w:p>
-      <w:pPr>
-        <w:pStyle w:val="Listanumerada"/>
-      </w:pPr>
-      <w:r>
-        <w:t>Clicar em Adicionar Item Previsto.</w:t>
-      </w:r>
-    </w:p>
-    <w:p>
-      <w:pPr>
-        <w:pStyle w:val="Listanumerada"/>
-      </w:pPr>
-      <w:r>
-        <w:t xml:space="preserve">Selecionar o Tipo de Artigo no primeiro </w:t>
-      </w:r>
-      <w:proofErr w:type="spellStart"/>
-      <w:r>
-        <w:t>ComboBox</w:t>
-      </w:r>
-      <w:proofErr w:type="spellEnd"/>
-      <w:r>
-        <w:t xml:space="preserve"> (filtro obrigatório).</w:t>
-      </w:r>
-    </w:p>
-    <w:p>
-      <w:pPr>
-        <w:pStyle w:val="Listanumerada"/>
-      </w:pPr>
-      <w:r>
-        <w:t xml:space="preserve">Selecionar o Artigo pretendido no segundo </w:t>
-      </w:r>
-      <w:proofErr w:type="spellStart"/>
-      <w:r>
-        <w:t>ComboBox</w:t>
-      </w:r>
-      <w:proofErr w:type="spellEnd"/>
-      <w:r>
-        <w:t>.</w:t>
-      </w:r>
-    </w:p>
-    <w:p>
-      <w:pPr>
-        <w:pStyle w:val="Listanumerada"/>
-      </w:pPr>
-      <w:r>
-        <w:t>Indicar a Quantidade Prevista a adquirir.</w:t>
-      </w:r>
-    </w:p>
-    <w:p>
-      <w:pPr>
-        <w:pStyle w:val="Listanumerada"/>
-      </w:pPr>
-      <w:r>
-        <w:t>Clicar em Adicionar. O item passa a constar da lista da compra.</w:t>
-      </w:r>
-    </w:p>
-    <w:p>
-      <w:pPr>
-        <w:jc w:val="center"/>
-      </w:pPr>
-      <w:proofErr w:type="gramStart"/>
-      <w:r>
-        <w:rPr>
-          <w:b/>
-          <w:i/>
-          <w:color w:val="884400"/>
-          <w:sz w:val="20"/>
-        </w:rPr>
-        <w:t>[ INSERIR</w:t>
-      </w:r>
-      <w:proofErr w:type="gramEnd"/>
-      <w:r>
-        <w:rPr>
-          <w:b/>
-          <w:i/>
-          <w:color w:val="884400"/>
-          <w:sz w:val="20"/>
-        </w:rPr>
-        <w:t xml:space="preserve"> SCREENSHOT: Adição de Itens Previstos a uma </w:t>
-      </w:r>
-      <w:proofErr w:type="gramStart"/>
-      <w:r>
-        <w:rPr>
-          <w:b/>
-          <w:i/>
-          <w:color w:val="884400"/>
-          <w:sz w:val="20"/>
-        </w:rPr>
-        <w:t>Compra ]</w:t>
-      </w:r>
-      <w:proofErr w:type="gramEnd"/>
-    </w:p>
-    <w:p>
-      <w:pPr>
-        <w:jc w:val="center"/>
-      </w:pPr>
-      <w:r>
-        <w:rPr>
-          <w:i/>
-          <w:color w:val="808080"/>
-          <w:sz w:val="18"/>
-        </w:rPr>
-        <w:t>(substituir esta linha pela imagem correspondente)</w:t>
-      </w:r>
-    </w:p>
-    <w:p>
-      <w:pPr>
-        <w:pStyle w:val="Ttulo2"/>
-      </w:pPr>
-      <w:bookmarkStart w:id="40" w:name="_Toc231934839"/>
-      <w:r>
-        <w:t>10.3. Editar a lista (enquanto aberta)</w:t>
-      </w:r>
-      <w:bookmarkEnd w:id="40"/>
-    </w:p>
-    <w:p>
-      <w:r>
-        <w:t>Enquanto a compra estiver aberta (estado Não Fechada), pode adicionar, alterar ou remover itens previstos. A aplicação regista quem fez cada alteração e a respetiva data.</w:t>
-      </w:r>
-    </w:p>
-    <w:p>
-      <w:r>
-        <w:rPr>
-          <w:i/>
-        </w:rPr>
-        <w:t>Compras fechadas ficam em modo de leitura — não é permitida qualquer alteração.</w:t>
-      </w:r>
-    </w:p>
-    <w:p>
-      <w:r>
-        <w:br w:type="page"/>
-      </w:r>
-    </w:p>
-    <w:p>
-      <w:pPr>
-        <w:pStyle w:val="Ttulo1"/>
-      </w:pPr>
-      <w:bookmarkStart w:id="41" w:name="_Toc231934840"/>
-      <w:r>
-        <w:rPr>
-          <w:color w:val="1F3A68"/>
-        </w:rPr>
-        <w:lastRenderedPageBreak/>
-        <w:t>11. Modo Compra — Execução da Compra</w:t>
-      </w:r>
-      <w:bookmarkEnd w:id="41"/>
-    </w:p>
-    <w:p>
-      <w:r>
-        <w:t xml:space="preserve">O Modo Compra é utilizado </w:t>
-      </w:r>
-      <w:proofErr w:type="gramStart"/>
-      <w:r>
-        <w:t>no momento em que</w:t>
-      </w:r>
-      <w:proofErr w:type="gramEnd"/>
-      <w:r>
-        <w:t xml:space="preserve"> está fisicamente a fazer a compra. Permite registar o que foi efetivamente adquirido, quantidades reais, preços e itens não previstos.</w:t>
-      </w:r>
-    </w:p>
-    <w:p>
-      <w:pPr>
-        <w:pStyle w:val="Ttulo2"/>
-      </w:pPr>
-      <w:bookmarkStart w:id="42" w:name="_Toc231934841"/>
-      <w:r>
-        <w:t>11.1. Entrar em modo compra</w:t>
-      </w:r>
-      <w:bookmarkEnd w:id="42"/>
-    </w:p>
-    <w:p>
-      <w:pPr>
-        <w:pStyle w:val="Listanumerada"/>
-      </w:pPr>
-      <w:r>
-        <w:t>Em Compras &gt; Listar Compras, selecionar a compra pretendida.</w:t>
-      </w:r>
-    </w:p>
-    <w:p>
-      <w:pPr>
-        <w:pStyle w:val="Listanumerada"/>
-      </w:pPr>
-      <w:r>
-        <w:t>Clicar em Iniciar Compra.</w:t>
-      </w:r>
-    </w:p>
-    <w:p>
-      <w:pPr>
-        <w:pStyle w:val="Listanumerada"/>
-      </w:pPr>
-      <w:r>
-        <w:t>O ecrã apresenta a lista de itens previstos e o orçamento disponível.</w:t>
-      </w:r>
-    </w:p>
-    <w:p>
-      <w:pPr>
-        <w:jc w:val="center"/>
-      </w:pPr>
-      <w:proofErr w:type="gramStart"/>
-      <w:r>
-        <w:rPr>
-          <w:b/>
-          <w:i/>
-          <w:color w:val="884400"/>
-          <w:sz w:val="20"/>
-        </w:rPr>
-        <w:t>[ INSERIR</w:t>
-      </w:r>
-      <w:proofErr w:type="gramEnd"/>
-      <w:r>
-        <w:rPr>
-          <w:b/>
-          <w:i/>
-          <w:color w:val="884400"/>
-          <w:sz w:val="20"/>
-        </w:rPr>
-        <w:t xml:space="preserve"> SCREENSHOT: Modo Compra com itens previstos e orçamento </w:t>
-      </w:r>
-      <w:proofErr w:type="gramStart"/>
-      <w:r>
-        <w:rPr>
-          <w:b/>
-          <w:i/>
-          <w:color w:val="884400"/>
-          <w:sz w:val="20"/>
-        </w:rPr>
-        <w:t>visível ]</w:t>
-      </w:r>
-      <w:proofErr w:type="gramEnd"/>
-    </w:p>
-    <w:p>
-      <w:pPr>
-        <w:jc w:val="center"/>
-      </w:pPr>
-      <w:r>
-        <w:rPr>
-          <w:i/>
-          <w:color w:val="808080"/>
-          <w:sz w:val="18"/>
-        </w:rPr>
-        <w:t>(substituir esta linha pela imagem correspondente)</w:t>
-      </w:r>
-    </w:p>
-    <w:p>
-      <w:pPr>
-        <w:pStyle w:val="Ttulo2"/>
-      </w:pPr>
-      <w:bookmarkStart w:id="43" w:name="_Toc231934842"/>
-      <w:r>
-        <w:t>11.2. Registar aquisição de itens previstos</w:t>
-      </w:r>
-      <w:bookmarkEnd w:id="43"/>
-    </w:p>
-    <w:p>
-      <w:pPr>
-        <w:pStyle w:val="Listanumerada"/>
-      </w:pPr>
-      <w:r>
-        <w:t>Selecionar a linha do item previsto a adquirir.</w:t>
-      </w:r>
-    </w:p>
-    <w:p>
-      <w:pPr>
-        <w:pStyle w:val="Listanumerada"/>
-      </w:pPr>
-      <w:r>
-        <w:t>Indicar a Quantidade Adquirida (pode diferir da prevista).</w:t>
-      </w:r>
-    </w:p>
-    <w:p>
-      <w:pPr>
-        <w:pStyle w:val="Listanumerada"/>
-      </w:pPr>
-      <w:r>
-        <w:t>Indicar o Preço Unitário praticado (€).</w:t>
-      </w:r>
-    </w:p>
-    <w:p>
-      <w:pPr>
-        <w:pStyle w:val="Listanumerada"/>
-      </w:pPr>
-      <w:r>
-        <w:t>Clicar em Confirmar Item. O valor total do item é calculado automaticamente e descontado ao orçamento disponível.</w:t>
-      </w:r>
-    </w:p>
-    <w:p>
-      <w:pPr>
-        <w:pStyle w:val="Ttulo2"/>
-      </w:pPr>
-      <w:bookmarkStart w:id="44" w:name="_Toc231934843"/>
-      <w:r>
-        <w:t>11.3. Adicionar itens não previstos</w:t>
-      </w:r>
-      <w:bookmarkEnd w:id="44"/>
-    </w:p>
-    <w:p>
-      <w:pPr>
-        <w:pStyle w:val="Listanumerada"/>
-      </w:pPr>
-      <w:r>
-        <w:t>Clicar em Adicionar Item Não Previsto.</w:t>
-      </w:r>
-    </w:p>
-    <w:p>
-      <w:pPr>
-        <w:pStyle w:val="Listanumerada"/>
-      </w:pPr>
-      <w:r>
-        <w:t>Selecionar Tipo de Artigo e Artigo (filtro obrigatório por tipo).</w:t>
-      </w:r>
-    </w:p>
-    <w:p>
-      <w:pPr>
-        <w:pStyle w:val="Listanumerada"/>
-      </w:pPr>
-      <w:r>
-        <w:t>Indicar Quantidade Adquirida, Preço Unitário e (opcional) Observações.</w:t>
-      </w:r>
-    </w:p>
-    <w:p>
-      <w:pPr>
-        <w:pStyle w:val="Listanumerada"/>
-      </w:pPr>
-      <w:r>
-        <w:t xml:space="preserve">Clicar em Adicionar. O item entra na lista já </w:t>
-      </w:r>
-      <w:proofErr w:type="gramStart"/>
-      <w:r>
-        <w:t>como Adquirido</w:t>
-      </w:r>
-      <w:proofErr w:type="gramEnd"/>
-      <w:r>
-        <w:t>.</w:t>
-      </w:r>
-    </w:p>
-    <w:p>
-      <w:pPr>
-        <w:jc w:val="center"/>
-      </w:pPr>
-      <w:proofErr w:type="gramStart"/>
-      <w:r>
-        <w:rPr>
-          <w:b/>
-          <w:i/>
-          <w:color w:val="884400"/>
-          <w:sz w:val="20"/>
-        </w:rPr>
-        <w:t>[ INSERIR</w:t>
-      </w:r>
-      <w:proofErr w:type="gramEnd"/>
-      <w:r>
-        <w:rPr>
-          <w:b/>
-          <w:i/>
-          <w:color w:val="884400"/>
-          <w:sz w:val="20"/>
-        </w:rPr>
-        <w:t xml:space="preserve"> SCREENSHOT: Adição de Item Não Previsto durante o Modo </w:t>
-      </w:r>
-      <w:proofErr w:type="gramStart"/>
-      <w:r>
-        <w:rPr>
-          <w:b/>
-          <w:i/>
-          <w:color w:val="884400"/>
-          <w:sz w:val="20"/>
-        </w:rPr>
-        <w:t>Compra ]</w:t>
-      </w:r>
-      <w:proofErr w:type="gramEnd"/>
-    </w:p>
-    <w:p>
-      <w:pPr>
-        <w:jc w:val="center"/>
-      </w:pPr>
-      <w:r>
-        <w:rPr>
-          <w:i/>
-          <w:color w:val="808080"/>
-          <w:sz w:val="18"/>
-        </w:rPr>
-        <w:t>(substituir esta linha pela imagem correspondente)</w:t>
-      </w:r>
-    </w:p>
-    <w:p>
-      <w:pPr>
-        <w:pStyle w:val="Ttulo2"/>
-      </w:pPr>
-      <w:bookmarkStart w:id="45" w:name="_Toc231934844"/>
-      <w:r>
-        <w:t>11.4. Acompanhamento do orçamento em tempo real</w:t>
-      </w:r>
-      <w:bookmarkEnd w:id="45"/>
-    </w:p>
-    <w:p>
-      <w:r>
-        <w:t>No topo do ecrã é exibido o painel de Orçamento com três valores:</w:t>
-      </w:r>
-    </w:p>
-    <w:p>
-      <w:pPr>
-        <w:pStyle w:val="Listacommarcas"/>
-        <w:ind w:left="340"/>
-      </w:pPr>
-      <w:r>
-        <w:t>Orçamento mensal definido.</w:t>
-      </w:r>
-    </w:p>
-    <w:p>
-      <w:pPr>
-        <w:pStyle w:val="Listacommarcas"/>
-        <w:ind w:left="340"/>
-      </w:pPr>
-      <w:r>
-        <w:t>Total já gasto no mês corrente (incluindo a compra atual em curso).</w:t>
-      </w:r>
-    </w:p>
-    <w:p>
-      <w:pPr>
-        <w:pStyle w:val="Listacommarcas"/>
-        <w:ind w:left="340"/>
-      </w:pPr>
-      <w:r>
-        <w:t>Disponível — diferença entre o orçamento e o gasto.</w:t>
-      </w:r>
-    </w:p>
-    <w:p>
-      <w:r>
-        <w:t>Estes valores são atualizados a cada novo item registado.</w:t>
-      </w:r>
-    </w:p>
-    <w:p>
-      <w:pPr>
-        <w:pStyle w:val="Ttulo2"/>
-      </w:pPr>
-      <w:bookmarkStart w:id="46" w:name="_Toc231934845"/>
-      <w:r>
-        <w:t>11.5. Alerta de orçamento ultrapassado</w:t>
-      </w:r>
-      <w:bookmarkEnd w:id="46"/>
-    </w:p>
-    <w:p>
-      <w:r>
-        <w:t>Se a soma do gasto atingir ou ultrapassar o orçamento mensal, a aplicação apresenta um alerta visual destacado (zona a vermelho no painel de orçamento e mensagem «Orçamento ultrapassado!»). O registo de itens continua a ser permitido — o alerta tem apenas carácter informativo.</w:t>
-      </w:r>
-    </w:p>
-    <w:p>
-      <w:pPr>
-        <w:jc w:val="center"/>
-      </w:pPr>
-      <w:proofErr w:type="gramStart"/>
-      <w:r>
-        <w:rPr>
-          <w:b/>
-          <w:i/>
-          <w:color w:val="884400"/>
-          <w:sz w:val="20"/>
-        </w:rPr>
-        <w:t>[ INSERIR</w:t>
-      </w:r>
-      <w:proofErr w:type="gramEnd"/>
-      <w:r>
-        <w:rPr>
-          <w:b/>
-          <w:i/>
-          <w:color w:val="884400"/>
-          <w:sz w:val="20"/>
-        </w:rPr>
-        <w:t xml:space="preserve"> SCREENSHOT: Alerta de orçamento ultrapassado no Modo </w:t>
-      </w:r>
-      <w:proofErr w:type="gramStart"/>
-      <w:r>
-        <w:rPr>
-          <w:b/>
-          <w:i/>
-          <w:color w:val="884400"/>
-          <w:sz w:val="20"/>
-        </w:rPr>
-        <w:t>Compra ]</w:t>
-      </w:r>
-      <w:proofErr w:type="gramEnd"/>
-    </w:p>
-    <w:p>
-      <w:pPr>
-        <w:jc w:val="center"/>
-      </w:pPr>
-      <w:r>
-        <w:rPr>
-          <w:i/>
-          <w:color w:val="808080"/>
-          <w:sz w:val="18"/>
-        </w:rPr>
-        <w:t>(substituir esta linha pela imagem correspondente)</w:t>
-      </w:r>
-    </w:p>
-    <w:p>
-      <w:pPr>
-        <w:pStyle w:val="Ttulo2"/>
-      </w:pPr>
-      <w:bookmarkStart w:id="47" w:name="_Toc231934846"/>
-      <w:r>
-        <w:lastRenderedPageBreak/>
-        <w:t>11.6. Fechar a compra</w:t>
-      </w:r>
-      <w:bookmarkEnd w:id="47"/>
-    </w:p>
-    <w:p>
-      <w:pPr>
-        <w:pStyle w:val="Listanumerada"/>
-      </w:pPr>
-      <w:r>
-        <w:t>Após registar todos os itens, clicar em Fechar Compra.</w:t>
-      </w:r>
-    </w:p>
-    <w:p>
-      <w:pPr>
-        <w:pStyle w:val="Listanumerada"/>
-      </w:pPr>
-      <w:r>
-        <w:t>Confirmar a operação no diálogo apresentado.</w:t>
-      </w:r>
-    </w:p>
-    <w:p>
-      <w:pPr>
-        <w:pStyle w:val="Listanumerada"/>
-      </w:pPr>
-      <w:r>
-        <w:t>A compra passa ao estado Fechada, ficando registadas a data/hora de fecho e o utilizador que a fechou.</w:t>
-      </w:r>
-    </w:p>
-    <w:p>
-      <w:r>
-        <w:rPr>
-          <w:i/>
-        </w:rPr>
-        <w:t>Atenção: depois de fechada, a compra não poderá ser reaberta nem alterada.</w:t>
-      </w:r>
-    </w:p>
-    <w:p>
-      <w:r>
-        <w:br w:type="page"/>
-      </w:r>
-    </w:p>
-    <w:p>
-      <w:pPr>
-        <w:pStyle w:val="Ttulo1"/>
-      </w:pPr>
-      <w:bookmarkStart w:id="48" w:name="_Toc231934847"/>
-      <w:r>
-        <w:rPr>
-          <w:color w:val="1F3A68"/>
-        </w:rPr>
-        <w:lastRenderedPageBreak/>
-        <w:t>12. Exportação de Dados (CSV)</w:t>
-      </w:r>
-      <w:bookmarkEnd w:id="48"/>
-    </w:p>
-    <w:p>
-      <w:pPr>
-        <w:pStyle w:val="Ttulo2"/>
-      </w:pPr>
-      <w:bookmarkStart w:id="49" w:name="_Toc231934848"/>
-      <w:r>
-        <w:t>12.1. Exportar compra fechada</w:t>
-      </w:r>
-      <w:bookmarkEnd w:id="49"/>
-    </w:p>
-    <w:p>
-      <w:pPr>
-        <w:pStyle w:val="Listanumerada"/>
-      </w:pPr>
-      <w:r>
-        <w:t>Aceder a Compras &gt; Listar Compras.</w:t>
-      </w:r>
-    </w:p>
-    <w:p>
-      <w:pPr>
-        <w:pStyle w:val="Listanumerada"/>
-      </w:pPr>
-      <w:r>
-        <w:t>Selecionar uma compra no estado Fechada.</w:t>
-      </w:r>
-    </w:p>
-    <w:p>
-      <w:pPr>
-        <w:pStyle w:val="Listanumerada"/>
-      </w:pPr>
-      <w:r>
-        <w:t>Clicar em Exportar CSV.</w:t>
-      </w:r>
-    </w:p>
-    <w:p>
-      <w:pPr>
-        <w:pStyle w:val="Listanumerada"/>
-      </w:pPr>
-      <w:r>
-        <w:t>Escolher o local e nome do ficheiro a guardar.</w:t>
-      </w:r>
-    </w:p>
-    <w:p>
-      <w:pPr>
-        <w:jc w:val="center"/>
-      </w:pPr>
-      <w:proofErr w:type="gramStart"/>
-      <w:r>
-        <w:rPr>
-          <w:b/>
-          <w:i/>
-          <w:color w:val="884400"/>
-          <w:sz w:val="20"/>
-        </w:rPr>
-        <w:t>[ INSERIR</w:t>
-      </w:r>
-      <w:proofErr w:type="gramEnd"/>
-      <w:r>
-        <w:rPr>
-          <w:b/>
-          <w:i/>
-          <w:color w:val="884400"/>
-          <w:sz w:val="20"/>
-        </w:rPr>
-        <w:t xml:space="preserve"> SCREENSHOT: Diálogo de exportação de compra para </w:t>
-      </w:r>
-      <w:proofErr w:type="gramStart"/>
-      <w:r>
-        <w:rPr>
-          <w:b/>
-          <w:i/>
-          <w:color w:val="884400"/>
-          <w:sz w:val="20"/>
-        </w:rPr>
-        <w:t>CSV ]</w:t>
-      </w:r>
-      <w:proofErr w:type="gramEnd"/>
-    </w:p>
-    <w:p>
-      <w:pPr>
-        <w:jc w:val="center"/>
-      </w:pPr>
-      <w:r>
-        <w:rPr>
-          <w:i/>
-          <w:color w:val="808080"/>
-          <w:sz w:val="18"/>
-        </w:rPr>
-        <w:t>(substituir esta linha pela imagem correspondente)</w:t>
-      </w:r>
-    </w:p>
-    <w:p>
-      <w:pPr>
-        <w:pStyle w:val="Ttulo2"/>
-      </w:pPr>
-      <w:bookmarkStart w:id="50" w:name="_Toc231934849"/>
-      <w:r>
-        <w:t>12.2. Estrutura do ficheiro CSV</w:t>
-      </w:r>
-      <w:bookmarkEnd w:id="50"/>
-    </w:p>
-    <w:p>
-      <w:r>
-        <w:t>O delimitador utilizado é o ponto e vírgula («;»). As colunas exportadas são, por esta ordem:</w:t>
-      </w:r>
-    </w:p>
-    <w:p>
-      <w:pPr>
-        <w:pStyle w:val="Listacommarcas"/>
-        <w:ind w:left="340"/>
-      </w:pPr>
-      <w:proofErr w:type="spellStart"/>
-      <w:r>
-        <w:t>NomeCompra</w:t>
-      </w:r>
-      <w:proofErr w:type="spellEnd"/>
-    </w:p>
-    <w:p>
-      <w:pPr>
-        <w:pStyle w:val="Listacommarcas"/>
-        <w:ind w:left="340"/>
-      </w:pPr>
-      <w:proofErr w:type="spellStart"/>
-      <w:r>
-        <w:t>DataCriacao</w:t>
-      </w:r>
-      <w:proofErr w:type="spellEnd"/>
-    </w:p>
-    <w:p>
-      <w:pPr>
-        <w:pStyle w:val="Listacommarcas"/>
-        <w:ind w:left="340"/>
-      </w:pPr>
-      <w:proofErr w:type="spellStart"/>
-      <w:r>
-        <w:t>DataFechada</w:t>
-      </w:r>
-      <w:proofErr w:type="spellEnd"/>
-    </w:p>
-    <w:p>
-      <w:pPr>
-        <w:pStyle w:val="Listacommarcas"/>
-        <w:ind w:left="340"/>
-      </w:pPr>
-      <w:proofErr w:type="spellStart"/>
-      <w:r>
-        <w:t>NomeArtigo</w:t>
-      </w:r>
-      <w:proofErr w:type="spellEnd"/>
-    </w:p>
-    <w:p>
-      <w:pPr>
-        <w:pStyle w:val="Listacommarcas"/>
-        <w:ind w:left="340"/>
-      </w:pPr>
-      <w:proofErr w:type="spellStart"/>
-      <w:r>
-        <w:t>ArtigoPrevisto</w:t>
-      </w:r>
-      <w:proofErr w:type="spellEnd"/>
-      <w:r>
-        <w:t xml:space="preserve"> (Sim/Não)</w:t>
-      </w:r>
-    </w:p>
-    <w:p>
-      <w:pPr>
-        <w:pStyle w:val="Listacommarcas"/>
-        <w:ind w:left="340"/>
-      </w:pPr>
-      <w:proofErr w:type="spellStart"/>
-      <w:r>
-        <w:t>ArtigoNaoPrevisto</w:t>
-      </w:r>
-      <w:proofErr w:type="spellEnd"/>
-      <w:r>
-        <w:t xml:space="preserve"> (Sim/Não)</w:t>
-      </w:r>
-    </w:p>
-    <w:p>
-      <w:pPr>
-        <w:pStyle w:val="Listacommarcas"/>
-        <w:ind w:left="340"/>
-      </w:pPr>
-      <w:proofErr w:type="spellStart"/>
-      <w:r>
-        <w:t>QuantidadePrevista</w:t>
-      </w:r>
-      <w:proofErr w:type="spellEnd"/>
-    </w:p>
-    <w:p>
-      <w:pPr>
-        <w:pStyle w:val="Listacommarcas"/>
-        <w:ind w:left="340"/>
-      </w:pPr>
-      <w:proofErr w:type="spellStart"/>
-      <w:r>
-        <w:t>QuantidadeAdquirida</w:t>
-      </w:r>
-      <w:proofErr w:type="spellEnd"/>
-    </w:p>
-    <w:p>
-      <w:pPr>
-        <w:pStyle w:val="Listacommarcas"/>
-        <w:ind w:left="340"/>
-      </w:pPr>
-      <w:proofErr w:type="spellStart"/>
-      <w:r>
-        <w:t>PrecoUnitario</w:t>
-      </w:r>
-      <w:proofErr w:type="spellEnd"/>
-    </w:p>
-    <w:p>
-      <w:r>
-        <w:t xml:space="preserve">O ficheiro pode ser aberto em Excel, </w:t>
-      </w:r>
-      <w:proofErr w:type="spellStart"/>
-      <w:r>
-        <w:t>LibreOffice</w:t>
-      </w:r>
-      <w:proofErr w:type="spellEnd"/>
-      <w:r>
-        <w:t xml:space="preserve"> </w:t>
-      </w:r>
-      <w:proofErr w:type="spellStart"/>
-      <w:r>
-        <w:t>Calc</w:t>
-      </w:r>
-      <w:proofErr w:type="spellEnd"/>
-      <w:r>
-        <w:t xml:space="preserve"> ou qualquer editor de texto.</w:t>
-      </w:r>
-    </w:p>
-    <w:p>
-      <w:r>
-        <w:br w:type="page"/>
-      </w:r>
-    </w:p>
-    <w:p>
-      <w:pPr>
-        <w:pStyle w:val="Ttulo1"/>
-      </w:pPr>
-      <w:bookmarkStart w:id="51" w:name="_Toc231934850"/>
-      <w:r>
-        <w:rPr>
-          <w:color w:val="1F3A68"/>
-        </w:rPr>
-        <w:lastRenderedPageBreak/>
-        <w:t>13. Estatísticas e Sugestões</w:t>
-      </w:r>
-      <w:bookmarkEnd w:id="51"/>
-    </w:p>
-    <w:p>
-      <w:r>
-        <w:t>Aceda através de Estatísticas no menu principal. O ecrã está organizado em dois separadores.</w:t>
-      </w:r>
-    </w:p>
-    <w:p>
-      <w:pPr>
-        <w:pStyle w:val="Ttulo2"/>
-      </w:pPr>
-      <w:bookmarkStart w:id="52" w:name="_Toc231934851"/>
-      <w:r>
-        <w:t>13.1. Separador 1 — Análise histórica</w:t>
-      </w:r>
-      <w:bookmarkEnd w:id="52"/>
-    </w:p>
-    <w:p>
-      <w:r>
-        <w:t>Apresenta duas tabelas:</w:t>
-      </w:r>
-    </w:p>
-    <w:p>
-      <w:pPr>
-        <w:pStyle w:val="Listacommarcas"/>
-        <w:ind w:left="340"/>
-      </w:pPr>
-      <w:r>
-        <w:t>Resumo Mensal — para cada mês: Orçamento, Total de Compras e Diferença (positiva ou negativa).</w:t>
-      </w:r>
-    </w:p>
-    <w:p>
-      <w:pPr>
-        <w:pStyle w:val="Listacommarcas"/>
-        <w:ind w:left="340"/>
-      </w:pPr>
-      <w:r>
-        <w:t>Compras Fechadas — listagem das compras com a percentagem de itens previstos vs. não previstos.</w:t>
-      </w:r>
-    </w:p>
-    <w:p>
-      <w:pPr>
-        <w:jc w:val="center"/>
-      </w:pPr>
-      <w:proofErr w:type="gramStart"/>
-      <w:r>
-        <w:rPr>
-          <w:b/>
-          <w:i/>
-          <w:color w:val="884400"/>
-          <w:sz w:val="20"/>
-        </w:rPr>
-        <w:t>[ INSERIR</w:t>
-      </w:r>
-      <w:proofErr w:type="gramEnd"/>
-      <w:r>
-        <w:rPr>
-          <w:b/>
-          <w:i/>
-          <w:color w:val="884400"/>
-          <w:sz w:val="20"/>
-        </w:rPr>
-        <w:t xml:space="preserve"> SCREENSHOT: Estatísticas — Separador 1 (Análise histórica</w:t>
-      </w:r>
-      <w:proofErr w:type="gramStart"/>
-      <w:r>
-        <w:rPr>
-          <w:b/>
-          <w:i/>
-          <w:color w:val="884400"/>
-          <w:sz w:val="20"/>
-        </w:rPr>
-        <w:t>) ]</w:t>
-      </w:r>
-      <w:proofErr w:type="gramEnd"/>
-    </w:p>
-    <w:p>
-      <w:pPr>
-        <w:jc w:val="center"/>
-      </w:pPr>
-      <w:r>
-        <w:rPr>
-          <w:i/>
-          <w:color w:val="808080"/>
-          <w:sz w:val="18"/>
-        </w:rPr>
-        <w:t>(substituir esta linha pela imagem correspondente)</w:t>
-      </w:r>
-    </w:p>
-    <w:p>
-      <w:pPr>
-        <w:pStyle w:val="Ttulo2"/>
-      </w:pPr>
-      <w:bookmarkStart w:id="53" w:name="_Toc231934852"/>
-      <w:r>
-        <w:t>13.2. Separador 2 — Sugestões para o próximo mês</w:t>
-      </w:r>
-      <w:bookmarkEnd w:id="53"/>
-    </w:p>
-    <w:p>
-      <w:r>
-        <w:t>Com base no histórico, a aplicação produz duas sugestões:</w:t>
-      </w:r>
-    </w:p>
-    <w:p>
-      <w:pPr>
-        <w:pStyle w:val="Listacommarcas"/>
-        <w:ind w:left="340"/>
-      </w:pPr>
-      <w:r>
-        <w:t>Sugestão de Orçamento — calculada a partir dos orçamentos e gastos dos meses anteriores.</w:t>
-      </w:r>
-    </w:p>
-    <w:p>
-      <w:pPr>
-        <w:pStyle w:val="Listacommarcas"/>
-        <w:ind w:left="340"/>
-      </w:pPr>
-      <w:r>
-        <w:t>Sugestão de Lista de Compras — gerada considerando a semana atual do mês e as listas realizadas em semanas equivalentes em períodos anteriores.</w:t>
-      </w:r>
-    </w:p>
-    <w:p>
-      <w:pPr>
-        <w:jc w:val="center"/>
-      </w:pPr>
-      <w:proofErr w:type="gramStart"/>
-      <w:r>
-        <w:rPr>
-          <w:b/>
-          <w:i/>
-          <w:color w:val="884400"/>
-          <w:sz w:val="20"/>
-        </w:rPr>
-        <w:t>[ INSERIR</w:t>
-      </w:r>
-      <w:proofErr w:type="gramEnd"/>
-      <w:r>
-        <w:rPr>
-          <w:b/>
-          <w:i/>
-          <w:color w:val="884400"/>
-          <w:sz w:val="20"/>
-        </w:rPr>
-        <w:t xml:space="preserve"> SCREENSHOT: Estatísticas — Separador 2 (Sugestões</w:t>
-      </w:r>
-      <w:proofErr w:type="gramStart"/>
-      <w:r>
-        <w:rPr>
-          <w:b/>
-          <w:i/>
-          <w:color w:val="884400"/>
-          <w:sz w:val="20"/>
-        </w:rPr>
-        <w:t>) ]</w:t>
-      </w:r>
-      <w:proofErr w:type="gramEnd"/>
-    </w:p>
-    <w:p>
-      <w:pPr>
-        <w:jc w:val="center"/>
-      </w:pPr>
-      <w:r>
-        <w:rPr>
-          <w:i/>
-          <w:color w:val="808080"/>
-          <w:sz w:val="18"/>
-        </w:rPr>
-        <w:t>(substituir esta linha pela imagem correspondente)</w:t>
-      </w:r>
-    </w:p>
-    <w:p>
-      <w:r>
-        <w:br w:type="page"/>
-      </w:r>
-    </w:p>
-    <w:p>
-      <w:pPr>
-        <w:pStyle w:val="Ttulo1"/>
-      </w:pPr>
-      <w:bookmarkStart w:id="54" w:name="_Toc231934853"/>
+      <w:bookmarkStart w:id="53" w:name="_Toc231934853"/>
       <w:r>
         <w:rPr>
           <w:color w:val="1F3A68"/>
@@ -7981,7 +7108,7 @@
         <w:lastRenderedPageBreak/>
         <w:t>14. Resolução de Problemas (FAQ)</w:t>
       </w:r>
-      <w:bookmarkEnd w:id="54"/>
+      <w:bookmarkEnd w:id="53"/>
     </w:p>
     <w:p>
       <w:r>
@@ -7996,39 +7123,7 @@
         <w:spacing w:after="160"/>
       </w:pPr>
       <w:r>
-        <w:t xml:space="preserve">R: Verifique se o SQL Server está em execução, se a base de dados </w:t>
-      </w:r>
-      <w:proofErr w:type="spellStart"/>
-      <w:r>
-        <w:t>iShoppingDB</w:t>
-      </w:r>
-      <w:proofErr w:type="spellEnd"/>
-      <w:r>
-        <w:t xml:space="preserve"> existe e se a </w:t>
-      </w:r>
-      <w:proofErr w:type="spellStart"/>
-      <w:r>
-        <w:t>connection</w:t>
-      </w:r>
-      <w:proofErr w:type="spellEnd"/>
-      <w:r>
-        <w:t xml:space="preserve"> </w:t>
-      </w:r>
-      <w:proofErr w:type="spellStart"/>
-      <w:r>
-        <w:t>string</w:t>
-      </w:r>
-      <w:proofErr w:type="spellEnd"/>
-      <w:r>
-        <w:t xml:space="preserve"> em </w:t>
-      </w:r>
-      <w:proofErr w:type="spellStart"/>
-      <w:r>
-        <w:t>App.config</w:t>
-      </w:r>
-      <w:proofErr w:type="spellEnd"/>
-      <w:r>
-        <w:t xml:space="preserve"> está correta.</w:t>
+        <w:t>R: Verifique se o SQL Server está em execução, se a base de dados iShoppingDB existe e se a connection string em App.config está correta.</w:t>
       </w:r>
     </w:p>
     <w:p>
@@ -8076,15 +7171,10 @@
         <w:spacing w:after="160"/>
       </w:pPr>
       <w:r>
-        <w:t xml:space="preserve">R: Solicite a outro utilizador que aceda </w:t>
-      </w:r>
-      <w:proofErr w:type="gramStart"/>
-      <w:r>
-        <w:t>a</w:t>
-      </w:r>
-      <w:proofErr w:type="gramEnd"/>
-      <w:r>
-        <w:t xml:space="preserve"> Gestão &gt; Utilizadores e defina uma nova password para a sua conta.</w:t>
+        <w:t xml:space="preserve">R: </w:t>
+      </w:r>
+      <w:r>
+        <w:t xml:space="preserve">Faça recuperar password no login inicial. </w:t>
       </w:r>
     </w:p>
     <w:p>
@@ -8100,15 +7190,7 @@
         <w:spacing w:after="160"/>
       </w:pPr>
       <w:r>
-        <w:t xml:space="preserve">R: Não é possível reabrir uma compra. Deverá </w:t>
-      </w:r>
-      <w:proofErr w:type="gramStart"/>
-      <w:r>
-        <w:t>criar uma nova</w:t>
-      </w:r>
-      <w:proofErr w:type="gramEnd"/>
-      <w:r>
-        <w:t xml:space="preserve"> lista para registar novas aquisições.</w:t>
+        <w:t>R: Não é possível reabrir uma compra. Deverá criar uma nova lista para registar novas aquisições.</w:t>
       </w:r>
     </w:p>
     <w:p>
@@ -8140,15 +7222,7 @@
         <w:spacing w:after="160"/>
       </w:pPr>
       <w:r>
-        <w:t xml:space="preserve">R: Utilize o SQL Server Management Studio para fazer um Backup da base de dados </w:t>
-      </w:r>
-      <w:proofErr w:type="spellStart"/>
-      <w:r>
-        <w:t>iShoppingDB</w:t>
-      </w:r>
-      <w:proofErr w:type="spellEnd"/>
-      <w:r>
-        <w:t>.</w:t>
+        <w:t>R: Utilize o SQL Server Management Studio para fazer um Backup da base de dados iShoppingDB.</w:t>
       </w:r>
     </w:p>
     <w:p>
@@ -8160,7 +7234,7 @@
       <w:pPr>
         <w:pStyle w:val="Ttulo1"/>
       </w:pPr>
-      <w:bookmarkStart w:id="55" w:name="_Toc231934854"/>
+      <w:bookmarkStart w:id="54" w:name="_Toc231934854"/>
       <w:r>
         <w:rPr>
           <w:color w:val="1F3A68"/>
@@ -8168,7 +7242,7 @@
         <w:lastRenderedPageBreak/>
         <w:t>15. Boas Práticas de Utilização</w:t>
       </w:r>
-      <w:bookmarkEnd w:id="55"/>
+      <w:bookmarkEnd w:id="54"/>
     </w:p>
     <w:p>
       <w:pPr>
@@ -8237,14 +7311,14 @@
       <w:pPr>
         <w:pStyle w:val="Ttulo1"/>
       </w:pPr>
-      <w:bookmarkStart w:id="56" w:name="_Toc231934855"/>
+      <w:bookmarkStart w:id="55" w:name="_Toc231934855"/>
       <w:r>
         <w:rPr>
           <w:color w:val="1F3A68"/>
         </w:rPr>
         <w:t>16. Glossário</w:t>
       </w:r>
-      <w:bookmarkEnd w:id="56"/>
+      <w:bookmarkEnd w:id="55"/>
     </w:p>
     <w:p>
       <w:r>
@@ -8254,39 +7328,7 @@
         <w:t xml:space="preserve">CRUD — </w:t>
       </w:r>
       <w:r>
-        <w:t xml:space="preserve">Conjunto de operações </w:t>
-      </w:r>
-      <w:proofErr w:type="spellStart"/>
-      <w:r>
-        <w:t>Create</w:t>
-      </w:r>
-      <w:proofErr w:type="spellEnd"/>
-      <w:r>
-        <w:t xml:space="preserve">, </w:t>
-      </w:r>
-      <w:proofErr w:type="spellStart"/>
-      <w:r>
-        <w:t>Read</w:t>
-      </w:r>
-      <w:proofErr w:type="spellEnd"/>
-      <w:r>
-        <w:t xml:space="preserve">, </w:t>
-      </w:r>
-      <w:proofErr w:type="spellStart"/>
-      <w:r>
-        <w:t>Update</w:t>
-      </w:r>
-      <w:proofErr w:type="spellEnd"/>
-      <w:r>
-        <w:t xml:space="preserve">, </w:t>
-      </w:r>
-      <w:proofErr w:type="gramStart"/>
-      <w:r>
-        <w:t>Delete</w:t>
-      </w:r>
-      <w:proofErr w:type="gramEnd"/>
-      <w:r>
-        <w:t xml:space="preserve"> sobre uma entidade.</w:t>
+        <w:t>Conjunto de operações Create, Read, Update, Delete sobre uma entidade.</w:t>
       </w:r>
     </w:p>
     <w:p>
@@ -8296,29 +7338,16 @@
         </w:rPr>
         <w:t xml:space="preserve">MVC — </w:t>
       </w:r>
-      <w:proofErr w:type="spellStart"/>
-      <w:r>
-        <w:t>Model-View-Controller</w:t>
-      </w:r>
-      <w:proofErr w:type="spellEnd"/>
-      <w:r>
-        <w:t xml:space="preserve"> — padrão arquitetural que separa dados, lógica e apresentação.</w:t>
-      </w:r>
-    </w:p>
-    <w:p>
-      <w:proofErr w:type="spellStart"/>
+      <w:r>
+        <w:t>Model-View-Controller — padrão arquitetural que separa dados, lógica e apresentação.</w:t>
+      </w:r>
+    </w:p>
+    <w:p>
       <w:r>
         <w:rPr>
           <w:b/>
         </w:rPr>
-        <w:t>Entity</w:t>
-      </w:r>
-      <w:proofErr w:type="spellEnd"/>
-      <w:r>
-        <w:rPr>
-          <w:b/>
-        </w:rPr>
-        <w:t xml:space="preserve"> Framework — </w:t>
+        <w:t xml:space="preserve">Entity Framework — </w:t>
       </w:r>
       <w:r>
         <w:t>ORM da Microsoft que faz o mapeamento entre objetos C# e tabelas SQL.</w:t>
@@ -8331,37 +7360,16 @@
         </w:rPr>
         <w:t xml:space="preserve">ORM — </w:t>
       </w:r>
-      <w:proofErr w:type="spellStart"/>
-      <w:r>
-        <w:t>Object-Relational</w:t>
-      </w:r>
-      <w:proofErr w:type="spellEnd"/>
-      <w:r>
-        <w:t xml:space="preserve"> </w:t>
-      </w:r>
-      <w:proofErr w:type="spellStart"/>
-      <w:r>
-        <w:t>Mapper</w:t>
-      </w:r>
-      <w:proofErr w:type="spellEnd"/>
-      <w:r>
-        <w:t xml:space="preserve"> — biblioteca que automatiza a comunicação com a base de dados.</w:t>
-      </w:r>
-    </w:p>
-    <w:p>
-      <w:proofErr w:type="gramStart"/>
+      <w:r>
+        <w:t>Object-Relational Mapper — biblioteca que automatiza a comunicação com a base de dados.</w:t>
+      </w:r>
+    </w:p>
+    <w:p>
       <w:r>
         <w:rPr>
           <w:b/>
         </w:rPr>
-        <w:t>Compra Fechada</w:t>
-      </w:r>
-      <w:proofErr w:type="gramEnd"/>
-      <w:r>
-        <w:rPr>
-          <w:b/>
-        </w:rPr>
-        <w:t xml:space="preserve"> — </w:t>
+        <w:t xml:space="preserve">Compra Fechada — </w:t>
       </w:r>
       <w:r>
         <w:t>Compra cujo estado já não permite alterações.</w:t>
@@ -8390,122 +7398,28 @@
       </w:r>
     </w:p>
     <w:p>
-      <w:proofErr w:type="spellStart"/>
       <w:r>
         <w:rPr>
           <w:b/>
         </w:rPr>
-        <w:t>Connection</w:t>
-      </w:r>
-      <w:proofErr w:type="spellEnd"/>
+        <w:t xml:space="preserve">Connection String — </w:t>
+      </w:r>
+      <w:r>
+        <w:t>Cadeia de configuração que indica à aplicação como ligar-se à base de dados.</w:t>
+      </w:r>
+    </w:p>
+    <w:p>
       <w:r>
         <w:rPr>
           <w:b/>
         </w:rPr>
-        <w:t xml:space="preserve"> </w:t>
-      </w:r>
-      <w:proofErr w:type="spellStart"/>
-      <w:r>
-        <w:rPr>
-          <w:b/>
-        </w:rPr>
-        <w:t>String</w:t>
-      </w:r>
-      <w:proofErr w:type="spellEnd"/>
-      <w:r>
-        <w:rPr>
-          <w:b/>
-        </w:rPr>
-        <w:t xml:space="preserve"> — </w:t>
-      </w:r>
-      <w:r>
-        <w:t>Cadeia de configuração que indica à aplicação como ligar-se à base de dados.</w:t>
-      </w:r>
-    </w:p>
-    <w:p>
-      <w:proofErr w:type="spellStart"/>
-      <w:r>
-        <w:rPr>
-          <w:b/>
-        </w:rPr>
-        <w:t>Seed</w:t>
-      </w:r>
-      <w:proofErr w:type="spellEnd"/>
-      <w:r>
-        <w:rPr>
-          <w:b/>
-        </w:rPr>
-        <w:t xml:space="preserve"> — </w:t>
+        <w:t xml:space="preserve">Seed — </w:t>
       </w:r>
       <w:r>
         <w:t>Dados iniciais carregados automaticamente na primeira execução.</w:t>
       </w:r>
     </w:p>
-    <w:p>
-      <w:r>
-        <w:br w:type="page"/>
-      </w:r>
-    </w:p>
-    <w:p>
-      <w:pPr>
-        <w:pStyle w:val="Ttulo1"/>
-      </w:pPr>
-      <w:bookmarkStart w:id="57" w:name="_Toc231934856"/>
-      <w:r>
-        <w:rPr>
-          <w:color w:val="1F3A68"/>
-        </w:rPr>
-        <w:lastRenderedPageBreak/>
-        <w:t>17. Anexos</w:t>
-      </w:r>
-      <w:bookmarkEnd w:id="57"/>
-    </w:p>
-    <w:p>
-      <w:r>
-        <w:t>Sugere-se a inclusão dos seguintes anexos para complementar o manual:</w:t>
-      </w:r>
-    </w:p>
-    <w:p>
-      <w:pPr>
-        <w:pStyle w:val="Listacommarcas"/>
-        <w:ind w:left="340"/>
-      </w:pPr>
-      <w:r>
-        <w:t>Anexo A — Diagrama de Classes / Modelo de Dados.</w:t>
-      </w:r>
-    </w:p>
-    <w:p>
-      <w:pPr>
-        <w:pStyle w:val="Listacommarcas"/>
-        <w:ind w:left="340"/>
-      </w:pPr>
-      <w:r>
-        <w:t>Anexo B — Mapa de navegação entre formulários.</w:t>
-      </w:r>
-    </w:p>
-    <w:p>
-      <w:pPr>
-        <w:pStyle w:val="Listacommarcas"/>
-        <w:ind w:left="340"/>
-      </w:pPr>
-      <w:r>
-        <w:t>Anexo C — Conjunto completo de capturas de ecrã (uma por ecrã principal).</w:t>
-      </w:r>
-    </w:p>
-    <w:p>
-      <w:pPr>
-        <w:pStyle w:val="Listacommarcas"/>
-        <w:ind w:left="340"/>
-      </w:pPr>
-      <w:r>
-        <w:t>Anexo D — Exemplo de ficheiro CSV exportado.</w:t>
-      </w:r>
-    </w:p>
-    <w:p>
-      <w:r>
-        <w:t xml:space="preserve"> </w:t>
-      </w:r>
-    </w:p>
+    <w:p/>
     <w:p>
       <w:pPr>
         <w:jc w:val="center"/>
@@ -8519,7 +7433,7 @@
       </w:r>
     </w:p>
     <w:sectPr>
-      <w:headerReference w:type="default" r:id="rId11"/>
+      <w:headerReference w:type="default" r:id="rId18"/>
       <w:pgSz w:w="12240" w:h="15840"/>
       <w:pgMar w:top="1247" w:right="1417" w:bottom="1247" w:left="1417" w:header="720" w:footer="720" w:gutter="0"/>
       <w:cols w:space="720"/>
@@ -8587,6 +7501,9 @@
       <w:jc w:val="right"/>
     </w:pPr>
     <w:r>
+      <w:rPr>
+        <w:noProof/>
+      </w:rPr>
       <w:drawing>
         <wp:anchor distT="0" distB="0" distL="114300" distR="114300" simplePos="0" relativeHeight="251658240" behindDoc="1" locked="0" layoutInCell="1" allowOverlap="1" wp14:anchorId="266CEDC8" wp14:editId="133471BB">
           <wp:simplePos x="0" y="0"/>
@@ -9458,6 +8375,7 @@
   <w:style w:type="character" w:default="1" w:styleId="Tipodeletrapredefinidodopargrafo">
     <w:name w:val="Default Paragraph Font"/>
     <w:uiPriority w:val="1"/>
+    <w:semiHidden/>
     <w:unhideWhenUsed/>
   </w:style>
   <w:style w:type="table" w:default="1" w:styleId="Tabelanormal">

--- a/Projeto DA/Guia do Utilizador iShopping.docx
+++ b/Projeto DA/Guia do Utilizador iShopping.docx
@@ -139,21 +139,7 @@
                 <w:b/>
               </w:rPr>
               <w:lastRenderedPageBreak/>
-              <w:t>Autor(</w:t>
-            </w:r>
-            <w:proofErr w:type="spellStart"/>
-            <w:r>
-              <w:rPr>
-                <w:b/>
-              </w:rPr>
-              <w:t>es</w:t>
-            </w:r>
-            <w:proofErr w:type="spellEnd"/>
-            <w:r>
-              <w:rPr>
-                <w:b/>
-              </w:rPr>
-              <w:t>):</w:t>
+              <w:t>Autor(es):</w:t>
             </w:r>
           </w:p>
         </w:tc>
@@ -246,13 +232,6 @@
       <w:pPr>
         <w:jc w:val="center"/>
       </w:pPr>
-      <w:r>
-        <w:rPr>
-          <w:i/>
-          <w:sz w:val="20"/>
-        </w:rPr>
-        <w:t xml:space="preserve">Versão 1.0 — </w:t>
-      </w:r>
       <w:r>
         <w:rPr>
           <w:i/>
@@ -4714,23 +4693,7 @@
         <w:ind w:left="340"/>
       </w:pPr>
       <w:r>
-        <w:t xml:space="preserve">Os blocos </w:t>
-      </w:r>
-      <w:proofErr w:type="gramStart"/>
-      <w:r>
-        <w:t>«[ INSERIR</w:t>
-      </w:r>
-      <w:proofErr w:type="gramEnd"/>
-      <w:r>
-        <w:t xml:space="preserve"> SCREENSHOT: </w:t>
-      </w:r>
-      <w:proofErr w:type="gramStart"/>
-      <w:r>
-        <w:t>... ]</w:t>
-      </w:r>
-      <w:proofErr w:type="gramEnd"/>
-      <w:r>
-        <w:t>» indicam o local onde deverá ser inserida a respetiva captura de ecrã.</w:t>
+        <w:t>Os blocos «[ INSERIR SCREENSHOT: ... ]» indicam o local onde deverá ser inserida a respetiva captura de ecrã.</w:t>
       </w:r>
     </w:p>
     <w:p>
@@ -4739,15 +4702,7 @@
         <w:ind w:left="340"/>
       </w:pPr>
       <w:r>
-        <w:t xml:space="preserve">As sequências de cliques são representadas com o separador </w:t>
-      </w:r>
-      <w:proofErr w:type="gramStart"/>
-      <w:r>
-        <w:t>« &gt;</w:t>
-      </w:r>
-      <w:proofErr w:type="gramEnd"/>
-      <w:r>
-        <w:t xml:space="preserve"> » (ex.: Menu Principal &gt; Gestão &gt; Artigos).</w:t>
+        <w:t>As sequências de cliques são representadas com o separador « &gt; » (ex.: Menu Principal &gt; Gestão &gt; Artigos).</w:t>
       </w:r>
     </w:p>
     <w:p>
@@ -4849,15 +4804,7 @@
         <w:ind w:left="340"/>
       </w:pPr>
       <w:r>
-        <w:t>Microsoft SQL Server 2019 (</w:t>
-      </w:r>
-      <w:proofErr w:type="spellStart"/>
-      <w:r>
-        <w:t>LocalDB</w:t>
-      </w:r>
-      <w:proofErr w:type="spellEnd"/>
-      <w:r>
-        <w:t xml:space="preserve"> ou Express) ou superior.</w:t>
+        <w:t>Microsoft SQL Server 2019 (LocalDB ou Express) ou superior.</w:t>
       </w:r>
     </w:p>
     <w:p>
@@ -4874,21 +4821,20 @@
         <w:rPr>
           <w:i/>
         </w:rPr>
-        <w:t xml:space="preserve">Nota: a aplicação utiliza </w:t>
-      </w:r>
-      <w:proofErr w:type="spellStart"/>
+        <w:t xml:space="preserve">Nota: </w:t>
+      </w:r>
+      <w:r>
+        <w:rPr>
+          <w:i/>
+          <w:iCs/>
+        </w:rPr>
+        <w:t>a aplicação utiliza Entity Framework para o acesso a dados. As dependências são restauradas automaticamente pelo NuGet ao abrir e compilar a solução no Visual Studio.</w:t>
+      </w:r>
       <w:r>
         <w:rPr>
           <w:i/>
         </w:rPr>
-        <w:t>Entity</w:t>
-      </w:r>
-      <w:proofErr w:type="spellEnd"/>
-      <w:r>
-        <w:rPr>
-          <w:i/>
-        </w:rPr>
-        <w:t xml:space="preserve"> Framework para o acesso a dados. Não é necessária qualquer instalação adicional por parte do utilizador, uma vez que as dependências são distribuídas com o executável.</w:t>
+        <w:t>.</w:t>
       </w:r>
     </w:p>
     <w:p>
@@ -4931,15 +4877,7 @@
         <w:ind w:left="340"/>
       </w:pPr>
       <w:r>
-        <w:t xml:space="preserve">Pasta </w:t>
-      </w:r>
-      <w:proofErr w:type="spellStart"/>
-      <w:r>
-        <w:t>src</w:t>
-      </w:r>
-      <w:proofErr w:type="spellEnd"/>
-      <w:r>
-        <w:t>/ — código-fonte completo da solução em C# (Visual Studio).</w:t>
+        <w:t>Pasta src/ — código-fonte completo da solução em C# (Visual Studio).</w:t>
       </w:r>
     </w:p>
     <w:p>
@@ -4948,15 +4886,7 @@
         <w:ind w:left="340"/>
       </w:pPr>
       <w:r>
-        <w:t>Pasta bin/ — ficheiros executáveis e bibliotecas compiladas (</w:t>
-      </w:r>
-      <w:proofErr w:type="spellStart"/>
-      <w:r>
-        <w:t>Release</w:t>
-      </w:r>
-      <w:proofErr w:type="spellEnd"/>
-      <w:r>
-        <w:t>).</w:t>
+        <w:t>Pasta bin/ — ficheiros executáveis e bibliotecas compiladas (Release).</w:t>
       </w:r>
     </w:p>
     <w:p>
@@ -4965,23 +4895,7 @@
         <w:ind w:left="340"/>
       </w:pPr>
       <w:r>
-        <w:t xml:space="preserve">Pasta </w:t>
-      </w:r>
-      <w:proofErr w:type="spellStart"/>
-      <w:r>
-        <w:t>db</w:t>
-      </w:r>
-      <w:proofErr w:type="spellEnd"/>
-      <w:r>
-        <w:t>/ — scripts SQL de criação da base de dados e dados iniciais (</w:t>
-      </w:r>
-      <w:proofErr w:type="spellStart"/>
-      <w:r>
-        <w:t>seed</w:t>
-      </w:r>
-      <w:proofErr w:type="spellEnd"/>
-      <w:r>
-        <w:t>).</w:t>
+        <w:t>Pasta db/ — scripts SQL de criação da base de dados e dados iniciais (seed).</w:t>
       </w:r>
     </w:p>
     <w:p>
@@ -5022,231 +4936,40 @@
       <w:bookmarkEnd w:id="10"/>
     </w:p>
     <w:p>
-      <w:pPr>
-        <w:pStyle w:val="Listanumerada"/>
-      </w:pPr>
-      <w:r>
-        <w:t>Garantir que o serviço Microsoft SQL Server está em execução.</w:t>
-      </w:r>
-    </w:p>
-    <w:p>
-      <w:pPr>
-        <w:pStyle w:val="Listanumerada"/>
-      </w:pPr>
-      <w:r>
-        <w:t>Abrir o SQL Server Management Studio e ligar à instância (ex.: (</w:t>
-      </w:r>
-      <w:proofErr w:type="spellStart"/>
-      <w:r>
-        <w:t>localdb</w:t>
-      </w:r>
-      <w:proofErr w:type="spellEnd"/>
-      <w:r>
-        <w:t>)\</w:t>
-      </w:r>
-      <w:proofErr w:type="spellStart"/>
-      <w:r>
-        <w:t>MSSQLLocalDB</w:t>
-      </w:r>
-      <w:proofErr w:type="spellEnd"/>
-      <w:r>
-        <w:t>).</w:t>
-      </w:r>
-    </w:p>
-    <w:p>
-      <w:pPr>
-        <w:pStyle w:val="Listanumerada"/>
-      </w:pPr>
-      <w:r>
-        <w:t xml:space="preserve">Executar o script </w:t>
-      </w:r>
-      <w:proofErr w:type="spellStart"/>
-      <w:r>
-        <w:t>db</w:t>
-      </w:r>
-      <w:proofErr w:type="spellEnd"/>
-      <w:r>
-        <w:t xml:space="preserve">/01_create_database.sql para criar a base de dados </w:t>
-      </w:r>
-      <w:proofErr w:type="spellStart"/>
-      <w:r>
-        <w:t>iShoppingDB</w:t>
-      </w:r>
-      <w:proofErr w:type="spellEnd"/>
-      <w:r>
-        <w:t>.</w:t>
-      </w:r>
-    </w:p>
-    <w:p>
-      <w:pPr>
-        <w:pStyle w:val="Listanumerada"/>
-      </w:pPr>
-      <w:r>
-        <w:t xml:space="preserve">Executar, opcionalmente, </w:t>
-      </w:r>
-      <w:proofErr w:type="spellStart"/>
-      <w:r>
-        <w:t>db</w:t>
-      </w:r>
-      <w:proofErr w:type="spellEnd"/>
-      <w:r>
-        <w:t xml:space="preserve">/02_seed.sql para </w:t>
-      </w:r>
-      <w:proofErr w:type="gramStart"/>
-      <w:r>
-        <w:t>popular dados</w:t>
-      </w:r>
-      <w:proofErr w:type="gramEnd"/>
-      <w:r>
-        <w:t xml:space="preserve"> iniciais (tipos de artigo e ar</w:t>
-      </w:r>
-      <w:r>
-        <w:t>&lt;</w:t>
-      </w:r>
-      <w:proofErr w:type="spellStart"/>
-      <w:r>
-        <w:t>tigos</w:t>
-      </w:r>
-      <w:proofErr w:type="spellEnd"/>
-      <w:r>
-        <w:t xml:space="preserve"> de exemplo).</w:t>
-      </w:r>
-    </w:p>
-    <w:p>
-      <w:pPr>
-        <w:jc w:val="center"/>
-      </w:pPr>
-      <w:proofErr w:type="gramStart"/>
-      <w:r>
-        <w:rPr>
-          <w:b/>
-          <w:i/>
-          <w:color w:val="884400"/>
-          <w:sz w:val="20"/>
-        </w:rPr>
-        <w:t>[ INSERIR</w:t>
-      </w:r>
-      <w:proofErr w:type="gramEnd"/>
-      <w:r>
-        <w:rPr>
-          <w:b/>
-          <w:i/>
-          <w:color w:val="884400"/>
-          <w:sz w:val="20"/>
-        </w:rPr>
-        <w:t xml:space="preserve"> SCREENSHOT: SQL Server Management Studio com base de dados </w:t>
-      </w:r>
-      <w:proofErr w:type="spellStart"/>
-      <w:r>
-        <w:rPr>
-          <w:b/>
-          <w:i/>
-          <w:color w:val="884400"/>
-          <w:sz w:val="20"/>
-        </w:rPr>
-        <w:t>iShoppingDB</w:t>
-      </w:r>
-      <w:proofErr w:type="spellEnd"/>
-      <w:r>
-        <w:rPr>
-          <w:b/>
-          <w:i/>
-          <w:color w:val="884400"/>
-          <w:sz w:val="20"/>
-        </w:rPr>
+      <w:r>
+        <w:t>A base de dados é criada automaticamente pelo Entity Framework na primeira execução da aplicação. Não é necessária qualquer configuração manual. Apenas é necessário garantir que o serviço SQL Server LocalDB está ativo (instalado com o Visual Studio por defeito).</w:t>
+      </w:r>
+    </w:p>
+    <w:p>
+      <w:pPr>
+        <w:pStyle w:val="Ttulo2"/>
+      </w:pPr>
+      <w:bookmarkStart w:id="11" w:name="_Toc231934810"/>
+      <w:r>
+        <w:t>3.3. Configuração da connection string</w:t>
+      </w:r>
+      <w:bookmarkEnd w:id="11"/>
+    </w:p>
+    <w:p>
+      <w:r>
+        <w:t>A aplicação não requer configuração de connection string. O Entity Framework utiliza automaticamente a instância LocalDB incluída com o Visual Studio, criando a base de</w:t>
+      </w:r>
+      <w:r>
+        <w:t xml:space="preserve"> d</w:t>
+      </w:r>
+      <w:r>
+        <w:t>ados</w:t>
+      </w:r>
+      <w:r>
         <w:t xml:space="preserve"> </w:t>
       </w:r>
-      <w:proofErr w:type="gramStart"/>
-      <w:r>
-        <w:rPr>
-          <w:b/>
-          <w:i/>
-          <w:color w:val="884400"/>
-          <w:sz w:val="20"/>
-        </w:rPr>
-        <w:t>criada ]</w:t>
-      </w:r>
-      <w:proofErr w:type="gramEnd"/>
-    </w:p>
-    <w:p>
-      <w:pPr>
-        <w:jc w:val="center"/>
-      </w:pPr>
-      <w:r>
-        <w:rPr>
-          <w:i/>
-          <w:color w:val="808080"/>
-          <w:sz w:val="18"/>
-        </w:rPr>
-        <w:t>(substituir esta linha pela imagem correspondente)</w:t>
-      </w:r>
-    </w:p>
-    <w:p>
-      <w:pPr>
-        <w:pStyle w:val="Ttulo2"/>
-      </w:pPr>
-      <w:bookmarkStart w:id="11" w:name="_Toc231934810"/>
-      <w:r>
-        <w:t xml:space="preserve">3.3. Configuração da </w:t>
-      </w:r>
-      <w:proofErr w:type="spellStart"/>
-      <w:r>
-        <w:t>connection</w:t>
-      </w:r>
-      <w:proofErr w:type="spellEnd"/>
-      <w:r>
-        <w:t xml:space="preserve"> </w:t>
-      </w:r>
-      <w:proofErr w:type="spellStart"/>
-      <w:r>
-        <w:t>string</w:t>
-      </w:r>
-      <w:bookmarkEnd w:id="11"/>
-      <w:proofErr w:type="spellEnd"/>
-    </w:p>
-    <w:p>
-      <w:r>
-        <w:t xml:space="preserve">A </w:t>
-      </w:r>
-      <w:proofErr w:type="spellStart"/>
-      <w:r>
-        <w:t>connection</w:t>
-      </w:r>
-      <w:proofErr w:type="spellEnd"/>
-      <w:r>
-        <w:t xml:space="preserve"> </w:t>
-      </w:r>
-      <w:proofErr w:type="spellStart"/>
-      <w:r>
-        <w:t>string</w:t>
-      </w:r>
-      <w:proofErr w:type="spellEnd"/>
-      <w:r>
-        <w:t xml:space="preserve"> encontra-se no ficheiro </w:t>
-      </w:r>
-      <w:proofErr w:type="spellStart"/>
-      <w:r>
-        <w:t>App.config</w:t>
-      </w:r>
-      <w:proofErr w:type="spellEnd"/>
-      <w:r>
-        <w:t xml:space="preserve"> (ou no respetivo .</w:t>
-      </w:r>
-      <w:proofErr w:type="spellStart"/>
-      <w:r>
-        <w:t>exe.config</w:t>
-      </w:r>
-      <w:proofErr w:type="spellEnd"/>
-      <w:r>
-        <w:t xml:space="preserve"> junto ao executável). Edite o valor de </w:t>
-      </w:r>
-      <w:proofErr w:type="spellStart"/>
-      <w:r>
-        <w:t>connectionString</w:t>
-      </w:r>
-      <w:proofErr w:type="spellEnd"/>
-      <w:r>
-        <w:t xml:space="preserve"> para apontar para a sua instância de SQL Server, conforme o exemplo:</w:t>
+      <w:r>
+        <w:t>WindowsFormsApp1.Models.Context na primeira execução.</w:t>
+      </w:r>
+    </w:p>
+    <w:p>
+      <w:r>
+        <w:t>Caso seja necessário apontar para uma instância diferente, adicione a seguinte entrada ao ficheiro App.config:</w:t>
       </w:r>
     </w:p>
     <w:p>
@@ -5255,23 +4978,7 @@
           <w:rFonts w:ascii="Consolas" w:hAnsi="Consolas"/>
           <w:sz w:val="18"/>
         </w:rPr>
-        <w:t>&lt;</w:t>
-      </w:r>
-      <w:proofErr w:type="spellStart"/>
-      <w:r>
-        <w:rPr>
-          <w:rFonts w:ascii="Consolas" w:hAnsi="Consolas"/>
-          <w:sz w:val="18"/>
-        </w:rPr>
-        <w:t>connectionStrings</w:t>
-      </w:r>
-      <w:proofErr w:type="spellEnd"/>
-      <w:r>
-        <w:rPr>
-          <w:rFonts w:ascii="Consolas" w:hAnsi="Consolas"/>
-          <w:sz w:val="18"/>
-        </w:rPr>
-        <w:t>&gt;</w:t>
+        <w:t>&lt;connectionStrings&gt;</w:t>
       </w:r>
       <w:r>
         <w:rPr>
@@ -5279,55 +4986,7 @@
           <w:sz w:val="18"/>
         </w:rPr>
         <w:br/>
-        <w:t xml:space="preserve">  &lt;</w:t>
-      </w:r>
-      <w:proofErr w:type="spellStart"/>
-      <w:r>
-        <w:rPr>
-          <w:rFonts w:ascii="Consolas" w:hAnsi="Consolas"/>
-          <w:sz w:val="18"/>
-        </w:rPr>
-        <w:t>add</w:t>
-      </w:r>
-      <w:proofErr w:type="spellEnd"/>
-      <w:r>
-        <w:rPr>
-          <w:rFonts w:ascii="Consolas" w:hAnsi="Consolas"/>
-          <w:sz w:val="18"/>
-        </w:rPr>
-        <w:t xml:space="preserve"> </w:t>
-      </w:r>
-      <w:proofErr w:type="spellStart"/>
-      <w:r>
-        <w:rPr>
-          <w:rFonts w:ascii="Consolas" w:hAnsi="Consolas"/>
-          <w:sz w:val="18"/>
-        </w:rPr>
-        <w:t>name</w:t>
-      </w:r>
-      <w:proofErr w:type="spellEnd"/>
-      <w:r>
-        <w:rPr>
-          <w:rFonts w:ascii="Consolas" w:hAnsi="Consolas"/>
-          <w:sz w:val="18"/>
-        </w:rPr>
-        <w:t>="</w:t>
-      </w:r>
-      <w:proofErr w:type="spellStart"/>
-      <w:r>
-        <w:rPr>
-          <w:rFonts w:ascii="Consolas" w:hAnsi="Consolas"/>
-          <w:sz w:val="18"/>
-        </w:rPr>
-        <w:t>iShoppingContext</w:t>
-      </w:r>
-      <w:proofErr w:type="spellEnd"/>
-      <w:r>
-        <w:rPr>
-          <w:rFonts w:ascii="Consolas" w:hAnsi="Consolas"/>
-          <w:sz w:val="18"/>
-        </w:rPr>
-        <w:t>"</w:t>
+        <w:t xml:space="preserve">  &lt;add name="iShoppingContext"</w:t>
       </w:r>
       <w:r>
         <w:rPr>
@@ -5335,139 +4994,7 @@
           <w:sz w:val="18"/>
         </w:rPr>
         <w:br/>
-        <w:t xml:space="preserve">       </w:t>
-      </w:r>
-      <w:proofErr w:type="spellStart"/>
-      <w:r>
-        <w:rPr>
-          <w:rFonts w:ascii="Consolas" w:hAnsi="Consolas"/>
-          <w:sz w:val="18"/>
-        </w:rPr>
-        <w:t>connectionString</w:t>
-      </w:r>
-      <w:proofErr w:type="spellEnd"/>
-      <w:r>
-        <w:rPr>
-          <w:rFonts w:ascii="Consolas" w:hAnsi="Consolas"/>
-          <w:sz w:val="18"/>
-        </w:rPr>
-        <w:t xml:space="preserve">="Data </w:t>
-      </w:r>
-      <w:proofErr w:type="spellStart"/>
-      <w:r>
-        <w:rPr>
-          <w:rFonts w:ascii="Consolas" w:hAnsi="Consolas"/>
-          <w:sz w:val="18"/>
-        </w:rPr>
-        <w:t>Source</w:t>
-      </w:r>
-      <w:proofErr w:type="spellEnd"/>
-      <w:r>
-        <w:rPr>
-          <w:rFonts w:ascii="Consolas" w:hAnsi="Consolas"/>
-          <w:sz w:val="18"/>
-        </w:rPr>
-        <w:t>=(</w:t>
-      </w:r>
-      <w:proofErr w:type="spellStart"/>
-      <w:r>
-        <w:rPr>
-          <w:rFonts w:ascii="Consolas" w:hAnsi="Consolas"/>
-          <w:sz w:val="18"/>
-        </w:rPr>
-        <w:t>localdb</w:t>
-      </w:r>
-      <w:proofErr w:type="spellEnd"/>
-      <w:r>
-        <w:rPr>
-          <w:rFonts w:ascii="Consolas" w:hAnsi="Consolas"/>
-          <w:sz w:val="18"/>
-        </w:rPr>
-        <w:t>)\</w:t>
-      </w:r>
-      <w:proofErr w:type="spellStart"/>
-      <w:proofErr w:type="gramStart"/>
-      <w:r>
-        <w:rPr>
-          <w:rFonts w:ascii="Consolas" w:hAnsi="Consolas"/>
-          <w:sz w:val="18"/>
-        </w:rPr>
-        <w:t>MSSQLLocalDB;Initial</w:t>
-      </w:r>
-      <w:proofErr w:type="spellEnd"/>
-      <w:proofErr w:type="gramEnd"/>
-      <w:r>
-        <w:rPr>
-          <w:rFonts w:ascii="Consolas" w:hAnsi="Consolas"/>
-          <w:sz w:val="18"/>
-        </w:rPr>
-        <w:t xml:space="preserve"> </w:t>
-      </w:r>
-      <w:proofErr w:type="spellStart"/>
-      <w:r>
-        <w:rPr>
-          <w:rFonts w:ascii="Consolas" w:hAnsi="Consolas"/>
-          <w:sz w:val="18"/>
-        </w:rPr>
-        <w:t>Catalog</w:t>
-      </w:r>
-      <w:proofErr w:type="spellEnd"/>
-      <w:r>
-        <w:rPr>
-          <w:rFonts w:ascii="Consolas" w:hAnsi="Consolas"/>
-          <w:sz w:val="18"/>
-        </w:rPr>
-        <w:t>=</w:t>
-      </w:r>
-      <w:proofErr w:type="spellStart"/>
-      <w:proofErr w:type="gramStart"/>
-      <w:r>
-        <w:rPr>
-          <w:rFonts w:ascii="Consolas" w:hAnsi="Consolas"/>
-          <w:sz w:val="18"/>
-        </w:rPr>
-        <w:t>iShoppingDB;Integrated</w:t>
-      </w:r>
-      <w:proofErr w:type="spellEnd"/>
-      <w:proofErr w:type="gramEnd"/>
-      <w:r>
-        <w:rPr>
-          <w:rFonts w:ascii="Consolas" w:hAnsi="Consolas"/>
-          <w:sz w:val="18"/>
-        </w:rPr>
-        <w:t xml:space="preserve"> </w:t>
-      </w:r>
-      <w:proofErr w:type="spellStart"/>
-      <w:r>
-        <w:rPr>
-          <w:rFonts w:ascii="Consolas" w:hAnsi="Consolas"/>
-          <w:sz w:val="18"/>
-        </w:rPr>
-        <w:t>Security</w:t>
-      </w:r>
-      <w:proofErr w:type="spellEnd"/>
-      <w:r>
-        <w:rPr>
-          <w:rFonts w:ascii="Consolas" w:hAnsi="Consolas"/>
-          <w:sz w:val="18"/>
-        </w:rPr>
-        <w:t>=</w:t>
-      </w:r>
-      <w:proofErr w:type="spellStart"/>
-      <w:r>
-        <w:rPr>
-          <w:rFonts w:ascii="Consolas" w:hAnsi="Consolas"/>
-          <w:sz w:val="18"/>
-        </w:rPr>
-        <w:t>True</w:t>
-      </w:r>
-      <w:proofErr w:type="spellEnd"/>
-      <w:r>
-        <w:rPr>
-          <w:rFonts w:ascii="Consolas" w:hAnsi="Consolas"/>
-          <w:sz w:val="18"/>
-        </w:rPr>
-        <w:t>"</w:t>
+        <w:t xml:space="preserve">       connectionString="Data Source=(localdb)\MSSQLLocalDB;Initial Catalog=iShoppingDB;Integrated Security=True"</w:t>
       </w:r>
       <w:r>
         <w:rPr>
@@ -5475,41 +5002,7 @@
           <w:sz w:val="18"/>
         </w:rPr>
         <w:br/>
-        <w:t xml:space="preserve">       </w:t>
-      </w:r>
-      <w:proofErr w:type="spellStart"/>
-      <w:r>
-        <w:rPr>
-          <w:rFonts w:ascii="Consolas" w:hAnsi="Consolas"/>
-          <w:sz w:val="18"/>
-        </w:rPr>
-        <w:t>providerName</w:t>
-      </w:r>
-      <w:proofErr w:type="spellEnd"/>
-      <w:r>
-        <w:rPr>
-          <w:rFonts w:ascii="Consolas" w:hAnsi="Consolas"/>
-          <w:sz w:val="18"/>
-        </w:rPr>
-        <w:t>="</w:t>
-      </w:r>
-      <w:proofErr w:type="spellStart"/>
-      <w:proofErr w:type="gramStart"/>
-      <w:r>
-        <w:rPr>
-          <w:rFonts w:ascii="Consolas" w:hAnsi="Consolas"/>
-          <w:sz w:val="18"/>
-        </w:rPr>
-        <w:t>System.Data.SqlClient</w:t>
-      </w:r>
-      <w:proofErr w:type="spellEnd"/>
-      <w:proofErr w:type="gramEnd"/>
-      <w:r>
-        <w:rPr>
-          <w:rFonts w:ascii="Consolas" w:hAnsi="Consolas"/>
-          <w:sz w:val="18"/>
-        </w:rPr>
-        <w:t>" /&gt;</w:t>
+        <w:t xml:space="preserve">       providerName="System.Data.SqlClient" /&gt;</w:t>
       </w:r>
       <w:r>
         <w:rPr>
@@ -5517,62 +5010,140 @@
           <w:sz w:val="18"/>
         </w:rPr>
         <w:br/>
-        <w:t>&lt;/</w:t>
-      </w:r>
-      <w:proofErr w:type="spellStart"/>
+        <w:t>&lt;/connectionStrings&gt;</w:t>
+      </w:r>
+    </w:p>
+    <w:p>
+      <w:pPr>
+        <w:pStyle w:val="Ttulo2"/>
+      </w:pPr>
+      <w:bookmarkStart w:id="12" w:name="_Toc231934811"/>
+      <w:r>
+        <w:t>3.4. Execução da aplicação</w:t>
+      </w:r>
+      <w:bookmarkStart w:id="13" w:name="_Toc231934812"/>
+      <w:bookmarkEnd w:id="12"/>
+    </w:p>
+    <w:p>
       <w:r>
         <w:rPr>
-          <w:rFonts w:ascii="Consolas" w:hAnsi="Consolas"/>
-          <w:sz w:val="18"/>
+          <w:rFonts w:ascii="Segoe UI" w:eastAsia="Times New Roman" w:hAnsi="Segoe UI" w:cs="Segoe UI"/>
+          <w:color w:val="A6A59B"/>
+          <w:sz w:val="21"/>
+          <w:szCs w:val="21"/>
+          <w:lang w:eastAsia="pt-PT"/>
         </w:rPr>
-        <w:t>connectionStrings</w:t>
-      </w:r>
-      <w:proofErr w:type="spellEnd"/>
-      <w:r>
-        <w:rPr>
-          <w:rFonts w:ascii="Consolas" w:hAnsi="Consolas"/>
-          <w:sz w:val="18"/>
-        </w:rPr>
-        <w:t>&gt;</w:t>
+        <w:t xml:space="preserve"> </w:t>
+      </w:r>
+      <w:r>
+        <w:t>Opção A — Via Visual Studio (código-fonte):</w:t>
+      </w:r>
+    </w:p>
+    <w:p>
+      <w:pPr>
+        <w:pStyle w:val="PargrafodaLista"/>
+        <w:numPr>
+          <w:ilvl w:val="0"/>
+          <w:numId w:val="13"/>
+        </w:numPr>
+      </w:pPr>
+      <w:r>
+        <w:t>Abrir o ficheiro WindowsFormsApp1.sln no Visual Studio.</w:t>
+      </w:r>
+    </w:p>
+    <w:p>
+      <w:pPr>
+        <w:pStyle w:val="PargrafodaLista"/>
+        <w:numPr>
+          <w:ilvl w:val="0"/>
+          <w:numId w:val="13"/>
+        </w:numPr>
+      </w:pPr>
+      <w:r>
+        <w:t>Aguardar o restauro automático dos pacotes NuGet.</w:t>
+      </w:r>
+    </w:p>
+    <w:p>
+      <w:pPr>
+        <w:pStyle w:val="PargrafodaLista"/>
+        <w:numPr>
+          <w:ilvl w:val="0"/>
+          <w:numId w:val="13"/>
+        </w:numPr>
+      </w:pPr>
+      <w:r>
+        <w:t>Premir F5 (ou clicar em Iniciar).</w:t>
+      </w:r>
+    </w:p>
+    <w:p>
+      <w:r>
+        <w:t>Opção B — Via executável compilado:</w:t>
+      </w:r>
+    </w:p>
+    <w:p>
+      <w:pPr>
+        <w:pStyle w:val="PargrafodaLista"/>
+        <w:numPr>
+          <w:ilvl w:val="0"/>
+          <w:numId w:val="14"/>
+        </w:numPr>
+      </w:pPr>
+      <w:r>
+        <w:t>Compilar a solução no Visual Studio (Compilar &gt; Compilar Solução).</w:t>
+      </w:r>
+    </w:p>
+    <w:p>
+      <w:pPr>
+        <w:pStyle w:val="PargrafodaLista"/>
+        <w:numPr>
+          <w:ilvl w:val="0"/>
+          <w:numId w:val="14"/>
+        </w:numPr>
+      </w:pPr>
+      <w:r>
+        <w:t>Aceder à pasta bin/Release/.</w:t>
+      </w:r>
+    </w:p>
+    <w:p>
+      <w:pPr>
+        <w:pStyle w:val="PargrafodaLista"/>
+        <w:numPr>
+          <w:ilvl w:val="0"/>
+          <w:numId w:val="14"/>
+        </w:numPr>
+      </w:pPr>
+      <w:r>
+        <w:t>Fazer duplo clique sobre WindowsFormsApp1.exe.</w:t>
       </w:r>
     </w:p>
     <w:p>
       <w:pPr>
         <w:pStyle w:val="Ttulo2"/>
       </w:pPr>
-      <w:bookmarkStart w:id="12" w:name="_Toc231934811"/>
-      <w:r>
-        <w:t>3.4. Execução da aplicação</w:t>
-      </w:r>
-      <w:bookmarkEnd w:id="12"/>
-    </w:p>
-    <w:p>
-      <w:pPr>
-        <w:pStyle w:val="Listanumerada"/>
-      </w:pPr>
-      <w:r>
-        <w:t>Aceder à pasta bin/</w:t>
-      </w:r>
-      <w:proofErr w:type="spellStart"/>
-      <w:r>
-        <w:t>Release</w:t>
-      </w:r>
-      <w:proofErr w:type="spellEnd"/>
-      <w:r>
-        <w:t>/.</w:t>
-      </w:r>
-    </w:p>
-    <w:p>
-      <w:pPr>
-        <w:pStyle w:val="Listanumerada"/>
-      </w:pPr>
-      <w:r>
-        <w:t>Fazer duplo clique sobre o ficheiro iShopping.exe.</w:t>
-      </w:r>
-    </w:p>
-    <w:p>
-      <w:pPr>
-        <w:pStyle w:val="Listanumerada"/>
+      <w:r>
+        <w:lastRenderedPageBreak/>
+        <w:t>3.5. Utilizador inicial (seed)</w:t>
+      </w:r>
+      <w:bookmarkEnd w:id="13"/>
+    </w:p>
+    <w:p>
+      <w:r>
+        <w:t>Após a primeira execução, é criado automaticamente um utilizador administrador com as seguintes credenciais por defeito (devem ser alteradas após o primeiro acesso):</w:t>
+      </w:r>
+    </w:p>
+    <w:p>
+      <w:pPr>
+        <w:pStyle w:val="Listacommarcas"/>
+        <w:ind w:left="340"/>
+      </w:pPr>
+      <w:r>
+        <w:t>Username: admin</w:t>
+      </w:r>
+    </w:p>
+    <w:p>
+      <w:pPr>
+        <w:pStyle w:val="Listacommarcas"/>
+        <w:ind w:left="340"/>
       </w:pPr>
       <w:r>
         <w:rPr>
@@ -5581,13 +5152,13 @@
           <w:sz w:val="20"/>
         </w:rPr>
         <w:drawing>
-          <wp:anchor distT="0" distB="0" distL="114300" distR="114300" simplePos="0" relativeHeight="251656704" behindDoc="1" locked="0" layoutInCell="1" allowOverlap="1" wp14:anchorId="23622BB2" wp14:editId="08C6080E">
+          <wp:anchor distT="0" distB="0" distL="114300" distR="114300" simplePos="0" relativeHeight="251656704" behindDoc="1" locked="0" layoutInCell="1" allowOverlap="1" wp14:anchorId="23622BB2" wp14:editId="77885004">
             <wp:simplePos x="0" y="0"/>
             <wp:positionH relativeFrom="column">
-              <wp:posOffset>1652270</wp:posOffset>
+              <wp:posOffset>1331595</wp:posOffset>
             </wp:positionH>
             <wp:positionV relativeFrom="page">
-              <wp:posOffset>7771765</wp:posOffset>
+              <wp:posOffset>2475865</wp:posOffset>
             </wp:positionV>
             <wp:extent cx="2223135" cy="1724025"/>
             <wp:effectExtent l="0" t="0" r="5715" b="9525"/>
@@ -5631,73 +5202,8 @@
         </w:drawing>
       </w:r>
       <w:r>
-        <w:t>Aguardar o aparecimento do ecrã de Login.</w:t>
-      </w:r>
-      <w:r>
-        <w:rPr>
-          <w:i/>
-          <w:color w:val="884400"/>
-          <w:sz w:val="20"/>
-        </w:rPr>
-        <w:t xml:space="preserve"> </w:t>
-      </w:r>
-    </w:p>
-    <w:p>
-      <w:pPr>
-        <w:pStyle w:val="Ttulo2"/>
-      </w:pPr>
-      <w:bookmarkStart w:id="13" w:name="_Toc231934812"/>
-      <w:r>
-        <w:lastRenderedPageBreak/>
-        <w:t>3.5. Utilizador inicial (</w:t>
-      </w:r>
-      <w:proofErr w:type="spellStart"/>
-      <w:r>
-        <w:t>seed</w:t>
-      </w:r>
-      <w:proofErr w:type="spellEnd"/>
-      <w:r>
-        <w:t>)</w:t>
-      </w:r>
-      <w:bookmarkEnd w:id="13"/>
-    </w:p>
-    <w:p>
-      <w:r>
-        <w:t>Após a primeira execução, é criado automaticamente um utilizador administrador com as seguintes credenciais por defeito (devem ser alteradas após o primeiro acesso):</w:t>
-      </w:r>
-    </w:p>
-    <w:p>
-      <w:pPr>
-        <w:pStyle w:val="Listacommarcas"/>
-        <w:ind w:left="340"/>
-      </w:pPr>
-      <w:proofErr w:type="spellStart"/>
-      <w:r>
-        <w:t>Username</w:t>
-      </w:r>
-      <w:proofErr w:type="spellEnd"/>
-      <w:r>
-        <w:t xml:space="preserve">: </w:t>
-      </w:r>
-      <w:proofErr w:type="spellStart"/>
-      <w:r>
-        <w:t>admin</w:t>
-      </w:r>
-      <w:proofErr w:type="spellEnd"/>
-    </w:p>
-    <w:p>
-      <w:pPr>
-        <w:pStyle w:val="Listacommarcas"/>
-        <w:ind w:left="340"/>
-      </w:pPr>
-      <w:r>
-        <w:t xml:space="preserve">Password: </w:t>
-      </w:r>
-      <w:proofErr w:type="spellStart"/>
-      <w:r>
-        <w:t>admin</w:t>
-      </w:r>
-      <w:proofErr w:type="spellEnd"/>
+        <w:t>Password: admin</w:t>
+      </w:r>
     </w:p>
     <w:p>
       <w:r>
@@ -5751,15 +5257,7 @@
         <w:ind w:left="340"/>
       </w:pPr>
       <w:r>
-        <w:t>Interface: Windows Forms (</w:t>
-      </w:r>
-      <w:proofErr w:type="spellStart"/>
-      <w:r>
-        <w:t>WinForms</w:t>
-      </w:r>
-      <w:proofErr w:type="spellEnd"/>
-      <w:r>
-        <w:t>).</w:t>
+        <w:t>Interface: Windows Forms (WinForms).</w:t>
       </w:r>
     </w:p>
     <w:p>
@@ -5768,15 +5266,7 @@
         <w:ind w:left="340"/>
       </w:pPr>
       <w:r>
-        <w:t>Padrão arquitetural: MVC (</w:t>
-      </w:r>
-      <w:proofErr w:type="spellStart"/>
-      <w:r>
-        <w:t>Model-View-Controller</w:t>
-      </w:r>
-      <w:proofErr w:type="spellEnd"/>
-      <w:r>
-        <w:t>).</w:t>
+        <w:t>Padrão arquitetural: MVC (Model-View-Controller).</w:t>
       </w:r>
     </w:p>
     <w:p>
@@ -5785,39 +5275,7 @@
         <w:ind w:left="340"/>
       </w:pPr>
       <w:r>
-        <w:t xml:space="preserve">Persistência: Microsoft SQL Server + </w:t>
-      </w:r>
-      <w:proofErr w:type="spellStart"/>
-      <w:r>
-        <w:t>Entity</w:t>
-      </w:r>
-      <w:proofErr w:type="spellEnd"/>
-      <w:r>
-        <w:t xml:space="preserve"> Framework (Code </w:t>
-      </w:r>
-      <w:proofErr w:type="spellStart"/>
-      <w:r>
-        <w:t>First</w:t>
-      </w:r>
-      <w:proofErr w:type="spellEnd"/>
-      <w:r>
-        <w:t xml:space="preserve"> / </w:t>
-      </w:r>
-      <w:proofErr w:type="spellStart"/>
-      <w:r>
-        <w:t>Database</w:t>
-      </w:r>
-      <w:proofErr w:type="spellEnd"/>
-      <w:r>
-        <w:t xml:space="preserve"> </w:t>
-      </w:r>
-      <w:proofErr w:type="spellStart"/>
-      <w:r>
-        <w:t>First</w:t>
-      </w:r>
-      <w:proofErr w:type="spellEnd"/>
-      <w:r>
-        <w:t>).</w:t>
+        <w:t>Persistência: Microsoft SQL Server + Entity Framework (Code First).</w:t>
       </w:r>
     </w:p>
     <w:p>
@@ -5872,49 +5330,174 @@
       </w:r>
     </w:p>
     <w:p>
-      <w:pPr>
-        <w:pStyle w:val="Listacommarcas"/>
-        <w:ind w:left="340"/>
-      </w:pPr>
-      <w:r>
-        <w:t xml:space="preserve">Ajuda — </w:t>
-      </w:r>
-      <w:proofErr w:type="gramStart"/>
-      <w:r>
-        <w:t>Sobre, Manual</w:t>
-      </w:r>
-      <w:proofErr w:type="gramEnd"/>
-      <w:r>
-        <w:t>.</w:t>
-      </w:r>
-    </w:p>
+      <w:bookmarkStart w:id="17" w:name="_Toc231934816"/>
+    </w:p>
+    <w:p/>
+    <w:p/>
+    <w:p/>
     <w:p>
       <w:pPr>
         <w:pStyle w:val="Ttulo2"/>
       </w:pPr>
-      <w:bookmarkStart w:id="17" w:name="_Toc231934816"/>
+      <w:r>
+        <w:lastRenderedPageBreak/>
+        <w:t>4.3. Conceitos fundamentais</w:t>
+      </w:r>
+      <w:bookmarkEnd w:id="17"/>
+    </w:p>
+    <w:p>
       <w:r>
         <w:rPr>
-          <w:rFonts w:ascii="Calibri" w:eastAsiaTheme="minorEastAsia" w:hAnsi="Calibri" w:cstheme="minorBidi"/>
-          <w:bCs w:val="0"/>
-          <w:i/>
-          <w:color w:val="884400"/>
-          <w:sz w:val="20"/>
-          <w:szCs w:val="22"/>
+          <w:noProof/>
         </w:rPr>
+        <mc:AlternateContent>
+          <mc:Choice Requires="wps">
+            <w:drawing>
+              <wp:anchor distT="0" distB="0" distL="114300" distR="114300" simplePos="0" relativeHeight="251660800" behindDoc="0" locked="0" layoutInCell="1" allowOverlap="1" wp14:anchorId="491411B5" wp14:editId="1B5BD19F">
+                <wp:simplePos x="0" y="0"/>
+                <wp:positionH relativeFrom="column">
+                  <wp:posOffset>43180</wp:posOffset>
+                </wp:positionH>
+                <wp:positionV relativeFrom="paragraph">
+                  <wp:posOffset>3357245</wp:posOffset>
+                </wp:positionV>
+                <wp:extent cx="5972810" cy="635"/>
+                <wp:effectExtent l="0" t="0" r="0" b="0"/>
+                <wp:wrapTopAndBottom/>
+                <wp:docPr id="187476801" name="Caixa de texto 1"/>
+                <wp:cNvGraphicFramePr/>
+                <a:graphic xmlns:a="http://schemas.openxmlformats.org/drawingml/2006/main">
+                  <a:graphicData uri="http://schemas.microsoft.com/office/word/2010/wordprocessingShape">
+                    <wps:wsp>
+                      <wps:cNvSpPr txBox="1"/>
+                      <wps:spPr>
+                        <a:xfrm>
+                          <a:off x="0" y="0"/>
+                          <a:ext cx="5972810" cy="635"/>
+                        </a:xfrm>
+                        <a:prstGeom prst="rect">
+                          <a:avLst/>
+                        </a:prstGeom>
+                        <a:solidFill>
+                          <a:prstClr val="white"/>
+                        </a:solidFill>
+                        <a:ln>
+                          <a:noFill/>
+                        </a:ln>
+                      </wps:spPr>
+                      <wps:txbx>
+                        <w:txbxContent>
+                          <w:p>
+                            <w:pPr>
+                              <w:pStyle w:val="Legenda"/>
+                              <w:rPr>
+                                <w:sz w:val="22"/>
+                                <w:szCs w:val="22"/>
+                              </w:rPr>
+                            </w:pPr>
+                            <w:r>
+                              <w:t xml:space="preserve">Figura </w:t>
+                            </w:r>
+                            <w:r>
+                              <w:fldChar w:fldCharType="begin"/>
+                            </w:r>
+                            <w:r>
+                              <w:instrText xml:space="preserve"> SEQ Figura \* ARABIC </w:instrText>
+                            </w:r>
+                            <w:r>
+                              <w:fldChar w:fldCharType="separate"/>
+                            </w:r>
+                            <w:r>
+                              <w:rPr>
+                                <w:noProof/>
+                              </w:rPr>
+                              <w:t>1</w:t>
+                            </w:r>
+                            <w:r>
+                              <w:fldChar w:fldCharType="end"/>
+                            </w:r>
+                            <w:r>
+                              <w:t xml:space="preserve"> - Menu Principal</w:t>
+                            </w:r>
+                          </w:p>
+                        </w:txbxContent>
+                      </wps:txbx>
+                      <wps:bodyPr rot="0" spcFirstLastPara="0" vertOverflow="overflow" horzOverflow="overflow" vert="horz" wrap="square" lIns="0" tIns="0" rIns="0" bIns="0" numCol="1" spcCol="0" rtlCol="0" fromWordArt="0" anchor="t" anchorCtr="0" forceAA="0" compatLnSpc="1">
+                        <a:prstTxWarp prst="textNoShape">
+                          <a:avLst/>
+                        </a:prstTxWarp>
+                        <a:spAutoFit/>
+                      </wps:bodyPr>
+                    </wps:wsp>
+                  </a:graphicData>
+                </a:graphic>
+              </wp:anchor>
+            </w:drawing>
+          </mc:Choice>
+          <mc:Fallback>
+            <w:pict>
+              <v:shapetype w14:anchorId="491411B5" id="_x0000_t202" coordsize="21600,21600" o:spt="202" path="m,l,21600r21600,l21600,xe">
+                <v:stroke joinstyle="miter"/>
+                <v:path gradientshapeok="t" o:connecttype="rect"/>
+              </v:shapetype>
+              <v:shape id="Caixa de texto 1" o:spid="_x0000_s1026" type="#_x0000_t202" style="position:absolute;margin-left:3.4pt;margin-top:264.35pt;width:470.3pt;height:.05pt;z-index:251660800;visibility:visible;mso-wrap-style:square;mso-wrap-distance-left:9pt;mso-wrap-distance-top:0;mso-wrap-distance-right:9pt;mso-wrap-distance-bottom:0;mso-position-horizontal:absolute;mso-position-horizontal-relative:text;mso-position-vertical:absolute;mso-position-vertical-relative:text;v-text-anchor:top" o:gfxdata="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" stroked="f">
+                <v:textbox style="mso-fit-shape-to-text:t" inset="0,0,0,0">
+                  <w:txbxContent>
+                    <w:p>
+                      <w:pPr>
+                        <w:pStyle w:val="Legenda"/>
+                        <w:rPr>
+                          <w:sz w:val="22"/>
+                          <w:szCs w:val="22"/>
+                        </w:rPr>
+                      </w:pPr>
+                      <w:r>
+                        <w:t xml:space="preserve">Figura </w:t>
+                      </w:r>
+                      <w:r>
+                        <w:fldChar w:fldCharType="begin"/>
+                      </w:r>
+                      <w:r>
+                        <w:instrText xml:space="preserve"> SEQ Figura \* ARABIC </w:instrText>
+                      </w:r>
+                      <w:r>
+                        <w:fldChar w:fldCharType="separate"/>
+                      </w:r>
+                      <w:r>
+                        <w:rPr>
+                          <w:noProof/>
+                        </w:rPr>
+                        <w:t>1</w:t>
+                      </w:r>
+                      <w:r>
+                        <w:fldChar w:fldCharType="end"/>
+                      </w:r>
+                      <w:r>
+                        <w:t xml:space="preserve"> - Menu Principal</w:t>
+                      </w:r>
+                    </w:p>
+                  </w:txbxContent>
+                </v:textbox>
+                <w10:wrap type="topAndBottom"/>
+              </v:shape>
+            </w:pict>
+          </mc:Fallback>
+        </mc:AlternateContent>
+      </w:r>
+      <w:r>
         <w:drawing>
-          <wp:anchor distT="0" distB="0" distL="114300" distR="114300" simplePos="0" relativeHeight="251658752" behindDoc="1" locked="0" layoutInCell="1" allowOverlap="1" wp14:anchorId="2BB3E346" wp14:editId="3A435E24">
+          <wp:anchor distT="0" distB="0" distL="114300" distR="114300" simplePos="0" relativeHeight="251658752" behindDoc="0" locked="0" layoutInCell="1" allowOverlap="1" wp14:anchorId="196B6410" wp14:editId="1677A1D5">
             <wp:simplePos x="0" y="0"/>
             <wp:positionH relativeFrom="column">
-              <wp:posOffset>-13970</wp:posOffset>
+              <wp:posOffset>43180</wp:posOffset>
             </wp:positionH>
-            <wp:positionV relativeFrom="page">
-              <wp:posOffset>4286250</wp:posOffset>
+            <wp:positionV relativeFrom="paragraph">
+              <wp:posOffset>154305</wp:posOffset>
             </wp:positionV>
-            <wp:extent cx="5972810" cy="3133090"/>
+            <wp:extent cx="5972810" cy="3145790"/>
             <wp:effectExtent l="0" t="0" r="8890" b="0"/>
             <wp:wrapTopAndBottom/>
-            <wp:docPr id="1517229319" name="Picture 1"/>
+            <wp:docPr id="42744819" name="Imagem 1"/>
             <wp:cNvGraphicFramePr>
               <a:graphicFrameLocks xmlns:a="http://schemas.openxmlformats.org/drawingml/2006/main" noChangeAspect="1"/>
             </wp:cNvGraphicFramePr>
@@ -5922,7 +5505,7 @@
               <a:graphicData uri="http://schemas.openxmlformats.org/drawingml/2006/picture">
                 <pic:pic xmlns:pic="http://schemas.openxmlformats.org/drawingml/2006/picture">
                   <pic:nvPicPr>
-                    <pic:cNvPr id="1517229319" name=""/>
+                    <pic:cNvPr id="42744819" name=""/>
                     <pic:cNvPicPr/>
                   </pic:nvPicPr>
                   <pic:blipFill>
@@ -5934,7 +5517,7 @@
                   <pic:spPr>
                     <a:xfrm>
                       <a:off x="0" y="0"/>
-                      <a:ext cx="5972810" cy="3133090"/>
+                      <a:ext cx="5972810" cy="3145790"/>
                     </a:xfrm>
                     <a:prstGeom prst="rect">
                       <a:avLst/>
@@ -5946,10 +5529,6 @@
           </wp:anchor>
         </w:drawing>
       </w:r>
-      <w:r>
-        <w:t>4.3. Conceitos fundamentais</w:t>
-      </w:r>
-      <w:bookmarkEnd w:id="17"/>
     </w:p>
     <w:p>
       <w:pPr>
@@ -6007,7 +5586,6 @@
     </w:p>
     <w:p>
       <w:r>
-        <w:lastRenderedPageBreak/>
         <w:br w:type="page"/>
       </w:r>
     </w:p>
@@ -6040,15 +5618,7 @@
         <w:pStyle w:val="Listanumerada"/>
       </w:pPr>
       <w:r>
-        <w:t xml:space="preserve">No ecrã de Login, introduza o seu </w:t>
-      </w:r>
-      <w:proofErr w:type="spellStart"/>
-      <w:r>
-        <w:t>Username</w:t>
-      </w:r>
-      <w:proofErr w:type="spellEnd"/>
-      <w:r>
-        <w:t>.</w:t>
+        <w:t>No ecrã de Login, introduza o seu Username.</w:t>
       </w:r>
     </w:p>
     <w:p>
@@ -6072,24 +5642,30 @@
         <w:pStyle w:val="Listanumerada"/>
       </w:pPr>
       <w:r>
-        <w:rPr>
-          <w:i/>
-          <w:color w:val="884400"/>
-          <w:sz w:val="20"/>
-        </w:rPr>
+        <w:t>Caso as credenciais sejam válidas, será apresentado o Formulário Principal e ficará registado como utilizador da sessão atual.</w:t>
+      </w:r>
+    </w:p>
+    <w:p>
+      <w:pPr>
+        <w:pStyle w:val="Listanumerada"/>
+        <w:numPr>
+          <w:ilvl w:val="0"/>
+          <w:numId w:val="0"/>
+        </w:numPr>
+        <w:ind w:left="360"/>
+      </w:pPr>
+    </w:p>
+    <w:p>
+      <w:pPr>
+        <w:pStyle w:val="Listanumerada"/>
+        <w:keepNext/>
+      </w:pPr>
+      <w:r>
         <w:drawing>
-          <wp:anchor distT="0" distB="0" distL="114300" distR="114300" simplePos="0" relativeHeight="251657728" behindDoc="0" locked="0" layoutInCell="1" allowOverlap="1" wp14:anchorId="0557F554" wp14:editId="0FA237A4">
-            <wp:simplePos x="0" y="0"/>
-            <wp:positionH relativeFrom="column">
-              <wp:posOffset>1052830</wp:posOffset>
-            </wp:positionH>
-            <wp:positionV relativeFrom="page">
-              <wp:posOffset>2514600</wp:posOffset>
-            </wp:positionV>
-            <wp:extent cx="2914650" cy="2284730"/>
-            <wp:effectExtent l="0" t="0" r="0" b="1270"/>
-            <wp:wrapTopAndBottom/>
-            <wp:docPr id="1493103677" name="Picture 1"/>
+          <wp:inline distT="0" distB="0" distL="0" distR="0" wp14:anchorId="752A550F" wp14:editId="7786498E">
+            <wp:extent cx="1933420" cy="1438275"/>
+            <wp:effectExtent l="0" t="0" r="0" b="0"/>
+            <wp:docPr id="256365789" name="Imagem 1"/>
             <wp:cNvGraphicFramePr>
               <a:graphicFrameLocks xmlns:a="http://schemas.openxmlformats.org/drawingml/2006/main" noChangeAspect="1"/>
             </wp:cNvGraphicFramePr>
@@ -6097,7 +5673,7 @@
               <a:graphicData uri="http://schemas.openxmlformats.org/drawingml/2006/picture">
                 <pic:pic xmlns:pic="http://schemas.openxmlformats.org/drawingml/2006/picture">
                   <pic:nvPicPr>
-                    <pic:cNvPr id="1493103677" name=""/>
+                    <pic:cNvPr id="256365789" name=""/>
                     <pic:cNvPicPr/>
                   </pic:nvPicPr>
                   <pic:blipFill>
@@ -6109,7 +5685,7 @@
                   <pic:spPr>
                     <a:xfrm>
                       <a:off x="0" y="0"/>
-                      <a:ext cx="2914650" cy="2284730"/>
+                      <a:ext cx="1942759" cy="1445223"/>
                     </a:xfrm>
                     <a:prstGeom prst="rect">
                       <a:avLst/>
@@ -6118,17 +5694,43 @@
                 </pic:pic>
               </a:graphicData>
             </a:graphic>
-            <wp14:sizeRelH relativeFrom="margin">
-              <wp14:pctWidth>0</wp14:pctWidth>
-            </wp14:sizeRelH>
-            <wp14:sizeRelV relativeFrom="margin">
-              <wp14:pctHeight>0</wp14:pctHeight>
-            </wp14:sizeRelV>
-          </wp:anchor>
+          </wp:inline>
         </w:drawing>
       </w:r>
-      <w:r>
-        <w:t>Caso as credenciais sejam válidas, será apresentado o Formulário Principal e ficará registado como utilizador da sessão atual.</w:t>
+    </w:p>
+    <w:p>
+      <w:pPr>
+        <w:pStyle w:val="Legenda"/>
+      </w:pPr>
+      <w:r>
+        <w:t xml:space="preserve">Figura </w:t>
+      </w:r>
+      <w:r>
+        <w:fldChar w:fldCharType="begin"/>
+      </w:r>
+      <w:r>
+        <w:instrText xml:space="preserve"> SEQ Figura \* ARABIC </w:instrText>
+      </w:r>
+      <w:r>
+        <w:fldChar w:fldCharType="separate"/>
+      </w:r>
+      <w:r>
+        <w:rPr>
+          <w:noProof/>
+        </w:rPr>
+        <w:t>2</w:t>
+      </w:r>
+      <w:r>
+        <w:fldChar w:fldCharType="end"/>
+      </w:r>
+      <w:r>
+        <w:t xml:space="preserve"> </w:t>
+      </w:r>
+      <w:r>
+        <w:t>Página</w:t>
+      </w:r>
+      <w:r>
+        <w:t xml:space="preserve"> de Login</w:t>
       </w:r>
     </w:p>
     <w:p>
@@ -6148,6 +5750,77 @@
     </w:p>
     <w:p>
       <w:pPr>
+        <w:keepNext/>
+      </w:pPr>
+      <w:r>
+        <w:drawing>
+          <wp:inline distT="0" distB="0" distL="0" distR="0" wp14:anchorId="299C7610" wp14:editId="726A12C9">
+            <wp:extent cx="1310754" cy="891617"/>
+            <wp:effectExtent l="0" t="0" r="3810" b="3810"/>
+            <wp:docPr id="909389554" name="Imagem 1"/>
+            <wp:cNvGraphicFramePr>
+              <a:graphicFrameLocks xmlns:a="http://schemas.openxmlformats.org/drawingml/2006/main" noChangeAspect="1"/>
+            </wp:cNvGraphicFramePr>
+            <a:graphic xmlns:a="http://schemas.openxmlformats.org/drawingml/2006/main">
+              <a:graphicData uri="http://schemas.openxmlformats.org/drawingml/2006/picture">
+                <pic:pic xmlns:pic="http://schemas.openxmlformats.org/drawingml/2006/picture">
+                  <pic:nvPicPr>
+                    <pic:cNvPr id="909389554" name=""/>
+                    <pic:cNvPicPr/>
+                  </pic:nvPicPr>
+                  <pic:blipFill>
+                    <a:blip r:embed="rId11"/>
+                    <a:stretch>
+                      <a:fillRect/>
+                    </a:stretch>
+                  </pic:blipFill>
+                  <pic:spPr>
+                    <a:xfrm>
+                      <a:off x="0" y="0"/>
+                      <a:ext cx="1310754" cy="891617"/>
+                    </a:xfrm>
+                    <a:prstGeom prst="rect">
+                      <a:avLst/>
+                    </a:prstGeom>
+                  </pic:spPr>
+                </pic:pic>
+              </a:graphicData>
+            </a:graphic>
+          </wp:inline>
+        </w:drawing>
+      </w:r>
+    </w:p>
+    <w:p>
+      <w:pPr>
+        <w:pStyle w:val="Legenda"/>
+      </w:pPr>
+      <w:r>
+        <w:t xml:space="preserve">Figura </w:t>
+      </w:r>
+      <w:r>
+        <w:fldChar w:fldCharType="begin"/>
+      </w:r>
+      <w:r>
+        <w:instrText xml:space="preserve"> SEQ Figura \* ARABIC </w:instrText>
+      </w:r>
+      <w:r>
+        <w:fldChar w:fldCharType="separate"/>
+      </w:r>
+      <w:r>
+        <w:rPr>
+          <w:noProof/>
+        </w:rPr>
+        <w:t>3</w:t>
+      </w:r>
+      <w:r>
+        <w:fldChar w:fldCharType="end"/>
+      </w:r>
+      <w:r>
+        <w:t>Terminar Sessão</w:t>
+      </w:r>
+    </w:p>
+    <w:p>
+      <w:pPr>
         <w:pStyle w:val="Ttulo2"/>
       </w:pPr>
       <w:bookmarkStart w:id="21" w:name="_Toc231934820"/>
@@ -6159,52 +5832,17 @@
     <w:p>
       <w:pPr>
         <w:pStyle w:val="Listacommarcas"/>
-        <w:ind w:left="340"/>
-      </w:pPr>
-      <w:r>
-        <w:t>«</w:t>
-      </w:r>
-      <w:proofErr w:type="spellStart"/>
-      <w:r>
-        <w:t>Username</w:t>
-      </w:r>
-      <w:proofErr w:type="spellEnd"/>
-      <w:r>
-        <w:t xml:space="preserve"> e/ou Password inválidos» — verifique se introduziu corretamente as credenciais (atenção a maiúsculas e minúsculas).</w:t>
+      </w:pPr>
+      <w:r>
+        <w:t>Os campos não podem estar vazios" — preencha ambos os campos antes de submeter.</w:t>
       </w:r>
     </w:p>
     <w:p>
       <w:pPr>
         <w:pStyle w:val="Listacommarcas"/>
-        <w:ind w:left="340"/>
-      </w:pPr>
-      <w:r>
-        <w:t>«Campos obrigatórios em falta» — preencha ambos os campos antes de submeter.</w:t>
-      </w:r>
-    </w:p>
-    <w:p>
-      <w:pPr>
-        <w:pStyle w:val="Listacommarcas"/>
-        <w:ind w:left="340"/>
-      </w:pPr>
-      <w:r>
-        <w:t xml:space="preserve">«Não foi possível ligar à base de dados» — confirme se o SQL Server está ativo e se a </w:t>
-      </w:r>
-      <w:proofErr w:type="spellStart"/>
-      <w:r>
-        <w:t>connection</w:t>
-      </w:r>
-      <w:proofErr w:type="spellEnd"/>
-      <w:r>
-        <w:t xml:space="preserve"> </w:t>
-      </w:r>
-      <w:proofErr w:type="spellStart"/>
-      <w:r>
-        <w:t>string</w:t>
-      </w:r>
-      <w:proofErr w:type="spellEnd"/>
-      <w:r>
-        <w:t xml:space="preserve"> está correta.</w:t>
+      </w:pPr>
+      <w:r>
+        <w:t>"Utilizador não encontrado ou password incorreta" — verifique se introduziu corretamente as credenciais (atenção a maiúsculas e minúsculas).</w:t>
       </w:r>
     </w:p>
     <w:p>
@@ -6233,6 +5871,77 @@
     </w:p>
     <w:p>
       <w:pPr>
+        <w:keepNext/>
+      </w:pPr>
+      <w:r>
+        <w:drawing>
+          <wp:inline distT="0" distB="0" distL="0" distR="0" wp14:anchorId="4CA845FF" wp14:editId="6E9237A7">
+            <wp:extent cx="3619500" cy="2076480"/>
+            <wp:effectExtent l="0" t="0" r="0" b="0"/>
+            <wp:docPr id="2106005671" name="Imagem 1"/>
+            <wp:cNvGraphicFramePr>
+              <a:graphicFrameLocks xmlns:a="http://schemas.openxmlformats.org/drawingml/2006/main" noChangeAspect="1"/>
+            </wp:cNvGraphicFramePr>
+            <a:graphic xmlns:a="http://schemas.openxmlformats.org/drawingml/2006/main">
+              <a:graphicData uri="http://schemas.openxmlformats.org/drawingml/2006/picture">
+                <pic:pic xmlns:pic="http://schemas.openxmlformats.org/drawingml/2006/picture">
+                  <pic:nvPicPr>
+                    <pic:cNvPr id="2106005671" name=""/>
+                    <pic:cNvPicPr/>
+                  </pic:nvPicPr>
+                  <pic:blipFill>
+                    <a:blip r:embed="rId12"/>
+                    <a:stretch>
+                      <a:fillRect/>
+                    </a:stretch>
+                  </pic:blipFill>
+                  <pic:spPr>
+                    <a:xfrm>
+                      <a:off x="0" y="0"/>
+                      <a:ext cx="3623290" cy="2078654"/>
+                    </a:xfrm>
+                    <a:prstGeom prst="rect">
+                      <a:avLst/>
+                    </a:prstGeom>
+                  </pic:spPr>
+                </pic:pic>
+              </a:graphicData>
+            </a:graphic>
+          </wp:inline>
+        </w:drawing>
+      </w:r>
+    </w:p>
+    <w:p>
+      <w:pPr>
+        <w:pStyle w:val="Legenda"/>
+      </w:pPr>
+      <w:r>
+        <w:t xml:space="preserve">Figura </w:t>
+      </w:r>
+      <w:r>
+        <w:fldChar w:fldCharType="begin"/>
+      </w:r>
+      <w:r>
+        <w:instrText xml:space="preserve"> SEQ Figura \* ARABIC </w:instrText>
+      </w:r>
+      <w:r>
+        <w:fldChar w:fldCharType="separate"/>
+      </w:r>
+      <w:r>
+        <w:rPr>
+          <w:noProof/>
+        </w:rPr>
+        <w:t>4</w:t>
+      </w:r>
+      <w:r>
+        <w:fldChar w:fldCharType="end"/>
+      </w:r>
+      <w:r>
+        <w:t xml:space="preserve"> Painel de Gestão de Utilizadores</w:t>
+      </w:r>
+    </w:p>
+    <w:p>
+      <w:pPr>
         <w:pStyle w:val="Ttulo2"/>
       </w:pPr>
       <w:bookmarkStart w:id="23" w:name="_Toc231934822"/>
@@ -6245,28 +5954,17 @@
       <w:r>
         <w:t>É apresentada uma grelha (</w:t>
       </w:r>
-      <w:proofErr w:type="spellStart"/>
-      <w:r>
-        <w:t>DataGridView</w:t>
-      </w:r>
-      <w:proofErr w:type="spellEnd"/>
-      <w:r>
-        <w:t xml:space="preserve">) com todos os utilizadores existentes: Id, </w:t>
-      </w:r>
-      <w:proofErr w:type="spellStart"/>
-      <w:r>
-        <w:t>Username</w:t>
-      </w:r>
-      <w:proofErr w:type="spellEnd"/>
-      <w:r>
-        <w:t>, Nome, Data de Criação e Data de Última Alteração.</w:t>
+      <w:r>
+        <w:t>ListBox</w:t>
+      </w:r>
+      <w:r>
+        <w:t>) com todos os utilizadores existentes</w:t>
       </w:r>
     </w:p>
     <w:p>
       <w:pPr>
         <w:jc w:val="center"/>
       </w:pPr>
-      <w:proofErr w:type="gramStart"/>
       <w:r>
         <w:rPr>
           <w:b/>
@@ -6274,9 +5972,554 @@
           <w:color w:val="884400"/>
           <w:sz w:val="20"/>
         </w:rPr>
-        <w:t>[ INSERIR</w:t>
-      </w:r>
-      <w:proofErr w:type="gramEnd"/>
+        <w:t>[ INSERIR SCREENSHOT: Listagem de utilizadores ]</w:t>
+      </w:r>
+    </w:p>
+    <w:p>
+      <w:pPr>
+        <w:jc w:val="center"/>
+      </w:pPr>
+      <w:r>
+        <w:rPr>
+          <w:i/>
+          <w:color w:val="808080"/>
+          <w:sz w:val="18"/>
+        </w:rPr>
+        <w:t>(substituir esta linha pela imagem correspondente)</w:t>
+      </w:r>
+    </w:p>
+    <w:p>
+      <w:pPr>
+        <w:pStyle w:val="Ttulo2"/>
+      </w:pPr>
+      <w:bookmarkStart w:id="24" w:name="_Toc231934823"/>
+      <w:r>
+        <w:t>6.2. Criar utilizador</w:t>
+      </w:r>
+      <w:bookmarkEnd w:id="24"/>
+    </w:p>
+    <w:p>
+      <w:pPr>
+        <w:pStyle w:val="Listanumerada"/>
+      </w:pPr>
+      <w:r>
+        <w:t xml:space="preserve">Clicar em </w:t>
+      </w:r>
+      <w:r>
+        <w:t>Criar</w:t>
+      </w:r>
+      <w:r>
+        <w:t>.</w:t>
+      </w:r>
+    </w:p>
+    <w:p>
+      <w:pPr>
+        <w:pStyle w:val="Listanumerada"/>
+      </w:pPr>
+      <w:r>
+        <w:t>Preencher os campos Username (único), Nome, Password</w:t>
+      </w:r>
+      <w:r>
+        <w:t>.</w:t>
+      </w:r>
+    </w:p>
+    <w:p>
+      <w:pPr>
+        <w:pStyle w:val="Listanumerada"/>
+      </w:pPr>
+      <w:r>
+        <w:t>Clicar em Guardar. O registo passa a constar da listagem.</w:t>
+      </w:r>
+    </w:p>
+    <w:p>
+      <w:pPr>
+        <w:rPr>
+          <w:i/>
+        </w:rPr>
+      </w:pPr>
+      <w:r>
+        <w:rPr>
+          <w:i/>
+        </w:rPr>
+        <w:t>O Username não pode estar em utilização por outro registo. Caso esteja, será apresentado um aviso.</w:t>
+      </w:r>
+    </w:p>
+    <w:p/>
+    <w:p>
+      <w:pPr>
+        <w:pStyle w:val="Ttulo2"/>
+      </w:pPr>
+      <w:bookmarkStart w:id="25" w:name="_Toc231934824"/>
+      <w:r>
+        <w:t>6.3. Editar utilizador</w:t>
+      </w:r>
+      <w:bookmarkEnd w:id="25"/>
+    </w:p>
+    <w:p>
+      <w:pPr>
+        <w:pStyle w:val="Listanumerada"/>
+      </w:pPr>
+      <w:r>
+        <w:t xml:space="preserve">Selecionar uma linha da </w:t>
+      </w:r>
+      <w:r>
+        <w:t>lista</w:t>
+      </w:r>
+      <w:r>
+        <w:t>.</w:t>
+      </w:r>
+    </w:p>
+    <w:p>
+      <w:pPr>
+        <w:pStyle w:val="Listanumerada"/>
+      </w:pPr>
+      <w:r>
+        <w:t>Alterar os campos pretendidos e clicar em</w:t>
+      </w:r>
+      <w:r>
+        <w:t xml:space="preserve"> edita</w:t>
+      </w:r>
+      <w:r>
+        <w:t>r.</w:t>
+      </w:r>
+    </w:p>
+    <w:p>
+      <w:bookmarkStart w:id="26" w:name="_Toc231934825"/>
+    </w:p>
+    <w:p/>
+    <w:p/>
+    <w:p/>
+    <w:p/>
+    <w:p/>
+    <w:p>
+      <w:pPr>
+        <w:pStyle w:val="Ttulo2"/>
+      </w:pPr>
+      <w:r>
+        <w:lastRenderedPageBreak/>
+        <w:t>6.4. Eliminar utilizador</w:t>
+      </w:r>
+      <w:bookmarkEnd w:id="26"/>
+    </w:p>
+    <w:p>
+      <w:pPr>
+        <w:pStyle w:val="Listanumerada"/>
+      </w:pPr>
+      <w:r>
+        <w:t xml:space="preserve">Selecionar uma linha da </w:t>
+      </w:r>
+      <w:r>
+        <w:t>lista</w:t>
+      </w:r>
+      <w:r>
+        <w:t>.</w:t>
+      </w:r>
+    </w:p>
+    <w:p>
+      <w:pPr>
+        <w:pStyle w:val="Listanumerada"/>
+      </w:pPr>
+      <w:r>
+        <w:t>Clicar em Eliminar.</w:t>
+      </w:r>
+    </w:p>
+    <w:p>
+      <w:pPr>
+        <w:pStyle w:val="Listanumerada"/>
+      </w:pPr>
+      <w:r>
+        <w:t>Confirmar a operação no diálogo apresentado.</w:t>
+      </w:r>
+    </w:p>
+    <w:p>
+      <w:pPr>
+        <w:keepNext/>
+      </w:pPr>
+      <w:r>
+        <w:drawing>
+          <wp:inline distT="0" distB="0" distL="0" distR="0" wp14:anchorId="7730C24A" wp14:editId="249A77D6">
+            <wp:extent cx="3368332" cy="1425063"/>
+            <wp:effectExtent l="0" t="0" r="3810" b="3810"/>
+            <wp:docPr id="1991709826" name="Imagem 1"/>
+            <wp:cNvGraphicFramePr>
+              <a:graphicFrameLocks xmlns:a="http://schemas.openxmlformats.org/drawingml/2006/main" noChangeAspect="1"/>
+            </wp:cNvGraphicFramePr>
+            <a:graphic xmlns:a="http://schemas.openxmlformats.org/drawingml/2006/main">
+              <a:graphicData uri="http://schemas.openxmlformats.org/drawingml/2006/picture">
+                <pic:pic xmlns:pic="http://schemas.openxmlformats.org/drawingml/2006/picture">
+                  <pic:nvPicPr>
+                    <pic:cNvPr id="1991709826" name=""/>
+                    <pic:cNvPicPr/>
+                  </pic:nvPicPr>
+                  <pic:blipFill>
+                    <a:blip r:embed="rId13"/>
+                    <a:stretch>
+                      <a:fillRect/>
+                    </a:stretch>
+                  </pic:blipFill>
+                  <pic:spPr>
+                    <a:xfrm>
+                      <a:off x="0" y="0"/>
+                      <a:ext cx="3368332" cy="1425063"/>
+                    </a:xfrm>
+                    <a:prstGeom prst="rect">
+                      <a:avLst/>
+                    </a:prstGeom>
+                  </pic:spPr>
+                </pic:pic>
+              </a:graphicData>
+            </a:graphic>
+          </wp:inline>
+        </w:drawing>
+      </w:r>
+    </w:p>
+    <w:p>
+      <w:pPr>
+        <w:pStyle w:val="Legenda"/>
+      </w:pPr>
+      <w:r>
+        <w:t xml:space="preserve">Figura </w:t>
+      </w:r>
+      <w:r>
+        <w:fldChar w:fldCharType="begin"/>
+      </w:r>
+      <w:r>
+        <w:instrText xml:space="preserve"> SEQ Figura \* ARABIC </w:instrText>
+      </w:r>
+      <w:r>
+        <w:fldChar w:fldCharType="separate"/>
+      </w:r>
+      <w:r>
+        <w:rPr>
+          <w:noProof/>
+        </w:rPr>
+        <w:t>5</w:t>
+      </w:r>
+      <w:r>
+        <w:fldChar w:fldCharType="end"/>
+      </w:r>
+      <w:r>
+        <w:t>Info para Eliminar Utilizador</w:t>
+      </w:r>
+    </w:p>
+    <w:p>
+      <w:r>
+        <w:br w:type="page"/>
+      </w:r>
+    </w:p>
+    <w:p>
+      <w:pPr>
+        <w:pStyle w:val="Ttulo1"/>
+      </w:pPr>
+      <w:bookmarkStart w:id="27" w:name="_Toc231934826"/>
+      <w:r>
+        <w:rPr>
+          <w:color w:val="1F3A68"/>
+        </w:rPr>
+        <w:lastRenderedPageBreak/>
+        <w:t>7. Gestão de Tipos de Artigo</w:t>
+      </w:r>
+      <w:bookmarkEnd w:id="27"/>
+    </w:p>
+    <w:p>
+      <w:r>
+        <w:rPr>
+          <w:noProof/>
+        </w:rPr>
+        <mc:AlternateContent>
+          <mc:Choice Requires="wps">
+            <w:drawing>
+              <wp:anchor distT="0" distB="0" distL="114300" distR="114300" simplePos="0" relativeHeight="251663872" behindDoc="0" locked="0" layoutInCell="1" allowOverlap="1" wp14:anchorId="10AE3DF1" wp14:editId="01AEF6FF">
+                <wp:simplePos x="0" y="0"/>
+                <wp:positionH relativeFrom="column">
+                  <wp:posOffset>833755</wp:posOffset>
+                </wp:positionH>
+                <wp:positionV relativeFrom="paragraph">
+                  <wp:posOffset>3509645</wp:posOffset>
+                </wp:positionV>
+                <wp:extent cx="3669030" cy="635"/>
+                <wp:effectExtent l="0" t="0" r="0" b="0"/>
+                <wp:wrapTopAndBottom/>
+                <wp:docPr id="285545401" name="Caixa de texto 1"/>
+                <wp:cNvGraphicFramePr/>
+                <a:graphic xmlns:a="http://schemas.openxmlformats.org/drawingml/2006/main">
+                  <a:graphicData uri="http://schemas.microsoft.com/office/word/2010/wordprocessingShape">
+                    <wps:wsp>
+                      <wps:cNvSpPr txBox="1"/>
+                      <wps:spPr>
+                        <a:xfrm>
+                          <a:off x="0" y="0"/>
+                          <a:ext cx="3669030" cy="635"/>
+                        </a:xfrm>
+                        <a:prstGeom prst="rect">
+                          <a:avLst/>
+                        </a:prstGeom>
+                        <a:solidFill>
+                          <a:prstClr val="white"/>
+                        </a:solidFill>
+                        <a:ln>
+                          <a:noFill/>
+                        </a:ln>
+                      </wps:spPr>
+                      <wps:txbx>
+                        <w:txbxContent>
+                          <w:p>
+                            <w:pPr>
+                              <w:pStyle w:val="Legenda"/>
+                              <w:rPr>
+                                <w:sz w:val="22"/>
+                                <w:szCs w:val="22"/>
+                              </w:rPr>
+                            </w:pPr>
+                            <w:r>
+                              <w:t xml:space="preserve">Figura </w:t>
+                            </w:r>
+                            <w:r>
+                              <w:fldChar w:fldCharType="begin"/>
+                            </w:r>
+                            <w:r>
+                              <w:instrText xml:space="preserve"> SEQ Figura \* ARABIC </w:instrText>
+                            </w:r>
+                            <w:r>
+                              <w:fldChar w:fldCharType="separate"/>
+                            </w:r>
+                            <w:r>
+                              <w:rPr>
+                                <w:noProof/>
+                              </w:rPr>
+                              <w:t>6</w:t>
+                            </w:r>
+                            <w:r>
+                              <w:fldChar w:fldCharType="end"/>
+                            </w:r>
+                            <w:r>
+                              <w:t>Página do tipo de artigo</w:t>
+                            </w:r>
+                          </w:p>
+                        </w:txbxContent>
+                      </wps:txbx>
+                      <wps:bodyPr rot="0" spcFirstLastPara="0" vertOverflow="overflow" horzOverflow="overflow" vert="horz" wrap="square" lIns="0" tIns="0" rIns="0" bIns="0" numCol="1" spcCol="0" rtlCol="0" fromWordArt="0" anchor="t" anchorCtr="0" forceAA="0" compatLnSpc="1">
+                        <a:prstTxWarp prst="textNoShape">
+                          <a:avLst/>
+                        </a:prstTxWarp>
+                        <a:spAutoFit/>
+                      </wps:bodyPr>
+                    </wps:wsp>
+                  </a:graphicData>
+                </a:graphic>
+              </wp:anchor>
+            </w:drawing>
+          </mc:Choice>
+          <mc:Fallback>
+            <w:pict>
+              <v:shape w14:anchorId="10AE3DF1" id="_x0000_s1027" type="#_x0000_t202" style="position:absolute;margin-left:65.65pt;margin-top:276.35pt;width:288.9pt;height:.05pt;z-index:251663872;visibility:visible;mso-wrap-style:square;mso-wrap-distance-left:9pt;mso-wrap-distance-top:0;mso-wrap-distance-right:9pt;mso-wrap-distance-bottom:0;mso-position-horizontal:absolute;mso-position-horizontal-relative:text;mso-position-vertical:absolute;mso-position-vertical-relative:text;v-text-anchor:top" o:gfxdata="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" stroked="f">
+                <v:textbox style="mso-fit-shape-to-text:t" inset="0,0,0,0">
+                  <w:txbxContent>
+                    <w:p>
+                      <w:pPr>
+                        <w:pStyle w:val="Legenda"/>
+                        <w:rPr>
+                          <w:sz w:val="22"/>
+                          <w:szCs w:val="22"/>
+                        </w:rPr>
+                      </w:pPr>
+                      <w:r>
+                        <w:t xml:space="preserve">Figura </w:t>
+                      </w:r>
+                      <w:r>
+                        <w:fldChar w:fldCharType="begin"/>
+                      </w:r>
+                      <w:r>
+                        <w:instrText xml:space="preserve"> SEQ Figura \* ARABIC </w:instrText>
+                      </w:r>
+                      <w:r>
+                        <w:fldChar w:fldCharType="separate"/>
+                      </w:r>
+                      <w:r>
+                        <w:rPr>
+                          <w:noProof/>
+                        </w:rPr>
+                        <w:t>6</w:t>
+                      </w:r>
+                      <w:r>
+                        <w:fldChar w:fldCharType="end"/>
+                      </w:r>
+                      <w:r>
+                        <w:t>Página do tipo de artigo</w:t>
+                      </w:r>
+                    </w:p>
+                  </w:txbxContent>
+                </v:textbox>
+                <w10:wrap type="topAndBottom"/>
+              </v:shape>
+            </w:pict>
+          </mc:Fallback>
+        </mc:AlternateContent>
+      </w:r>
+      <w:r>
+        <w:drawing>
+          <wp:anchor distT="0" distB="0" distL="114300" distR="114300" simplePos="0" relativeHeight="251661824" behindDoc="0" locked="0" layoutInCell="1" allowOverlap="1" wp14:anchorId="00A32D72" wp14:editId="2BFC0641">
+            <wp:simplePos x="0" y="0"/>
+            <wp:positionH relativeFrom="column">
+              <wp:posOffset>833755</wp:posOffset>
+            </wp:positionH>
+            <wp:positionV relativeFrom="paragraph">
+              <wp:posOffset>311150</wp:posOffset>
+            </wp:positionV>
+            <wp:extent cx="3669030" cy="3141345"/>
+            <wp:effectExtent l="0" t="0" r="7620" b="1905"/>
+            <wp:wrapTopAndBottom/>
+            <wp:docPr id="1763468375" name="Imagem 1"/>
+            <wp:cNvGraphicFramePr>
+              <a:graphicFrameLocks xmlns:a="http://schemas.openxmlformats.org/drawingml/2006/main" noChangeAspect="1"/>
+            </wp:cNvGraphicFramePr>
+            <a:graphic xmlns:a="http://schemas.openxmlformats.org/drawingml/2006/main">
+              <a:graphicData uri="http://schemas.openxmlformats.org/drawingml/2006/picture">
+                <pic:pic xmlns:pic="http://schemas.openxmlformats.org/drawingml/2006/picture">
+                  <pic:nvPicPr>
+                    <pic:cNvPr id="1763468375" name=""/>
+                    <pic:cNvPicPr/>
+                  </pic:nvPicPr>
+                  <pic:blipFill>
+                    <a:blip r:embed="rId14"/>
+                    <a:stretch>
+                      <a:fillRect/>
+                    </a:stretch>
+                  </pic:blipFill>
+                  <pic:spPr>
+                    <a:xfrm>
+                      <a:off x="0" y="0"/>
+                      <a:ext cx="3669030" cy="3141345"/>
+                    </a:xfrm>
+                    <a:prstGeom prst="rect">
+                      <a:avLst/>
+                    </a:prstGeom>
+                  </pic:spPr>
+                </pic:pic>
+              </a:graphicData>
+            </a:graphic>
+          </wp:anchor>
+        </w:drawing>
+      </w:r>
+      <w:r>
+        <w:t>Aceda através de Gestão &gt; Tipos de Artigo.</w:t>
+      </w:r>
+    </w:p>
+    <w:p>
+      <w:pPr>
+        <w:pStyle w:val="Ttulo2"/>
+      </w:pPr>
+      <w:bookmarkStart w:id="28" w:name="_Toc231934827"/>
+      <w:r>
+        <w:t>7.1. Listar tipos de artigo</w:t>
+      </w:r>
+      <w:bookmarkEnd w:id="28"/>
+    </w:p>
+    <w:p>
+      <w:pPr>
+        <w:jc w:val="center"/>
+      </w:pPr>
+    </w:p>
+    <w:p>
+      <w:r>
+        <w:t>Visualize todos os tipos previamente criados numa lista. Selecione um para editar ou eliminar.</w:t>
+      </w:r>
+    </w:p>
+    <w:p>
+      <w:pPr>
+        <w:pStyle w:val="Ttulo2"/>
+      </w:pPr>
+      <w:bookmarkStart w:id="29" w:name="_Toc231934828"/>
+      <w:r>
+        <w:t>7.2. Criar, editar e eliminar</w:t>
+      </w:r>
+      <w:bookmarkEnd w:id="29"/>
+    </w:p>
+    <w:p>
+      <w:pPr>
+        <w:pStyle w:val="Listacommarcas"/>
+        <w:ind w:left="340"/>
+      </w:pPr>
+      <w:r>
+        <w:t xml:space="preserve">Novo: introduzir </w:t>
+      </w:r>
+      <w:r>
+        <w:t xml:space="preserve">o nome do Tipo de Artigo </w:t>
+      </w:r>
+      <w:r>
+        <w:t>(ex.: «Frutas e Legumes») e c</w:t>
+      </w:r>
+      <w:r>
+        <w:t>lica em Criar</w:t>
+      </w:r>
+      <w:r>
+        <w:t>.</w:t>
+      </w:r>
+    </w:p>
+    <w:p>
+      <w:pPr>
+        <w:pStyle w:val="Listacommarcas"/>
+        <w:ind w:left="340"/>
+      </w:pPr>
+      <w:r>
+        <w:t>Editar: selecionar uma linha, clicar em Editar</w:t>
+      </w:r>
+      <w:r>
+        <w:t>.</w:t>
+      </w:r>
+    </w:p>
+    <w:p>
+      <w:pPr>
+        <w:pStyle w:val="Listacommarcas"/>
+        <w:ind w:left="340"/>
+      </w:pPr>
+      <w:r>
+        <w:t>Eliminar: selecionar e clicar em Eliminar. A operação só será permitida se não existirem Artigos associados.</w:t>
+      </w:r>
+    </w:p>
+    <w:p>
+      <w:r>
+        <w:br w:type="page"/>
+      </w:r>
+    </w:p>
+    <w:p>
+      <w:pPr>
+        <w:pStyle w:val="Ttulo1"/>
+      </w:pPr>
+      <w:bookmarkStart w:id="30" w:name="_Toc231934829"/>
+      <w:r>
+        <w:rPr>
+          <w:color w:val="1F3A68"/>
+        </w:rPr>
+        <w:lastRenderedPageBreak/>
+        <w:t>8. Gestão de Artigos</w:t>
+      </w:r>
+      <w:bookmarkEnd w:id="30"/>
+    </w:p>
+    <w:p>
+      <w:r>
+        <w:t>Aceda através de Gestão &gt; Artigos.</w:t>
+      </w:r>
+    </w:p>
+    <w:p>
+      <w:pPr>
+        <w:pStyle w:val="Ttulo2"/>
+      </w:pPr>
+      <w:bookmarkStart w:id="31" w:name="_Toc231934830"/>
+      <w:r>
+        <w:t>8.1. Listar artigos (com filtro por tipo)</w:t>
+      </w:r>
+      <w:bookmarkEnd w:id="31"/>
+    </w:p>
+    <w:p>
+      <w:r>
+        <w:t>No topo do ecrã encontra um ComboBox Tipo de Artigo. Selecione um tipo para filtrar a grelha de artigos. Para visualizar todos, escolha «(Todos)».</w:t>
+      </w:r>
+    </w:p>
+    <w:p>
+      <w:pPr>
+        <w:jc w:val="center"/>
+      </w:pPr>
       <w:r>
         <w:rPr>
           <w:b/>
@@ -6284,9 +6527,129 @@
           <w:color w:val="884400"/>
           <w:sz w:val="20"/>
         </w:rPr>
-        <w:t xml:space="preserve"> SCREENSHOT: Listagem de </w:t>
-      </w:r>
-      <w:proofErr w:type="gramStart"/>
+        <w:t>[ INSERIR SCREENSHOT: Listagem de Artigos com filtro por Tipo de Artigo ]</w:t>
+      </w:r>
+    </w:p>
+    <w:p>
+      <w:pPr>
+        <w:jc w:val="center"/>
+      </w:pPr>
+      <w:r>
+        <w:rPr>
+          <w:i/>
+          <w:color w:val="808080"/>
+          <w:sz w:val="18"/>
+        </w:rPr>
+        <w:t>(substituir esta linha pela imagem correspondente)</w:t>
+      </w:r>
+    </w:p>
+    <w:p>
+      <w:pPr>
+        <w:pStyle w:val="Ttulo2"/>
+      </w:pPr>
+      <w:bookmarkStart w:id="32" w:name="_Toc231934831"/>
+      <w:r>
+        <w:t>8.2. Criar, editar e eliminar</w:t>
+      </w:r>
+      <w:bookmarkEnd w:id="32"/>
+    </w:p>
+    <w:p>
+      <w:pPr>
+        <w:pStyle w:val="Listacommarcas"/>
+        <w:ind w:left="340"/>
+      </w:pPr>
+      <w:r>
+        <w:t>Novo: escolher o Tipo, introduzir Designação e clicar em Guardar.</w:t>
+      </w:r>
+    </w:p>
+    <w:p>
+      <w:pPr>
+        <w:pStyle w:val="Listacommarcas"/>
+        <w:ind w:left="340"/>
+      </w:pPr>
+      <w:r>
+        <w:t>Editar: selecionar e alterar os dados pretendidos.</w:t>
+      </w:r>
+    </w:p>
+    <w:p>
+      <w:pPr>
+        <w:pStyle w:val="Listacommarcas"/>
+        <w:ind w:left="340"/>
+      </w:pPr>
+      <w:r>
+        <w:t>Eliminar: só é permitido se o artigo não estiver associado a nenhuma Compra.</w:t>
+      </w:r>
+    </w:p>
+    <w:p>
+      <w:r>
+        <w:br w:type="page"/>
+      </w:r>
+    </w:p>
+    <w:p>
+      <w:pPr>
+        <w:pStyle w:val="Ttulo1"/>
+      </w:pPr>
+      <w:bookmarkStart w:id="33" w:name="_Toc231934832"/>
+      <w:r>
+        <w:rPr>
+          <w:color w:val="1F3A68"/>
+        </w:rPr>
+        <w:lastRenderedPageBreak/>
+        <w:t>9. Gestão do Orçamento Mensal</w:t>
+      </w:r>
+      <w:bookmarkEnd w:id="33"/>
+    </w:p>
+    <w:p>
+      <w:r>
+        <w:t>Aceda através de Gestão &gt; Orçamento.</w:t>
+      </w:r>
+    </w:p>
+    <w:p>
+      <w:pPr>
+        <w:pStyle w:val="Ttulo2"/>
+      </w:pPr>
+      <w:bookmarkStart w:id="34" w:name="_Toc231934833"/>
+      <w:r>
+        <w:t>9.1. Definir o orçamento do mês</w:t>
+      </w:r>
+      <w:bookmarkEnd w:id="34"/>
+    </w:p>
+    <w:p>
+      <w:pPr>
+        <w:pStyle w:val="Listanumerada"/>
+      </w:pPr>
+      <w:r>
+        <w:t>Selecione o Mês/Ano pretendido no controlo de data.</w:t>
+      </w:r>
+    </w:p>
+    <w:p>
+      <w:pPr>
+        <w:pStyle w:val="Listanumerada"/>
+      </w:pPr>
+      <w:r>
+        <w:t>Introduza o Valor (em €) a estabelecer como limite de despesa.</w:t>
+      </w:r>
+    </w:p>
+    <w:p>
+      <w:pPr>
+        <w:pStyle w:val="Listanumerada"/>
+      </w:pPr>
+      <w:r>
+        <w:t>Clique em Guardar.</w:t>
+      </w:r>
+    </w:p>
+    <w:p>
+      <w:r>
+        <w:rPr>
+          <w:i/>
+        </w:rPr>
+        <w:t>Existe apenas um Orçamento por mês. Se já existir um valor definido para o mês selecionado, a aplicação irá perguntar se pretende alterar o valor.</w:t>
+      </w:r>
+    </w:p>
+    <w:p>
+      <w:pPr>
+        <w:jc w:val="center"/>
+      </w:pPr>
       <w:r>
         <w:rPr>
           <w:b/>
@@ -6294,9 +6657,8 @@
           <w:color w:val="884400"/>
           <w:sz w:val="20"/>
         </w:rPr>
-        <w:t>utilizadores ]</w:t>
-      </w:r>
-      <w:proofErr w:type="gramEnd"/>
+        <w:t>[ INSERIR SCREENSHOT: Ecrã de definição de Orçamento mensal ]</w:t>
+      </w:r>
     </w:p>
     <w:p>
       <w:pPr>
@@ -6315,140 +6677,30 @@
       <w:pPr>
         <w:pStyle w:val="Ttulo2"/>
       </w:pPr>
-      <w:bookmarkStart w:id="24" w:name="_Toc231934823"/>
-      <w:r>
-        <w:t>6.2. Criar utilizador</w:t>
-      </w:r>
-      <w:bookmarkEnd w:id="24"/>
-    </w:p>
-    <w:p>
-      <w:pPr>
-        <w:pStyle w:val="Listanumerada"/>
-      </w:pPr>
-      <w:r>
-        <w:t>Clicar em Novo.</w:t>
-      </w:r>
-    </w:p>
-    <w:p>
-      <w:pPr>
-        <w:pStyle w:val="Listanumerada"/>
-      </w:pPr>
-      <w:r>
-        <w:t xml:space="preserve">Preencher os campos </w:t>
-      </w:r>
-      <w:proofErr w:type="spellStart"/>
-      <w:r>
-        <w:t>Username</w:t>
-      </w:r>
-      <w:proofErr w:type="spellEnd"/>
-      <w:r>
-        <w:t xml:space="preserve"> (único), Nome, Password e Confirmação de Password.</w:t>
-      </w:r>
-    </w:p>
-    <w:p>
-      <w:pPr>
-        <w:pStyle w:val="Listanumerada"/>
-      </w:pPr>
-      <w:r>
-        <w:t>Clicar em Guardar. O registo passa a constar da listagem.</w:t>
-      </w:r>
-    </w:p>
-    <w:p>
-      <w:r>
-        <w:rPr>
-          <w:i/>
-        </w:rPr>
-        <w:t xml:space="preserve">O </w:t>
-      </w:r>
-      <w:proofErr w:type="spellStart"/>
-      <w:r>
-        <w:rPr>
-          <w:i/>
-        </w:rPr>
-        <w:t>Username</w:t>
-      </w:r>
-      <w:proofErr w:type="spellEnd"/>
-      <w:r>
-        <w:rPr>
-          <w:i/>
-        </w:rPr>
-        <w:t xml:space="preserve"> não pode estar em utilização por outro registo. Caso esteja, será apresentado um aviso.</w:t>
+      <w:bookmarkStart w:id="35" w:name="_Toc231934834"/>
+      <w:r>
+        <w:t>9.2. Alterar o orçamento</w:t>
+      </w:r>
+      <w:bookmarkEnd w:id="35"/>
+    </w:p>
+    <w:p>
+      <w:r>
+        <w:t>A alteração é efetuada da mesma forma. A aplicação regista a data/hora da alteração e o utilizador que a realizou, mantendo igualmente o registo do utilizador que criou o orçamento.</w:t>
       </w:r>
     </w:p>
     <w:p>
       <w:pPr>
         <w:pStyle w:val="Ttulo2"/>
       </w:pPr>
-      <w:bookmarkStart w:id="25" w:name="_Toc231934824"/>
-      <w:r>
-        <w:t>6.3. Editar utilizador</w:t>
-      </w:r>
-      <w:bookmarkEnd w:id="25"/>
-    </w:p>
-    <w:p>
-      <w:pPr>
-        <w:pStyle w:val="Listanumerada"/>
-      </w:pPr>
-      <w:r>
-        <w:t>Selecionar uma linha da grelha.</w:t>
-      </w:r>
-    </w:p>
-    <w:p>
-      <w:pPr>
-        <w:pStyle w:val="Listanumerada"/>
-      </w:pPr>
-      <w:r>
-        <w:t>Clicar em Editar.</w:t>
-      </w:r>
-    </w:p>
-    <w:p>
-      <w:pPr>
-        <w:pStyle w:val="Listanumerada"/>
-      </w:pPr>
-      <w:r>
-        <w:t>Alterar os campos pretendidos e clicar em Guardar.</w:t>
-      </w:r>
-    </w:p>
-    <w:p>
-      <w:pPr>
-        <w:pStyle w:val="Ttulo2"/>
-      </w:pPr>
-      <w:bookmarkStart w:id="26" w:name="_Toc231934825"/>
-      <w:r>
-        <w:t>6.4. Eliminar utilizador</w:t>
-      </w:r>
-      <w:bookmarkEnd w:id="26"/>
-    </w:p>
-    <w:p>
-      <w:pPr>
-        <w:pStyle w:val="Listanumerada"/>
-      </w:pPr>
-      <w:r>
-        <w:t>Selecionar uma linha da grelha.</w:t>
-      </w:r>
-    </w:p>
-    <w:p>
-      <w:pPr>
-        <w:pStyle w:val="Listanumerada"/>
-      </w:pPr>
-      <w:r>
-        <w:t>Clicar em Eliminar.</w:t>
-      </w:r>
-    </w:p>
-    <w:p>
-      <w:pPr>
-        <w:pStyle w:val="Listanumerada"/>
-      </w:pPr>
-      <w:r>
-        <w:t>Confirmar a operação no diálogo apresentado.</w:t>
-      </w:r>
-    </w:p>
-    <w:p>
-      <w:r>
-        <w:rPr>
-          <w:i/>
-        </w:rPr>
-        <w:t>Não é permitido eliminar o utilizador da sessão atual.</w:t>
+      <w:bookmarkStart w:id="36" w:name="_Toc231934835"/>
+      <w:r>
+        <w:t>9.3. Histórico de alterações</w:t>
+      </w:r>
+      <w:bookmarkEnd w:id="36"/>
+    </w:p>
+    <w:p>
+      <w:r>
+        <w:t>No ecrã de orçamento é apresentada uma área informativa com: Criado por / Em e Alterado por / Em, dando rastreabilidade total às modificações.</w:t>
       </w:r>
     </w:p>
     <w:p>
@@ -6460,41 +6712,67 @@
       <w:pPr>
         <w:pStyle w:val="Ttulo1"/>
       </w:pPr>
-      <w:bookmarkStart w:id="27" w:name="_Toc231934826"/>
+      <w:bookmarkStart w:id="37" w:name="_Toc231934836"/>
       <w:r>
         <w:rPr>
           <w:color w:val="1F3A68"/>
         </w:rPr>
         <w:lastRenderedPageBreak/>
-        <w:t>7. Gestão de Tipos de Artigo</w:t>
-      </w:r>
-      <w:bookmarkEnd w:id="27"/>
-    </w:p>
-    <w:p>
-      <w:r>
-        <w:t>Aceda através de Gestão &gt; Tipos de Artigo.</w:t>
+        <w:t>10. Planeamento de Compras</w:t>
+      </w:r>
+      <w:bookmarkEnd w:id="37"/>
+    </w:p>
+    <w:p>
+      <w:r>
+        <w:t>Aceda através de Compras &gt; Listar Compras ou Compras &gt; Nova Compra.</w:t>
       </w:r>
     </w:p>
     <w:p>
       <w:pPr>
         <w:pStyle w:val="Ttulo2"/>
       </w:pPr>
-      <w:bookmarkStart w:id="28" w:name="_Toc231934827"/>
-      <w:r>
-        <w:t>7.1. Listar tipos de artigo</w:t>
-      </w:r>
-      <w:bookmarkEnd w:id="28"/>
-    </w:p>
-    <w:p>
-      <w:r>
-        <w:t>Visualize todos os tipos previamente criados, com Id, Designação e nº de Artigos associados.</w:t>
+      <w:bookmarkStart w:id="38" w:name="_Toc231934837"/>
+      <w:r>
+        <w:t>10.1. Criar uma nova lista de compras</w:t>
+      </w:r>
+      <w:bookmarkEnd w:id="38"/>
+    </w:p>
+    <w:p>
+      <w:pPr>
+        <w:pStyle w:val="Listanumerada"/>
+      </w:pPr>
+      <w:r>
+        <w:t>Clicar em Compras &gt; Nova Compra.</w:t>
+      </w:r>
+    </w:p>
+    <w:p>
+      <w:pPr>
+        <w:pStyle w:val="Listanumerada"/>
+      </w:pPr>
+      <w:r>
+        <w:t>Introduzir um Nome identificativo (ex.: «Compras Pingo Doce — 15/03»).</w:t>
+      </w:r>
+    </w:p>
+    <w:p>
+      <w:pPr>
+        <w:pStyle w:val="Listanumerada"/>
+      </w:pPr>
+      <w:r>
+        <w:t>A data de criação e o utilizador são preenchidos automaticamente.</w:t>
+      </w:r>
+    </w:p>
+    <w:p>
+      <w:pPr>
+        <w:pStyle w:val="Listanumerada"/>
+      </w:pPr>
+      <w:r>
+        <w:t>Clicar em Guardar para começar a adicionar itens.</w:t>
       </w:r>
     </w:p>
     <w:p>
       <w:pPr>
         <w:jc w:val="center"/>
       </w:pPr>
-      <w:proofErr w:type="gramStart"/>
       <w:r>
         <w:rPr>
           <w:b/>
@@ -6502,9 +6780,76 @@
           <w:color w:val="884400"/>
           <w:sz w:val="20"/>
         </w:rPr>
-        <w:t>[ INSERIR</w:t>
-      </w:r>
-      <w:proofErr w:type="gramEnd"/>
+        <w:t>[ INSERIR SCREENSHOT: Criação de uma nova Compra ]</w:t>
+      </w:r>
+    </w:p>
+    <w:p>
+      <w:pPr>
+        <w:jc w:val="center"/>
+      </w:pPr>
+      <w:r>
+        <w:rPr>
+          <w:i/>
+          <w:color w:val="808080"/>
+          <w:sz w:val="18"/>
+        </w:rPr>
+        <w:t>(substituir esta linha pela imagem correspondente)</w:t>
+      </w:r>
+    </w:p>
+    <w:p>
+      <w:pPr>
+        <w:pStyle w:val="Ttulo2"/>
+      </w:pPr>
+      <w:bookmarkStart w:id="39" w:name="_Toc231934838"/>
+      <w:r>
+        <w:t>10.2. Adicionar itens previstos</w:t>
+      </w:r>
+      <w:bookmarkEnd w:id="39"/>
+    </w:p>
+    <w:p>
+      <w:pPr>
+        <w:pStyle w:val="Listanumerada"/>
+      </w:pPr>
+      <w:r>
+        <w:t>Clicar em Adicionar Item Previsto.</w:t>
+      </w:r>
+    </w:p>
+    <w:p>
+      <w:pPr>
+        <w:pStyle w:val="Listanumerada"/>
+      </w:pPr>
+      <w:r>
+        <w:t>Selecionar o Tipo de Artigo no primeiro ComboBox (filtro obrigatório).</w:t>
+      </w:r>
+    </w:p>
+    <w:p>
+      <w:pPr>
+        <w:pStyle w:val="Listanumerada"/>
+      </w:pPr>
+      <w:r>
+        <w:t>Selecionar o Artigo pretendido no segundo ComboBox.</w:t>
+      </w:r>
+    </w:p>
+    <w:p>
+      <w:pPr>
+        <w:pStyle w:val="Listanumerada"/>
+      </w:pPr>
+      <w:r>
+        <w:t>Indicar a Quantidade Prevista a adquirir.</w:t>
+      </w:r>
+    </w:p>
+    <w:p>
+      <w:pPr>
+        <w:pStyle w:val="Listanumerada"/>
+      </w:pPr>
+      <w:r>
+        <w:t>Clicar em Adicionar. O item passa a constar da lista da compra.</w:t>
+      </w:r>
+    </w:p>
+    <w:p>
+      <w:pPr>
+        <w:jc w:val="center"/>
+      </w:pPr>
       <w:r>
         <w:rPr>
           <w:b/>
@@ -6512,9 +6857,107 @@
           <w:color w:val="884400"/>
           <w:sz w:val="20"/>
         </w:rPr>
-        <w:t xml:space="preserve"> SCREENSHOT: Listagem de Tipos de </w:t>
-      </w:r>
-      <w:proofErr w:type="gramStart"/>
+        <w:t>[ INSERIR SCREENSHOT: Adição de Itens Previstos a uma Compra ]</w:t>
+      </w:r>
+    </w:p>
+    <w:p>
+      <w:pPr>
+        <w:jc w:val="center"/>
+      </w:pPr>
+      <w:r>
+        <w:rPr>
+          <w:i/>
+          <w:color w:val="808080"/>
+          <w:sz w:val="18"/>
+        </w:rPr>
+        <w:t>(substituir esta linha pela imagem correspondente)</w:t>
+      </w:r>
+    </w:p>
+    <w:p>
+      <w:pPr>
+        <w:pStyle w:val="Ttulo2"/>
+      </w:pPr>
+      <w:bookmarkStart w:id="40" w:name="_Toc231934839"/>
+      <w:r>
+        <w:t>10.3. Editar a lista (enquanto aberta)</w:t>
+      </w:r>
+      <w:bookmarkEnd w:id="40"/>
+    </w:p>
+    <w:p>
+      <w:r>
+        <w:t>Enquanto a compra estiver aberta (estado Não Fechada), pode adicionar, alterar ou remover itens previstos. A aplicação regista quem fez cada alteração e a respetiva data.</w:t>
+      </w:r>
+    </w:p>
+    <w:p>
+      <w:r>
+        <w:rPr>
+          <w:i/>
+        </w:rPr>
+        <w:t>Compras fechadas ficam em modo de leitura — não é permitida qualquer alteração.</w:t>
+      </w:r>
+    </w:p>
+    <w:p>
+      <w:r>
+        <w:br w:type="page"/>
+      </w:r>
+    </w:p>
+    <w:p>
+      <w:pPr>
+        <w:pStyle w:val="Ttulo1"/>
+      </w:pPr>
+      <w:bookmarkStart w:id="41" w:name="_Toc231934840"/>
+      <w:r>
+        <w:rPr>
+          <w:color w:val="1F3A68"/>
+        </w:rPr>
+        <w:lastRenderedPageBreak/>
+        <w:t>11. Modo Compra — Execução da Compra</w:t>
+      </w:r>
+      <w:bookmarkEnd w:id="41"/>
+    </w:p>
+    <w:p>
+      <w:r>
+        <w:t>O Modo Compra é utilizado no momento em que está fisicamente a fazer a compra. Permite registar o que foi efetivamente adquirido, quantidades reais, preços e itens não previstos.</w:t>
+      </w:r>
+    </w:p>
+    <w:p>
+      <w:pPr>
+        <w:pStyle w:val="Ttulo2"/>
+      </w:pPr>
+      <w:bookmarkStart w:id="42" w:name="_Toc231934841"/>
+      <w:r>
+        <w:t>11.1. Entrar em modo compra</w:t>
+      </w:r>
+      <w:bookmarkEnd w:id="42"/>
+    </w:p>
+    <w:p>
+      <w:pPr>
+        <w:pStyle w:val="Listanumerada"/>
+      </w:pPr>
+      <w:r>
+        <w:t>Em Compras &gt; Listar Compras, selecionar a compra pretendida.</w:t>
+      </w:r>
+    </w:p>
+    <w:p>
+      <w:pPr>
+        <w:pStyle w:val="Listanumerada"/>
+      </w:pPr>
+      <w:r>
+        <w:t>Clicar em Iniciar Compra.</w:t>
+      </w:r>
+    </w:p>
+    <w:p>
+      <w:pPr>
+        <w:pStyle w:val="Listanumerada"/>
+      </w:pPr>
+      <w:r>
+        <w:t>O ecrã apresenta a lista de itens previstos e o orçamento disponível.</w:t>
+      </w:r>
+    </w:p>
+    <w:p>
+      <w:pPr>
+        <w:jc w:val="center"/>
+      </w:pPr>
       <w:r>
         <w:rPr>
           <w:b/>
@@ -6522,9 +6965,8 @@
           <w:color w:val="884400"/>
           <w:sz w:val="20"/>
         </w:rPr>
-        <w:t>Artigo ]</w:t>
-      </w:r>
-      <w:proofErr w:type="gramEnd"/>
+        <w:t>[ INSERIR SCREENSHOT: Modo Compra com itens previstos e orçamento visível ]</w:t>
+      </w:r>
     </w:p>
     <w:p>
       <w:pPr>
@@ -6543,91 +6985,90 @@
       <w:pPr>
         <w:pStyle w:val="Ttulo2"/>
       </w:pPr>
-      <w:bookmarkStart w:id="29" w:name="_Toc231934828"/>
-      <w:r>
-        <w:t>7.2. Criar, editar e eliminar</w:t>
-      </w:r>
-      <w:bookmarkEnd w:id="29"/>
-    </w:p>
-    <w:p>
-      <w:pPr>
-        <w:pStyle w:val="Listacommarcas"/>
-        <w:ind w:left="340"/>
-      </w:pPr>
-      <w:r>
-        <w:t>Novo: introduzir a Designação (ex.: «Frutas e Legumes») e clicar em Guardar.</w:t>
-      </w:r>
-    </w:p>
-    <w:p>
-      <w:pPr>
-        <w:pStyle w:val="Listacommarcas"/>
-        <w:ind w:left="340"/>
-      </w:pPr>
-      <w:r>
-        <w:t>Editar: selecionar uma linha, clicar em Editar, alterar e gravar.</w:t>
-      </w:r>
-    </w:p>
-    <w:p>
-      <w:pPr>
-        <w:pStyle w:val="Listacommarcas"/>
-        <w:ind w:left="340"/>
-      </w:pPr>
-      <w:r>
-        <w:t>Eliminar: selecionar e clicar em Eliminar. A operação só será permitida se não existirem Artigos associados.</w:t>
-      </w:r>
-    </w:p>
-    <w:p>
-      <w:r>
-        <w:br w:type="page"/>
-      </w:r>
-    </w:p>
-    <w:p>
-      <w:pPr>
-        <w:pStyle w:val="Ttulo1"/>
-      </w:pPr>
-      <w:bookmarkStart w:id="30" w:name="_Toc231934829"/>
-      <w:r>
-        <w:rPr>
-          <w:color w:val="1F3A68"/>
-        </w:rPr>
-        <w:lastRenderedPageBreak/>
-        <w:t>8. Gestão de Artigos</w:t>
-      </w:r>
-      <w:bookmarkEnd w:id="30"/>
-    </w:p>
-    <w:p>
-      <w:r>
-        <w:t>Aceda através de Gestão &gt; Artigos.</w:t>
+      <w:bookmarkStart w:id="43" w:name="_Toc231934842"/>
+      <w:r>
+        <w:t>11.2. Registar aquisição de itens previstos</w:t>
+      </w:r>
+      <w:bookmarkEnd w:id="43"/>
+    </w:p>
+    <w:p>
+      <w:pPr>
+        <w:pStyle w:val="Listanumerada"/>
+      </w:pPr>
+      <w:r>
+        <w:t>Selecionar a linha do item previsto a adquirir.</w:t>
+      </w:r>
+    </w:p>
+    <w:p>
+      <w:pPr>
+        <w:pStyle w:val="Listanumerada"/>
+      </w:pPr>
+      <w:r>
+        <w:t>Indicar a Quantidade Adquirida (pode diferir da prevista).</w:t>
+      </w:r>
+    </w:p>
+    <w:p>
+      <w:pPr>
+        <w:pStyle w:val="Listanumerada"/>
+      </w:pPr>
+      <w:r>
+        <w:t>Indicar o Preço Unitário praticado (€).</w:t>
+      </w:r>
+    </w:p>
+    <w:p>
+      <w:pPr>
+        <w:pStyle w:val="Listanumerada"/>
+      </w:pPr>
+      <w:r>
+        <w:t>Clicar em Confirmar Item. O valor total do item é calculado automaticamente e descontado ao orçamento disponível.</w:t>
       </w:r>
     </w:p>
     <w:p>
       <w:pPr>
         <w:pStyle w:val="Ttulo2"/>
       </w:pPr>
-      <w:bookmarkStart w:id="31" w:name="_Toc231934830"/>
-      <w:r>
-        <w:t>8.1. Listar artigos (com filtro por tipo)</w:t>
-      </w:r>
-      <w:bookmarkEnd w:id="31"/>
-    </w:p>
-    <w:p>
-      <w:r>
-        <w:t xml:space="preserve">No topo do ecrã encontra um </w:t>
-      </w:r>
-      <w:proofErr w:type="spellStart"/>
-      <w:r>
-        <w:t>ComboBox</w:t>
-      </w:r>
-      <w:proofErr w:type="spellEnd"/>
-      <w:r>
-        <w:t xml:space="preserve"> Tipo de Artigo. Selecione um tipo para filtrar a grelha de artigos. Para visualizar todos, escolha «(Todos)».</w:t>
+      <w:bookmarkStart w:id="44" w:name="_Toc231934843"/>
+      <w:r>
+        <w:t>11.3. Adicionar itens não previstos</w:t>
+      </w:r>
+      <w:bookmarkEnd w:id="44"/>
+    </w:p>
+    <w:p>
+      <w:pPr>
+        <w:pStyle w:val="Listanumerada"/>
+      </w:pPr>
+      <w:r>
+        <w:t>Clicar em Adicionar Item Não Previsto.</w:t>
+      </w:r>
+    </w:p>
+    <w:p>
+      <w:pPr>
+        <w:pStyle w:val="Listanumerada"/>
+      </w:pPr>
+      <w:r>
+        <w:t>Selecionar Tipo de Artigo e Artigo (filtro obrigatório por tipo).</w:t>
+      </w:r>
+    </w:p>
+    <w:p>
+      <w:pPr>
+        <w:pStyle w:val="Listanumerada"/>
+      </w:pPr>
+      <w:r>
+        <w:t>Indicar Quantidade Adquirida, Preço Unitário e (opcional) Observações.</w:t>
+      </w:r>
+    </w:p>
+    <w:p>
+      <w:pPr>
+        <w:pStyle w:val="Listanumerada"/>
+      </w:pPr>
+      <w:r>
+        <w:t>Clicar em Adicionar. O item entra na lista já como Adquirido.</w:t>
       </w:r>
     </w:p>
     <w:p>
       <w:pPr>
         <w:jc w:val="center"/>
       </w:pPr>
-      <w:proofErr w:type="gramStart"/>
       <w:r>
         <w:rPr>
           <w:b/>
@@ -6635,9 +7076,88 @@
           <w:color w:val="884400"/>
           <w:sz w:val="20"/>
         </w:rPr>
-        <w:t>[ INSERIR</w:t>
-      </w:r>
-      <w:proofErr w:type="gramEnd"/>
+        <w:t>[ INSERIR SCREENSHOT: Adição de Item Não Previsto durante o Modo Compra ]</w:t>
+      </w:r>
+    </w:p>
+    <w:p>
+      <w:pPr>
+        <w:jc w:val="center"/>
+      </w:pPr>
+      <w:r>
+        <w:rPr>
+          <w:i/>
+          <w:color w:val="808080"/>
+          <w:sz w:val="18"/>
+        </w:rPr>
+        <w:t>(substituir esta linha pela imagem correspondente)</w:t>
+      </w:r>
+    </w:p>
+    <w:p>
+      <w:pPr>
+        <w:pStyle w:val="Ttulo2"/>
+      </w:pPr>
+      <w:bookmarkStart w:id="45" w:name="_Toc231934844"/>
+      <w:r>
+        <w:t>11.4. Acompanhamento do orçamento em tempo real</w:t>
+      </w:r>
+      <w:bookmarkEnd w:id="45"/>
+    </w:p>
+    <w:p>
+      <w:r>
+        <w:t>No topo do ecrã é exibido o painel de Orçamento com três valores:</w:t>
+      </w:r>
+    </w:p>
+    <w:p>
+      <w:pPr>
+        <w:pStyle w:val="Listacommarcas"/>
+        <w:ind w:left="340"/>
+      </w:pPr>
+      <w:r>
+        <w:t>Orçamento mensal definido.</w:t>
+      </w:r>
+    </w:p>
+    <w:p>
+      <w:pPr>
+        <w:pStyle w:val="Listacommarcas"/>
+        <w:ind w:left="340"/>
+      </w:pPr>
+      <w:r>
+        <w:t>Total já gasto no mês corrente (incluindo a compra atual em curso).</w:t>
+      </w:r>
+    </w:p>
+    <w:p>
+      <w:pPr>
+        <w:pStyle w:val="Listacommarcas"/>
+        <w:ind w:left="340"/>
+      </w:pPr>
+      <w:r>
+        <w:t>Disponível — diferença entre o orçamento e o gasto.</w:t>
+      </w:r>
+    </w:p>
+    <w:p>
+      <w:r>
+        <w:t>Estes valores são atualizados a cada novo item registado.</w:t>
+      </w:r>
+    </w:p>
+    <w:p>
+      <w:pPr>
+        <w:pStyle w:val="Ttulo2"/>
+      </w:pPr>
+      <w:bookmarkStart w:id="46" w:name="_Toc231934845"/>
+      <w:r>
+        <w:t>11.5. Alerta de orçamento ultrapassado</w:t>
+      </w:r>
+      <w:bookmarkEnd w:id="46"/>
+    </w:p>
+    <w:p>
+      <w:r>
+        <w:t>Se a soma do gasto atingir ou ultrapassar o orçamento mensal, a aplicação apresenta um alerta visual destacado (zona a vermelho no painel de orçamento e mensagem «Orçamento ultrapassado!»). O registo de itens continua a ser permitido — o alerta tem apenas carácter informativo.</w:t>
+      </w:r>
+    </w:p>
+    <w:p>
+      <w:pPr>
+        <w:jc w:val="center"/>
+      </w:pPr>
       <w:r>
         <w:rPr>
           <w:b/>
@@ -6645,9 +7165,130 @@
           <w:color w:val="884400"/>
           <w:sz w:val="20"/>
         </w:rPr>
-        <w:t xml:space="preserve"> SCREENSHOT: Listagem de Artigos com filtro por Tipo de </w:t>
-      </w:r>
-      <w:proofErr w:type="gramStart"/>
+        <w:t>[ INSERIR SCREENSHOT: Alerta de orçamento ultrapassado no Modo Compra ]</w:t>
+      </w:r>
+    </w:p>
+    <w:p>
+      <w:pPr>
+        <w:jc w:val="center"/>
+      </w:pPr>
+      <w:r>
+        <w:rPr>
+          <w:i/>
+          <w:color w:val="808080"/>
+          <w:sz w:val="18"/>
+        </w:rPr>
+        <w:t>(substituir esta linha pela imagem correspondente)</w:t>
+      </w:r>
+    </w:p>
+    <w:p>
+      <w:pPr>
+        <w:pStyle w:val="Ttulo2"/>
+      </w:pPr>
+      <w:bookmarkStart w:id="47" w:name="_Toc231934846"/>
+      <w:r>
+        <w:lastRenderedPageBreak/>
+        <w:t>11.6. Fechar a compra</w:t>
+      </w:r>
+      <w:bookmarkEnd w:id="47"/>
+    </w:p>
+    <w:p>
+      <w:pPr>
+        <w:pStyle w:val="Listanumerada"/>
+      </w:pPr>
+      <w:r>
+        <w:t>Após registar todos os itens, clicar em Fechar Compra.</w:t>
+      </w:r>
+    </w:p>
+    <w:p>
+      <w:pPr>
+        <w:pStyle w:val="Listanumerada"/>
+      </w:pPr>
+      <w:r>
+        <w:t>Confirmar a operação no diálogo apresentado.</w:t>
+      </w:r>
+    </w:p>
+    <w:p>
+      <w:pPr>
+        <w:pStyle w:val="Listanumerada"/>
+      </w:pPr>
+      <w:r>
+        <w:t>A compra passa ao estado Fechada, ficando registadas a data/hora de fecho e o utilizador que a fechou.</w:t>
+      </w:r>
+    </w:p>
+    <w:p>
+      <w:r>
+        <w:rPr>
+          <w:i/>
+        </w:rPr>
+        <w:t>Atenção: depois de fechada, a compra não poderá ser reaberta nem alterada.</w:t>
+      </w:r>
+    </w:p>
+    <w:p>
+      <w:r>
+        <w:br w:type="page"/>
+      </w:r>
+    </w:p>
+    <w:p>
+      <w:pPr>
+        <w:pStyle w:val="Ttulo1"/>
+      </w:pPr>
+      <w:bookmarkStart w:id="48" w:name="_Toc231934847"/>
+      <w:r>
+        <w:rPr>
+          <w:color w:val="1F3A68"/>
+        </w:rPr>
+        <w:lastRenderedPageBreak/>
+        <w:t>12. Exportação de Dados (CSV)</w:t>
+      </w:r>
+      <w:bookmarkEnd w:id="48"/>
+    </w:p>
+    <w:p>
+      <w:pPr>
+        <w:pStyle w:val="Ttulo2"/>
+      </w:pPr>
+      <w:bookmarkStart w:id="49" w:name="_Toc231934848"/>
+      <w:r>
+        <w:t>12.1. Exportar compra fechada</w:t>
+      </w:r>
+      <w:bookmarkEnd w:id="49"/>
+    </w:p>
+    <w:p>
+      <w:pPr>
+        <w:pStyle w:val="Listanumerada"/>
+      </w:pPr>
+      <w:r>
+        <w:t>Aceder a Compras &gt; Listar Compras.</w:t>
+      </w:r>
+    </w:p>
+    <w:p>
+      <w:pPr>
+        <w:pStyle w:val="Listanumerada"/>
+      </w:pPr>
+      <w:r>
+        <w:t>Selecionar uma compra no estado Fechada.</w:t>
+      </w:r>
+    </w:p>
+    <w:p>
+      <w:pPr>
+        <w:pStyle w:val="Listanumerada"/>
+      </w:pPr>
+      <w:r>
+        <w:t>Clicar em Exportar CSV.</w:t>
+      </w:r>
+    </w:p>
+    <w:p>
+      <w:pPr>
+        <w:pStyle w:val="Listanumerada"/>
+      </w:pPr>
+      <w:r>
+        <w:t>Escolher o local e nome do ficheiro a guardar.</w:t>
+      </w:r>
+    </w:p>
+    <w:p>
+      <w:pPr>
+        <w:jc w:val="center"/>
+      </w:pPr>
       <w:r>
         <w:rPr>
           <w:b/>
@@ -6655,9 +7296,8 @@
           <w:color w:val="884400"/>
           <w:sz w:val="20"/>
         </w:rPr>
-        <w:t>Artigo ]</w:t>
-      </w:r>
-      <w:proofErr w:type="gramEnd"/>
+        <w:t>[ INSERIR SCREENSHOT: Diálogo de exportação de compra para CSV ]</w:t>
+      </w:r>
     </w:p>
     <w:p>
       <w:pPr>
@@ -6676,11 +7316,16 @@
       <w:pPr>
         <w:pStyle w:val="Ttulo2"/>
       </w:pPr>
-      <w:bookmarkStart w:id="32" w:name="_Toc231934831"/>
-      <w:r>
-        <w:t>8.2. Criar, editar e eliminar</w:t>
-      </w:r>
-      <w:bookmarkEnd w:id="32"/>
+      <w:bookmarkStart w:id="50" w:name="_Toc231934849"/>
+      <w:r>
+        <w:t>12.2. Estrutura do ficheiro CSV</w:t>
+      </w:r>
+      <w:bookmarkEnd w:id="50"/>
+    </w:p>
+    <w:p>
+      <w:r>
+        <w:t>O delimitador utilizado é o ponto e vírgula («;»). As colunas exportadas são, por esta ordem:</w:t>
+      </w:r>
     </w:p>
     <w:p>
       <w:pPr>
@@ -6688,7 +7333,7 @@
         <w:ind w:left="340"/>
       </w:pPr>
       <w:r>
-        <w:t>Novo: escolher o Tipo, introduzir Designação e clicar em Guardar.</w:t>
+        <w:t>NomeCompra</w:t>
       </w:r>
     </w:p>
     <w:p>
@@ -6697,7 +7342,7 @@
         <w:ind w:left="340"/>
       </w:pPr>
       <w:r>
-        <w:t>Editar: selecionar e alterar os dados pretendidos.</w:t>
+        <w:t>DataCriacao</w:t>
       </w:r>
     </w:p>
     <w:p>
@@ -6706,7 +7351,66 @@
         <w:ind w:left="340"/>
       </w:pPr>
       <w:r>
-        <w:t>Eliminar: só é permitido se o artigo não estiver associado a nenhuma Compra.</w:t>
+        <w:t>DataFechada</w:t>
+      </w:r>
+    </w:p>
+    <w:p>
+      <w:pPr>
+        <w:pStyle w:val="Listacommarcas"/>
+        <w:ind w:left="340"/>
+      </w:pPr>
+      <w:r>
+        <w:t>NomeArtigo</w:t>
+      </w:r>
+    </w:p>
+    <w:p>
+      <w:pPr>
+        <w:pStyle w:val="Listacommarcas"/>
+        <w:ind w:left="340"/>
+      </w:pPr>
+      <w:r>
+        <w:t>ArtigoPrevisto (Sim/Não)</w:t>
+      </w:r>
+    </w:p>
+    <w:p>
+      <w:pPr>
+        <w:pStyle w:val="Listacommarcas"/>
+        <w:ind w:left="340"/>
+      </w:pPr>
+      <w:r>
+        <w:t>ArtigoNaoPrevisto (Sim/Não)</w:t>
+      </w:r>
+    </w:p>
+    <w:p>
+      <w:pPr>
+        <w:pStyle w:val="Listacommarcas"/>
+        <w:ind w:left="340"/>
+      </w:pPr>
+      <w:r>
+        <w:t>QuantidadePrevista</w:t>
+      </w:r>
+    </w:p>
+    <w:p>
+      <w:pPr>
+        <w:pStyle w:val="Listacommarcas"/>
+        <w:ind w:left="340"/>
+      </w:pPr>
+      <w:r>
+        <w:t>QuantidadeAdquirida</w:t>
+      </w:r>
+    </w:p>
+    <w:p>
+      <w:pPr>
+        <w:pStyle w:val="Listacommarcas"/>
+        <w:ind w:left="340"/>
+      </w:pPr>
+      <w:r>
+        <w:t>PrecoUnitario</w:t>
+      </w:r>
+    </w:p>
+    <w:p>
+      <w:r>
+        <w:t>O ficheiro pode ser aberto em Excel, LibreOffice Calc ou qualquer editor de texto.</w:t>
       </w:r>
     </w:p>
     <w:p>
@@ -6718,68 +7422,58 @@
       <w:pPr>
         <w:pStyle w:val="Ttulo1"/>
       </w:pPr>
-      <w:bookmarkStart w:id="33" w:name="_Toc231934832"/>
+      <w:bookmarkStart w:id="51" w:name="_Toc231934850"/>
       <w:r>
         <w:rPr>
           <w:color w:val="1F3A68"/>
         </w:rPr>
         <w:lastRenderedPageBreak/>
-        <w:t>9. Gestão do Orçamento Mensal</w:t>
-      </w:r>
-      <w:bookmarkEnd w:id="33"/>
-    </w:p>
-    <w:p>
-      <w:r>
-        <w:t>Aceda através de Gestão &gt; Orçamento.</w:t>
+        <w:t>13. Estatísticas e Sugestões</w:t>
+      </w:r>
+      <w:bookmarkEnd w:id="51"/>
+    </w:p>
+    <w:p>
+      <w:r>
+        <w:t>Aceda através de Estatísticas no menu principal. O ecrã está organizado em dois separadores.</w:t>
       </w:r>
     </w:p>
     <w:p>
       <w:pPr>
         <w:pStyle w:val="Ttulo2"/>
       </w:pPr>
-      <w:bookmarkStart w:id="34" w:name="_Toc231934833"/>
-      <w:r>
-        <w:t>9.1. Definir o orçamento do mês</w:t>
-      </w:r>
-      <w:bookmarkEnd w:id="34"/>
-    </w:p>
-    <w:p>
-      <w:pPr>
-        <w:pStyle w:val="Listanumerada"/>
-      </w:pPr>
-      <w:r>
-        <w:t>Selecione o Mês/Ano pretendido no controlo de data.</w:t>
-      </w:r>
-    </w:p>
-    <w:p>
-      <w:pPr>
-        <w:pStyle w:val="Listanumerada"/>
-      </w:pPr>
-      <w:r>
-        <w:t>Introduza o Valor (em €) a estabelecer como limite de despesa.</w:t>
-      </w:r>
-    </w:p>
-    <w:p>
-      <w:pPr>
-        <w:pStyle w:val="Listanumerada"/>
-      </w:pPr>
-      <w:r>
-        <w:t>Clique em Guardar.</w:t>
-      </w:r>
-    </w:p>
-    <w:p>
-      <w:r>
-        <w:rPr>
-          <w:i/>
-        </w:rPr>
-        <w:t>Existe apenas um Orçamento por mês. Se já existir um valor definido para o mês selecionado, a aplicação irá perguntar se pretende alterar o valor.</w:t>
+      <w:bookmarkStart w:id="52" w:name="_Toc231934851"/>
+      <w:r>
+        <w:t>13.1. Separador 1 — Análise histórica</w:t>
+      </w:r>
+      <w:bookmarkEnd w:id="52"/>
+    </w:p>
+    <w:p>
+      <w:r>
+        <w:t>Apresenta duas tabelas:</w:t>
+      </w:r>
+    </w:p>
+    <w:p>
+      <w:pPr>
+        <w:pStyle w:val="Listacommarcas"/>
+        <w:ind w:left="340"/>
+      </w:pPr>
+      <w:r>
+        <w:t>Resumo Mensal — para cada mês: Orçamento, Total de Compras e Diferença (positiva ou negativa).</w:t>
+      </w:r>
+    </w:p>
+    <w:p>
+      <w:pPr>
+        <w:pStyle w:val="Listacommarcas"/>
+        <w:ind w:left="340"/>
+      </w:pPr>
+      <w:r>
+        <w:t>Compras Fechadas — listagem das compras com a percentagem de itens previstos vs. não previstos.</w:t>
       </w:r>
     </w:p>
     <w:p>
       <w:pPr>
         <w:jc w:val="center"/>
       </w:pPr>
-      <w:proofErr w:type="gramStart"/>
       <w:r>
         <w:rPr>
           <w:b/>
@@ -6787,9 +7481,59 @@
           <w:color w:val="884400"/>
           <w:sz w:val="20"/>
         </w:rPr>
-        <w:t>[ INSERIR</w:t>
-      </w:r>
-      <w:proofErr w:type="gramEnd"/>
+        <w:t>[ INSERIR SCREENSHOT: Estatísticas — Separador 1 (Análise histórica) ]</w:t>
+      </w:r>
+    </w:p>
+    <w:p>
+      <w:pPr>
+        <w:jc w:val="center"/>
+      </w:pPr>
+      <w:r>
+        <w:rPr>
+          <w:i/>
+          <w:color w:val="808080"/>
+          <w:sz w:val="18"/>
+        </w:rPr>
+        <w:t>(substituir esta linha pela imagem correspondente)</w:t>
+      </w:r>
+    </w:p>
+    <w:p>
+      <w:pPr>
+        <w:pStyle w:val="Ttulo2"/>
+      </w:pPr>
+      <w:bookmarkStart w:id="53" w:name="_Toc231934852"/>
+      <w:r>
+        <w:t>13.2. Separador 2 — Sugestões para o próximo mês</w:t>
+      </w:r>
+      <w:bookmarkEnd w:id="53"/>
+    </w:p>
+    <w:p>
+      <w:r>
+        <w:t>Com base no histórico, a aplicação produz duas sugestões:</w:t>
+      </w:r>
+    </w:p>
+    <w:p>
+      <w:pPr>
+        <w:pStyle w:val="Listacommarcas"/>
+        <w:ind w:left="340"/>
+      </w:pPr>
+      <w:r>
+        <w:t>Sugestão de Orçamento — calculada a partir dos orçamentos e gastos dos meses anteriores.</w:t>
+      </w:r>
+    </w:p>
+    <w:p>
+      <w:pPr>
+        <w:pStyle w:val="Listacommarcas"/>
+        <w:ind w:left="340"/>
+      </w:pPr>
+      <w:r>
+        <w:t>Sugestão de Lista de Compras — gerada considerando a semana atual do mês e as listas realizadas em semanas equivalentes em períodos anteriores.</w:t>
+      </w:r>
+    </w:p>
+    <w:p>
+      <w:pPr>
+        <w:jc w:val="center"/>
+      </w:pPr>
       <w:r>
         <w:rPr>
           <w:b/>
@@ -6797,19 +7541,8 @@
           <w:color w:val="884400"/>
           <w:sz w:val="20"/>
         </w:rPr>
-        <w:t xml:space="preserve"> SCREENSHOT: Ecrã de definição de Orçamento </w:t>
-      </w:r>
-      <w:proofErr w:type="gramStart"/>
-      <w:r>
-        <w:rPr>
-          <w:b/>
-          <w:i/>
-          <w:color w:val="884400"/>
-          <w:sz w:val="20"/>
-        </w:rPr>
-        <w:t>mensal ]</w:t>
-      </w:r>
-      <w:proofErr w:type="gramEnd"/>
+        <w:t>[ INSERIR SCREENSHOT: Estatísticas — Separador 2 (Sugestões) ]</w:t>
+      </w:r>
     </w:p>
     <w:p>
       <w:pPr>
@@ -6825,1146 +7558,6 @@
       </w:r>
     </w:p>
     <w:p>
-      <w:pPr>
-        <w:pStyle w:val="Ttulo2"/>
-      </w:pPr>
-      <w:bookmarkStart w:id="35" w:name="_Toc231934834"/>
-      <w:r>
-        <w:t>9.2. Alterar o orçamento</w:t>
-      </w:r>
-      <w:bookmarkEnd w:id="35"/>
-    </w:p>
-    <w:p>
-      <w:r>
-        <w:t>A alteração é efetuada da mesma forma. A aplicação regista a data/hora da alteração e o utilizador que a realizou, mantendo igualmente o registo do utilizador que criou o orçamento.</w:t>
-      </w:r>
-    </w:p>
-    <w:p>
-      <w:pPr>
-        <w:pStyle w:val="Ttulo2"/>
-      </w:pPr>
-      <w:bookmarkStart w:id="36" w:name="_Toc231934835"/>
-      <w:r>
-        <w:t>9.3. Histórico de alterações</w:t>
-      </w:r>
-      <w:bookmarkEnd w:id="36"/>
-    </w:p>
-    <w:p>
-      <w:r>
-        <w:t>No ecrã de orçamento é apresentada uma área informativa com: Criado por / Em e Alterado por / Em, dando rastreabilidade total às modificações.</w:t>
-      </w:r>
-    </w:p>
-    <w:p>
-      <w:r>
-        <w:br w:type="page"/>
-      </w:r>
-    </w:p>
-    <w:p>
-      <w:pPr>
-        <w:pStyle w:val="Ttulo1"/>
-      </w:pPr>
-      <w:bookmarkStart w:id="37" w:name="_Toc231934836"/>
-      <w:r>
-        <w:rPr>
-          <w:color w:val="1F3A68"/>
-        </w:rPr>
-        <w:lastRenderedPageBreak/>
-        <w:t>10. Planeamento de Compras</w:t>
-      </w:r>
-      <w:bookmarkEnd w:id="37"/>
-    </w:p>
-    <w:p>
-      <w:r>
-        <w:t>Aceda através de Compras &gt; Listar Compras ou Compras &gt; Nova Compra.</w:t>
-      </w:r>
-    </w:p>
-    <w:p>
-      <w:pPr>
-        <w:pStyle w:val="Ttulo2"/>
-      </w:pPr>
-      <w:bookmarkStart w:id="38" w:name="_Toc231934837"/>
-      <w:r>
-        <w:t xml:space="preserve">10.1. </w:t>
-      </w:r>
-      <w:proofErr w:type="gramStart"/>
-      <w:r>
-        <w:t>Criar uma nova</w:t>
-      </w:r>
-      <w:proofErr w:type="gramEnd"/>
-      <w:r>
-        <w:t xml:space="preserve"> lista de compras</w:t>
-      </w:r>
-      <w:bookmarkEnd w:id="38"/>
-    </w:p>
-    <w:p>
-      <w:pPr>
-        <w:pStyle w:val="Listanumerada"/>
-      </w:pPr>
-      <w:r>
-        <w:t>Clicar em Compras &gt; Nova Compra.</w:t>
-      </w:r>
-    </w:p>
-    <w:p>
-      <w:pPr>
-        <w:pStyle w:val="Listanumerada"/>
-      </w:pPr>
-      <w:r>
-        <w:t>Introduzir um Nome identificativo (ex.: «Compras Pingo Doce — 15/03»).</w:t>
-      </w:r>
-    </w:p>
-    <w:p>
-      <w:pPr>
-        <w:pStyle w:val="Listanumerada"/>
-      </w:pPr>
-      <w:r>
-        <w:t>A data de criação e o utilizador são preenchidos automaticamente.</w:t>
-      </w:r>
-    </w:p>
-    <w:p>
-      <w:pPr>
-        <w:pStyle w:val="Listanumerada"/>
-      </w:pPr>
-      <w:r>
-        <w:t>Clicar em Guardar para começar a adicionar itens.</w:t>
-      </w:r>
-    </w:p>
-    <w:p>
-      <w:pPr>
-        <w:jc w:val="center"/>
-      </w:pPr>
-      <w:proofErr w:type="gramStart"/>
-      <w:r>
-        <w:rPr>
-          <w:b/>
-          <w:i/>
-          <w:color w:val="884400"/>
-          <w:sz w:val="20"/>
-        </w:rPr>
-        <w:t>[ INSERIR</w:t>
-      </w:r>
-      <w:proofErr w:type="gramEnd"/>
-      <w:r>
-        <w:rPr>
-          <w:b/>
-          <w:i/>
-          <w:color w:val="884400"/>
-          <w:sz w:val="20"/>
-        </w:rPr>
-        <w:t xml:space="preserve"> SCREENSHOT: Criação de uma nova </w:t>
-      </w:r>
-      <w:proofErr w:type="gramStart"/>
-      <w:r>
-        <w:rPr>
-          <w:b/>
-          <w:i/>
-          <w:color w:val="884400"/>
-          <w:sz w:val="20"/>
-        </w:rPr>
-        <w:t>Compra ]</w:t>
-      </w:r>
-      <w:proofErr w:type="gramEnd"/>
-    </w:p>
-    <w:p>
-      <w:pPr>
-        <w:jc w:val="center"/>
-      </w:pPr>
-      <w:r>
-        <w:rPr>
-          <w:i/>
-          <w:color w:val="808080"/>
-          <w:sz w:val="18"/>
-        </w:rPr>
-        <w:t>(substituir esta linha pela imagem correspondente)</w:t>
-      </w:r>
-    </w:p>
-    <w:p>
-      <w:pPr>
-        <w:pStyle w:val="Ttulo2"/>
-      </w:pPr>
-      <w:bookmarkStart w:id="39" w:name="_Toc231934838"/>
-      <w:r>
-        <w:t>10.2. Adicionar itens previstos</w:t>
-      </w:r>
-      <w:bookmarkEnd w:id="39"/>
-    </w:p>
-    <w:p>
-      <w:pPr>
-        <w:pStyle w:val="Listanumerada"/>
-      </w:pPr>
-      <w:r>
-        <w:t>Clicar em Adicionar Item Previsto.</w:t>
-      </w:r>
-    </w:p>
-    <w:p>
-      <w:pPr>
-        <w:pStyle w:val="Listanumerada"/>
-      </w:pPr>
-      <w:r>
-        <w:t xml:space="preserve">Selecionar o Tipo de Artigo no primeiro </w:t>
-      </w:r>
-      <w:proofErr w:type="spellStart"/>
-      <w:r>
-        <w:t>ComboBox</w:t>
-      </w:r>
-      <w:proofErr w:type="spellEnd"/>
-      <w:r>
-        <w:t xml:space="preserve"> (filtro obrigatório).</w:t>
-      </w:r>
-    </w:p>
-    <w:p>
-      <w:pPr>
-        <w:pStyle w:val="Listanumerada"/>
-      </w:pPr>
-      <w:r>
-        <w:t xml:space="preserve">Selecionar o Artigo pretendido no segundo </w:t>
-      </w:r>
-      <w:proofErr w:type="spellStart"/>
-      <w:r>
-        <w:t>ComboBox</w:t>
-      </w:r>
-      <w:proofErr w:type="spellEnd"/>
-      <w:r>
-        <w:t>.</w:t>
-      </w:r>
-    </w:p>
-    <w:p>
-      <w:pPr>
-        <w:pStyle w:val="Listanumerada"/>
-      </w:pPr>
-      <w:r>
-        <w:t>Indicar a Quantidade Prevista a adquirir.</w:t>
-      </w:r>
-    </w:p>
-    <w:p>
-      <w:pPr>
-        <w:pStyle w:val="Listanumerada"/>
-      </w:pPr>
-      <w:r>
-        <w:t>Clicar em Adicionar. O item passa a constar da lista da compra.</w:t>
-      </w:r>
-    </w:p>
-    <w:p>
-      <w:pPr>
-        <w:jc w:val="center"/>
-      </w:pPr>
-      <w:proofErr w:type="gramStart"/>
-      <w:r>
-        <w:rPr>
-          <w:b/>
-          <w:i/>
-          <w:color w:val="884400"/>
-          <w:sz w:val="20"/>
-        </w:rPr>
-        <w:t>[ INSERIR</w:t>
-      </w:r>
-      <w:proofErr w:type="gramEnd"/>
-      <w:r>
-        <w:rPr>
-          <w:b/>
-          <w:i/>
-          <w:color w:val="884400"/>
-          <w:sz w:val="20"/>
-        </w:rPr>
-        <w:t xml:space="preserve"> SCREENSHOT: Adição de Itens Previstos a uma </w:t>
-      </w:r>
-      <w:proofErr w:type="gramStart"/>
-      <w:r>
-        <w:rPr>
-          <w:b/>
-          <w:i/>
-          <w:color w:val="884400"/>
-          <w:sz w:val="20"/>
-        </w:rPr>
-        <w:t>Compra ]</w:t>
-      </w:r>
-      <w:proofErr w:type="gramEnd"/>
-    </w:p>
-    <w:p>
-      <w:pPr>
-        <w:jc w:val="center"/>
-      </w:pPr>
-      <w:r>
-        <w:rPr>
-          <w:i/>
-          <w:color w:val="808080"/>
-          <w:sz w:val="18"/>
-        </w:rPr>
-        <w:t>(substituir esta linha pela imagem correspondente)</w:t>
-      </w:r>
-    </w:p>
-    <w:p>
-      <w:pPr>
-        <w:pStyle w:val="Ttulo2"/>
-      </w:pPr>
-      <w:bookmarkStart w:id="40" w:name="_Toc231934839"/>
-      <w:r>
-        <w:t>10.3. Editar a lista (enquanto aberta)</w:t>
-      </w:r>
-      <w:bookmarkEnd w:id="40"/>
-    </w:p>
-    <w:p>
-      <w:r>
-        <w:t>Enquanto a compra estiver aberta (estado Não Fechada), pode adicionar, alterar ou remover itens previstos. A aplicação regista quem fez cada alteração e a respetiva data.</w:t>
-      </w:r>
-    </w:p>
-    <w:p>
-      <w:r>
-        <w:rPr>
-          <w:i/>
-        </w:rPr>
-        <w:t>Compras fechadas ficam em modo de leitura — não é permitida qualquer alteração.</w:t>
-      </w:r>
-    </w:p>
-    <w:p>
-      <w:r>
-        <w:br w:type="page"/>
-      </w:r>
-    </w:p>
-    <w:p>
-      <w:pPr>
-        <w:pStyle w:val="Ttulo1"/>
-      </w:pPr>
-      <w:bookmarkStart w:id="41" w:name="_Toc231934840"/>
-      <w:r>
-        <w:rPr>
-          <w:color w:val="1F3A68"/>
-        </w:rPr>
-        <w:lastRenderedPageBreak/>
-        <w:t>11. Modo Compra — Execução da Compra</w:t>
-      </w:r>
-      <w:bookmarkEnd w:id="41"/>
-    </w:p>
-    <w:p>
-      <w:r>
-        <w:t xml:space="preserve">O Modo Compra é utilizado </w:t>
-      </w:r>
-      <w:proofErr w:type="gramStart"/>
-      <w:r>
-        <w:t>no momento em que</w:t>
-      </w:r>
-      <w:proofErr w:type="gramEnd"/>
-      <w:r>
-        <w:t xml:space="preserve"> está fisicamente a fazer a compra. Permite registar o que foi efetivamente adquirido, quantidades reais, preços e itens não previstos.</w:t>
-      </w:r>
-    </w:p>
-    <w:p>
-      <w:pPr>
-        <w:pStyle w:val="Ttulo2"/>
-      </w:pPr>
-      <w:bookmarkStart w:id="42" w:name="_Toc231934841"/>
-      <w:r>
-        <w:t>11.1. Entrar em modo compra</w:t>
-      </w:r>
-      <w:bookmarkEnd w:id="42"/>
-    </w:p>
-    <w:p>
-      <w:pPr>
-        <w:pStyle w:val="Listanumerada"/>
-      </w:pPr>
-      <w:r>
-        <w:t>Em Compras &gt; Listar Compras, selecionar a compra pretendida.</w:t>
-      </w:r>
-    </w:p>
-    <w:p>
-      <w:pPr>
-        <w:pStyle w:val="Listanumerada"/>
-      </w:pPr>
-      <w:r>
-        <w:t>Clicar em Iniciar Compra.</w:t>
-      </w:r>
-    </w:p>
-    <w:p>
-      <w:pPr>
-        <w:pStyle w:val="Listanumerada"/>
-      </w:pPr>
-      <w:r>
-        <w:t>O ecrã apresenta a lista de itens previstos e o orçamento disponível.</w:t>
-      </w:r>
-    </w:p>
-    <w:p>
-      <w:pPr>
-        <w:jc w:val="center"/>
-      </w:pPr>
-      <w:proofErr w:type="gramStart"/>
-      <w:r>
-        <w:rPr>
-          <w:b/>
-          <w:i/>
-          <w:color w:val="884400"/>
-          <w:sz w:val="20"/>
-        </w:rPr>
-        <w:t>[ INSERIR</w:t>
-      </w:r>
-      <w:proofErr w:type="gramEnd"/>
-      <w:r>
-        <w:rPr>
-          <w:b/>
-          <w:i/>
-          <w:color w:val="884400"/>
-          <w:sz w:val="20"/>
-        </w:rPr>
-        <w:t xml:space="preserve"> SCREENSHOT: Modo Compra com itens previstos e orçamento </w:t>
-      </w:r>
-      <w:proofErr w:type="gramStart"/>
-      <w:r>
-        <w:rPr>
-          <w:b/>
-          <w:i/>
-          <w:color w:val="884400"/>
-          <w:sz w:val="20"/>
-        </w:rPr>
-        <w:t>visível ]</w:t>
-      </w:r>
-      <w:proofErr w:type="gramEnd"/>
-    </w:p>
-    <w:p>
-      <w:pPr>
-        <w:jc w:val="center"/>
-      </w:pPr>
-      <w:r>
-        <w:rPr>
-          <w:i/>
-          <w:color w:val="808080"/>
-          <w:sz w:val="18"/>
-        </w:rPr>
-        <w:t>(substituir esta linha pela imagem correspondente)</w:t>
-      </w:r>
-    </w:p>
-    <w:p>
-      <w:pPr>
-        <w:pStyle w:val="Ttulo2"/>
-      </w:pPr>
-      <w:bookmarkStart w:id="43" w:name="_Toc231934842"/>
-      <w:r>
-        <w:t>11.2. Registar aquisição de itens previstos</w:t>
-      </w:r>
-      <w:bookmarkEnd w:id="43"/>
-    </w:p>
-    <w:p>
-      <w:pPr>
-        <w:pStyle w:val="Listanumerada"/>
-      </w:pPr>
-      <w:r>
-        <w:t>Selecionar a linha do item previsto a adquirir.</w:t>
-      </w:r>
-    </w:p>
-    <w:p>
-      <w:pPr>
-        <w:pStyle w:val="Listanumerada"/>
-      </w:pPr>
-      <w:r>
-        <w:t>Indicar a Quantidade Adquirida (pode diferir da prevista).</w:t>
-      </w:r>
-    </w:p>
-    <w:p>
-      <w:pPr>
-        <w:pStyle w:val="Listanumerada"/>
-      </w:pPr>
-      <w:r>
-        <w:t>Indicar o Preço Unitário praticado (€).</w:t>
-      </w:r>
-    </w:p>
-    <w:p>
-      <w:pPr>
-        <w:pStyle w:val="Listanumerada"/>
-      </w:pPr>
-      <w:r>
-        <w:t>Clicar em Confirmar Item. O valor total do item é calculado automaticamente e descontado ao orçamento disponível.</w:t>
-      </w:r>
-    </w:p>
-    <w:p>
-      <w:pPr>
-        <w:pStyle w:val="Ttulo2"/>
-      </w:pPr>
-      <w:bookmarkStart w:id="44" w:name="_Toc231934843"/>
-      <w:r>
-        <w:t>11.3. Adicionar itens não previstos</w:t>
-      </w:r>
-      <w:bookmarkEnd w:id="44"/>
-    </w:p>
-    <w:p>
-      <w:pPr>
-        <w:pStyle w:val="Listanumerada"/>
-      </w:pPr>
-      <w:r>
-        <w:t>Clicar em Adicionar Item Não Previsto.</w:t>
-      </w:r>
-    </w:p>
-    <w:p>
-      <w:pPr>
-        <w:pStyle w:val="Listanumerada"/>
-      </w:pPr>
-      <w:r>
-        <w:t>Selecionar Tipo de Artigo e Artigo (filtro obrigatório por tipo).</w:t>
-      </w:r>
-    </w:p>
-    <w:p>
-      <w:pPr>
-        <w:pStyle w:val="Listanumerada"/>
-      </w:pPr>
-      <w:r>
-        <w:t>Indicar Quantidade Adquirida, Preço Unitário e (opcional) Observações.</w:t>
-      </w:r>
-    </w:p>
-    <w:p>
-      <w:pPr>
-        <w:pStyle w:val="Listanumerada"/>
-      </w:pPr>
-      <w:r>
-        <w:t xml:space="preserve">Clicar em Adicionar. O item entra na lista já </w:t>
-      </w:r>
-      <w:proofErr w:type="gramStart"/>
-      <w:r>
-        <w:t>como Adquirido</w:t>
-      </w:r>
-      <w:proofErr w:type="gramEnd"/>
-      <w:r>
-        <w:t>.</w:t>
-      </w:r>
-    </w:p>
-    <w:p>
-      <w:pPr>
-        <w:jc w:val="center"/>
-      </w:pPr>
-      <w:proofErr w:type="gramStart"/>
-      <w:r>
-        <w:rPr>
-          <w:b/>
-          <w:i/>
-          <w:color w:val="884400"/>
-          <w:sz w:val="20"/>
-        </w:rPr>
-        <w:t>[ INSERIR</w:t>
-      </w:r>
-      <w:proofErr w:type="gramEnd"/>
-      <w:r>
-        <w:rPr>
-          <w:b/>
-          <w:i/>
-          <w:color w:val="884400"/>
-          <w:sz w:val="20"/>
-        </w:rPr>
-        <w:t xml:space="preserve"> SCREENSHOT: Adição de Item Não Previsto durante o Modo </w:t>
-      </w:r>
-      <w:proofErr w:type="gramStart"/>
-      <w:r>
-        <w:rPr>
-          <w:b/>
-          <w:i/>
-          <w:color w:val="884400"/>
-          <w:sz w:val="20"/>
-        </w:rPr>
-        <w:t>Compra ]</w:t>
-      </w:r>
-      <w:proofErr w:type="gramEnd"/>
-    </w:p>
-    <w:p>
-      <w:pPr>
-        <w:jc w:val="center"/>
-      </w:pPr>
-      <w:r>
-        <w:rPr>
-          <w:i/>
-          <w:color w:val="808080"/>
-          <w:sz w:val="18"/>
-        </w:rPr>
-        <w:t>(substituir esta linha pela imagem correspondente)</w:t>
-      </w:r>
-    </w:p>
-    <w:p>
-      <w:pPr>
-        <w:pStyle w:val="Ttulo2"/>
-      </w:pPr>
-      <w:bookmarkStart w:id="45" w:name="_Toc231934844"/>
-      <w:r>
-        <w:t>11.4. Acompanhamento do orçamento em tempo real</w:t>
-      </w:r>
-      <w:bookmarkEnd w:id="45"/>
-    </w:p>
-    <w:p>
-      <w:r>
-        <w:t>No topo do ecrã é exibido o painel de Orçamento com três valores:</w:t>
-      </w:r>
-    </w:p>
-    <w:p>
-      <w:pPr>
-        <w:pStyle w:val="Listacommarcas"/>
-        <w:ind w:left="340"/>
-      </w:pPr>
-      <w:r>
-        <w:t>Orçamento mensal definido.</w:t>
-      </w:r>
-    </w:p>
-    <w:p>
-      <w:pPr>
-        <w:pStyle w:val="Listacommarcas"/>
-        <w:ind w:left="340"/>
-      </w:pPr>
-      <w:r>
-        <w:t>Total já gasto no mês corrente (incluindo a compra atual em curso).</w:t>
-      </w:r>
-    </w:p>
-    <w:p>
-      <w:pPr>
-        <w:pStyle w:val="Listacommarcas"/>
-        <w:ind w:left="340"/>
-      </w:pPr>
-      <w:r>
-        <w:t>Disponível — diferença entre o orçamento e o gasto.</w:t>
-      </w:r>
-    </w:p>
-    <w:p>
-      <w:r>
-        <w:t>Estes valores são atualizados a cada novo item registado.</w:t>
-      </w:r>
-    </w:p>
-    <w:p>
-      <w:pPr>
-        <w:pStyle w:val="Ttulo2"/>
-      </w:pPr>
-      <w:bookmarkStart w:id="46" w:name="_Toc231934845"/>
-      <w:r>
-        <w:t>11.5. Alerta de orçamento ultrapassado</w:t>
-      </w:r>
-      <w:bookmarkEnd w:id="46"/>
-    </w:p>
-    <w:p>
-      <w:r>
-        <w:t>Se a soma do gasto atingir ou ultrapassar o orçamento mensal, a aplicação apresenta um alerta visual destacado (zona a vermelho no painel de orçamento e mensagem «Orçamento ultrapassado!»). O registo de itens continua a ser permitido — o alerta tem apenas carácter informativo.</w:t>
-      </w:r>
-    </w:p>
-    <w:p>
-      <w:pPr>
-        <w:jc w:val="center"/>
-      </w:pPr>
-      <w:proofErr w:type="gramStart"/>
-      <w:r>
-        <w:rPr>
-          <w:b/>
-          <w:i/>
-          <w:color w:val="884400"/>
-          <w:sz w:val="20"/>
-        </w:rPr>
-        <w:t>[ INSERIR</w:t>
-      </w:r>
-      <w:proofErr w:type="gramEnd"/>
-      <w:r>
-        <w:rPr>
-          <w:b/>
-          <w:i/>
-          <w:color w:val="884400"/>
-          <w:sz w:val="20"/>
-        </w:rPr>
-        <w:t xml:space="preserve"> SCREENSHOT: Alerta de orçamento ultrapassado no Modo </w:t>
-      </w:r>
-      <w:proofErr w:type="gramStart"/>
-      <w:r>
-        <w:rPr>
-          <w:b/>
-          <w:i/>
-          <w:color w:val="884400"/>
-          <w:sz w:val="20"/>
-        </w:rPr>
-        <w:t>Compra ]</w:t>
-      </w:r>
-      <w:proofErr w:type="gramEnd"/>
-    </w:p>
-    <w:p>
-      <w:pPr>
-        <w:jc w:val="center"/>
-      </w:pPr>
-      <w:r>
-        <w:rPr>
-          <w:i/>
-          <w:color w:val="808080"/>
-          <w:sz w:val="18"/>
-        </w:rPr>
-        <w:t>(substituir esta linha pela imagem correspondente)</w:t>
-      </w:r>
-    </w:p>
-    <w:p>
-      <w:pPr>
-        <w:pStyle w:val="Ttulo2"/>
-      </w:pPr>
-      <w:bookmarkStart w:id="47" w:name="_Toc231934846"/>
-      <w:r>
-        <w:lastRenderedPageBreak/>
-        <w:t>11.6. Fechar a compra</w:t>
-      </w:r>
-      <w:bookmarkEnd w:id="47"/>
-    </w:p>
-    <w:p>
-      <w:pPr>
-        <w:pStyle w:val="Listanumerada"/>
-      </w:pPr>
-      <w:r>
-        <w:t>Após registar todos os itens, clicar em Fechar Compra.</w:t>
-      </w:r>
-    </w:p>
-    <w:p>
-      <w:pPr>
-        <w:pStyle w:val="Listanumerada"/>
-      </w:pPr>
-      <w:r>
-        <w:t>Confirmar a operação no diálogo apresentado.</w:t>
-      </w:r>
-    </w:p>
-    <w:p>
-      <w:pPr>
-        <w:pStyle w:val="Listanumerada"/>
-      </w:pPr>
-      <w:r>
-        <w:t>A compra passa ao estado Fechada, ficando registadas a data/hora de fecho e o utilizador que a fechou.</w:t>
-      </w:r>
-    </w:p>
-    <w:p>
-      <w:r>
-        <w:rPr>
-          <w:i/>
-        </w:rPr>
-        <w:t>Atenção: depois de fechada, a compra não poderá ser reaberta nem alterada.</w:t>
-      </w:r>
-    </w:p>
-    <w:p>
-      <w:r>
-        <w:br w:type="page"/>
-      </w:r>
-    </w:p>
-    <w:p>
-      <w:pPr>
-        <w:pStyle w:val="Ttulo1"/>
-      </w:pPr>
-      <w:bookmarkStart w:id="48" w:name="_Toc231934847"/>
-      <w:r>
-        <w:rPr>
-          <w:color w:val="1F3A68"/>
-        </w:rPr>
-        <w:lastRenderedPageBreak/>
-        <w:t>12. Exportação de Dados (CSV)</w:t>
-      </w:r>
-      <w:bookmarkEnd w:id="48"/>
-    </w:p>
-    <w:p>
-      <w:pPr>
-        <w:pStyle w:val="Ttulo2"/>
-      </w:pPr>
-      <w:bookmarkStart w:id="49" w:name="_Toc231934848"/>
-      <w:r>
-        <w:t>12.1. Exportar compra fechada</w:t>
-      </w:r>
-      <w:bookmarkEnd w:id="49"/>
-    </w:p>
-    <w:p>
-      <w:pPr>
-        <w:pStyle w:val="Listanumerada"/>
-      </w:pPr>
-      <w:r>
-        <w:t>Aceder a Compras &gt; Listar Compras.</w:t>
-      </w:r>
-    </w:p>
-    <w:p>
-      <w:pPr>
-        <w:pStyle w:val="Listanumerada"/>
-      </w:pPr>
-      <w:r>
-        <w:t>Selecionar uma compra no estado Fechada.</w:t>
-      </w:r>
-    </w:p>
-    <w:p>
-      <w:pPr>
-        <w:pStyle w:val="Listanumerada"/>
-      </w:pPr>
-      <w:r>
-        <w:t>Clicar em Exportar CSV.</w:t>
-      </w:r>
-    </w:p>
-    <w:p>
-      <w:pPr>
-        <w:pStyle w:val="Listanumerada"/>
-      </w:pPr>
-      <w:r>
-        <w:t>Escolher o local e nome do ficheiro a guardar.</w:t>
-      </w:r>
-    </w:p>
-    <w:p>
-      <w:pPr>
-        <w:jc w:val="center"/>
-      </w:pPr>
-      <w:proofErr w:type="gramStart"/>
-      <w:r>
-        <w:rPr>
-          <w:b/>
-          <w:i/>
-          <w:color w:val="884400"/>
-          <w:sz w:val="20"/>
-        </w:rPr>
-        <w:t>[ INSERIR</w:t>
-      </w:r>
-      <w:proofErr w:type="gramEnd"/>
-      <w:r>
-        <w:rPr>
-          <w:b/>
-          <w:i/>
-          <w:color w:val="884400"/>
-          <w:sz w:val="20"/>
-        </w:rPr>
-        <w:t xml:space="preserve"> SCREENSHOT: Diálogo de exportação de compra para </w:t>
-      </w:r>
-      <w:proofErr w:type="gramStart"/>
-      <w:r>
-        <w:rPr>
-          <w:b/>
-          <w:i/>
-          <w:color w:val="884400"/>
-          <w:sz w:val="20"/>
-        </w:rPr>
-        <w:t>CSV ]</w:t>
-      </w:r>
-      <w:proofErr w:type="gramEnd"/>
-    </w:p>
-    <w:p>
-      <w:pPr>
-        <w:jc w:val="center"/>
-      </w:pPr>
-      <w:r>
-        <w:rPr>
-          <w:i/>
-          <w:color w:val="808080"/>
-          <w:sz w:val="18"/>
-        </w:rPr>
-        <w:t>(substituir esta linha pela imagem correspondente)</w:t>
-      </w:r>
-    </w:p>
-    <w:p>
-      <w:pPr>
-        <w:pStyle w:val="Ttulo2"/>
-      </w:pPr>
-      <w:bookmarkStart w:id="50" w:name="_Toc231934849"/>
-      <w:r>
-        <w:t>12.2. Estrutura do ficheiro CSV</w:t>
-      </w:r>
-      <w:bookmarkEnd w:id="50"/>
-    </w:p>
-    <w:p>
-      <w:r>
-        <w:t>O delimitador utilizado é o ponto e vírgula («;»). As colunas exportadas são, por esta ordem:</w:t>
-      </w:r>
-    </w:p>
-    <w:p>
-      <w:pPr>
-        <w:pStyle w:val="Listacommarcas"/>
-        <w:ind w:left="340"/>
-      </w:pPr>
-      <w:proofErr w:type="spellStart"/>
-      <w:r>
-        <w:t>NomeCompra</w:t>
-      </w:r>
-      <w:proofErr w:type="spellEnd"/>
-    </w:p>
-    <w:p>
-      <w:pPr>
-        <w:pStyle w:val="Listacommarcas"/>
-        <w:ind w:left="340"/>
-      </w:pPr>
-      <w:proofErr w:type="spellStart"/>
-      <w:r>
-        <w:t>DataCriacao</w:t>
-      </w:r>
-      <w:proofErr w:type="spellEnd"/>
-    </w:p>
-    <w:p>
-      <w:pPr>
-        <w:pStyle w:val="Listacommarcas"/>
-        <w:ind w:left="340"/>
-      </w:pPr>
-      <w:proofErr w:type="spellStart"/>
-      <w:r>
-        <w:t>DataFechada</w:t>
-      </w:r>
-      <w:proofErr w:type="spellEnd"/>
-    </w:p>
-    <w:p>
-      <w:pPr>
-        <w:pStyle w:val="Listacommarcas"/>
-        <w:ind w:left="340"/>
-      </w:pPr>
-      <w:proofErr w:type="spellStart"/>
-      <w:r>
-        <w:t>NomeArtigo</w:t>
-      </w:r>
-      <w:proofErr w:type="spellEnd"/>
-    </w:p>
-    <w:p>
-      <w:pPr>
-        <w:pStyle w:val="Listacommarcas"/>
-        <w:ind w:left="340"/>
-      </w:pPr>
-      <w:proofErr w:type="spellStart"/>
-      <w:r>
-        <w:t>ArtigoPrevisto</w:t>
-      </w:r>
-      <w:proofErr w:type="spellEnd"/>
-      <w:r>
-        <w:t xml:space="preserve"> (Sim/Não)</w:t>
-      </w:r>
-    </w:p>
-    <w:p>
-      <w:pPr>
-        <w:pStyle w:val="Listacommarcas"/>
-        <w:ind w:left="340"/>
-      </w:pPr>
-      <w:proofErr w:type="spellStart"/>
-      <w:r>
-        <w:t>ArtigoNaoPrevisto</w:t>
-      </w:r>
-      <w:proofErr w:type="spellEnd"/>
-      <w:r>
-        <w:t xml:space="preserve"> (Sim/Não)</w:t>
-      </w:r>
-    </w:p>
-    <w:p>
-      <w:pPr>
-        <w:pStyle w:val="Listacommarcas"/>
-        <w:ind w:left="340"/>
-      </w:pPr>
-      <w:proofErr w:type="spellStart"/>
-      <w:r>
-        <w:t>QuantidadePrevista</w:t>
-      </w:r>
-      <w:proofErr w:type="spellEnd"/>
-    </w:p>
-    <w:p>
-      <w:pPr>
-        <w:pStyle w:val="Listacommarcas"/>
-        <w:ind w:left="340"/>
-      </w:pPr>
-      <w:proofErr w:type="spellStart"/>
-      <w:r>
-        <w:t>QuantidadeAdquirida</w:t>
-      </w:r>
-      <w:proofErr w:type="spellEnd"/>
-    </w:p>
-    <w:p>
-      <w:pPr>
-        <w:pStyle w:val="Listacommarcas"/>
-        <w:ind w:left="340"/>
-      </w:pPr>
-      <w:proofErr w:type="spellStart"/>
-      <w:r>
-        <w:t>PrecoUnitario</w:t>
-      </w:r>
-      <w:proofErr w:type="spellEnd"/>
-    </w:p>
-    <w:p>
-      <w:r>
-        <w:t xml:space="preserve">O ficheiro pode ser aberto em Excel, </w:t>
-      </w:r>
-      <w:proofErr w:type="spellStart"/>
-      <w:r>
-        <w:t>LibreOffice</w:t>
-      </w:r>
-      <w:proofErr w:type="spellEnd"/>
-      <w:r>
-        <w:t xml:space="preserve"> </w:t>
-      </w:r>
-      <w:proofErr w:type="spellStart"/>
-      <w:r>
-        <w:t>Calc</w:t>
-      </w:r>
-      <w:proofErr w:type="spellEnd"/>
-      <w:r>
-        <w:t xml:space="preserve"> ou qualquer editor de texto.</w:t>
-      </w:r>
-    </w:p>
-    <w:p>
-      <w:r>
-        <w:br w:type="page"/>
-      </w:r>
-    </w:p>
-    <w:p>
-      <w:pPr>
-        <w:pStyle w:val="Ttulo1"/>
-      </w:pPr>
-      <w:bookmarkStart w:id="51" w:name="_Toc231934850"/>
-      <w:r>
-        <w:rPr>
-          <w:color w:val="1F3A68"/>
-        </w:rPr>
-        <w:lastRenderedPageBreak/>
-        <w:t>13. Estatísticas e Sugestões</w:t>
-      </w:r>
-      <w:bookmarkEnd w:id="51"/>
-    </w:p>
-    <w:p>
-      <w:r>
-        <w:t>Aceda através de Estatísticas no menu principal. O ecrã está organizado em dois separadores.</w:t>
-      </w:r>
-    </w:p>
-    <w:p>
-      <w:pPr>
-        <w:pStyle w:val="Ttulo2"/>
-      </w:pPr>
-      <w:bookmarkStart w:id="52" w:name="_Toc231934851"/>
-      <w:r>
-        <w:t>13.1. Separador 1 — Análise histórica</w:t>
-      </w:r>
-      <w:bookmarkEnd w:id="52"/>
-    </w:p>
-    <w:p>
-      <w:r>
-        <w:t>Apresenta duas tabelas:</w:t>
-      </w:r>
-    </w:p>
-    <w:p>
-      <w:pPr>
-        <w:pStyle w:val="Listacommarcas"/>
-        <w:ind w:left="340"/>
-      </w:pPr>
-      <w:r>
-        <w:t>Resumo Mensal — para cada mês: Orçamento, Total de Compras e Diferença (positiva ou negativa).</w:t>
-      </w:r>
-    </w:p>
-    <w:p>
-      <w:pPr>
-        <w:pStyle w:val="Listacommarcas"/>
-        <w:ind w:left="340"/>
-      </w:pPr>
-      <w:r>
-        <w:t>Compras Fechadas — listagem das compras com a percentagem de itens previstos vs. não previstos.</w:t>
-      </w:r>
-    </w:p>
-    <w:p>
-      <w:pPr>
-        <w:jc w:val="center"/>
-      </w:pPr>
-      <w:proofErr w:type="gramStart"/>
-      <w:r>
-        <w:rPr>
-          <w:b/>
-          <w:i/>
-          <w:color w:val="884400"/>
-          <w:sz w:val="20"/>
-        </w:rPr>
-        <w:t>[ INSERIR</w:t>
-      </w:r>
-      <w:proofErr w:type="gramEnd"/>
-      <w:r>
-        <w:rPr>
-          <w:b/>
-          <w:i/>
-          <w:color w:val="884400"/>
-          <w:sz w:val="20"/>
-        </w:rPr>
-        <w:t xml:space="preserve"> SCREENSHOT: Estatísticas — Separador 1 (Análise histórica</w:t>
-      </w:r>
-      <w:proofErr w:type="gramStart"/>
-      <w:r>
-        <w:rPr>
-          <w:b/>
-          <w:i/>
-          <w:color w:val="884400"/>
-          <w:sz w:val="20"/>
-        </w:rPr>
-        <w:t>) ]</w:t>
-      </w:r>
-      <w:proofErr w:type="gramEnd"/>
-    </w:p>
-    <w:p>
-      <w:pPr>
-        <w:jc w:val="center"/>
-      </w:pPr>
-      <w:r>
-        <w:rPr>
-          <w:i/>
-          <w:color w:val="808080"/>
-          <w:sz w:val="18"/>
-        </w:rPr>
-        <w:t>(substituir esta linha pela imagem correspondente)</w:t>
-      </w:r>
-    </w:p>
-    <w:p>
-      <w:pPr>
-        <w:pStyle w:val="Ttulo2"/>
-      </w:pPr>
-      <w:bookmarkStart w:id="53" w:name="_Toc231934852"/>
-      <w:r>
-        <w:t>13.2. Separador 2 — Sugestões para o próximo mês</w:t>
-      </w:r>
-      <w:bookmarkEnd w:id="53"/>
-    </w:p>
-    <w:p>
-      <w:r>
-        <w:t>Com base no histórico, a aplicação produz duas sugestões:</w:t>
-      </w:r>
-    </w:p>
-    <w:p>
-      <w:pPr>
-        <w:pStyle w:val="Listacommarcas"/>
-        <w:ind w:left="340"/>
-      </w:pPr>
-      <w:r>
-        <w:t>Sugestão de Orçamento — calculada a partir dos orçamentos e gastos dos meses anteriores.</w:t>
-      </w:r>
-    </w:p>
-    <w:p>
-      <w:pPr>
-        <w:pStyle w:val="Listacommarcas"/>
-        <w:ind w:left="340"/>
-      </w:pPr>
-      <w:r>
-        <w:t>Sugestão de Lista de Compras — gerada considerando a semana atual do mês e as listas realizadas em semanas equivalentes em períodos anteriores.</w:t>
-      </w:r>
-    </w:p>
-    <w:p>
-      <w:pPr>
-        <w:jc w:val="center"/>
-      </w:pPr>
-      <w:proofErr w:type="gramStart"/>
-      <w:r>
-        <w:rPr>
-          <w:b/>
-          <w:i/>
-          <w:color w:val="884400"/>
-          <w:sz w:val="20"/>
-        </w:rPr>
-        <w:t>[ INSERIR</w:t>
-      </w:r>
-      <w:proofErr w:type="gramEnd"/>
-      <w:r>
-        <w:rPr>
-          <w:b/>
-          <w:i/>
-          <w:color w:val="884400"/>
-          <w:sz w:val="20"/>
-        </w:rPr>
-        <w:t xml:space="preserve"> SCREENSHOT: Estatísticas — Separador 2 (Sugestões</w:t>
-      </w:r>
-      <w:proofErr w:type="gramStart"/>
-      <w:r>
-        <w:rPr>
-          <w:b/>
-          <w:i/>
-          <w:color w:val="884400"/>
-          <w:sz w:val="20"/>
-        </w:rPr>
-        <w:t>) ]</w:t>
-      </w:r>
-      <w:proofErr w:type="gramEnd"/>
-    </w:p>
-    <w:p>
-      <w:pPr>
-        <w:jc w:val="center"/>
-      </w:pPr>
-      <w:r>
-        <w:rPr>
-          <w:i/>
-          <w:color w:val="808080"/>
-          <w:sz w:val="18"/>
-        </w:rPr>
-        <w:t>(substituir esta linha pela imagem correspondente)</w:t>
-      </w:r>
-    </w:p>
-    <w:p>
       <w:r>
         <w:br w:type="page"/>
       </w:r>
@@ -7996,39 +7589,7 @@
         <w:spacing w:after="160"/>
       </w:pPr>
       <w:r>
-        <w:t xml:space="preserve">R: Verifique se o SQL Server está em execução, se a base de dados </w:t>
-      </w:r>
-      <w:proofErr w:type="spellStart"/>
-      <w:r>
-        <w:t>iShoppingDB</w:t>
-      </w:r>
-      <w:proofErr w:type="spellEnd"/>
-      <w:r>
-        <w:t xml:space="preserve"> existe e se a </w:t>
-      </w:r>
-      <w:proofErr w:type="spellStart"/>
-      <w:r>
-        <w:t>connection</w:t>
-      </w:r>
-      <w:proofErr w:type="spellEnd"/>
-      <w:r>
-        <w:t xml:space="preserve"> </w:t>
-      </w:r>
-      <w:proofErr w:type="spellStart"/>
-      <w:r>
-        <w:t>string</w:t>
-      </w:r>
-      <w:proofErr w:type="spellEnd"/>
-      <w:r>
-        <w:t xml:space="preserve"> em </w:t>
-      </w:r>
-      <w:proofErr w:type="spellStart"/>
-      <w:r>
-        <w:t>App.config</w:t>
-      </w:r>
-      <w:proofErr w:type="spellEnd"/>
-      <w:r>
-        <w:t xml:space="preserve"> está correta.</w:t>
+        <w:t>R: Verifique se o SQL Server está em execução, se a base de dados iShoppingDB existe e se a connection string em App.config está correta.</w:t>
       </w:r>
     </w:p>
     <w:p>
@@ -8076,15 +7637,7 @@
         <w:spacing w:after="160"/>
       </w:pPr>
       <w:r>
-        <w:t xml:space="preserve">R: Solicite a outro utilizador que aceda </w:t>
-      </w:r>
-      <w:proofErr w:type="gramStart"/>
-      <w:r>
-        <w:t>a</w:t>
-      </w:r>
-      <w:proofErr w:type="gramEnd"/>
-      <w:r>
-        <w:t xml:space="preserve"> Gestão &gt; Utilizadores e defina uma nova password para a sua conta.</w:t>
+        <w:t>R: Solicite a outro utilizador que aceda a Gestão &gt; Utilizadores e defina uma nova password para a sua conta.</w:t>
       </w:r>
     </w:p>
     <w:p>
@@ -8100,15 +7653,7 @@
         <w:spacing w:after="160"/>
       </w:pPr>
       <w:r>
-        <w:t xml:space="preserve">R: Não é possível reabrir uma compra. Deverá </w:t>
-      </w:r>
-      <w:proofErr w:type="gramStart"/>
-      <w:r>
-        <w:t>criar uma nova</w:t>
-      </w:r>
-      <w:proofErr w:type="gramEnd"/>
-      <w:r>
-        <w:t xml:space="preserve"> lista para registar novas aquisições.</w:t>
+        <w:t>R: Não é possível reabrir uma compra. Deverá criar uma nova lista para registar novas aquisições.</w:t>
       </w:r>
     </w:p>
     <w:p>
@@ -8140,15 +7685,7 @@
         <w:spacing w:after="160"/>
       </w:pPr>
       <w:r>
-        <w:t xml:space="preserve">R: Utilize o SQL Server Management Studio para fazer um Backup da base de dados </w:t>
-      </w:r>
-      <w:proofErr w:type="spellStart"/>
-      <w:r>
-        <w:t>iShoppingDB</w:t>
-      </w:r>
-      <w:proofErr w:type="spellEnd"/>
-      <w:r>
-        <w:t>.</w:t>
+        <w:t>R: Utilize o SQL Server Management Studio para fazer um Backup da base de dados iShoppingDB.</w:t>
       </w:r>
     </w:p>
     <w:p>
@@ -8254,39 +7791,7 @@
         <w:t xml:space="preserve">CRUD — </w:t>
       </w:r>
       <w:r>
-        <w:t xml:space="preserve">Conjunto de operações </w:t>
-      </w:r>
-      <w:proofErr w:type="spellStart"/>
-      <w:r>
-        <w:t>Create</w:t>
-      </w:r>
-      <w:proofErr w:type="spellEnd"/>
-      <w:r>
-        <w:t xml:space="preserve">, </w:t>
-      </w:r>
-      <w:proofErr w:type="spellStart"/>
-      <w:r>
-        <w:t>Read</w:t>
-      </w:r>
-      <w:proofErr w:type="spellEnd"/>
-      <w:r>
-        <w:t xml:space="preserve">, </w:t>
-      </w:r>
-      <w:proofErr w:type="spellStart"/>
-      <w:r>
-        <w:t>Update</w:t>
-      </w:r>
-      <w:proofErr w:type="spellEnd"/>
-      <w:r>
-        <w:t xml:space="preserve">, </w:t>
-      </w:r>
-      <w:proofErr w:type="gramStart"/>
-      <w:r>
-        <w:t>Delete</w:t>
-      </w:r>
-      <w:proofErr w:type="gramEnd"/>
-      <w:r>
-        <w:t xml:space="preserve"> sobre uma entidade.</w:t>
+        <w:t>Conjunto de operações Create, Read, Update, Delete sobre uma entidade.</w:t>
       </w:r>
     </w:p>
     <w:p>
@@ -8296,29 +7801,16 @@
         </w:rPr>
         <w:t xml:space="preserve">MVC — </w:t>
       </w:r>
-      <w:proofErr w:type="spellStart"/>
-      <w:r>
-        <w:t>Model-View-Controller</w:t>
-      </w:r>
-      <w:proofErr w:type="spellEnd"/>
-      <w:r>
-        <w:t xml:space="preserve"> — padrão arquitetural que separa dados, lógica e apresentação.</w:t>
-      </w:r>
-    </w:p>
-    <w:p>
-      <w:proofErr w:type="spellStart"/>
+      <w:r>
+        <w:t>Model-View-Controller — padrão arquitetural que separa dados, lógica e apresentação.</w:t>
+      </w:r>
+    </w:p>
+    <w:p>
       <w:r>
         <w:rPr>
           <w:b/>
         </w:rPr>
-        <w:t>Entity</w:t>
-      </w:r>
-      <w:proofErr w:type="spellEnd"/>
-      <w:r>
-        <w:rPr>
-          <w:b/>
-        </w:rPr>
-        <w:t xml:space="preserve"> Framework — </w:t>
+        <w:t xml:space="preserve">Entity Framework — </w:t>
       </w:r>
       <w:r>
         <w:t>ORM da Microsoft que faz o mapeamento entre objetos C# e tabelas SQL.</w:t>
@@ -8331,37 +7823,16 @@
         </w:rPr>
         <w:t xml:space="preserve">ORM — </w:t>
       </w:r>
-      <w:proofErr w:type="spellStart"/>
-      <w:r>
-        <w:t>Object-Relational</w:t>
-      </w:r>
-      <w:proofErr w:type="spellEnd"/>
-      <w:r>
-        <w:t xml:space="preserve"> </w:t>
-      </w:r>
-      <w:proofErr w:type="spellStart"/>
-      <w:r>
-        <w:t>Mapper</w:t>
-      </w:r>
-      <w:proofErr w:type="spellEnd"/>
-      <w:r>
-        <w:t xml:space="preserve"> — biblioteca que automatiza a comunicação com a base de dados.</w:t>
-      </w:r>
-    </w:p>
-    <w:p>
-      <w:proofErr w:type="gramStart"/>
+      <w:r>
+        <w:t>Object-Relational Mapper — biblioteca que automatiza a comunicação com a base de dados.</w:t>
+      </w:r>
+    </w:p>
+    <w:p>
       <w:r>
         <w:rPr>
           <w:b/>
         </w:rPr>
-        <w:t>Compra Fechada</w:t>
-      </w:r>
-      <w:proofErr w:type="gramEnd"/>
-      <w:r>
-        <w:rPr>
-          <w:b/>
-        </w:rPr>
-        <w:t xml:space="preserve"> — </w:t>
+        <w:t xml:space="preserve">Compra Fechada — </w:t>
       </w:r>
       <w:r>
         <w:t>Compra cujo estado já não permite alterações.</w:t>
@@ -8390,52 +7861,22 @@
       </w:r>
     </w:p>
     <w:p>
-      <w:proofErr w:type="spellStart"/>
       <w:r>
         <w:rPr>
           <w:b/>
         </w:rPr>
-        <w:t>Connection</w:t>
-      </w:r>
-      <w:proofErr w:type="spellEnd"/>
+        <w:t xml:space="preserve">Connection String — </w:t>
+      </w:r>
+      <w:r>
+        <w:t>Cadeia de configuração que indica à aplicação como ligar-se à base de dados.</w:t>
+      </w:r>
+    </w:p>
+    <w:p>
       <w:r>
         <w:rPr>
           <w:b/>
         </w:rPr>
-        <w:t xml:space="preserve"> </w:t>
-      </w:r>
-      <w:proofErr w:type="spellStart"/>
-      <w:r>
-        <w:rPr>
-          <w:b/>
-        </w:rPr>
-        <w:t>String</w:t>
-      </w:r>
-      <w:proofErr w:type="spellEnd"/>
-      <w:r>
-        <w:rPr>
-          <w:b/>
-        </w:rPr>
-        <w:t xml:space="preserve"> — </w:t>
-      </w:r>
-      <w:r>
-        <w:t>Cadeia de configuração que indica à aplicação como ligar-se à base de dados.</w:t>
-      </w:r>
-    </w:p>
-    <w:p>
-      <w:proofErr w:type="spellStart"/>
-      <w:r>
-        <w:rPr>
-          <w:b/>
-        </w:rPr>
-        <w:t>Seed</w:t>
-      </w:r>
-      <w:proofErr w:type="spellEnd"/>
-      <w:r>
-        <w:rPr>
-          <w:b/>
-        </w:rPr>
-        <w:t xml:space="preserve"> — </w:t>
+        <w:t xml:space="preserve">Seed — </w:t>
       </w:r>
       <w:r>
         <w:t>Dados iniciais carregados automaticamente na primeira execução.</w:t>
@@ -8519,7 +7960,7 @@
       </w:r>
     </w:p>
     <w:sectPr>
-      <w:headerReference w:type="default" r:id="rId11"/>
+      <w:headerReference w:type="default" r:id="rId15"/>
       <w:pgSz w:w="12240" w:h="15840"/>
       <w:pgMar w:top="1247" w:right="1417" w:bottom="1247" w:left="1417" w:header="720" w:footer="720" w:gutter="0"/>
       <w:cols w:space="720"/>
@@ -8785,7 +8226,7 @@
   <w:abstractNum w:abstractNumId="7" w15:restartNumberingAfterBreak="0">
     <w:nsid w:val="FFFFFF88"/>
     <w:multiLevelType w:val="singleLevel"/>
-    <w:tmpl w:val="D0A62B40"/>
+    <w:tmpl w:val="B7B4E288"/>
     <w:lvl w:ilvl="0">
       <w:start w:val="1"/>
       <w:numFmt w:val="decimal"/>
@@ -8818,6 +8259,458 @@
       </w:pPr>
       <w:rPr>
         <w:rFonts w:ascii="Symbol" w:hAnsi="Symbol" w:hint="default"/>
+      </w:rPr>
+    </w:lvl>
+  </w:abstractNum>
+  <w:abstractNum w:abstractNumId="9" w15:restartNumberingAfterBreak="0">
+    <w:nsid w:val="48A81E10"/>
+    <w:multiLevelType w:val="multilevel"/>
+    <w:tmpl w:val="03FAF9BC"/>
+    <w:lvl w:ilvl="0">
+      <w:start w:val="1"/>
+      <w:numFmt w:val="decimal"/>
+      <w:lvlText w:val="%1."/>
+      <w:lvlJc w:val="left"/>
+      <w:pPr>
+        <w:tabs>
+          <w:tab w:val="num" w:pos="720"/>
+        </w:tabs>
+        <w:ind w:left="720" w:hanging="360"/>
+      </w:pPr>
+    </w:lvl>
+    <w:lvl w:ilvl="1" w:tentative="1">
+      <w:start w:val="1"/>
+      <w:numFmt w:val="decimal"/>
+      <w:lvlText w:val="%2."/>
+      <w:lvlJc w:val="left"/>
+      <w:pPr>
+        <w:tabs>
+          <w:tab w:val="num" w:pos="1440"/>
+        </w:tabs>
+        <w:ind w:left="1440" w:hanging="360"/>
+      </w:pPr>
+    </w:lvl>
+    <w:lvl w:ilvl="2" w:tentative="1">
+      <w:start w:val="1"/>
+      <w:numFmt w:val="decimal"/>
+      <w:lvlText w:val="%3."/>
+      <w:lvlJc w:val="left"/>
+      <w:pPr>
+        <w:tabs>
+          <w:tab w:val="num" w:pos="2160"/>
+        </w:tabs>
+        <w:ind w:left="2160" w:hanging="360"/>
+      </w:pPr>
+    </w:lvl>
+    <w:lvl w:ilvl="3" w:tentative="1">
+      <w:start w:val="1"/>
+      <w:numFmt w:val="decimal"/>
+      <w:lvlText w:val="%4."/>
+      <w:lvlJc w:val="left"/>
+      <w:pPr>
+        <w:tabs>
+          <w:tab w:val="num" w:pos="2880"/>
+        </w:tabs>
+        <w:ind w:left="2880" w:hanging="360"/>
+      </w:pPr>
+    </w:lvl>
+    <w:lvl w:ilvl="4" w:tentative="1">
+      <w:start w:val="1"/>
+      <w:numFmt w:val="decimal"/>
+      <w:lvlText w:val="%5."/>
+      <w:lvlJc w:val="left"/>
+      <w:pPr>
+        <w:tabs>
+          <w:tab w:val="num" w:pos="3600"/>
+        </w:tabs>
+        <w:ind w:left="3600" w:hanging="360"/>
+      </w:pPr>
+    </w:lvl>
+    <w:lvl w:ilvl="5" w:tentative="1">
+      <w:start w:val="1"/>
+      <w:numFmt w:val="decimal"/>
+      <w:lvlText w:val="%6."/>
+      <w:lvlJc w:val="left"/>
+      <w:pPr>
+        <w:tabs>
+          <w:tab w:val="num" w:pos="4320"/>
+        </w:tabs>
+        <w:ind w:left="4320" w:hanging="360"/>
+      </w:pPr>
+    </w:lvl>
+    <w:lvl w:ilvl="6" w:tentative="1">
+      <w:start w:val="1"/>
+      <w:numFmt w:val="decimal"/>
+      <w:lvlText w:val="%7."/>
+      <w:lvlJc w:val="left"/>
+      <w:pPr>
+        <w:tabs>
+          <w:tab w:val="num" w:pos="5040"/>
+        </w:tabs>
+        <w:ind w:left="5040" w:hanging="360"/>
+      </w:pPr>
+    </w:lvl>
+    <w:lvl w:ilvl="7" w:tentative="1">
+      <w:start w:val="1"/>
+      <w:numFmt w:val="decimal"/>
+      <w:lvlText w:val="%8."/>
+      <w:lvlJc w:val="left"/>
+      <w:pPr>
+        <w:tabs>
+          <w:tab w:val="num" w:pos="5760"/>
+        </w:tabs>
+        <w:ind w:left="5760" w:hanging="360"/>
+      </w:pPr>
+    </w:lvl>
+    <w:lvl w:ilvl="8" w:tentative="1">
+      <w:start w:val="1"/>
+      <w:numFmt w:val="decimal"/>
+      <w:lvlText w:val="%9."/>
+      <w:lvlJc w:val="left"/>
+      <w:pPr>
+        <w:tabs>
+          <w:tab w:val="num" w:pos="6480"/>
+        </w:tabs>
+        <w:ind w:left="6480" w:hanging="360"/>
+      </w:pPr>
+    </w:lvl>
+  </w:abstractNum>
+  <w:abstractNum w:abstractNumId="10" w15:restartNumberingAfterBreak="0">
+    <w:nsid w:val="57E0688B"/>
+    <w:multiLevelType w:val="multilevel"/>
+    <w:tmpl w:val="B310E3C6"/>
+    <w:lvl w:ilvl="0">
+      <w:start w:val="1"/>
+      <w:numFmt w:val="decimal"/>
+      <w:lvlText w:val="%1."/>
+      <w:lvlJc w:val="left"/>
+      <w:pPr>
+        <w:tabs>
+          <w:tab w:val="num" w:pos="720"/>
+        </w:tabs>
+        <w:ind w:left="720" w:hanging="360"/>
+      </w:pPr>
+    </w:lvl>
+    <w:lvl w:ilvl="1" w:tentative="1">
+      <w:start w:val="1"/>
+      <w:numFmt w:val="decimal"/>
+      <w:lvlText w:val="%2."/>
+      <w:lvlJc w:val="left"/>
+      <w:pPr>
+        <w:tabs>
+          <w:tab w:val="num" w:pos="1440"/>
+        </w:tabs>
+        <w:ind w:left="1440" w:hanging="360"/>
+      </w:pPr>
+    </w:lvl>
+    <w:lvl w:ilvl="2" w:tentative="1">
+      <w:start w:val="1"/>
+      <w:numFmt w:val="decimal"/>
+      <w:lvlText w:val="%3."/>
+      <w:lvlJc w:val="left"/>
+      <w:pPr>
+        <w:tabs>
+          <w:tab w:val="num" w:pos="2160"/>
+        </w:tabs>
+        <w:ind w:left="2160" w:hanging="360"/>
+      </w:pPr>
+    </w:lvl>
+    <w:lvl w:ilvl="3" w:tentative="1">
+      <w:start w:val="1"/>
+      <w:numFmt w:val="decimal"/>
+      <w:lvlText w:val="%4."/>
+      <w:lvlJc w:val="left"/>
+      <w:pPr>
+        <w:tabs>
+          <w:tab w:val="num" w:pos="2880"/>
+        </w:tabs>
+        <w:ind w:left="2880" w:hanging="360"/>
+      </w:pPr>
+    </w:lvl>
+    <w:lvl w:ilvl="4" w:tentative="1">
+      <w:start w:val="1"/>
+      <w:numFmt w:val="decimal"/>
+      <w:lvlText w:val="%5."/>
+      <w:lvlJc w:val="left"/>
+      <w:pPr>
+        <w:tabs>
+          <w:tab w:val="num" w:pos="3600"/>
+        </w:tabs>
+        <w:ind w:left="3600" w:hanging="360"/>
+      </w:pPr>
+    </w:lvl>
+    <w:lvl w:ilvl="5" w:tentative="1">
+      <w:start w:val="1"/>
+      <w:numFmt w:val="decimal"/>
+      <w:lvlText w:val="%6."/>
+      <w:lvlJc w:val="left"/>
+      <w:pPr>
+        <w:tabs>
+          <w:tab w:val="num" w:pos="4320"/>
+        </w:tabs>
+        <w:ind w:left="4320" w:hanging="360"/>
+      </w:pPr>
+    </w:lvl>
+    <w:lvl w:ilvl="6" w:tentative="1">
+      <w:start w:val="1"/>
+      <w:numFmt w:val="decimal"/>
+      <w:lvlText w:val="%7."/>
+      <w:lvlJc w:val="left"/>
+      <w:pPr>
+        <w:tabs>
+          <w:tab w:val="num" w:pos="5040"/>
+        </w:tabs>
+        <w:ind w:left="5040" w:hanging="360"/>
+      </w:pPr>
+    </w:lvl>
+    <w:lvl w:ilvl="7" w:tentative="1">
+      <w:start w:val="1"/>
+      <w:numFmt w:val="decimal"/>
+      <w:lvlText w:val="%8."/>
+      <w:lvlJc w:val="left"/>
+      <w:pPr>
+        <w:tabs>
+          <w:tab w:val="num" w:pos="5760"/>
+        </w:tabs>
+        <w:ind w:left="5760" w:hanging="360"/>
+      </w:pPr>
+    </w:lvl>
+    <w:lvl w:ilvl="8" w:tentative="1">
+      <w:start w:val="1"/>
+      <w:numFmt w:val="decimal"/>
+      <w:lvlText w:val="%9."/>
+      <w:lvlJc w:val="left"/>
+      <w:pPr>
+        <w:tabs>
+          <w:tab w:val="num" w:pos="6480"/>
+        </w:tabs>
+        <w:ind w:left="6480" w:hanging="360"/>
+      </w:pPr>
+    </w:lvl>
+  </w:abstractNum>
+  <w:abstractNum w:abstractNumId="11" w15:restartNumberingAfterBreak="0">
+    <w:nsid w:val="5C8A6515"/>
+    <w:multiLevelType w:val="hybridMultilevel"/>
+    <w:tmpl w:val="61AEB59C"/>
+    <w:lvl w:ilvl="0" w:tplc="0816000B">
+      <w:start w:val="1"/>
+      <w:numFmt w:val="bullet"/>
+      <w:lvlText w:val=""/>
+      <w:lvlJc w:val="left"/>
+      <w:pPr>
+        <w:ind w:left="720" w:hanging="360"/>
+      </w:pPr>
+      <w:rPr>
+        <w:rFonts w:ascii="Wingdings" w:hAnsi="Wingdings" w:hint="default"/>
+      </w:rPr>
+    </w:lvl>
+    <w:lvl w:ilvl="1" w:tplc="08160003" w:tentative="1">
+      <w:start w:val="1"/>
+      <w:numFmt w:val="bullet"/>
+      <w:lvlText w:val="o"/>
+      <w:lvlJc w:val="left"/>
+      <w:pPr>
+        <w:ind w:left="1440" w:hanging="360"/>
+      </w:pPr>
+      <w:rPr>
+        <w:rFonts w:ascii="Courier New" w:hAnsi="Courier New" w:cs="Courier New" w:hint="default"/>
+      </w:rPr>
+    </w:lvl>
+    <w:lvl w:ilvl="2" w:tplc="08160005" w:tentative="1">
+      <w:start w:val="1"/>
+      <w:numFmt w:val="bullet"/>
+      <w:lvlText w:val=""/>
+      <w:lvlJc w:val="left"/>
+      <w:pPr>
+        <w:ind w:left="2160" w:hanging="360"/>
+      </w:pPr>
+      <w:rPr>
+        <w:rFonts w:ascii="Wingdings" w:hAnsi="Wingdings" w:hint="default"/>
+      </w:rPr>
+    </w:lvl>
+    <w:lvl w:ilvl="3" w:tplc="08160001" w:tentative="1">
+      <w:start w:val="1"/>
+      <w:numFmt w:val="bullet"/>
+      <w:lvlText w:val=""/>
+      <w:lvlJc w:val="left"/>
+      <w:pPr>
+        <w:ind w:left="2880" w:hanging="360"/>
+      </w:pPr>
+      <w:rPr>
+        <w:rFonts w:ascii="Symbol" w:hAnsi="Symbol" w:hint="default"/>
+      </w:rPr>
+    </w:lvl>
+    <w:lvl w:ilvl="4" w:tplc="08160003" w:tentative="1">
+      <w:start w:val="1"/>
+      <w:numFmt w:val="bullet"/>
+      <w:lvlText w:val="o"/>
+      <w:lvlJc w:val="left"/>
+      <w:pPr>
+        <w:ind w:left="3600" w:hanging="360"/>
+      </w:pPr>
+      <w:rPr>
+        <w:rFonts w:ascii="Courier New" w:hAnsi="Courier New" w:cs="Courier New" w:hint="default"/>
+      </w:rPr>
+    </w:lvl>
+    <w:lvl w:ilvl="5" w:tplc="08160005" w:tentative="1">
+      <w:start w:val="1"/>
+      <w:numFmt w:val="bullet"/>
+      <w:lvlText w:val=""/>
+      <w:lvlJc w:val="left"/>
+      <w:pPr>
+        <w:ind w:left="4320" w:hanging="360"/>
+      </w:pPr>
+      <w:rPr>
+        <w:rFonts w:ascii="Wingdings" w:hAnsi="Wingdings" w:hint="default"/>
+      </w:rPr>
+    </w:lvl>
+    <w:lvl w:ilvl="6" w:tplc="08160001" w:tentative="1">
+      <w:start w:val="1"/>
+      <w:numFmt w:val="bullet"/>
+      <w:lvlText w:val=""/>
+      <w:lvlJc w:val="left"/>
+      <w:pPr>
+        <w:ind w:left="5040" w:hanging="360"/>
+      </w:pPr>
+      <w:rPr>
+        <w:rFonts w:ascii="Symbol" w:hAnsi="Symbol" w:hint="default"/>
+      </w:rPr>
+    </w:lvl>
+    <w:lvl w:ilvl="7" w:tplc="08160003" w:tentative="1">
+      <w:start w:val="1"/>
+      <w:numFmt w:val="bullet"/>
+      <w:lvlText w:val="o"/>
+      <w:lvlJc w:val="left"/>
+      <w:pPr>
+        <w:ind w:left="5760" w:hanging="360"/>
+      </w:pPr>
+      <w:rPr>
+        <w:rFonts w:ascii="Courier New" w:hAnsi="Courier New" w:cs="Courier New" w:hint="default"/>
+      </w:rPr>
+    </w:lvl>
+    <w:lvl w:ilvl="8" w:tplc="08160005" w:tentative="1">
+      <w:start w:val="1"/>
+      <w:numFmt w:val="bullet"/>
+      <w:lvlText w:val=""/>
+      <w:lvlJc w:val="left"/>
+      <w:pPr>
+        <w:ind w:left="6480" w:hanging="360"/>
+      </w:pPr>
+      <w:rPr>
+        <w:rFonts w:ascii="Wingdings" w:hAnsi="Wingdings" w:hint="default"/>
+      </w:rPr>
+    </w:lvl>
+  </w:abstractNum>
+  <w:abstractNum w:abstractNumId="12" w15:restartNumberingAfterBreak="0">
+    <w:nsid w:val="7E640A6C"/>
+    <w:multiLevelType w:val="hybridMultilevel"/>
+    <w:tmpl w:val="20A81958"/>
+    <w:lvl w:ilvl="0" w:tplc="0816000B">
+      <w:start w:val="1"/>
+      <w:numFmt w:val="bullet"/>
+      <w:lvlText w:val=""/>
+      <w:lvlJc w:val="left"/>
+      <w:pPr>
+        <w:ind w:left="720" w:hanging="360"/>
+      </w:pPr>
+      <w:rPr>
+        <w:rFonts w:ascii="Wingdings" w:hAnsi="Wingdings" w:hint="default"/>
+      </w:rPr>
+    </w:lvl>
+    <w:lvl w:ilvl="1" w:tplc="08160003" w:tentative="1">
+      <w:start w:val="1"/>
+      <w:numFmt w:val="bullet"/>
+      <w:lvlText w:val="o"/>
+      <w:lvlJc w:val="left"/>
+      <w:pPr>
+        <w:ind w:left="1440" w:hanging="360"/>
+      </w:pPr>
+      <w:rPr>
+        <w:rFonts w:ascii="Courier New" w:hAnsi="Courier New" w:cs="Courier New" w:hint="default"/>
+      </w:rPr>
+    </w:lvl>
+    <w:lvl w:ilvl="2" w:tplc="08160005" w:tentative="1">
+      <w:start w:val="1"/>
+      <w:numFmt w:val="bullet"/>
+      <w:lvlText w:val=""/>
+      <w:lvlJc w:val="left"/>
+      <w:pPr>
+        <w:ind w:left="2160" w:hanging="360"/>
+      </w:pPr>
+      <w:rPr>
+        <w:rFonts w:ascii="Wingdings" w:hAnsi="Wingdings" w:hint="default"/>
+      </w:rPr>
+    </w:lvl>
+    <w:lvl w:ilvl="3" w:tplc="08160001" w:tentative="1">
+      <w:start w:val="1"/>
+      <w:numFmt w:val="bullet"/>
+      <w:lvlText w:val=""/>
+      <w:lvlJc w:val="left"/>
+      <w:pPr>
+        <w:ind w:left="2880" w:hanging="360"/>
+      </w:pPr>
+      <w:rPr>
+        <w:rFonts w:ascii="Symbol" w:hAnsi="Symbol" w:hint="default"/>
+      </w:rPr>
+    </w:lvl>
+    <w:lvl w:ilvl="4" w:tplc="08160003" w:tentative="1">
+      <w:start w:val="1"/>
+      <w:numFmt w:val="bullet"/>
+      <w:lvlText w:val="o"/>
+      <w:lvlJc w:val="left"/>
+      <w:pPr>
+        <w:ind w:left="3600" w:hanging="360"/>
+      </w:pPr>
+      <w:rPr>
+        <w:rFonts w:ascii="Courier New" w:hAnsi="Courier New" w:cs="Courier New" w:hint="default"/>
+      </w:rPr>
+    </w:lvl>
+    <w:lvl w:ilvl="5" w:tplc="08160005" w:tentative="1">
+      <w:start w:val="1"/>
+      <w:numFmt w:val="bullet"/>
+      <w:lvlText w:val=""/>
+      <w:lvlJc w:val="left"/>
+      <w:pPr>
+        <w:ind w:left="4320" w:hanging="360"/>
+      </w:pPr>
+      <w:rPr>
+        <w:rFonts w:ascii="Wingdings" w:hAnsi="Wingdings" w:hint="default"/>
+      </w:rPr>
+    </w:lvl>
+    <w:lvl w:ilvl="6" w:tplc="08160001" w:tentative="1">
+      <w:start w:val="1"/>
+      <w:numFmt w:val="bullet"/>
+      <w:lvlText w:val=""/>
+      <w:lvlJc w:val="left"/>
+      <w:pPr>
+        <w:ind w:left="5040" w:hanging="360"/>
+      </w:pPr>
+      <w:rPr>
+        <w:rFonts w:ascii="Symbol" w:hAnsi="Symbol" w:hint="default"/>
+      </w:rPr>
+    </w:lvl>
+    <w:lvl w:ilvl="7" w:tplc="08160003" w:tentative="1">
+      <w:start w:val="1"/>
+      <w:numFmt w:val="bullet"/>
+      <w:lvlText w:val="o"/>
+      <w:lvlJc w:val="left"/>
+      <w:pPr>
+        <w:ind w:left="5760" w:hanging="360"/>
+      </w:pPr>
+      <w:rPr>
+        <w:rFonts w:ascii="Courier New" w:hAnsi="Courier New" w:cs="Courier New" w:hint="default"/>
+      </w:rPr>
+    </w:lvl>
+    <w:lvl w:ilvl="8" w:tplc="08160005" w:tentative="1">
+      <w:start w:val="1"/>
+      <w:numFmt w:val="bullet"/>
+      <w:lvlText w:val=""/>
+      <w:lvlJc w:val="left"/>
+      <w:pPr>
+        <w:ind w:left="6480" w:hanging="360"/>
+      </w:pPr>
+      <w:rPr>
+        <w:rFonts w:ascii="Wingdings" w:hAnsi="Wingdings" w:hint="default"/>
       </w:rPr>
     </w:lvl>
   </w:abstractNum>
@@ -8847,6 +8740,24 @@
   </w:num>
   <w:num w:numId="9" w16cid:durableId="915553593">
     <w:abstractNumId w:val="0"/>
+  </w:num>
+  <w:num w:numId="10" w16cid:durableId="1087310119">
+    <w:abstractNumId w:val="7"/>
+  </w:num>
+  <w:num w:numId="11" w16cid:durableId="763572802">
+    <w:abstractNumId w:val="9"/>
+  </w:num>
+  <w:num w:numId="12" w16cid:durableId="1628125435">
+    <w:abstractNumId w:val="10"/>
+  </w:num>
+  <w:num w:numId="13" w16cid:durableId="633675510">
+    <w:abstractNumId w:val="12"/>
+  </w:num>
+  <w:num w:numId="14" w16cid:durableId="193033893">
+    <w:abstractNumId w:val="11"/>
+  </w:num>
+  <w:num w:numId="15" w16cid:durableId="1757944138">
+    <w:abstractNumId w:val="7"/>
   </w:num>
 </w:numbering>
 </file>
@@ -10027,7 +9938,6 @@
     <w:basedOn w:val="Normal"/>
     <w:next w:val="Normal"/>
     <w:uiPriority w:val="35"/>
-    <w:semiHidden/>
     <w:unhideWhenUsed/>
     <w:qFormat/>
     <w:rsid w:val="00FC693F"/>
@@ -20267,6 +20177,19 @@
     <w:rPr>
       <w:color w:val="0000FF" w:themeColor="hyperlink"/>
       <w:u w:val="single"/>
+    </w:rPr>
+  </w:style>
+  <w:style w:type="paragraph" w:styleId="NormalWeb">
+    <w:name w:val="Normal (Web)"/>
+    <w:basedOn w:val="Normal"/>
+    <w:uiPriority w:val="99"/>
+    <w:semiHidden/>
+    <w:unhideWhenUsed/>
+    <w:rsid w:val="00726715"/>
+    <w:rPr>
+      <w:rFonts w:ascii="Times New Roman" w:hAnsi="Times New Roman" w:cs="Times New Roman"/>
+      <w:sz w:val="24"/>
+      <w:szCs w:val="24"/>
     </w:rPr>
   </w:style>
 </w:styles>

--- a/Projeto DA/Guia do Utilizador iShopping.docx
+++ b/Projeto DA/Guia do Utilizador iShopping.docx
@@ -154,10 +154,7 @@
           </w:p>
           <w:p>
             <w:r>
-              <w:t xml:space="preserve">Valter Beca </w:t>
-            </w:r>
-            <w:r>
-              <w:t>2025162525</w:t>
+              <w:t>Valter Beca 2025162525</w:t>
             </w:r>
           </w:p>
           <w:p>
@@ -237,14 +234,7 @@
           <w:i/>
           <w:sz w:val="20"/>
         </w:rPr>
-        <w:t>junho</w:t>
-      </w:r>
-      <w:r>
-        <w:rPr>
-          <w:i/>
-          <w:sz w:val="20"/>
-        </w:rPr>
-        <w:t xml:space="preserve"> 2026</w:t>
+        <w:t>junho 2026</w:t>
       </w:r>
     </w:p>
     <w:p>
@@ -254,20 +244,20 @@
     </w:p>
     <w:sdt>
       <w:sdtPr>
+        <w:rPr>
+          <w:rFonts w:ascii="Calibri" w:eastAsiaTheme="minorEastAsia" w:hAnsi="Calibri" w:cstheme="minorBidi"/>
+          <w:b w:val="0"/>
+          <w:bCs w:val="0"/>
+          <w:color w:val="auto"/>
+          <w:sz w:val="22"/>
+          <w:szCs w:val="22"/>
+        </w:rPr>
         <w:id w:val="-1647585867"/>
         <w:docPartObj>
           <w:docPartGallery w:val="Table of Contents"/>
           <w:docPartUnique/>
         </w:docPartObj>
       </w:sdtPr>
-      <w:sdtEndPr>
-        <w:rPr>
-          <w:rFonts w:ascii="Calibri" w:eastAsiaTheme="minorEastAsia" w:hAnsi="Calibri" w:cstheme="minorBidi"/>
-          <w:color w:val="auto"/>
-          <w:sz w:val="22"/>
-          <w:szCs w:val="22"/>
-        </w:rPr>
-      </w:sdtEndPr>
       <w:sdtContent>
         <w:p>
           <w:pPr>
@@ -4973,10 +4963,16 @@
       </w:r>
     </w:p>
     <w:p>
+      <w:pPr>
+        <w:rPr>
+          <w:lang w:val="en-GB"/>
+        </w:rPr>
+      </w:pPr>
       <w:r>
         <w:rPr>
           <w:rFonts w:ascii="Consolas" w:hAnsi="Consolas"/>
           <w:sz w:val="18"/>
+          <w:lang w:val="en-GB"/>
         </w:rPr>
         <w:t>&lt;connectionStrings&gt;</w:t>
       </w:r>
@@ -4984,6 +4980,7 @@
         <w:rPr>
           <w:rFonts w:ascii="Consolas" w:hAnsi="Consolas"/>
           <w:sz w:val="18"/>
+          <w:lang w:val="en-GB"/>
         </w:rPr>
         <w:br/>
         <w:t xml:space="preserve">  &lt;add name="iShoppingContext"</w:t>
@@ -4992,6 +4989,7 @@
         <w:rPr>
           <w:rFonts w:ascii="Consolas" w:hAnsi="Consolas"/>
           <w:sz w:val="18"/>
+          <w:lang w:val="en-GB"/>
         </w:rPr>
         <w:br/>
         <w:t xml:space="preserve">       connectionString="Data Source=(localdb)\MSSQLLocalDB;Initial Catalog=iShoppingDB;Integrated Security=True"</w:t>
@@ -5000,6 +4998,7 @@
         <w:rPr>
           <w:rFonts w:ascii="Consolas" w:hAnsi="Consolas"/>
           <w:sz w:val="18"/>
+          <w:lang w:val="en-GB"/>
         </w:rPr>
         <w:br/>
         <w:t xml:space="preserve">       providerName="System.Data.SqlClient" /&gt;</w:t>
@@ -5008,6 +5007,7 @@
         <w:rPr>
           <w:rFonts w:ascii="Consolas" w:hAnsi="Consolas"/>
           <w:sz w:val="18"/>
+          <w:lang w:val="en-GB"/>
         </w:rPr>
         <w:br/>
         <w:t>&lt;/connectionStrings&gt;</w:t>
@@ -5148,6 +5148,7 @@
       <w:r>
         <w:rPr>
           <w:i/>
+          <w:noProof/>
           <w:color w:val="884400"/>
           <w:sz w:val="20"/>
         </w:rPr>
@@ -5485,6 +5486,9 @@
         </mc:AlternateContent>
       </w:r>
       <w:r>
+        <w:rPr>
+          <w:noProof/>
+        </w:rPr>
         <w:drawing>
           <wp:anchor distT="0" distB="0" distL="114300" distR="114300" simplePos="0" relativeHeight="251658752" behindDoc="0" locked="0" layoutInCell="1" allowOverlap="1" wp14:anchorId="196B6410" wp14:editId="1677A1D5">
             <wp:simplePos x="0" y="0"/>
@@ -5661,6 +5665,9 @@
         <w:keepNext/>
       </w:pPr>
       <w:r>
+        <w:rPr>
+          <w:noProof/>
+        </w:rPr>
         <w:drawing>
           <wp:inline distT="0" distB="0" distL="0" distR="0" wp14:anchorId="752A550F" wp14:editId="7786498E">
             <wp:extent cx="1933420" cy="1438275"/>
@@ -5753,6 +5760,9 @@
         <w:keepNext/>
       </w:pPr>
       <w:r>
+        <w:rPr>
+          <w:noProof/>
+        </w:rPr>
         <w:drawing>
           <wp:inline distT="0" distB="0" distL="0" distR="0" wp14:anchorId="299C7610" wp14:editId="726A12C9">
             <wp:extent cx="1310754" cy="891617"/>
@@ -5874,6 +5884,9 @@
         <w:keepNext/>
       </w:pPr>
       <w:r>
+        <w:rPr>
+          <w:noProof/>
+        </w:rPr>
         <w:drawing>
           <wp:inline distT="0" distB="0" distL="0" distR="0" wp14:anchorId="4CA845FF" wp14:editId="6E9237A7">
             <wp:extent cx="3619500" cy="2076480"/>
@@ -6136,6 +6149,9 @@
         <w:keepNext/>
       </w:pPr>
       <w:r>
+        <w:rPr>
+          <w:noProof/>
+        </w:rPr>
         <w:drawing>
           <wp:inline distT="0" distB="0" distL="0" distR="0" wp14:anchorId="7730C24A" wp14:editId="249A77D6">
             <wp:extent cx="3368332" cy="1425063"/>
@@ -6357,6 +6373,9 @@
         </mc:AlternateContent>
       </w:r>
       <w:r>
+        <w:rPr>
+          <w:noProof/>
+        </w:rPr>
         <w:drawing>
           <wp:anchor distT="0" distB="0" distL="114300" distR="114300" simplePos="0" relativeHeight="251661824" behindDoc="0" locked="0" layoutInCell="1" allowOverlap="1" wp14:anchorId="00A32D72" wp14:editId="2BFC0641">
             <wp:simplePos x="0" y="0"/>
@@ -6518,6 +6537,1040 @@
     </w:p>
     <w:p>
       <w:pPr>
+        <w:pStyle w:val="Ttulo2"/>
+      </w:pPr>
+      <w:bookmarkStart w:id="32" w:name="_Toc231934831"/>
+      <w:r>
+        <w:rPr>
+          <w:rFonts w:ascii="Calibri" w:eastAsiaTheme="minorEastAsia" w:hAnsi="Calibri" w:cstheme="minorBidi"/>
+          <w:bCs w:val="0"/>
+          <w:i/>
+          <w:color w:val="884400"/>
+          <w:sz w:val="20"/>
+          <w:szCs w:val="22"/>
+        </w:rPr>
+        <w:drawing>
+          <wp:inline distT="0" distB="0" distL="0" distR="0" wp14:anchorId="001C3A4A" wp14:editId="7965A015">
+            <wp:extent cx="5972810" cy="3659505"/>
+            <wp:effectExtent l="0" t="0" r="8890" b="0"/>
+            <wp:docPr id="1762044693" name="Imagem 1"/>
+            <wp:cNvGraphicFramePr>
+              <a:graphicFrameLocks xmlns:a="http://schemas.openxmlformats.org/drawingml/2006/main" noChangeAspect="1"/>
+            </wp:cNvGraphicFramePr>
+            <a:graphic xmlns:a="http://schemas.openxmlformats.org/drawingml/2006/main">
+              <a:graphicData uri="http://schemas.openxmlformats.org/drawingml/2006/picture">
+                <pic:pic xmlns:pic="http://schemas.openxmlformats.org/drawingml/2006/picture">
+                  <pic:nvPicPr>
+                    <pic:cNvPr id="1762044693" name=""/>
+                    <pic:cNvPicPr/>
+                  </pic:nvPicPr>
+                  <pic:blipFill>
+                    <a:blip r:embed="rId15"/>
+                    <a:stretch>
+                      <a:fillRect/>
+                    </a:stretch>
+                  </pic:blipFill>
+                  <pic:spPr>
+                    <a:xfrm>
+                      <a:off x="0" y="0"/>
+                      <a:ext cx="5972810" cy="3659505"/>
+                    </a:xfrm>
+                    <a:prstGeom prst="rect">
+                      <a:avLst/>
+                    </a:prstGeom>
+                  </pic:spPr>
+                </pic:pic>
+              </a:graphicData>
+            </a:graphic>
+          </wp:inline>
+        </w:drawing>
+      </w:r>
+      <w:r>
+        <w:t>8.2. Criar, editar e eliminar</w:t>
+      </w:r>
+      <w:bookmarkEnd w:id="32"/>
+    </w:p>
+    <w:p>
+      <w:pPr>
+        <w:pStyle w:val="Listacommarcas"/>
+        <w:ind w:left="340"/>
+      </w:pPr>
+      <w:r>
+        <w:t>Novo: escolher o Tipo, introduzir Designação e clicar em Guardar.</w:t>
+      </w:r>
+    </w:p>
+    <w:p>
+      <w:pPr>
+        <w:pStyle w:val="Listacommarcas"/>
+        <w:ind w:left="340"/>
+      </w:pPr>
+      <w:r>
+        <w:t>Editar: selecionar e alterar os dados pretendidos.</w:t>
+      </w:r>
+    </w:p>
+    <w:p>
+      <w:pPr>
+        <w:pStyle w:val="Listacommarcas"/>
+        <w:ind w:left="340"/>
+      </w:pPr>
+      <w:r>
+        <w:t>Eliminar: só é permitido se o artigo não estiver associado a nenhuma Compra.</w:t>
+      </w:r>
+    </w:p>
+    <w:p>
+      <w:r>
+        <w:br w:type="page"/>
+      </w:r>
+    </w:p>
+    <w:p>
+      <w:pPr>
+        <w:pStyle w:val="Ttulo1"/>
+      </w:pPr>
+      <w:bookmarkStart w:id="33" w:name="_Toc231934832"/>
+      <w:r>
+        <w:rPr>
+          <w:color w:val="1F3A68"/>
+        </w:rPr>
+        <w:lastRenderedPageBreak/>
+        <w:t>9. Gestão do Orçamento Mensal</w:t>
+      </w:r>
+      <w:bookmarkEnd w:id="33"/>
+    </w:p>
+    <w:p>
+      <w:r>
+        <w:t>Aceda através de Gestão &gt; Orçamento.</w:t>
+      </w:r>
+    </w:p>
+    <w:p>
+      <w:pPr>
+        <w:pStyle w:val="Ttulo2"/>
+      </w:pPr>
+      <w:bookmarkStart w:id="34" w:name="_Toc231934833"/>
+      <w:r>
+        <w:t>9.1. Definir o orçamento do mês</w:t>
+      </w:r>
+      <w:bookmarkEnd w:id="34"/>
+    </w:p>
+    <w:p>
+      <w:pPr>
+        <w:pStyle w:val="Listanumerada"/>
+      </w:pPr>
+      <w:r>
+        <w:t>Selecione o Mês/Ano pretendido no controlo de data.</w:t>
+      </w:r>
+    </w:p>
+    <w:p>
+      <w:pPr>
+        <w:pStyle w:val="Listanumerada"/>
+      </w:pPr>
+      <w:r>
+        <w:t>Introduza o Valor (em €) a estabelecer como limite de despesa.</w:t>
+      </w:r>
+    </w:p>
+    <w:p>
+      <w:pPr>
+        <w:pStyle w:val="Listanumerada"/>
+      </w:pPr>
+      <w:r>
+        <w:t>Clique em Guardar.</w:t>
+      </w:r>
+    </w:p>
+    <w:p>
+      <w:r>
+        <w:rPr>
+          <w:i/>
+        </w:rPr>
+        <w:t>Existe apenas um Orçamento por mês. Se já existir um valor definido para o mês selecionado, a aplicação irá perguntar se pretende alterar o valor.</w:t>
+      </w:r>
+    </w:p>
+    <w:p>
+      <w:pPr>
+        <w:pStyle w:val="Ttulo2"/>
+      </w:pPr>
+      <w:bookmarkStart w:id="35" w:name="_Toc231934834"/>
+      <w:r>
+        <w:rPr>
+          <w:rFonts w:ascii="Calibri" w:eastAsiaTheme="minorEastAsia" w:hAnsi="Calibri" w:cstheme="minorBidi"/>
+          <w:bCs w:val="0"/>
+          <w:i/>
+          <w:color w:val="884400"/>
+          <w:sz w:val="20"/>
+          <w:szCs w:val="22"/>
+        </w:rPr>
+        <w:drawing>
+          <wp:inline distT="0" distB="0" distL="0" distR="0" wp14:anchorId="56D8948B" wp14:editId="4DC76C6A">
+            <wp:extent cx="5738357" cy="5182049"/>
+            <wp:effectExtent l="0" t="0" r="0" b="0"/>
+            <wp:docPr id="542222972" name="Imagem 1"/>
+            <wp:cNvGraphicFramePr>
+              <a:graphicFrameLocks xmlns:a="http://schemas.openxmlformats.org/drawingml/2006/main" noChangeAspect="1"/>
+            </wp:cNvGraphicFramePr>
+            <a:graphic xmlns:a="http://schemas.openxmlformats.org/drawingml/2006/main">
+              <a:graphicData uri="http://schemas.openxmlformats.org/drawingml/2006/picture">
+                <pic:pic xmlns:pic="http://schemas.openxmlformats.org/drawingml/2006/picture">
+                  <pic:nvPicPr>
+                    <pic:cNvPr id="542222972" name=""/>
+                    <pic:cNvPicPr/>
+                  </pic:nvPicPr>
+                  <pic:blipFill>
+                    <a:blip r:embed="rId16"/>
+                    <a:stretch>
+                      <a:fillRect/>
+                    </a:stretch>
+                  </pic:blipFill>
+                  <pic:spPr>
+                    <a:xfrm>
+                      <a:off x="0" y="0"/>
+                      <a:ext cx="5738357" cy="5182049"/>
+                    </a:xfrm>
+                    <a:prstGeom prst="rect">
+                      <a:avLst/>
+                    </a:prstGeom>
+                  </pic:spPr>
+                </pic:pic>
+              </a:graphicData>
+            </a:graphic>
+          </wp:inline>
+        </w:drawing>
+      </w:r>
+      <w:r>
+        <w:t>9.2. Alterar o orçamento</w:t>
+      </w:r>
+      <w:bookmarkEnd w:id="35"/>
+    </w:p>
+    <w:p>
+      <w:r>
+        <w:t>A alteração é efetuada da mesma forma. A aplicação regista a data/hora da alteração e o utilizador que a realizou, mantendo igualmente o registo do utilizador que criou o orçamento.</w:t>
+      </w:r>
+    </w:p>
+    <w:p>
+      <w:pPr>
+        <w:pStyle w:val="Ttulo2"/>
+      </w:pPr>
+      <w:bookmarkStart w:id="36" w:name="_Toc231934835"/>
+      <w:r>
+        <w:lastRenderedPageBreak/>
+        <w:t>9.3. Histórico de alterações</w:t>
+      </w:r>
+      <w:bookmarkEnd w:id="36"/>
+    </w:p>
+    <w:p>
+      <w:r>
+        <w:t>No ecrã de orçamento é apresentada uma área informativa com: Criado por / Em e Alterado por / Em, dando rastreabilidade total às modificações.</w:t>
+      </w:r>
+    </w:p>
+    <w:p>
+      <w:r>
+        <w:br w:type="page"/>
+      </w:r>
+    </w:p>
+    <w:p>
+      <w:pPr>
+        <w:pStyle w:val="Ttulo1"/>
+      </w:pPr>
+      <w:bookmarkStart w:id="37" w:name="_Toc231934836"/>
+      <w:r>
+        <w:rPr>
+          <w:color w:val="1F3A68"/>
+        </w:rPr>
+        <w:lastRenderedPageBreak/>
+        <w:t>10. Planeamento de Compras</w:t>
+      </w:r>
+      <w:bookmarkEnd w:id="37"/>
+    </w:p>
+    <w:p>
+      <w:r>
+        <w:t>Aceda através de Compras &gt; Listar Compras ou Compras &gt; Nova Compra.</w:t>
+      </w:r>
+    </w:p>
+    <w:p>
+      <w:pPr>
+        <w:pStyle w:val="Ttulo2"/>
+      </w:pPr>
+      <w:bookmarkStart w:id="38" w:name="_Toc231934837"/>
+      <w:r>
+        <w:t>10.1. Criar uma nova lista de compras</w:t>
+      </w:r>
+      <w:bookmarkEnd w:id="38"/>
+    </w:p>
+    <w:p>
+      <w:pPr>
+        <w:pStyle w:val="Listanumerada"/>
+      </w:pPr>
+      <w:r>
+        <w:t>Clicar em Compras &gt; Nova Compra.</w:t>
+      </w:r>
+    </w:p>
+    <w:p>
+      <w:pPr>
+        <w:pStyle w:val="Listanumerada"/>
+      </w:pPr>
+      <w:r>
+        <w:t>Introduzir um Nome identificativo (ex.: «Compras Pingo Doce — 15/03»).</w:t>
+      </w:r>
+    </w:p>
+    <w:p>
+      <w:pPr>
+        <w:pStyle w:val="Listanumerada"/>
+      </w:pPr>
+      <w:r>
+        <w:t>A data de criação e o utilizador são preenchidos automaticamente.</w:t>
+      </w:r>
+    </w:p>
+    <w:p>
+      <w:pPr>
+        <w:pStyle w:val="Listanumerada"/>
+      </w:pPr>
+      <w:r>
+        <w:t>Clicar em Guardar para começar a adicionar itens.</w:t>
+      </w:r>
+    </w:p>
+    <w:p>
+      <w:pPr>
+        <w:pStyle w:val="Ttulo2"/>
+      </w:pPr>
+      <w:bookmarkStart w:id="39" w:name="_Toc231934838"/>
+      <w:r>
+        <w:rPr>
+          <w:rFonts w:ascii="Calibri" w:eastAsiaTheme="minorEastAsia" w:hAnsi="Calibri" w:cstheme="minorBidi"/>
+          <w:bCs w:val="0"/>
+          <w:i/>
+          <w:color w:val="884400"/>
+          <w:sz w:val="20"/>
+          <w:szCs w:val="22"/>
+        </w:rPr>
+        <w:drawing>
+          <wp:inline distT="0" distB="0" distL="0" distR="0" wp14:anchorId="78F242E1" wp14:editId="00FCB325">
+            <wp:extent cx="5578323" cy="3787468"/>
+            <wp:effectExtent l="0" t="0" r="3810" b="3810"/>
+            <wp:docPr id="1895803522" name="Imagem 1"/>
+            <wp:cNvGraphicFramePr>
+              <a:graphicFrameLocks xmlns:a="http://schemas.openxmlformats.org/drawingml/2006/main" noChangeAspect="1"/>
+            </wp:cNvGraphicFramePr>
+            <a:graphic xmlns:a="http://schemas.openxmlformats.org/drawingml/2006/main">
+              <a:graphicData uri="http://schemas.openxmlformats.org/drawingml/2006/picture">
+                <pic:pic xmlns:pic="http://schemas.openxmlformats.org/drawingml/2006/picture">
+                  <pic:nvPicPr>
+                    <pic:cNvPr id="1895803522" name=""/>
+                    <pic:cNvPicPr/>
+                  </pic:nvPicPr>
+                  <pic:blipFill>
+                    <a:blip r:embed="rId17"/>
+                    <a:stretch>
+                      <a:fillRect/>
+                    </a:stretch>
+                  </pic:blipFill>
+                  <pic:spPr>
+                    <a:xfrm>
+                      <a:off x="0" y="0"/>
+                      <a:ext cx="5578323" cy="3787468"/>
+                    </a:xfrm>
+                    <a:prstGeom prst="rect">
+                      <a:avLst/>
+                    </a:prstGeom>
+                  </pic:spPr>
+                </pic:pic>
+              </a:graphicData>
+            </a:graphic>
+          </wp:inline>
+        </w:drawing>
+      </w:r>
+      <w:r>
+        <w:t>10.2. Adicionar itens previstos</w:t>
+      </w:r>
+      <w:bookmarkEnd w:id="39"/>
+    </w:p>
+    <w:p>
+      <w:pPr>
+        <w:pStyle w:val="Listanumerada"/>
+      </w:pPr>
+      <w:r>
+        <w:t>Clicar em Adicionar Item Previsto.</w:t>
+      </w:r>
+    </w:p>
+    <w:p>
+      <w:pPr>
+        <w:pStyle w:val="Listanumerada"/>
+      </w:pPr>
+      <w:r>
+        <w:t>Selecionar o Tipo de Artigo no primeiro ComboBox (filtro obrigatório).</w:t>
+      </w:r>
+    </w:p>
+    <w:p>
+      <w:pPr>
+        <w:pStyle w:val="Listanumerada"/>
+      </w:pPr>
+      <w:r>
+        <w:t>Selecionar o Artigo pretendido no segundo ComboBox.</w:t>
+      </w:r>
+    </w:p>
+    <w:p>
+      <w:pPr>
+        <w:pStyle w:val="Listanumerada"/>
+      </w:pPr>
+      <w:r>
+        <w:t>Indicar a Quantidade Prevista a adquirir.</w:t>
+      </w:r>
+    </w:p>
+    <w:p>
+      <w:pPr>
+        <w:pStyle w:val="Listanumerada"/>
+      </w:pPr>
+      <w:r>
+        <w:t>Clicar em Adicionar. O item passa a constar da lista da compra.</w:t>
+      </w:r>
+    </w:p>
+    <w:p>
+      <w:pPr>
+        <w:pStyle w:val="Ttulo2"/>
+      </w:pPr>
+      <w:bookmarkStart w:id="40" w:name="_Toc231934839"/>
+      <w:r>
+        <w:t>10.3. Editar a lista (enquanto aberta)</w:t>
+      </w:r>
+      <w:bookmarkEnd w:id="40"/>
+    </w:p>
+    <w:p>
+      <w:r>
+        <w:t>Enquanto a compra estiver aberta (estado Não Fechada), pode adicionar, alterar ou remover itens previstos. A aplicação regista quem fez cada alteração e a respetiva data.</w:t>
+      </w:r>
+    </w:p>
+    <w:p>
+      <w:r>
+        <w:rPr>
+          <w:i/>
+        </w:rPr>
+        <w:t>Compras fechadas ficam em modo de leitura — não é permitida qualquer alteração.</w:t>
+      </w:r>
+    </w:p>
+    <w:p>
+      <w:r>
+        <w:br w:type="page"/>
+      </w:r>
+    </w:p>
+    <w:p>
+      <w:pPr>
+        <w:pStyle w:val="Ttulo1"/>
+      </w:pPr>
+      <w:bookmarkStart w:id="41" w:name="_Toc231934840"/>
+      <w:r>
+        <w:rPr>
+          <w:color w:val="1F3A68"/>
+        </w:rPr>
+        <w:lastRenderedPageBreak/>
+        <w:t>11. Modo Compra — Execução da Compra</w:t>
+      </w:r>
+      <w:bookmarkEnd w:id="41"/>
+    </w:p>
+    <w:p>
+      <w:r>
+        <w:t>O Modo Compra é utilizado no momento em que está fisicamente a fazer a compra. Permite registar o que foi efetivamente adquirido, quantidades reais, preços e itens não previstos.</w:t>
+      </w:r>
+    </w:p>
+    <w:p>
+      <w:pPr>
+        <w:pStyle w:val="Ttulo2"/>
+      </w:pPr>
+      <w:bookmarkStart w:id="42" w:name="_Toc231934841"/>
+      <w:r>
+        <w:t>11.1. Entrar em modo compra</w:t>
+      </w:r>
+      <w:bookmarkEnd w:id="42"/>
+    </w:p>
+    <w:p>
+      <w:pPr>
+        <w:pStyle w:val="Listanumerada"/>
+      </w:pPr>
+      <w:r>
+        <w:t>Em Compras &gt; Listar Compras, selecionar a compra pretendida.</w:t>
+      </w:r>
+    </w:p>
+    <w:p>
+      <w:pPr>
+        <w:pStyle w:val="Listanumerada"/>
+      </w:pPr>
+      <w:r>
+        <w:t>Clicar em Iniciar Compra.</w:t>
+      </w:r>
+    </w:p>
+    <w:p>
+      <w:pPr>
+        <w:pStyle w:val="Listanumerada"/>
+      </w:pPr>
+      <w:r>
+        <w:t>O ecrã apresenta a lista de itens previstos e o orçamento disponível.</w:t>
+      </w:r>
+    </w:p>
+    <w:p>
+      <w:pPr>
+        <w:pStyle w:val="Ttulo2"/>
+      </w:pPr>
+      <w:bookmarkStart w:id="43" w:name="_Toc231934842"/>
+      <w:r>
+        <w:rPr>
+          <w:rFonts w:ascii="Calibri" w:eastAsiaTheme="minorEastAsia" w:hAnsi="Calibri" w:cstheme="minorBidi"/>
+          <w:bCs w:val="0"/>
+          <w:i/>
+          <w:color w:val="884400"/>
+          <w:sz w:val="20"/>
+          <w:szCs w:val="22"/>
+        </w:rPr>
+        <w:drawing>
+          <wp:inline distT="0" distB="0" distL="0" distR="0" wp14:anchorId="55682067" wp14:editId="68B2EFDC">
+            <wp:extent cx="5972810" cy="3462655"/>
+            <wp:effectExtent l="0" t="0" r="8890" b="4445"/>
+            <wp:docPr id="908354" name="Imagem 1"/>
+            <wp:cNvGraphicFramePr>
+              <a:graphicFrameLocks xmlns:a="http://schemas.openxmlformats.org/drawingml/2006/main" noChangeAspect="1"/>
+            </wp:cNvGraphicFramePr>
+            <a:graphic xmlns:a="http://schemas.openxmlformats.org/drawingml/2006/main">
+              <a:graphicData uri="http://schemas.openxmlformats.org/drawingml/2006/picture">
+                <pic:pic xmlns:pic="http://schemas.openxmlformats.org/drawingml/2006/picture">
+                  <pic:nvPicPr>
+                    <pic:cNvPr id="908354" name=""/>
+                    <pic:cNvPicPr/>
+                  </pic:nvPicPr>
+                  <pic:blipFill>
+                    <a:blip r:embed="rId18"/>
+                    <a:stretch>
+                      <a:fillRect/>
+                    </a:stretch>
+                  </pic:blipFill>
+                  <pic:spPr>
+                    <a:xfrm>
+                      <a:off x="0" y="0"/>
+                      <a:ext cx="5972810" cy="3462655"/>
+                    </a:xfrm>
+                    <a:prstGeom prst="rect">
+                      <a:avLst/>
+                    </a:prstGeom>
+                  </pic:spPr>
+                </pic:pic>
+              </a:graphicData>
+            </a:graphic>
+          </wp:inline>
+        </w:drawing>
+      </w:r>
+      <w:r>
+        <w:t>11.2. Registar aquisição de itens previstos</w:t>
+      </w:r>
+      <w:bookmarkEnd w:id="43"/>
+    </w:p>
+    <w:p>
+      <w:pPr>
+        <w:pStyle w:val="Listanumerada"/>
+      </w:pPr>
+      <w:r>
+        <w:t>Selecionar a linha do item previsto a adquirir.</w:t>
+      </w:r>
+    </w:p>
+    <w:p>
+      <w:pPr>
+        <w:pStyle w:val="Listanumerada"/>
+      </w:pPr>
+      <w:r>
+        <w:t>Indicar a Quantidade Adquirida (pode diferir da prevista).</w:t>
+      </w:r>
+    </w:p>
+    <w:p>
+      <w:pPr>
+        <w:pStyle w:val="Listanumerada"/>
+      </w:pPr>
+      <w:r>
+        <w:t>Indicar o Preço Unitário praticado (€).</w:t>
+      </w:r>
+    </w:p>
+    <w:p>
+      <w:pPr>
+        <w:pStyle w:val="Listanumerada"/>
+      </w:pPr>
+      <w:r>
+        <w:t>Clicar em Confirmar Item. O valor total do item é calculado automaticamente e descontado ao orçamento disponível.</w:t>
+      </w:r>
+    </w:p>
+    <w:p>
+      <w:pPr>
+        <w:pStyle w:val="Ttulo2"/>
+      </w:pPr>
+      <w:bookmarkStart w:id="44" w:name="_Toc231934843"/>
+      <w:r>
+        <w:t>11.3. Adicionar itens não previstos</w:t>
+      </w:r>
+      <w:bookmarkEnd w:id="44"/>
+    </w:p>
+    <w:p>
+      <w:pPr>
+        <w:pStyle w:val="Listanumerada"/>
+      </w:pPr>
+      <w:r>
+        <w:t>Clicar em Adicionar Item Não Previsto.</w:t>
+      </w:r>
+    </w:p>
+    <w:p>
+      <w:pPr>
+        <w:pStyle w:val="Listanumerada"/>
+      </w:pPr>
+      <w:r>
+        <w:t>Selecionar Tipo de Artigo e Artigo (filtro obrigatório por tipo).</w:t>
+      </w:r>
+    </w:p>
+    <w:p>
+      <w:pPr>
+        <w:pStyle w:val="Listanumerada"/>
+      </w:pPr>
+      <w:r>
+        <w:t>Indicar Quantidade Adquirida, Preço Unitário e (opcional) Observações.</w:t>
+      </w:r>
+    </w:p>
+    <w:p>
+      <w:pPr>
+        <w:pStyle w:val="Listanumerada"/>
+      </w:pPr>
+      <w:r>
+        <w:t>Clicar em Adicionar. O item entra na lista já como Adquirido.</w:t>
+      </w:r>
+    </w:p>
+    <w:p>
+      <w:pPr>
+        <w:pStyle w:val="Ttulo2"/>
+      </w:pPr>
+      <w:bookmarkStart w:id="45" w:name="_Toc231934844"/>
+      <w:r>
+        <w:t>11.4. Acompanhamento do orçamento em tempo real</w:t>
+      </w:r>
+      <w:bookmarkEnd w:id="45"/>
+    </w:p>
+    <w:p>
+      <w:r>
+        <w:t>No topo do ecrã é exibido o painel de Orçamento com três valores:</w:t>
+      </w:r>
+    </w:p>
+    <w:p>
+      <w:pPr>
+        <w:pStyle w:val="Listacommarcas"/>
+        <w:ind w:left="340"/>
+      </w:pPr>
+      <w:r>
+        <w:t>Orçamento mensal definido.</w:t>
+      </w:r>
+    </w:p>
+    <w:p>
+      <w:pPr>
+        <w:pStyle w:val="Listacommarcas"/>
+        <w:ind w:left="340"/>
+      </w:pPr>
+      <w:r>
+        <w:lastRenderedPageBreak/>
+        <w:t>Total já gasto no mês corrente (incluindo a compra atual em curso).</w:t>
+      </w:r>
+    </w:p>
+    <w:p>
+      <w:pPr>
+        <w:pStyle w:val="Listacommarcas"/>
+        <w:ind w:left="340"/>
+      </w:pPr>
+      <w:r>
+        <w:t>Disponível — diferença entre o orçamento e o gasto.</w:t>
+      </w:r>
+    </w:p>
+    <w:p>
+      <w:r>
+        <w:t>Estes valores são atualizados a cada novo item registado.</w:t>
+      </w:r>
+    </w:p>
+    <w:p>
+      <w:pPr>
+        <w:pStyle w:val="Ttulo2"/>
+      </w:pPr>
+      <w:bookmarkStart w:id="46" w:name="_Toc231934846"/>
+      <w:r>
+        <w:t>11.</w:t>
+      </w:r>
+      <w:r>
+        <w:t>5</w:t>
+      </w:r>
+      <w:r>
+        <w:t>. Fechar a compra</w:t>
+      </w:r>
+      <w:bookmarkEnd w:id="46"/>
+    </w:p>
+    <w:p>
+      <w:pPr>
+        <w:pStyle w:val="Listanumerada"/>
+      </w:pPr>
+      <w:r>
+        <w:t>Após registar todos os itens, clicar em Fechar Compra.</w:t>
+      </w:r>
+    </w:p>
+    <w:p>
+      <w:pPr>
+        <w:pStyle w:val="Listanumerada"/>
+      </w:pPr>
+      <w:r>
+        <w:t>Confirmar a operação no diálogo apresentado.</w:t>
+      </w:r>
+    </w:p>
+    <w:p>
+      <w:pPr>
+        <w:pStyle w:val="Listanumerada"/>
+      </w:pPr>
+      <w:r>
+        <w:t>A compra passa ao estado Fechada, ficando registadas a data/hora de fecho e o utilizador que a fechou.</w:t>
+      </w:r>
+    </w:p>
+    <w:p>
+      <w:r>
+        <w:rPr>
+          <w:i/>
+        </w:rPr>
+        <w:t>Atenção: depois de fechada, a compra não poderá ser reaberta nem alterada.</w:t>
+      </w:r>
+    </w:p>
+    <w:p>
+      <w:r>
+        <w:br w:type="page"/>
+      </w:r>
+    </w:p>
+    <w:p>
+      <w:pPr>
+        <w:pStyle w:val="Ttulo1"/>
+      </w:pPr>
+      <w:bookmarkStart w:id="47" w:name="_Toc231934847"/>
+      <w:r>
+        <w:rPr>
+          <w:color w:val="1F3A68"/>
+        </w:rPr>
+        <w:lastRenderedPageBreak/>
+        <w:t>12. Exportação de Dados (CSV)</w:t>
+      </w:r>
+      <w:bookmarkEnd w:id="47"/>
+    </w:p>
+    <w:p>
+      <w:pPr>
+        <w:pStyle w:val="Ttulo2"/>
+      </w:pPr>
+      <w:bookmarkStart w:id="48" w:name="_Toc231934848"/>
+      <w:r>
+        <w:t>12.1. Exportar compra fechada</w:t>
+      </w:r>
+      <w:bookmarkEnd w:id="48"/>
+    </w:p>
+    <w:p>
+      <w:pPr>
+        <w:pStyle w:val="Listanumerada"/>
+      </w:pPr>
+      <w:r>
+        <w:t>Aceder a Compras &gt; Listar Compras.</w:t>
+      </w:r>
+    </w:p>
+    <w:p>
+      <w:pPr>
+        <w:pStyle w:val="Listanumerada"/>
+      </w:pPr>
+      <w:r>
+        <w:t>Selecionar uma compra no estado Fechada.</w:t>
+      </w:r>
+    </w:p>
+    <w:p>
+      <w:pPr>
+        <w:pStyle w:val="Listanumerada"/>
+      </w:pPr>
+      <w:r>
+        <w:t>Clicar em Exportar CSV.</w:t>
+      </w:r>
+    </w:p>
+    <w:p>
+      <w:pPr>
+        <w:pStyle w:val="Listanumerada"/>
+      </w:pPr>
+      <w:r>
+        <w:t>Escolher o local e nome do ficheiro a guardar.</w:t>
+      </w:r>
+    </w:p>
+    <w:p>
+      <w:pPr>
+        <w:pStyle w:val="Ttulo2"/>
+      </w:pPr>
+      <w:bookmarkStart w:id="49" w:name="_Toc231934849"/>
+      <w:r>
+        <w:rPr>
+          <w:rFonts w:ascii="Calibri" w:eastAsiaTheme="minorEastAsia" w:hAnsi="Calibri" w:cstheme="minorBidi"/>
+          <w:bCs w:val="0"/>
+          <w:i/>
+          <w:color w:val="884400"/>
+          <w:sz w:val="20"/>
+          <w:szCs w:val="22"/>
+        </w:rPr>
+        <w:drawing>
+          <wp:inline distT="0" distB="0" distL="0" distR="0" wp14:anchorId="6ACB366A" wp14:editId="29CD29D2">
+            <wp:extent cx="5972810" cy="3117850"/>
+            <wp:effectExtent l="0" t="0" r="8890" b="6350"/>
+            <wp:docPr id="1911595423" name="Imagem 1"/>
+            <wp:cNvGraphicFramePr>
+              <a:graphicFrameLocks xmlns:a="http://schemas.openxmlformats.org/drawingml/2006/main" noChangeAspect="1"/>
+            </wp:cNvGraphicFramePr>
+            <a:graphic xmlns:a="http://schemas.openxmlformats.org/drawingml/2006/main">
+              <a:graphicData uri="http://schemas.openxmlformats.org/drawingml/2006/picture">
+                <pic:pic xmlns:pic="http://schemas.openxmlformats.org/drawingml/2006/picture">
+                  <pic:nvPicPr>
+                    <pic:cNvPr id="1911595423" name=""/>
+                    <pic:cNvPicPr/>
+                  </pic:nvPicPr>
+                  <pic:blipFill>
+                    <a:blip r:embed="rId19"/>
+                    <a:stretch>
+                      <a:fillRect/>
+                    </a:stretch>
+                  </pic:blipFill>
+                  <pic:spPr>
+                    <a:xfrm>
+                      <a:off x="0" y="0"/>
+                      <a:ext cx="5972810" cy="3117850"/>
+                    </a:xfrm>
+                    <a:prstGeom prst="rect">
+                      <a:avLst/>
+                    </a:prstGeom>
+                  </pic:spPr>
+                </pic:pic>
+              </a:graphicData>
+            </a:graphic>
+          </wp:inline>
+        </w:drawing>
+      </w:r>
+      <w:r>
+        <w:t>12.2. Estrutura do ficheiro CSV</w:t>
+      </w:r>
+      <w:bookmarkEnd w:id="49"/>
+    </w:p>
+    <w:p>
+      <w:r>
+        <w:t>O delimitador utilizado é o ponto e vírgula («;»). As colunas exportadas são, por esta ordem:</w:t>
+      </w:r>
+    </w:p>
+    <w:p>
+      <w:pPr>
+        <w:pStyle w:val="Listacommarcas"/>
+        <w:ind w:left="340"/>
+      </w:pPr>
+      <w:r>
+        <w:t>NomeCompra</w:t>
+      </w:r>
+    </w:p>
+    <w:p>
+      <w:pPr>
+        <w:pStyle w:val="Listacommarcas"/>
+        <w:ind w:left="340"/>
+      </w:pPr>
+      <w:r>
+        <w:t>DataCriacao</w:t>
+      </w:r>
+    </w:p>
+    <w:p>
+      <w:pPr>
+        <w:pStyle w:val="Listacommarcas"/>
+        <w:ind w:left="340"/>
+      </w:pPr>
+      <w:r>
+        <w:t>DataFechada</w:t>
+      </w:r>
+    </w:p>
+    <w:p>
+      <w:pPr>
+        <w:pStyle w:val="Listacommarcas"/>
+        <w:ind w:left="340"/>
+      </w:pPr>
+      <w:r>
+        <w:t>NomeArtigo</w:t>
+      </w:r>
+    </w:p>
+    <w:p>
+      <w:pPr>
+        <w:pStyle w:val="Listacommarcas"/>
+        <w:ind w:left="340"/>
+      </w:pPr>
+      <w:r>
+        <w:t>ArtigoPrevisto (Sim/Não)</w:t>
+      </w:r>
+    </w:p>
+    <w:p>
+      <w:pPr>
+        <w:pStyle w:val="Listacommarcas"/>
+        <w:ind w:left="340"/>
+      </w:pPr>
+      <w:r>
+        <w:t>ArtigoNaoPrevisto (Sim/Não)</w:t>
+      </w:r>
+    </w:p>
+    <w:p>
+      <w:pPr>
+        <w:pStyle w:val="Listacommarcas"/>
+        <w:ind w:left="340"/>
+      </w:pPr>
+      <w:r>
+        <w:t>QuantidadePrevista</w:t>
+      </w:r>
+    </w:p>
+    <w:p>
+      <w:pPr>
+        <w:pStyle w:val="Listacommarcas"/>
+        <w:ind w:left="340"/>
+      </w:pPr>
+      <w:r>
+        <w:t>QuantidadeAdquirida</w:t>
+      </w:r>
+    </w:p>
+    <w:p>
+      <w:pPr>
+        <w:pStyle w:val="Listacommarcas"/>
+        <w:ind w:left="340"/>
+      </w:pPr>
+      <w:r>
+        <w:t>PrecoUnitario</w:t>
+      </w:r>
+    </w:p>
+    <w:p>
+      <w:r>
+        <w:t>O ficheiro pode ser aberto em Excel, LibreOffice Calc ou qualquer editor de texto.</w:t>
+      </w:r>
+    </w:p>
+    <w:p>
+      <w:r>
+        <w:br w:type="page"/>
+      </w:r>
+    </w:p>
+    <w:p>
+      <w:pPr>
+        <w:pStyle w:val="Ttulo1"/>
+      </w:pPr>
+      <w:bookmarkStart w:id="50" w:name="_Toc231934850"/>
+      <w:r>
+        <w:rPr>
+          <w:color w:val="1F3A68"/>
+        </w:rPr>
+        <w:lastRenderedPageBreak/>
+        <w:t>13. Estatísticas e Sugestões</w:t>
+      </w:r>
+      <w:bookmarkEnd w:id="50"/>
+    </w:p>
+    <w:p>
+      <w:r>
+        <w:t>Aceda através de Estatísticas no menu principal. O ecrã está organizado em dois separadores.</w:t>
+      </w:r>
+    </w:p>
+    <w:p>
+      <w:pPr>
+        <w:pStyle w:val="Ttulo2"/>
+      </w:pPr>
+      <w:bookmarkStart w:id="51" w:name="_Toc231934851"/>
+      <w:r>
+        <w:t>13.1. Separador 1 — Análise histórica</w:t>
+      </w:r>
+      <w:bookmarkEnd w:id="51"/>
+    </w:p>
+    <w:p>
+      <w:r>
+        <w:t>Apresenta duas tabelas:</w:t>
+      </w:r>
+    </w:p>
+    <w:p>
+      <w:pPr>
+        <w:pStyle w:val="Listacommarcas"/>
+        <w:ind w:left="340"/>
+      </w:pPr>
+      <w:r>
+        <w:t>Resumo Mensal — para cada mês: Orçamento, Total de Compras e Diferença (positiva ou negativa).</w:t>
+      </w:r>
+    </w:p>
+    <w:p>
+      <w:pPr>
+        <w:pStyle w:val="Listacommarcas"/>
+        <w:ind w:left="340"/>
+      </w:pPr>
+      <w:r>
+        <w:t>Compras Fechadas — listagem das compras com a percentagem de itens previstos vs. não previstos.</w:t>
+      </w:r>
+    </w:p>
+    <w:p>
+      <w:pPr>
+        <w:pStyle w:val="Ttulo2"/>
+      </w:pPr>
+      <w:bookmarkStart w:id="52" w:name="_Toc231934852"/>
+      <w:r>
+        <w:rPr>
+          <w:rFonts w:ascii="Calibri" w:eastAsiaTheme="minorEastAsia" w:hAnsi="Calibri" w:cstheme="minorBidi"/>
+          <w:bCs w:val="0"/>
+          <w:i/>
+          <w:color w:val="884400"/>
+          <w:sz w:val="20"/>
+          <w:szCs w:val="22"/>
+        </w:rPr>
+        <w:lastRenderedPageBreak/>
+        <w:drawing>
+          <wp:inline distT="0" distB="0" distL="0" distR="0" wp14:anchorId="230E0AA5" wp14:editId="5F5728A0">
+            <wp:extent cx="5972810" cy="6551930"/>
+            <wp:effectExtent l="0" t="0" r="8890" b="1270"/>
+            <wp:docPr id="88887309" name="Imagem 1"/>
+            <wp:cNvGraphicFramePr>
+              <a:graphicFrameLocks xmlns:a="http://schemas.openxmlformats.org/drawingml/2006/main" noChangeAspect="1"/>
+            </wp:cNvGraphicFramePr>
+            <a:graphic xmlns:a="http://schemas.openxmlformats.org/drawingml/2006/main">
+              <a:graphicData uri="http://schemas.openxmlformats.org/drawingml/2006/picture">
+                <pic:pic xmlns:pic="http://schemas.openxmlformats.org/drawingml/2006/picture">
+                  <pic:nvPicPr>
+                    <pic:cNvPr id="88887309" name=""/>
+                    <pic:cNvPicPr/>
+                  </pic:nvPicPr>
+                  <pic:blipFill>
+                    <a:blip r:embed="rId20"/>
+                    <a:stretch>
+                      <a:fillRect/>
+                    </a:stretch>
+                  </pic:blipFill>
+                  <pic:spPr>
+                    <a:xfrm>
+                      <a:off x="0" y="0"/>
+                      <a:ext cx="5972810" cy="6551930"/>
+                    </a:xfrm>
+                    <a:prstGeom prst="rect">
+                      <a:avLst/>
+                    </a:prstGeom>
+                  </pic:spPr>
+                </pic:pic>
+              </a:graphicData>
+            </a:graphic>
+          </wp:inline>
+        </w:drawing>
+      </w:r>
+      <w:r>
+        <w:t>13.2. Separador 2 — Sugestões para o próximo mês</w:t>
+      </w:r>
+      <w:bookmarkEnd w:id="52"/>
+    </w:p>
+    <w:p>
+      <w:r>
+        <w:t>Com base no histórico, a aplicação produz duas sugestões:</w:t>
+      </w:r>
+    </w:p>
+    <w:p>
+      <w:pPr>
+        <w:pStyle w:val="Listacommarcas"/>
+        <w:ind w:left="340"/>
+      </w:pPr>
+      <w:r>
+        <w:t>Sugestão de Orçamento — calculada a partir dos orçamentos e gastos dos meses anteriores.</w:t>
+      </w:r>
+    </w:p>
+    <w:p>
+      <w:pPr>
+        <w:pStyle w:val="Listacommarcas"/>
+        <w:ind w:left="340"/>
+      </w:pPr>
+      <w:r>
+        <w:t>Sugestão de Lista de Compras — gerada considerando a semana atual do mês e as listas realizadas em semanas equivalentes em períodos anteriores.</w:t>
+      </w:r>
+    </w:p>
+    <w:p>
+      <w:pPr>
         <w:jc w:val="center"/>
       </w:pPr>
       <w:r>
@@ -6527,57 +7580,50 @@
           <w:color w:val="884400"/>
           <w:sz w:val="20"/>
         </w:rPr>
-        <w:t>[ INSERIR SCREENSHOT: Listagem de Artigos com filtro por Tipo de Artigo ]</w:t>
-      </w:r>
-    </w:p>
-    <w:p>
-      <w:pPr>
-        <w:jc w:val="center"/>
-      </w:pPr>
+        <w:lastRenderedPageBreak/>
+        <w:drawing>
+          <wp:inline distT="0" distB="0" distL="0" distR="0" wp14:anchorId="76D07744" wp14:editId="28D526C0">
+            <wp:extent cx="5972810" cy="6158230"/>
+            <wp:effectExtent l="0" t="0" r="8890" b="0"/>
+            <wp:docPr id="1747012165" name="Imagem 1"/>
+            <wp:cNvGraphicFramePr>
+              <a:graphicFrameLocks xmlns:a="http://schemas.openxmlformats.org/drawingml/2006/main" noChangeAspect="1"/>
+            </wp:cNvGraphicFramePr>
+            <a:graphic xmlns:a="http://schemas.openxmlformats.org/drawingml/2006/main">
+              <a:graphicData uri="http://schemas.openxmlformats.org/drawingml/2006/picture">
+                <pic:pic xmlns:pic="http://schemas.openxmlformats.org/drawingml/2006/picture">
+                  <pic:nvPicPr>
+                    <pic:cNvPr id="1747012165" name=""/>
+                    <pic:cNvPicPr/>
+                  </pic:nvPicPr>
+                  <pic:blipFill>
+                    <a:blip r:embed="rId21"/>
+                    <a:stretch>
+                      <a:fillRect/>
+                    </a:stretch>
+                  </pic:blipFill>
+                  <pic:spPr>
+                    <a:xfrm>
+                      <a:off x="0" y="0"/>
+                      <a:ext cx="5972810" cy="6158230"/>
+                    </a:xfrm>
+                    <a:prstGeom prst="rect">
+                      <a:avLst/>
+                    </a:prstGeom>
+                  </pic:spPr>
+                </pic:pic>
+              </a:graphicData>
+            </a:graphic>
+          </wp:inline>
+        </w:drawing>
+      </w:r>
       <w:r>
         <w:rPr>
           <w:i/>
           <w:color w:val="808080"/>
           <w:sz w:val="18"/>
         </w:rPr>
-        <w:t>(substituir esta linha pela imagem correspondente)</w:t>
-      </w:r>
-    </w:p>
-    <w:p>
-      <w:pPr>
-        <w:pStyle w:val="Ttulo2"/>
-      </w:pPr>
-      <w:bookmarkStart w:id="32" w:name="_Toc231934831"/>
-      <w:r>
-        <w:t>8.2. Criar, editar e eliminar</w:t>
-      </w:r>
-      <w:bookmarkEnd w:id="32"/>
-    </w:p>
-    <w:p>
-      <w:pPr>
-        <w:pStyle w:val="Listacommarcas"/>
-        <w:ind w:left="340"/>
-      </w:pPr>
-      <w:r>
-        <w:t>Novo: escolher o Tipo, introduzir Designação e clicar em Guardar.</w:t>
-      </w:r>
-    </w:p>
-    <w:p>
-      <w:pPr>
-        <w:pStyle w:val="Listacommarcas"/>
-        <w:ind w:left="340"/>
-      </w:pPr>
-      <w:r>
-        <w:t>Editar: selecionar e alterar os dados pretendidos.</w:t>
-      </w:r>
-    </w:p>
-    <w:p>
-      <w:pPr>
-        <w:pStyle w:val="Listacommarcas"/>
-        <w:ind w:left="340"/>
-      </w:pPr>
-      <w:r>
-        <w:t>Eliminar: só é permitido se o artigo não estiver associado a nenhuma Compra.</w:t>
+        <w:t>)</w:t>
       </w:r>
     </w:p>
     <w:p>
@@ -6589,984 +7635,7 @@
       <w:pPr>
         <w:pStyle w:val="Ttulo1"/>
       </w:pPr>
-      <w:bookmarkStart w:id="33" w:name="_Toc231934832"/>
-      <w:r>
-        <w:rPr>
-          <w:color w:val="1F3A68"/>
-        </w:rPr>
-        <w:lastRenderedPageBreak/>
-        <w:t>9. Gestão do Orçamento Mensal</w:t>
-      </w:r>
-      <w:bookmarkEnd w:id="33"/>
-    </w:p>
-    <w:p>
-      <w:r>
-        <w:t>Aceda através de Gestão &gt; Orçamento.</w:t>
-      </w:r>
-    </w:p>
-    <w:p>
-      <w:pPr>
-        <w:pStyle w:val="Ttulo2"/>
-      </w:pPr>
-      <w:bookmarkStart w:id="34" w:name="_Toc231934833"/>
-      <w:r>
-        <w:t>9.1. Definir o orçamento do mês</w:t>
-      </w:r>
-      <w:bookmarkEnd w:id="34"/>
-    </w:p>
-    <w:p>
-      <w:pPr>
-        <w:pStyle w:val="Listanumerada"/>
-      </w:pPr>
-      <w:r>
-        <w:t>Selecione o Mês/Ano pretendido no controlo de data.</w:t>
-      </w:r>
-    </w:p>
-    <w:p>
-      <w:pPr>
-        <w:pStyle w:val="Listanumerada"/>
-      </w:pPr>
-      <w:r>
-        <w:t>Introduza o Valor (em €) a estabelecer como limite de despesa.</w:t>
-      </w:r>
-    </w:p>
-    <w:p>
-      <w:pPr>
-        <w:pStyle w:val="Listanumerada"/>
-      </w:pPr>
-      <w:r>
-        <w:t>Clique em Guardar.</w:t>
-      </w:r>
-    </w:p>
-    <w:p>
-      <w:r>
-        <w:rPr>
-          <w:i/>
-        </w:rPr>
-        <w:t>Existe apenas um Orçamento por mês. Se já existir um valor definido para o mês selecionado, a aplicação irá perguntar se pretende alterar o valor.</w:t>
-      </w:r>
-    </w:p>
-    <w:p>
-      <w:pPr>
-        <w:jc w:val="center"/>
-      </w:pPr>
-      <w:r>
-        <w:rPr>
-          <w:b/>
-          <w:i/>
-          <w:color w:val="884400"/>
-          <w:sz w:val="20"/>
-        </w:rPr>
-        <w:t>[ INSERIR SCREENSHOT: Ecrã de definição de Orçamento mensal ]</w:t>
-      </w:r>
-    </w:p>
-    <w:p>
-      <w:pPr>
-        <w:jc w:val="center"/>
-      </w:pPr>
-      <w:r>
-        <w:rPr>
-          <w:i/>
-          <w:color w:val="808080"/>
-          <w:sz w:val="18"/>
-        </w:rPr>
-        <w:t>(substituir esta linha pela imagem correspondente)</w:t>
-      </w:r>
-    </w:p>
-    <w:p>
-      <w:pPr>
-        <w:pStyle w:val="Ttulo2"/>
-      </w:pPr>
-      <w:bookmarkStart w:id="35" w:name="_Toc231934834"/>
-      <w:r>
-        <w:t>9.2. Alterar o orçamento</w:t>
-      </w:r>
-      <w:bookmarkEnd w:id="35"/>
-    </w:p>
-    <w:p>
-      <w:r>
-        <w:t>A alteração é efetuada da mesma forma. A aplicação regista a data/hora da alteração e o utilizador que a realizou, mantendo igualmente o registo do utilizador que criou o orçamento.</w:t>
-      </w:r>
-    </w:p>
-    <w:p>
-      <w:pPr>
-        <w:pStyle w:val="Ttulo2"/>
-      </w:pPr>
-      <w:bookmarkStart w:id="36" w:name="_Toc231934835"/>
-      <w:r>
-        <w:t>9.3. Histórico de alterações</w:t>
-      </w:r>
-      <w:bookmarkEnd w:id="36"/>
-    </w:p>
-    <w:p>
-      <w:r>
-        <w:t>No ecrã de orçamento é apresentada uma área informativa com: Criado por / Em e Alterado por / Em, dando rastreabilidade total às modificações.</w:t>
-      </w:r>
-    </w:p>
-    <w:p>
-      <w:r>
-        <w:br w:type="page"/>
-      </w:r>
-    </w:p>
-    <w:p>
-      <w:pPr>
-        <w:pStyle w:val="Ttulo1"/>
-      </w:pPr>
-      <w:bookmarkStart w:id="37" w:name="_Toc231934836"/>
-      <w:r>
-        <w:rPr>
-          <w:color w:val="1F3A68"/>
-        </w:rPr>
-        <w:lastRenderedPageBreak/>
-        <w:t>10. Planeamento de Compras</w:t>
-      </w:r>
-      <w:bookmarkEnd w:id="37"/>
-    </w:p>
-    <w:p>
-      <w:r>
-        <w:t>Aceda através de Compras &gt; Listar Compras ou Compras &gt; Nova Compra.</w:t>
-      </w:r>
-    </w:p>
-    <w:p>
-      <w:pPr>
-        <w:pStyle w:val="Ttulo2"/>
-      </w:pPr>
-      <w:bookmarkStart w:id="38" w:name="_Toc231934837"/>
-      <w:r>
-        <w:t>10.1. Criar uma nova lista de compras</w:t>
-      </w:r>
-      <w:bookmarkEnd w:id="38"/>
-    </w:p>
-    <w:p>
-      <w:pPr>
-        <w:pStyle w:val="Listanumerada"/>
-      </w:pPr>
-      <w:r>
-        <w:t>Clicar em Compras &gt; Nova Compra.</w:t>
-      </w:r>
-    </w:p>
-    <w:p>
-      <w:pPr>
-        <w:pStyle w:val="Listanumerada"/>
-      </w:pPr>
-      <w:r>
-        <w:t>Introduzir um Nome identificativo (ex.: «Compras Pingo Doce — 15/03»).</w:t>
-      </w:r>
-    </w:p>
-    <w:p>
-      <w:pPr>
-        <w:pStyle w:val="Listanumerada"/>
-      </w:pPr>
-      <w:r>
-        <w:t>A data de criação e o utilizador são preenchidos automaticamente.</w:t>
-      </w:r>
-    </w:p>
-    <w:p>
-      <w:pPr>
-        <w:pStyle w:val="Listanumerada"/>
-      </w:pPr>
-      <w:r>
-        <w:t>Clicar em Guardar para começar a adicionar itens.</w:t>
-      </w:r>
-    </w:p>
-    <w:p>
-      <w:pPr>
-        <w:jc w:val="center"/>
-      </w:pPr>
-      <w:r>
-        <w:rPr>
-          <w:b/>
-          <w:i/>
-          <w:color w:val="884400"/>
-          <w:sz w:val="20"/>
-        </w:rPr>
-        <w:t>[ INSERIR SCREENSHOT: Criação de uma nova Compra ]</w:t>
-      </w:r>
-    </w:p>
-    <w:p>
-      <w:pPr>
-        <w:jc w:val="center"/>
-      </w:pPr>
-      <w:r>
-        <w:rPr>
-          <w:i/>
-          <w:color w:val="808080"/>
-          <w:sz w:val="18"/>
-        </w:rPr>
-        <w:t>(substituir esta linha pela imagem correspondente)</w:t>
-      </w:r>
-    </w:p>
-    <w:p>
-      <w:pPr>
-        <w:pStyle w:val="Ttulo2"/>
-      </w:pPr>
-      <w:bookmarkStart w:id="39" w:name="_Toc231934838"/>
-      <w:r>
-        <w:t>10.2. Adicionar itens previstos</w:t>
-      </w:r>
-      <w:bookmarkEnd w:id="39"/>
-    </w:p>
-    <w:p>
-      <w:pPr>
-        <w:pStyle w:val="Listanumerada"/>
-      </w:pPr>
-      <w:r>
-        <w:t>Clicar em Adicionar Item Previsto.</w:t>
-      </w:r>
-    </w:p>
-    <w:p>
-      <w:pPr>
-        <w:pStyle w:val="Listanumerada"/>
-      </w:pPr>
-      <w:r>
-        <w:t>Selecionar o Tipo de Artigo no primeiro ComboBox (filtro obrigatório).</w:t>
-      </w:r>
-    </w:p>
-    <w:p>
-      <w:pPr>
-        <w:pStyle w:val="Listanumerada"/>
-      </w:pPr>
-      <w:r>
-        <w:t>Selecionar o Artigo pretendido no segundo ComboBox.</w:t>
-      </w:r>
-    </w:p>
-    <w:p>
-      <w:pPr>
-        <w:pStyle w:val="Listanumerada"/>
-      </w:pPr>
-      <w:r>
-        <w:t>Indicar a Quantidade Prevista a adquirir.</w:t>
-      </w:r>
-    </w:p>
-    <w:p>
-      <w:pPr>
-        <w:pStyle w:val="Listanumerada"/>
-      </w:pPr>
-      <w:r>
-        <w:t>Clicar em Adicionar. O item passa a constar da lista da compra.</w:t>
-      </w:r>
-    </w:p>
-    <w:p>
-      <w:pPr>
-        <w:jc w:val="center"/>
-      </w:pPr>
-      <w:r>
-        <w:rPr>
-          <w:b/>
-          <w:i/>
-          <w:color w:val="884400"/>
-          <w:sz w:val="20"/>
-        </w:rPr>
-        <w:t>[ INSERIR SCREENSHOT: Adição de Itens Previstos a uma Compra ]</w:t>
-      </w:r>
-    </w:p>
-    <w:p>
-      <w:pPr>
-        <w:jc w:val="center"/>
-      </w:pPr>
-      <w:r>
-        <w:rPr>
-          <w:i/>
-          <w:color w:val="808080"/>
-          <w:sz w:val="18"/>
-        </w:rPr>
-        <w:t>(substituir esta linha pela imagem correspondente)</w:t>
-      </w:r>
-    </w:p>
-    <w:p>
-      <w:pPr>
-        <w:pStyle w:val="Ttulo2"/>
-      </w:pPr>
-      <w:bookmarkStart w:id="40" w:name="_Toc231934839"/>
-      <w:r>
-        <w:t>10.3. Editar a lista (enquanto aberta)</w:t>
-      </w:r>
-      <w:bookmarkEnd w:id="40"/>
-    </w:p>
-    <w:p>
-      <w:r>
-        <w:t>Enquanto a compra estiver aberta (estado Não Fechada), pode adicionar, alterar ou remover itens previstos. A aplicação regista quem fez cada alteração e a respetiva data.</w:t>
-      </w:r>
-    </w:p>
-    <w:p>
-      <w:r>
-        <w:rPr>
-          <w:i/>
-        </w:rPr>
-        <w:t>Compras fechadas ficam em modo de leitura — não é permitida qualquer alteração.</w:t>
-      </w:r>
-    </w:p>
-    <w:p>
-      <w:r>
-        <w:br w:type="page"/>
-      </w:r>
-    </w:p>
-    <w:p>
-      <w:pPr>
-        <w:pStyle w:val="Ttulo1"/>
-      </w:pPr>
-      <w:bookmarkStart w:id="41" w:name="_Toc231934840"/>
-      <w:r>
-        <w:rPr>
-          <w:color w:val="1F3A68"/>
-        </w:rPr>
-        <w:lastRenderedPageBreak/>
-        <w:t>11. Modo Compra — Execução da Compra</w:t>
-      </w:r>
-      <w:bookmarkEnd w:id="41"/>
-    </w:p>
-    <w:p>
-      <w:r>
-        <w:t>O Modo Compra é utilizado no momento em que está fisicamente a fazer a compra. Permite registar o que foi efetivamente adquirido, quantidades reais, preços e itens não previstos.</w:t>
-      </w:r>
-    </w:p>
-    <w:p>
-      <w:pPr>
-        <w:pStyle w:val="Ttulo2"/>
-      </w:pPr>
-      <w:bookmarkStart w:id="42" w:name="_Toc231934841"/>
-      <w:r>
-        <w:t>11.1. Entrar em modo compra</w:t>
-      </w:r>
-      <w:bookmarkEnd w:id="42"/>
-    </w:p>
-    <w:p>
-      <w:pPr>
-        <w:pStyle w:val="Listanumerada"/>
-      </w:pPr>
-      <w:r>
-        <w:t>Em Compras &gt; Listar Compras, selecionar a compra pretendida.</w:t>
-      </w:r>
-    </w:p>
-    <w:p>
-      <w:pPr>
-        <w:pStyle w:val="Listanumerada"/>
-      </w:pPr>
-      <w:r>
-        <w:t>Clicar em Iniciar Compra.</w:t>
-      </w:r>
-    </w:p>
-    <w:p>
-      <w:pPr>
-        <w:pStyle w:val="Listanumerada"/>
-      </w:pPr>
-      <w:r>
-        <w:t>O ecrã apresenta a lista de itens previstos e o orçamento disponível.</w:t>
-      </w:r>
-    </w:p>
-    <w:p>
-      <w:pPr>
-        <w:jc w:val="center"/>
-      </w:pPr>
-      <w:r>
-        <w:rPr>
-          <w:b/>
-          <w:i/>
-          <w:color w:val="884400"/>
-          <w:sz w:val="20"/>
-        </w:rPr>
-        <w:t>[ INSERIR SCREENSHOT: Modo Compra com itens previstos e orçamento visível ]</w:t>
-      </w:r>
-    </w:p>
-    <w:p>
-      <w:pPr>
-        <w:jc w:val="center"/>
-      </w:pPr>
-      <w:r>
-        <w:rPr>
-          <w:i/>
-          <w:color w:val="808080"/>
-          <w:sz w:val="18"/>
-        </w:rPr>
-        <w:t>(substituir esta linha pela imagem correspondente)</w:t>
-      </w:r>
-    </w:p>
-    <w:p>
-      <w:pPr>
-        <w:pStyle w:val="Ttulo2"/>
-      </w:pPr>
-      <w:bookmarkStart w:id="43" w:name="_Toc231934842"/>
-      <w:r>
-        <w:t>11.2. Registar aquisição de itens previstos</w:t>
-      </w:r>
-      <w:bookmarkEnd w:id="43"/>
-    </w:p>
-    <w:p>
-      <w:pPr>
-        <w:pStyle w:val="Listanumerada"/>
-      </w:pPr>
-      <w:r>
-        <w:t>Selecionar a linha do item previsto a adquirir.</w:t>
-      </w:r>
-    </w:p>
-    <w:p>
-      <w:pPr>
-        <w:pStyle w:val="Listanumerada"/>
-      </w:pPr>
-      <w:r>
-        <w:t>Indicar a Quantidade Adquirida (pode diferir da prevista).</w:t>
-      </w:r>
-    </w:p>
-    <w:p>
-      <w:pPr>
-        <w:pStyle w:val="Listanumerada"/>
-      </w:pPr>
-      <w:r>
-        <w:t>Indicar o Preço Unitário praticado (€).</w:t>
-      </w:r>
-    </w:p>
-    <w:p>
-      <w:pPr>
-        <w:pStyle w:val="Listanumerada"/>
-      </w:pPr>
-      <w:r>
-        <w:t>Clicar em Confirmar Item. O valor total do item é calculado automaticamente e descontado ao orçamento disponível.</w:t>
-      </w:r>
-    </w:p>
-    <w:p>
-      <w:pPr>
-        <w:pStyle w:val="Ttulo2"/>
-      </w:pPr>
-      <w:bookmarkStart w:id="44" w:name="_Toc231934843"/>
-      <w:r>
-        <w:t>11.3. Adicionar itens não previstos</w:t>
-      </w:r>
-      <w:bookmarkEnd w:id="44"/>
-    </w:p>
-    <w:p>
-      <w:pPr>
-        <w:pStyle w:val="Listanumerada"/>
-      </w:pPr>
-      <w:r>
-        <w:t>Clicar em Adicionar Item Não Previsto.</w:t>
-      </w:r>
-    </w:p>
-    <w:p>
-      <w:pPr>
-        <w:pStyle w:val="Listanumerada"/>
-      </w:pPr>
-      <w:r>
-        <w:t>Selecionar Tipo de Artigo e Artigo (filtro obrigatório por tipo).</w:t>
-      </w:r>
-    </w:p>
-    <w:p>
-      <w:pPr>
-        <w:pStyle w:val="Listanumerada"/>
-      </w:pPr>
-      <w:r>
-        <w:t>Indicar Quantidade Adquirida, Preço Unitário e (opcional) Observações.</w:t>
-      </w:r>
-    </w:p>
-    <w:p>
-      <w:pPr>
-        <w:pStyle w:val="Listanumerada"/>
-      </w:pPr>
-      <w:r>
-        <w:t>Clicar em Adicionar. O item entra na lista já como Adquirido.</w:t>
-      </w:r>
-    </w:p>
-    <w:p>
-      <w:pPr>
-        <w:jc w:val="center"/>
-      </w:pPr>
-      <w:r>
-        <w:rPr>
-          <w:b/>
-          <w:i/>
-          <w:color w:val="884400"/>
-          <w:sz w:val="20"/>
-        </w:rPr>
-        <w:t>[ INSERIR SCREENSHOT: Adição de Item Não Previsto durante o Modo Compra ]</w:t>
-      </w:r>
-    </w:p>
-    <w:p>
-      <w:pPr>
-        <w:jc w:val="center"/>
-      </w:pPr>
-      <w:r>
-        <w:rPr>
-          <w:i/>
-          <w:color w:val="808080"/>
-          <w:sz w:val="18"/>
-        </w:rPr>
-        <w:t>(substituir esta linha pela imagem correspondente)</w:t>
-      </w:r>
-    </w:p>
-    <w:p>
-      <w:pPr>
-        <w:pStyle w:val="Ttulo2"/>
-      </w:pPr>
-      <w:bookmarkStart w:id="45" w:name="_Toc231934844"/>
-      <w:r>
-        <w:t>11.4. Acompanhamento do orçamento em tempo real</w:t>
-      </w:r>
-      <w:bookmarkEnd w:id="45"/>
-    </w:p>
-    <w:p>
-      <w:r>
-        <w:t>No topo do ecrã é exibido o painel de Orçamento com três valores:</w:t>
-      </w:r>
-    </w:p>
-    <w:p>
-      <w:pPr>
-        <w:pStyle w:val="Listacommarcas"/>
-        <w:ind w:left="340"/>
-      </w:pPr>
-      <w:r>
-        <w:t>Orçamento mensal definido.</w:t>
-      </w:r>
-    </w:p>
-    <w:p>
-      <w:pPr>
-        <w:pStyle w:val="Listacommarcas"/>
-        <w:ind w:left="340"/>
-      </w:pPr>
-      <w:r>
-        <w:t>Total já gasto no mês corrente (incluindo a compra atual em curso).</w:t>
-      </w:r>
-    </w:p>
-    <w:p>
-      <w:pPr>
-        <w:pStyle w:val="Listacommarcas"/>
-        <w:ind w:left="340"/>
-      </w:pPr>
-      <w:r>
-        <w:t>Disponível — diferença entre o orçamento e o gasto.</w:t>
-      </w:r>
-    </w:p>
-    <w:p>
-      <w:r>
-        <w:t>Estes valores são atualizados a cada novo item registado.</w:t>
-      </w:r>
-    </w:p>
-    <w:p>
-      <w:pPr>
-        <w:pStyle w:val="Ttulo2"/>
-      </w:pPr>
-      <w:bookmarkStart w:id="46" w:name="_Toc231934845"/>
-      <w:r>
-        <w:t>11.5. Alerta de orçamento ultrapassado</w:t>
-      </w:r>
-      <w:bookmarkEnd w:id="46"/>
-    </w:p>
-    <w:p>
-      <w:r>
-        <w:t>Se a soma do gasto atingir ou ultrapassar o orçamento mensal, a aplicação apresenta um alerta visual destacado (zona a vermelho no painel de orçamento e mensagem «Orçamento ultrapassado!»). O registo de itens continua a ser permitido — o alerta tem apenas carácter informativo.</w:t>
-      </w:r>
-    </w:p>
-    <w:p>
-      <w:pPr>
-        <w:jc w:val="center"/>
-      </w:pPr>
-      <w:r>
-        <w:rPr>
-          <w:b/>
-          <w:i/>
-          <w:color w:val="884400"/>
-          <w:sz w:val="20"/>
-        </w:rPr>
-        <w:t>[ INSERIR SCREENSHOT: Alerta de orçamento ultrapassado no Modo Compra ]</w:t>
-      </w:r>
-    </w:p>
-    <w:p>
-      <w:pPr>
-        <w:jc w:val="center"/>
-      </w:pPr>
-      <w:r>
-        <w:rPr>
-          <w:i/>
-          <w:color w:val="808080"/>
-          <w:sz w:val="18"/>
-        </w:rPr>
-        <w:t>(substituir esta linha pela imagem correspondente)</w:t>
-      </w:r>
-    </w:p>
-    <w:p>
-      <w:pPr>
-        <w:pStyle w:val="Ttulo2"/>
-      </w:pPr>
-      <w:bookmarkStart w:id="47" w:name="_Toc231934846"/>
-      <w:r>
-        <w:lastRenderedPageBreak/>
-        <w:t>11.6. Fechar a compra</w:t>
-      </w:r>
-      <w:bookmarkEnd w:id="47"/>
-    </w:p>
-    <w:p>
-      <w:pPr>
-        <w:pStyle w:val="Listanumerada"/>
-      </w:pPr>
-      <w:r>
-        <w:t>Após registar todos os itens, clicar em Fechar Compra.</w:t>
-      </w:r>
-    </w:p>
-    <w:p>
-      <w:pPr>
-        <w:pStyle w:val="Listanumerada"/>
-      </w:pPr>
-      <w:r>
-        <w:t>Confirmar a operação no diálogo apresentado.</w:t>
-      </w:r>
-    </w:p>
-    <w:p>
-      <w:pPr>
-        <w:pStyle w:val="Listanumerada"/>
-      </w:pPr>
-      <w:r>
-        <w:t>A compra passa ao estado Fechada, ficando registadas a data/hora de fecho e o utilizador que a fechou.</w:t>
-      </w:r>
-    </w:p>
-    <w:p>
-      <w:r>
-        <w:rPr>
-          <w:i/>
-        </w:rPr>
-        <w:t>Atenção: depois de fechada, a compra não poderá ser reaberta nem alterada.</w:t>
-      </w:r>
-    </w:p>
-    <w:p>
-      <w:r>
-        <w:br w:type="page"/>
-      </w:r>
-    </w:p>
-    <w:p>
-      <w:pPr>
-        <w:pStyle w:val="Ttulo1"/>
-      </w:pPr>
-      <w:bookmarkStart w:id="48" w:name="_Toc231934847"/>
-      <w:r>
-        <w:rPr>
-          <w:color w:val="1F3A68"/>
-        </w:rPr>
-        <w:lastRenderedPageBreak/>
-        <w:t>12. Exportação de Dados (CSV)</w:t>
-      </w:r>
-      <w:bookmarkEnd w:id="48"/>
-    </w:p>
-    <w:p>
-      <w:pPr>
-        <w:pStyle w:val="Ttulo2"/>
-      </w:pPr>
-      <w:bookmarkStart w:id="49" w:name="_Toc231934848"/>
-      <w:r>
-        <w:t>12.1. Exportar compra fechada</w:t>
-      </w:r>
-      <w:bookmarkEnd w:id="49"/>
-    </w:p>
-    <w:p>
-      <w:pPr>
-        <w:pStyle w:val="Listanumerada"/>
-      </w:pPr>
-      <w:r>
-        <w:t>Aceder a Compras &gt; Listar Compras.</w:t>
-      </w:r>
-    </w:p>
-    <w:p>
-      <w:pPr>
-        <w:pStyle w:val="Listanumerada"/>
-      </w:pPr>
-      <w:r>
-        <w:t>Selecionar uma compra no estado Fechada.</w:t>
-      </w:r>
-    </w:p>
-    <w:p>
-      <w:pPr>
-        <w:pStyle w:val="Listanumerada"/>
-      </w:pPr>
-      <w:r>
-        <w:t>Clicar em Exportar CSV.</w:t>
-      </w:r>
-    </w:p>
-    <w:p>
-      <w:pPr>
-        <w:pStyle w:val="Listanumerada"/>
-      </w:pPr>
-      <w:r>
-        <w:t>Escolher o local e nome do ficheiro a guardar.</w:t>
-      </w:r>
-    </w:p>
-    <w:p>
-      <w:pPr>
-        <w:jc w:val="center"/>
-      </w:pPr>
-      <w:r>
-        <w:rPr>
-          <w:b/>
-          <w:i/>
-          <w:color w:val="884400"/>
-          <w:sz w:val="20"/>
-        </w:rPr>
-        <w:t>[ INSERIR SCREENSHOT: Diálogo de exportação de compra para CSV ]</w:t>
-      </w:r>
-    </w:p>
-    <w:p>
-      <w:pPr>
-        <w:jc w:val="center"/>
-      </w:pPr>
-      <w:r>
-        <w:rPr>
-          <w:i/>
-          <w:color w:val="808080"/>
-          <w:sz w:val="18"/>
-        </w:rPr>
-        <w:t>(substituir esta linha pela imagem correspondente)</w:t>
-      </w:r>
-    </w:p>
-    <w:p>
-      <w:pPr>
-        <w:pStyle w:val="Ttulo2"/>
-      </w:pPr>
-      <w:bookmarkStart w:id="50" w:name="_Toc231934849"/>
-      <w:r>
-        <w:t>12.2. Estrutura do ficheiro CSV</w:t>
-      </w:r>
-      <w:bookmarkEnd w:id="50"/>
-    </w:p>
-    <w:p>
-      <w:r>
-        <w:t>O delimitador utilizado é o ponto e vírgula («;»). As colunas exportadas são, por esta ordem:</w:t>
-      </w:r>
-    </w:p>
-    <w:p>
-      <w:pPr>
-        <w:pStyle w:val="Listacommarcas"/>
-        <w:ind w:left="340"/>
-      </w:pPr>
-      <w:r>
-        <w:t>NomeCompra</w:t>
-      </w:r>
-    </w:p>
-    <w:p>
-      <w:pPr>
-        <w:pStyle w:val="Listacommarcas"/>
-        <w:ind w:left="340"/>
-      </w:pPr>
-      <w:r>
-        <w:t>DataCriacao</w:t>
-      </w:r>
-    </w:p>
-    <w:p>
-      <w:pPr>
-        <w:pStyle w:val="Listacommarcas"/>
-        <w:ind w:left="340"/>
-      </w:pPr>
-      <w:r>
-        <w:t>DataFechada</w:t>
-      </w:r>
-    </w:p>
-    <w:p>
-      <w:pPr>
-        <w:pStyle w:val="Listacommarcas"/>
-        <w:ind w:left="340"/>
-      </w:pPr>
-      <w:r>
-        <w:t>NomeArtigo</w:t>
-      </w:r>
-    </w:p>
-    <w:p>
-      <w:pPr>
-        <w:pStyle w:val="Listacommarcas"/>
-        <w:ind w:left="340"/>
-      </w:pPr>
-      <w:r>
-        <w:t>ArtigoPrevisto (Sim/Não)</w:t>
-      </w:r>
-    </w:p>
-    <w:p>
-      <w:pPr>
-        <w:pStyle w:val="Listacommarcas"/>
-        <w:ind w:left="340"/>
-      </w:pPr>
-      <w:r>
-        <w:t>ArtigoNaoPrevisto (Sim/Não)</w:t>
-      </w:r>
-    </w:p>
-    <w:p>
-      <w:pPr>
-        <w:pStyle w:val="Listacommarcas"/>
-        <w:ind w:left="340"/>
-      </w:pPr>
-      <w:r>
-        <w:t>QuantidadePrevista</w:t>
-      </w:r>
-    </w:p>
-    <w:p>
-      <w:pPr>
-        <w:pStyle w:val="Listacommarcas"/>
-        <w:ind w:left="340"/>
-      </w:pPr>
-      <w:r>
-        <w:t>QuantidadeAdquirida</w:t>
-      </w:r>
-    </w:p>
-    <w:p>
-      <w:pPr>
-        <w:pStyle w:val="Listacommarcas"/>
-        <w:ind w:left="340"/>
-      </w:pPr>
-      <w:r>
-        <w:t>PrecoUnitario</w:t>
-      </w:r>
-    </w:p>
-    <w:p>
-      <w:r>
-        <w:t>O ficheiro pode ser aberto em Excel, LibreOffice Calc ou qualquer editor de texto.</w:t>
-      </w:r>
-    </w:p>
-    <w:p>
-      <w:r>
-        <w:br w:type="page"/>
-      </w:r>
-    </w:p>
-    <w:p>
-      <w:pPr>
-        <w:pStyle w:val="Ttulo1"/>
-      </w:pPr>
-      <w:bookmarkStart w:id="51" w:name="_Toc231934850"/>
-      <w:r>
-        <w:rPr>
-          <w:color w:val="1F3A68"/>
-        </w:rPr>
-        <w:lastRenderedPageBreak/>
-        <w:t>13. Estatísticas e Sugestões</w:t>
-      </w:r>
-      <w:bookmarkEnd w:id="51"/>
-    </w:p>
-    <w:p>
-      <w:r>
-        <w:t>Aceda através de Estatísticas no menu principal. O ecrã está organizado em dois separadores.</w:t>
-      </w:r>
-    </w:p>
-    <w:p>
-      <w:pPr>
-        <w:pStyle w:val="Ttulo2"/>
-      </w:pPr>
-      <w:bookmarkStart w:id="52" w:name="_Toc231934851"/>
-      <w:r>
-        <w:t>13.1. Separador 1 — Análise histórica</w:t>
-      </w:r>
-      <w:bookmarkEnd w:id="52"/>
-    </w:p>
-    <w:p>
-      <w:r>
-        <w:t>Apresenta duas tabelas:</w:t>
-      </w:r>
-    </w:p>
-    <w:p>
-      <w:pPr>
-        <w:pStyle w:val="Listacommarcas"/>
-        <w:ind w:left="340"/>
-      </w:pPr>
-      <w:r>
-        <w:t>Resumo Mensal — para cada mês: Orçamento, Total de Compras e Diferença (positiva ou negativa).</w:t>
-      </w:r>
-    </w:p>
-    <w:p>
-      <w:pPr>
-        <w:pStyle w:val="Listacommarcas"/>
-        <w:ind w:left="340"/>
-      </w:pPr>
-      <w:r>
-        <w:t>Compras Fechadas — listagem das compras com a percentagem de itens previstos vs. não previstos.</w:t>
-      </w:r>
-    </w:p>
-    <w:p>
-      <w:pPr>
-        <w:jc w:val="center"/>
-      </w:pPr>
-      <w:r>
-        <w:rPr>
-          <w:b/>
-          <w:i/>
-          <w:color w:val="884400"/>
-          <w:sz w:val="20"/>
-        </w:rPr>
-        <w:t>[ INSERIR SCREENSHOT: Estatísticas — Separador 1 (Análise histórica) ]</w:t>
-      </w:r>
-    </w:p>
-    <w:p>
-      <w:pPr>
-        <w:jc w:val="center"/>
-      </w:pPr>
-      <w:r>
-        <w:rPr>
-          <w:i/>
-          <w:color w:val="808080"/>
-          <w:sz w:val="18"/>
-        </w:rPr>
-        <w:t>(substituir esta linha pela imagem correspondente)</w:t>
-      </w:r>
-    </w:p>
-    <w:p>
-      <w:pPr>
-        <w:pStyle w:val="Ttulo2"/>
-      </w:pPr>
-      <w:bookmarkStart w:id="53" w:name="_Toc231934852"/>
-      <w:r>
-        <w:t>13.2. Separador 2 — Sugestões para o próximo mês</w:t>
-      </w:r>
-      <w:bookmarkEnd w:id="53"/>
-    </w:p>
-    <w:p>
-      <w:r>
-        <w:t>Com base no histórico, a aplicação produz duas sugestões:</w:t>
-      </w:r>
-    </w:p>
-    <w:p>
-      <w:pPr>
-        <w:pStyle w:val="Listacommarcas"/>
-        <w:ind w:left="340"/>
-      </w:pPr>
-      <w:r>
-        <w:t>Sugestão de Orçamento — calculada a partir dos orçamentos e gastos dos meses anteriores.</w:t>
-      </w:r>
-    </w:p>
-    <w:p>
-      <w:pPr>
-        <w:pStyle w:val="Listacommarcas"/>
-        <w:ind w:left="340"/>
-      </w:pPr>
-      <w:r>
-        <w:t>Sugestão de Lista de Compras — gerada considerando a semana atual do mês e as listas realizadas em semanas equivalentes em períodos anteriores.</w:t>
-      </w:r>
-    </w:p>
-    <w:p>
-      <w:pPr>
-        <w:jc w:val="center"/>
-      </w:pPr>
-      <w:r>
-        <w:rPr>
-          <w:b/>
-          <w:i/>
-          <w:color w:val="884400"/>
-          <w:sz w:val="20"/>
-        </w:rPr>
-        <w:t>[ INSERIR SCREENSHOT: Estatísticas — Separador 2 (Sugestões) ]</w:t>
-      </w:r>
-    </w:p>
-    <w:p>
-      <w:pPr>
-        <w:jc w:val="center"/>
-      </w:pPr>
-      <w:r>
-        <w:rPr>
-          <w:i/>
-          <w:color w:val="808080"/>
-          <w:sz w:val="18"/>
-        </w:rPr>
-        <w:t>(substituir esta linha pela imagem correspondente)</w:t>
-      </w:r>
-    </w:p>
-    <w:p>
-      <w:r>
-        <w:br w:type="page"/>
-      </w:r>
-    </w:p>
-    <w:p>
-      <w:pPr>
-        <w:pStyle w:val="Ttulo1"/>
-      </w:pPr>
-      <w:bookmarkStart w:id="54" w:name="_Toc231934853"/>
+      <w:bookmarkStart w:id="53" w:name="_Toc231934853"/>
       <w:r>
         <w:rPr>
           <w:color w:val="1F3A68"/>
@@ -7574,7 +7643,7 @@
         <w:lastRenderedPageBreak/>
         <w:t>14. Resolução de Problemas (FAQ)</w:t>
       </w:r>
-      <w:bookmarkEnd w:id="54"/>
+      <w:bookmarkEnd w:id="53"/>
     </w:p>
     <w:p>
       <w:r>
@@ -7697,7 +7766,7 @@
       <w:pPr>
         <w:pStyle w:val="Ttulo1"/>
       </w:pPr>
-      <w:bookmarkStart w:id="55" w:name="_Toc231934854"/>
+      <w:bookmarkStart w:id="54" w:name="_Toc231934854"/>
       <w:r>
         <w:rPr>
           <w:color w:val="1F3A68"/>
@@ -7705,7 +7774,7 @@
         <w:lastRenderedPageBreak/>
         <w:t>15. Boas Práticas de Utilização</w:t>
       </w:r>
-      <w:bookmarkEnd w:id="55"/>
+      <w:bookmarkEnd w:id="54"/>
     </w:p>
     <w:p>
       <w:pPr>
@@ -7774,14 +7843,14 @@
       <w:pPr>
         <w:pStyle w:val="Ttulo1"/>
       </w:pPr>
-      <w:bookmarkStart w:id="56" w:name="_Toc231934855"/>
+      <w:bookmarkStart w:id="55" w:name="_Toc231934855"/>
       <w:r>
         <w:rPr>
           <w:color w:val="1F3A68"/>
         </w:rPr>
         <w:t>16. Glossário</w:t>
       </w:r>
-      <w:bookmarkEnd w:id="56"/>
+      <w:bookmarkEnd w:id="55"/>
     </w:p>
     <w:p>
       <w:r>
@@ -7883,73 +7952,23 @@
       </w:r>
     </w:p>
     <w:p>
-      <w:r>
-        <w:br w:type="page"/>
-      </w:r>
-    </w:p>
-    <w:p>
-      <w:pPr>
-        <w:pStyle w:val="Ttulo1"/>
-      </w:pPr>
-      <w:bookmarkStart w:id="57" w:name="_Toc231934856"/>
-      <w:r>
-        <w:rPr>
-          <w:color w:val="1F3A68"/>
-        </w:rPr>
-        <w:lastRenderedPageBreak/>
-        <w:t>17. Anexos</w:t>
-      </w:r>
-      <w:bookmarkEnd w:id="57"/>
-    </w:p>
-    <w:p>
-      <w:r>
-        <w:t>Sugere-se a inclusão dos seguintes anexos para complementar o manual:</w:t>
-      </w:r>
-    </w:p>
-    <w:p>
-      <w:pPr>
-        <w:pStyle w:val="Listacommarcas"/>
-        <w:ind w:left="340"/>
-      </w:pPr>
-      <w:r>
-        <w:t>Anexo A — Diagrama de Classes / Modelo de Dados.</w:t>
-      </w:r>
-    </w:p>
-    <w:p>
-      <w:pPr>
-        <w:pStyle w:val="Listacommarcas"/>
-        <w:ind w:left="340"/>
-      </w:pPr>
-      <w:r>
-        <w:t>Anexo B — Mapa de navegação entre formulários.</w:t>
-      </w:r>
-    </w:p>
-    <w:p>
-      <w:pPr>
-        <w:pStyle w:val="Listacommarcas"/>
-        <w:ind w:left="340"/>
-      </w:pPr>
-      <w:r>
-        <w:t>Anexo C — Conjunto completo de capturas de ecrã (uma por ecrã principal).</w:t>
-      </w:r>
-    </w:p>
-    <w:p>
-      <w:pPr>
-        <w:pStyle w:val="Listacommarcas"/>
-        <w:ind w:left="340"/>
-      </w:pPr>
-      <w:r>
-        <w:t>Anexo D — Exemplo de ficheiro CSV exportado.</w:t>
-      </w:r>
-    </w:p>
-    <w:p>
-      <w:r>
-        <w:t xml:space="preserve"> </w:t>
-      </w:r>
-    </w:p>
-    <w:p>
-      <w:pPr>
-        <w:jc w:val="center"/>
+      <w:pPr>
+        <w:ind w:left="1440" w:firstLine="720"/>
+      </w:pPr>
+    </w:p>
+    <w:p>
+      <w:pPr>
+        <w:ind w:left="1440" w:firstLine="720"/>
+      </w:pPr>
+    </w:p>
+    <w:p>
+      <w:pPr>
+        <w:ind w:left="1440" w:firstLine="720"/>
+      </w:pPr>
+    </w:p>
+    <w:p>
+      <w:pPr>
+        <w:ind w:left="1440" w:firstLine="720"/>
       </w:pPr>
       <w:r>
         <w:rPr>
@@ -7960,7 +7979,7 @@
       </w:r>
     </w:p>
     <w:sectPr>
-      <w:headerReference w:type="default" r:id="rId15"/>
+      <w:headerReference w:type="default" r:id="rId22"/>
       <w:pgSz w:w="12240" w:h="15840"/>
       <w:pgMar w:top="1247" w:right="1417" w:bottom="1247" w:left="1417" w:header="720" w:footer="720" w:gutter="0"/>
       <w:cols w:space="720"/>
@@ -8028,6 +8047,9 @@
       <w:jc w:val="right"/>
     </w:pPr>
     <w:r>
+      <w:rPr>
+        <w:noProof/>
+      </w:rPr>
       <w:drawing>
         <wp:anchor distT="0" distB="0" distL="114300" distR="114300" simplePos="0" relativeHeight="251658240" behindDoc="1" locked="0" layoutInCell="1" allowOverlap="1" wp14:anchorId="266CEDC8" wp14:editId="133471BB">
           <wp:simplePos x="0" y="0"/>
@@ -9369,6 +9391,7 @@
   <w:style w:type="character" w:default="1" w:styleId="Tipodeletrapredefinidodopargrafo">
     <w:name w:val="Default Paragraph Font"/>
     <w:uiPriority w:val="1"/>
+    <w:semiHidden/>
     <w:unhideWhenUsed/>
   </w:style>
   <w:style w:type="table" w:default="1" w:styleId="Tabelanormal">
